--- a/Documentation/Experimentos com Vision Transformer.docx
+++ b/Documentation/Experimentos com Vision Transformer.docx
@@ -15,7 +15,21 @@
           <w:b/>
           <w:bCs/>
         </w:rPr>
-        <w:t>DOCUMENTAÇÃO DOS TESTE CONDUZIDOS:</w:t>
+        <w:t>DOCUMENTAÇÃO DOS TESTE CONDUZIDOS</w:t>
+      </w:r>
+      <w:r>
+        <w:rPr>
+          <w:b/>
+          <w:bCs/>
+        </w:rPr>
+        <w:t xml:space="preserve"> PARA A VISION TRANSFORMER</w:t>
+      </w:r>
+      <w:r>
+        <w:rPr>
+          <w:b/>
+          <w:bCs/>
+        </w:rPr>
+        <w:t>:</w:t>
       </w:r>
     </w:p>
     <w:p>
@@ -45,21 +59,28 @@
           <w:b/>
           <w:bCs/>
         </w:rPr>
-        <w:t xml:space="preserve">EXPERIMENTO A - </w:t>
-      </w:r>
-      <w:r>
-        <w:rPr>
-          <w:b/>
-          <w:bCs/>
-        </w:rPr>
-        <w:t>V</w:t>
-      </w:r>
-      <w:r>
-        <w:rPr>
-          <w:b/>
-          <w:bCs/>
-        </w:rPr>
-        <w:t xml:space="preserve">alidação inicial da Vision </w:t>
+        <w:t xml:space="preserve">EXPERIMENTO </w:t>
+      </w:r>
+      <w:r>
+        <w:rPr>
+          <w:b/>
+          <w:bCs/>
+        </w:rPr>
+        <w:t>I</w:t>
+      </w:r>
+      <w:r>
+        <w:rPr>
+          <w:b/>
+          <w:bCs/>
+        </w:rPr>
+        <w:t xml:space="preserve"> - </w:t>
+      </w:r>
+      <w:r>
+        <w:rPr>
+          <w:b/>
+          <w:bCs/>
+        </w:rPr>
+        <w:t xml:space="preserve">Validação inicial da Vision </w:t>
       </w:r>
       <w:proofErr w:type="spellStart"/>
       <w:r>
@@ -75,42 +96,10 @@
           <w:b/>
           <w:bCs/>
         </w:rPr>
-        <w:t xml:space="preserve"> (Falha)</w:t>
-      </w:r>
-      <w:r>
-        <w:rPr>
-          <w:b/>
-          <w:bCs/>
-        </w:rPr>
-        <w:t xml:space="preserve"> – 1</w:t>
-      </w:r>
-      <w:r>
-        <w:rPr>
-          <w:b/>
-          <w:bCs/>
-        </w:rPr>
-        <w:t>7</w:t>
-      </w:r>
-      <w:r>
-        <w:rPr>
-          <w:b/>
-          <w:bCs/>
-        </w:rPr>
-        <w:t>/12/2025</w:t>
-      </w:r>
-      <w:r>
-        <w:rPr>
-          <w:b/>
-          <w:bCs/>
-        </w:rPr>
-        <w:t xml:space="preserve"> (Data de conclusão)</w:t>
-      </w:r>
-      <w:r>
-        <w:rPr>
-          <w:b/>
-          <w:bCs/>
-        </w:rPr>
-        <w:t>:</w:t>
+        <w:t xml:space="preserve">: </w:t>
+      </w:r>
+      <w:r>
+        <w:t>O objetivo deste experimento foi tentar replicar os resultados obtidos pelo artigo utilizado como base (descrito no arquivo “protocolo para garantia de confiabilidade.docx” deste repositório). Para isso, a construção do experimento busca seguir fielmente o que foi originalmente descrito pelos autores.</w:t>
       </w:r>
     </w:p>
     <w:p>
@@ -133,9 +122,18 @@
         <w:jc w:val="both"/>
       </w:pPr>
       <w:r>
-        <w:t xml:space="preserve">Rede extraída do repositório oficial do Google: </w:t>
-      </w:r>
-      <w:hyperlink r:id="rId6" w:history="1">
+        <w:t>O esqueleto da rede foi</w:t>
+      </w:r>
+      <w:r>
+        <w:t xml:space="preserve"> extraíd</w:t>
+      </w:r>
+      <w:r>
+        <w:t>o diretamente</w:t>
+      </w:r>
+      <w:r>
+        <w:t xml:space="preserve"> do repositório oficial do Google: </w:t>
+      </w:r>
+      <w:hyperlink r:id="rId8" w:history="1">
         <w:r>
           <w:rPr>
             <w:rStyle w:val="Hyperlink"/>
@@ -165,15 +163,39 @@
       </w:r>
       <w:proofErr w:type="spellEnd"/>
       <w:r>
-        <w:t xml:space="preserve"> (retirando qualquer </w:t>
+        <w:t xml:space="preserve"> (retirando qua</w:t>
+      </w:r>
+      <w:r>
+        <w:t>is</w:t>
+      </w:r>
+      <w:r>
+        <w:t xml:space="preserve">quer </w:t>
+      </w:r>
+      <w:r>
+        <w:t>resquícios</w:t>
+      </w:r>
+      <w:r>
+        <w:t xml:space="preserve"> de outras arquiteturas)</w:t>
+      </w:r>
+      <w:r>
+        <w:t>. Vale ressaltar que</w:t>
+      </w:r>
+      <w:r>
+        <w:t xml:space="preserve"> a estrutura </w:t>
+      </w:r>
+      <w:r>
+        <w:t xml:space="preserve">da </w:t>
       </w:r>
       <w:proofErr w:type="spellStart"/>
       <w:r>
-        <w:t>resquíscio</w:t>
+        <w:t>ViT</w:t>
       </w:r>
       <w:proofErr w:type="spellEnd"/>
       <w:r>
-        <w:t xml:space="preserve"> de outras arquiteturas), contudo, a estrutura do modelo foi mantida inalterada (inclusive para manter compatibilidade com os pesos </w:t>
+        <w:t xml:space="preserve"> permanece </w:t>
+      </w:r>
+      <w:r>
+        <w:t xml:space="preserve">inalterada (inclusive para manter compatibilidade com os pesos </w:t>
       </w:r>
       <w:proofErr w:type="spellStart"/>
       <w:r>
@@ -191,10 +213,12 @@
           <w:ilvl w:val="0"/>
           <w:numId w:val="2"/>
         </w:numPr>
-        <w:jc w:val="both"/>
-      </w:pPr>
-      <w:r>
-        <w:t xml:space="preserve">Pesos </w:t>
+      </w:pPr>
+      <w:r>
+        <w:t>Os p</w:t>
+      </w:r>
+      <w:r>
+        <w:t xml:space="preserve">esos </w:t>
       </w:r>
       <w:proofErr w:type="spellStart"/>
       <w:r>
@@ -202,9 +226,15 @@
       </w:r>
       <w:proofErr w:type="spellEnd"/>
       <w:r>
-        <w:t xml:space="preserve">-treinados com a ImageNet-21K também foram retirados do repositório oficial: </w:t>
-      </w:r>
-      <w:hyperlink r:id="rId7" w:history="1">
+        <w:t>-treinados com a ImageNet-21K também foram retirados</w:t>
+      </w:r>
+      <w:r>
+        <w:t xml:space="preserve"> diretamente</w:t>
+      </w:r>
+      <w:r>
+        <w:t xml:space="preserve"> do repositório oficial: </w:t>
+      </w:r>
+      <w:hyperlink r:id="rId9" w:history="1">
         <w:r>
           <w:rPr>
             <w:rStyle w:val="Hyperlink"/>
@@ -230,44 +260,55 @@
     <w:p>
       <w:pPr>
         <w:pStyle w:val="PargrafodaLista"/>
-        <w:numPr>
-          <w:ilvl w:val="0"/>
-          <w:numId w:val="2"/>
-        </w:numPr>
-        <w:jc w:val="both"/>
-        <w:rPr>
-          <w:b/>
-          <w:bCs/>
-        </w:rPr>
-      </w:pPr>
-      <w:r>
-        <w:rPr>
-          <w:b/>
-          <w:bCs/>
-        </w:rPr>
-        <w:t>Parâmetros de treinamento de fine-</w:t>
+        <w:ind w:left="1440"/>
+        <w:jc w:val="center"/>
+        <w:rPr>
+          <w:sz w:val="18"/>
+          <w:szCs w:val="18"/>
+        </w:rPr>
+      </w:pPr>
+      <w:r>
+        <w:rPr>
+          <w:sz w:val="18"/>
+          <w:szCs w:val="18"/>
+        </w:rPr>
+        <w:t xml:space="preserve">Figura 1: </w:t>
+      </w:r>
+      <w:r>
+        <w:rPr>
+          <w:sz w:val="18"/>
+          <w:szCs w:val="18"/>
+        </w:rPr>
+        <w:t xml:space="preserve">Parâmetros de treinamento </w:t>
+      </w:r>
+      <w:r>
+        <w:rPr>
+          <w:sz w:val="18"/>
+          <w:szCs w:val="18"/>
+        </w:rPr>
+        <w:t>para a etapa de</w:t>
+      </w:r>
+      <w:r>
+        <w:rPr>
+          <w:sz w:val="18"/>
+          <w:szCs w:val="18"/>
+        </w:rPr>
+        <w:t xml:space="preserve"> fine-</w:t>
       </w:r>
       <w:proofErr w:type="spellStart"/>
       <w:r>
         <w:rPr>
-          <w:b/>
-          <w:bCs/>
+          <w:sz w:val="18"/>
+          <w:szCs w:val="18"/>
         </w:rPr>
         <w:t>tunning</w:t>
       </w:r>
       <w:proofErr w:type="spellEnd"/>
-      <w:r>
-        <w:rPr>
-          <w:b/>
-          <w:bCs/>
-        </w:rPr>
-        <w:t>:</w:t>
-      </w:r>
-    </w:p>
-    <w:p>
-      <w:pPr>
-        <w:pStyle w:val="PargrafodaLista"/>
-        <w:ind w:left="1440"/>
+    </w:p>
+    <w:p>
+      <w:pPr>
+        <w:pStyle w:val="PargrafodaLista"/>
+        <w:ind w:left="2124"/>
         <w:jc w:val="both"/>
       </w:pPr>
       <w:r>
@@ -275,9 +316,9 @@
           <w:noProof/>
         </w:rPr>
         <w:drawing>
-          <wp:inline distT="0" distB="0" distL="0" distR="0" wp14:anchorId="2C8C8990" wp14:editId="4EEEDEA8">
-            <wp:extent cx="3677920" cy="2758440"/>
-            <wp:effectExtent l="0" t="0" r="0" b="3810"/>
+          <wp:inline distT="0" distB="0" distL="0" distR="0" wp14:anchorId="2C8C8990" wp14:editId="0E51A83C">
+            <wp:extent cx="3515360" cy="2636520"/>
+            <wp:effectExtent l="0" t="0" r="8890" b="0"/>
             <wp:docPr id="845471788" name="Imagem 1"/>
             <wp:cNvGraphicFramePr>
               <a:graphicFrameLocks xmlns:a="http://schemas.openxmlformats.org/drawingml/2006/main" noChangeAspect="1"/>
@@ -290,7 +331,7 @@
                     <pic:cNvPicPr/>
                   </pic:nvPicPr>
                   <pic:blipFill>
-                    <a:blip r:embed="rId8"/>
+                    <a:blip r:embed="rId10"/>
                     <a:stretch>
                       <a:fillRect/>
                     </a:stretch>
@@ -298,7 +339,7 @@
                   <pic:spPr>
                     <a:xfrm>
                       <a:off x="0" y="0"/>
-                      <a:ext cx="3677920" cy="2758440"/>
+                      <a:ext cx="3515360" cy="2636520"/>
                     </a:xfrm>
                     <a:prstGeom prst="rect">
                       <a:avLst/>
@@ -340,7 +381,14 @@
           <w:b/>
           <w:bCs/>
         </w:rPr>
-        <w:t>Resultados obtidos (Falha)</w:t>
+        <w:t>Log de r</w:t>
+      </w:r>
+      <w:r>
+        <w:rPr>
+          <w:b/>
+          <w:bCs/>
+        </w:rPr>
+        <w:t>esultados</w:t>
       </w:r>
       <w:r>
         <w:rPr>
@@ -349,14 +397,43 @@
         </w:rPr>
         <w:t>:</w:t>
       </w:r>
+      <w:r>
+        <w:rPr>
+          <w:b/>
+          <w:bCs/>
+        </w:rPr>
+        <w:t xml:space="preserve"> </w:t>
+      </w:r>
+      <w:r>
+        <w:t>a seguir, são exibidas as métricas dos últimos 5 steps do treinamento, bem como a mensagem de log final. No caso deste experimento, o treino foi conduzido até a metade dos steps definidos, o erro foi ocasionado pelo uso indevido de diferentes API’S de validação.</w:t>
+      </w:r>
     </w:p>
     <w:p>
       <w:pPr>
         <w:pStyle w:val="PargrafodaLista"/>
         <w:ind w:left="1440"/>
         <w:jc w:val="both"/>
-      </w:pPr>
-      <w:r>
+        <w:rPr>
+          <w:b/>
+          <w:bCs/>
+        </w:rPr>
+      </w:pPr>
+    </w:p>
+    <w:p>
+      <w:pPr>
+        <w:pStyle w:val="PargrafodaLista"/>
+        <w:ind w:left="1440"/>
+        <w:jc w:val="both"/>
+        <w:rPr>
+          <w:i/>
+          <w:iCs/>
+        </w:rPr>
+      </w:pPr>
+      <w:r>
+        <w:rPr>
+          <w:i/>
+          <w:iCs/>
+        </w:rPr>
         <w:t>(...)</w:t>
       </w:r>
     </w:p>
@@ -365,24 +442,48 @@
         <w:pStyle w:val="PargrafodaLista"/>
         <w:ind w:left="1440"/>
         <w:jc w:val="both"/>
-      </w:pPr>
-      <w:r>
-        <w:t xml:space="preserve">[004000/10000] </w:t>
+        <w:rPr>
+          <w:i/>
+          <w:iCs/>
+        </w:rPr>
+      </w:pPr>
+      <w:r>
+        <w:rPr>
+          <w:i/>
+          <w:iCs/>
+        </w:rPr>
+        <w:t xml:space="preserve">[004700/10000] </w:t>
       </w:r>
       <w:proofErr w:type="spellStart"/>
       <w:r>
+        <w:rPr>
+          <w:i/>
+          <w:iCs/>
+        </w:rPr>
         <w:t>loss</w:t>
       </w:r>
       <w:proofErr w:type="spellEnd"/>
       <w:r>
-        <w:t xml:space="preserve">=2.1354, </w:t>
+        <w:rPr>
+          <w:i/>
+          <w:iCs/>
+        </w:rPr>
+        <w:t xml:space="preserve">=1.6713, </w:t>
       </w:r>
       <w:proofErr w:type="spellStart"/>
       <w:r>
+        <w:rPr>
+          <w:i/>
+          <w:iCs/>
+        </w:rPr>
         <w:t>acc</w:t>
       </w:r>
       <w:proofErr w:type="spellEnd"/>
       <w:r>
+        <w:rPr>
+          <w:i/>
+          <w:iCs/>
+        </w:rPr>
         <w:t>=0.5625</w:t>
       </w:r>
     </w:p>
@@ -391,25 +492,49 @@
         <w:pStyle w:val="PargrafodaLista"/>
         <w:ind w:left="1440"/>
         <w:jc w:val="both"/>
-      </w:pPr>
-      <w:r>
-        <w:t xml:space="preserve">[004100/10000] </w:t>
+        <w:rPr>
+          <w:i/>
+          <w:iCs/>
+        </w:rPr>
+      </w:pPr>
+      <w:r>
+        <w:rPr>
+          <w:i/>
+          <w:iCs/>
+        </w:rPr>
+        <w:t xml:space="preserve">[004800/10000] </w:t>
       </w:r>
       <w:proofErr w:type="spellStart"/>
       <w:r>
+        <w:rPr>
+          <w:i/>
+          <w:iCs/>
+        </w:rPr>
         <w:t>loss</w:t>
       </w:r>
       <w:proofErr w:type="spellEnd"/>
       <w:r>
-        <w:t xml:space="preserve">=1.7008, </w:t>
+        <w:rPr>
+          <w:i/>
+          <w:iCs/>
+        </w:rPr>
+        <w:t xml:space="preserve">=1.9858, </w:t>
       </w:r>
       <w:proofErr w:type="spellStart"/>
       <w:r>
+        <w:rPr>
+          <w:i/>
+          <w:iCs/>
+        </w:rPr>
         <w:t>acc</w:t>
       </w:r>
       <w:proofErr w:type="spellEnd"/>
       <w:r>
-        <w:t>=0.6250</w:t>
+        <w:rPr>
+          <w:i/>
+          <w:iCs/>
+        </w:rPr>
+        <w:t>=0.5625</w:t>
       </w:r>
     </w:p>
     <w:p>
@@ -417,25 +542,49 @@
         <w:pStyle w:val="PargrafodaLista"/>
         <w:ind w:left="1440"/>
         <w:jc w:val="both"/>
-      </w:pPr>
-      <w:r>
-        <w:t xml:space="preserve">[004200/10000] </w:t>
+        <w:rPr>
+          <w:i/>
+          <w:iCs/>
+        </w:rPr>
+      </w:pPr>
+      <w:r>
+        <w:rPr>
+          <w:i/>
+          <w:iCs/>
+        </w:rPr>
+        <w:t xml:space="preserve">[004900/10000] </w:t>
       </w:r>
       <w:proofErr w:type="spellStart"/>
       <w:r>
+        <w:rPr>
+          <w:i/>
+          <w:iCs/>
+        </w:rPr>
         <w:t>loss</w:t>
       </w:r>
       <w:proofErr w:type="spellEnd"/>
       <w:r>
-        <w:t xml:space="preserve">=1.7804, </w:t>
+        <w:rPr>
+          <w:i/>
+          <w:iCs/>
+        </w:rPr>
+        <w:t xml:space="preserve">=0.6557, </w:t>
       </w:r>
       <w:proofErr w:type="spellStart"/>
       <w:r>
+        <w:rPr>
+          <w:i/>
+          <w:iCs/>
+        </w:rPr>
         <w:t>acc</w:t>
       </w:r>
       <w:proofErr w:type="spellEnd"/>
       <w:r>
-        <w:t>=0.6250</w:t>
+        <w:rPr>
+          <w:i/>
+          <w:iCs/>
+        </w:rPr>
+        <w:t>=0.8750</w:t>
       </w:r>
     </w:p>
     <w:p>
@@ -443,25 +592,49 @@
         <w:pStyle w:val="PargrafodaLista"/>
         <w:ind w:left="1440"/>
         <w:jc w:val="both"/>
-      </w:pPr>
-      <w:r>
-        <w:t xml:space="preserve">[004300/10000] </w:t>
+        <w:rPr>
+          <w:i/>
+          <w:iCs/>
+        </w:rPr>
+      </w:pPr>
+      <w:r>
+        <w:rPr>
+          <w:i/>
+          <w:iCs/>
+        </w:rPr>
+        <w:t xml:space="preserve">[005000/10000] </w:t>
       </w:r>
       <w:proofErr w:type="spellStart"/>
       <w:r>
+        <w:rPr>
+          <w:i/>
+          <w:iCs/>
+        </w:rPr>
         <w:t>loss</w:t>
       </w:r>
       <w:proofErr w:type="spellEnd"/>
       <w:r>
-        <w:t xml:space="preserve">=2.0371, </w:t>
+        <w:rPr>
+          <w:i/>
+          <w:iCs/>
+        </w:rPr>
+        <w:t xml:space="preserve">=1.9197, </w:t>
       </w:r>
       <w:proofErr w:type="spellStart"/>
       <w:r>
+        <w:rPr>
+          <w:i/>
+          <w:iCs/>
+        </w:rPr>
         <w:t>acc</w:t>
       </w:r>
       <w:proofErr w:type="spellEnd"/>
       <w:r>
-        <w:t>=0.5000</w:t>
+        <w:rPr>
+          <w:i/>
+          <w:iCs/>
+        </w:rPr>
+        <w:t>=0.4375</w:t>
       </w:r>
     </w:p>
     <w:p>
@@ -469,461 +642,159 @@
         <w:pStyle w:val="PargrafodaLista"/>
         <w:ind w:left="1440"/>
         <w:jc w:val="both"/>
-      </w:pPr>
-      <w:r>
-        <w:t xml:space="preserve">[004400/10000] </w:t>
+        <w:rPr>
+          <w:i/>
+          <w:iCs/>
+        </w:rPr>
+      </w:pPr>
+      <w:r>
+        <w:rPr>
+          <w:i/>
+          <w:iCs/>
+        </w:rPr>
+        <w:lastRenderedPageBreak/>
+        <w:t xml:space="preserve">  File "C:\Users\marci_plgx30x\Desktop\Arquivos\Projetos do Mestrado (Git)\Projeto-Classificadores\Network_Validation\Process_ImageNet.py", </w:t>
       </w:r>
       <w:proofErr w:type="spellStart"/>
       <w:r>
-        <w:t>loss</w:t>
+        <w:rPr>
+          <w:i/>
+          <w:iCs/>
+        </w:rPr>
+        <w:t>line</w:t>
       </w:r>
       <w:proofErr w:type="spellEnd"/>
       <w:r>
-        <w:t xml:space="preserve">=1.8406, </w:t>
+        <w:rPr>
+          <w:i/>
+          <w:iCs/>
+        </w:rPr>
+        <w:t xml:space="preserve"> 324, in </w:t>
       </w:r>
       <w:proofErr w:type="spellStart"/>
       <w:r>
-        <w:t>acc</w:t>
+        <w:rPr>
+          <w:i/>
+          <w:iCs/>
+        </w:rPr>
+        <w:t>load_tfrecords</w:t>
       </w:r>
       <w:proofErr w:type="spellEnd"/>
-      <w:r>
-        <w:t>=0.5625</w:t>
-      </w:r>
     </w:p>
     <w:p>
       <w:pPr>
         <w:pStyle w:val="PargrafodaLista"/>
         <w:ind w:left="1440"/>
         <w:jc w:val="both"/>
-      </w:pPr>
-      <w:r>
-        <w:t xml:space="preserve">[004500/10000] </w:t>
+        <w:rPr>
+          <w:i/>
+          <w:iCs/>
+        </w:rPr>
+      </w:pPr>
+      <w:r>
+        <w:rPr>
+          <w:i/>
+          <w:iCs/>
+        </w:rPr>
+        <w:t xml:space="preserve">    </w:t>
       </w:r>
       <w:proofErr w:type="spellStart"/>
       <w:r>
-        <w:t>loss</w:t>
+        <w:rPr>
+          <w:i/>
+          <w:iCs/>
+        </w:rPr>
+        <w:t>raise</w:t>
       </w:r>
       <w:proofErr w:type="spellEnd"/>
       <w:r>
-        <w:t xml:space="preserve">=2.4649, </w:t>
-      </w:r>
-      <w:proofErr w:type="spellStart"/>
-      <w:r>
-        <w:t>acc</w:t>
-      </w:r>
-      <w:proofErr w:type="spellEnd"/>
-      <w:r>
-        <w:t>=0.4375</w:t>
-      </w:r>
-    </w:p>
-    <w:p>
-      <w:pPr>
-        <w:pStyle w:val="PargrafodaLista"/>
-        <w:ind w:left="1440"/>
-        <w:jc w:val="both"/>
-      </w:pPr>
-      <w:r>
-        <w:t xml:space="preserve">[004600/10000] </w:t>
-      </w:r>
-      <w:proofErr w:type="spellStart"/>
-      <w:r>
-        <w:t>loss</w:t>
-      </w:r>
-      <w:proofErr w:type="spellEnd"/>
-      <w:r>
-        <w:t xml:space="preserve">=1.9976, </w:t>
-      </w:r>
-      <w:proofErr w:type="spellStart"/>
-      <w:r>
-        <w:t>acc</w:t>
-      </w:r>
-      <w:proofErr w:type="spellEnd"/>
-      <w:r>
-        <w:t>=0.5625</w:t>
-      </w:r>
-    </w:p>
-    <w:p>
-      <w:pPr>
-        <w:pStyle w:val="PargrafodaLista"/>
-        <w:ind w:left="1440"/>
-        <w:jc w:val="both"/>
-      </w:pPr>
-      <w:r>
-        <w:t xml:space="preserve">[004700/10000] </w:t>
-      </w:r>
-      <w:proofErr w:type="spellStart"/>
-      <w:r>
-        <w:t>loss</w:t>
-      </w:r>
-      <w:proofErr w:type="spellEnd"/>
-      <w:r>
-        <w:t xml:space="preserve">=1.6713, </w:t>
-      </w:r>
-      <w:proofErr w:type="spellStart"/>
-      <w:r>
-        <w:t>acc</w:t>
-      </w:r>
-      <w:proofErr w:type="spellEnd"/>
-      <w:r>
-        <w:t>=0.5625</w:t>
-      </w:r>
-    </w:p>
-    <w:p>
-      <w:pPr>
-        <w:pStyle w:val="PargrafodaLista"/>
-        <w:ind w:left="1440"/>
-        <w:jc w:val="both"/>
-      </w:pPr>
-      <w:r>
-        <w:t xml:space="preserve">[004800/10000] </w:t>
-      </w:r>
-      <w:proofErr w:type="spellStart"/>
-      <w:r>
-        <w:t>loss</w:t>
-      </w:r>
-      <w:proofErr w:type="spellEnd"/>
-      <w:r>
-        <w:t xml:space="preserve">=1.9858, </w:t>
-      </w:r>
-      <w:proofErr w:type="spellStart"/>
-      <w:r>
-        <w:t>acc</w:t>
-      </w:r>
-      <w:proofErr w:type="spellEnd"/>
-      <w:r>
-        <w:t>=0.5625</w:t>
-      </w:r>
-    </w:p>
-    <w:p>
-      <w:pPr>
-        <w:pStyle w:val="PargrafodaLista"/>
-        <w:ind w:left="1440"/>
-        <w:jc w:val="both"/>
-      </w:pPr>
-      <w:r>
-        <w:t xml:space="preserve">[004900/10000] </w:t>
-      </w:r>
-      <w:proofErr w:type="spellStart"/>
-      <w:r>
-        <w:t>loss</w:t>
-      </w:r>
-      <w:proofErr w:type="spellEnd"/>
-      <w:r>
-        <w:t xml:space="preserve">=0.6557, </w:t>
-      </w:r>
-      <w:proofErr w:type="spellStart"/>
-      <w:r>
-        <w:t>acc</w:t>
-      </w:r>
-      <w:proofErr w:type="spellEnd"/>
-      <w:r>
-        <w:t>=0.8750</w:t>
-      </w:r>
-    </w:p>
-    <w:p>
-      <w:pPr>
-        <w:pStyle w:val="PargrafodaLista"/>
-        <w:ind w:left="1440"/>
-        <w:jc w:val="both"/>
-      </w:pPr>
-      <w:r>
-        <w:t xml:space="preserve">[005000/10000] </w:t>
-      </w:r>
-      <w:proofErr w:type="spellStart"/>
-      <w:r>
-        <w:t>loss</w:t>
-      </w:r>
-      <w:proofErr w:type="spellEnd"/>
-      <w:r>
-        <w:t xml:space="preserve">=1.9197, </w:t>
-      </w:r>
-      <w:proofErr w:type="spellStart"/>
-      <w:r>
-        <w:t>acc</w:t>
-      </w:r>
-      <w:proofErr w:type="spellEnd"/>
-      <w:r>
-        <w:t>=0.4375</w:t>
-      </w:r>
-    </w:p>
-    <w:p>
-      <w:pPr>
-        <w:pStyle w:val="PargrafodaLista"/>
-        <w:ind w:left="1440"/>
-        <w:jc w:val="both"/>
-      </w:pPr>
-    </w:p>
-    <w:p>
-      <w:pPr>
-        <w:pStyle w:val="PargrafodaLista"/>
-        <w:ind w:left="1440"/>
-        <w:jc w:val="both"/>
-      </w:pPr>
-    </w:p>
-    <w:p>
-      <w:pPr>
-        <w:pStyle w:val="PargrafodaLista"/>
-        <w:ind w:left="1440"/>
-        <w:jc w:val="both"/>
-      </w:pPr>
-    </w:p>
-    <w:p>
-      <w:pPr>
-        <w:pStyle w:val="PargrafodaLista"/>
-        <w:ind w:left="1440"/>
-        <w:jc w:val="both"/>
-      </w:pPr>
-    </w:p>
-    <w:p>
-      <w:pPr>
-        <w:pStyle w:val="PargrafodaLista"/>
-        <w:ind w:left="1440"/>
-        <w:jc w:val="both"/>
-      </w:pPr>
-      <w:proofErr w:type="spellStart"/>
-      <w:r>
-        <w:t>Traceback</w:t>
-      </w:r>
-      <w:proofErr w:type="spellEnd"/>
-      <w:r>
-        <w:t xml:space="preserve"> (</w:t>
-      </w:r>
-      <w:proofErr w:type="spellStart"/>
-      <w:r>
-        <w:t>most</w:t>
-      </w:r>
-      <w:proofErr w:type="spellEnd"/>
-      <w:r>
+        <w:rPr>
+          <w:i/>
+          <w:iCs/>
+        </w:rPr>
         <w:t xml:space="preserve"> </w:t>
-      </w:r>
-      <w:proofErr w:type="spellStart"/>
-      <w:r>
-        <w:t>recent</w:t>
-      </w:r>
-      <w:proofErr w:type="spellEnd"/>
-      <w:r>
-        <w:t xml:space="preserve"> </w:t>
-      </w:r>
-      <w:proofErr w:type="spellStart"/>
-      <w:r>
-        <w:t>call</w:t>
-      </w:r>
-      <w:proofErr w:type="spellEnd"/>
-      <w:r>
-        <w:t xml:space="preserve"> </w:t>
-      </w:r>
-      <w:proofErr w:type="spellStart"/>
-      <w:r>
-        <w:t>last</w:t>
-      </w:r>
-      <w:proofErr w:type="spellEnd"/>
-      <w:r>
-        <w:t>):</w:t>
-      </w:r>
-    </w:p>
-    <w:p>
-      <w:pPr>
-        <w:pStyle w:val="PargrafodaLista"/>
-        <w:ind w:left="1440"/>
-        <w:jc w:val="both"/>
-      </w:pPr>
-      <w:r>
-        <w:t xml:space="preserve">  File "C:\Users\marci_plgx30x\Desktop\Arquivos\Projetos do Mestrado (</w:t>
-      </w:r>
-      <w:proofErr w:type="spellStart"/>
-      <w:r>
-        <w:t>Git</w:t>
-      </w:r>
-      <w:proofErr w:type="spellEnd"/>
-      <w:r>
-        <w:t>)\Projeto-Classificadores\</w:t>
-      </w:r>
-      <w:proofErr w:type="spellStart"/>
-      <w:r>
-        <w:t>Network_Validation</w:t>
-      </w:r>
-      <w:proofErr w:type="spellEnd"/>
-      <w:r>
-        <w:t xml:space="preserve">\VISION TRANSFORMER\ViT_MainTest.py", </w:t>
-      </w:r>
-      <w:proofErr w:type="spellStart"/>
-      <w:r>
-        <w:t>line</w:t>
-      </w:r>
-      <w:proofErr w:type="spellEnd"/>
-      <w:r>
-        <w:t xml:space="preserve"> 152, in &lt;module&gt;</w:t>
-      </w:r>
-    </w:p>
-    <w:p>
-      <w:pPr>
-        <w:pStyle w:val="PargrafodaLista"/>
-        <w:ind w:left="1440"/>
-        <w:jc w:val="both"/>
-      </w:pPr>
-      <w:r>
-        <w:t xml:space="preserve">    </w:t>
       </w:r>
       <w:proofErr w:type="spellStart"/>
       <w:proofErr w:type="gramStart"/>
       <w:r>
-        <w:t>main</w:t>
+        <w:rPr>
+          <w:i/>
+          <w:iCs/>
+        </w:rPr>
+        <w:t>ValueError</w:t>
       </w:r>
       <w:proofErr w:type="spellEnd"/>
       <w:r>
-        <w:t>(</w:t>
-      </w:r>
-      <w:proofErr w:type="gramEnd"/>
-      <w:r>
-        <w:t>)</w:t>
-      </w:r>
-    </w:p>
-    <w:p>
-      <w:pPr>
-        <w:pStyle w:val="PargrafodaLista"/>
-        <w:ind w:left="1440"/>
-        <w:jc w:val="both"/>
-      </w:pPr>
-      <w:r>
-        <w:t xml:space="preserve">  File "C:\Users\marci_plgx30x\Desktop\Arquivos\Projetos do Mestrado (</w:t>
-      </w:r>
-      <w:proofErr w:type="spellStart"/>
-      <w:r>
-        <w:t>Git</w:t>
-      </w:r>
-      <w:proofErr w:type="spellEnd"/>
-      <w:r>
-        <w:t>)\Projeto-Classificadores\</w:t>
-      </w:r>
-      <w:proofErr w:type="spellStart"/>
-      <w:r>
-        <w:t>Network_Validation</w:t>
-      </w:r>
-      <w:proofErr w:type="spellEnd"/>
-      <w:r>
-        <w:t xml:space="preserve">\VISION TRANSFORMER\ViT_MainTest.py", </w:t>
-      </w:r>
-      <w:proofErr w:type="spellStart"/>
-      <w:r>
-        <w:t>line</w:t>
-      </w:r>
-      <w:proofErr w:type="spellEnd"/>
-      <w:r>
-        <w:t xml:space="preserve"> 124, in </w:t>
-      </w:r>
-      <w:proofErr w:type="spellStart"/>
-      <w:r>
-        <w:t>main</w:t>
-      </w:r>
-      <w:proofErr w:type="spellEnd"/>
-    </w:p>
-    <w:p>
-      <w:pPr>
-        <w:pStyle w:val="PargrafodaLista"/>
-        <w:ind w:left="1440"/>
-        <w:jc w:val="both"/>
-      </w:pPr>
-      <w:r>
-        <w:t xml:space="preserve">    </w:t>
-      </w:r>
-      <w:proofErr w:type="spellStart"/>
-      <w:r>
-        <w:t>train_</w:t>
-      </w:r>
-      <w:proofErr w:type="gramStart"/>
-      <w:r>
-        <w:t>vit</w:t>
-      </w:r>
-      <w:proofErr w:type="spellEnd"/>
-      <w:r>
-        <w:t>(</w:t>
-      </w:r>
-      <w:proofErr w:type="gramEnd"/>
-    </w:p>
-    <w:p>
-      <w:pPr>
-        <w:pStyle w:val="PargrafodaLista"/>
-        <w:ind w:left="1440"/>
-        <w:jc w:val="both"/>
-      </w:pPr>
-      <w:r>
-        <w:t xml:space="preserve">  File "C:\Users\marci_plgx30x\Desktop\Arquivos\Projetos do Mestrado (</w:t>
-      </w:r>
-      <w:proofErr w:type="spellStart"/>
-      <w:r>
-        <w:t>Git</w:t>
-      </w:r>
-      <w:proofErr w:type="spellEnd"/>
-      <w:r>
-        <w:t>)\Projeto-Classificadores\</w:t>
-      </w:r>
-      <w:proofErr w:type="spellStart"/>
-      <w:r>
-        <w:t>Network_Validation</w:t>
-      </w:r>
-      <w:proofErr w:type="spellEnd"/>
-      <w:r>
-        <w:t xml:space="preserve">\VISION TRANSFORMER\VisionTransformer_trainer.py", </w:t>
-      </w:r>
-      <w:proofErr w:type="spellStart"/>
-      <w:r>
-        <w:t>line</w:t>
-      </w:r>
-      <w:proofErr w:type="spellEnd"/>
-      <w:r>
-        <w:t xml:space="preserve"> 331, in </w:t>
-      </w:r>
-      <w:proofErr w:type="spellStart"/>
-      <w:r>
-        <w:t>train_vit</w:t>
-      </w:r>
-      <w:proofErr w:type="spellEnd"/>
-    </w:p>
-    <w:p>
-      <w:pPr>
-        <w:pStyle w:val="PargrafodaLista"/>
-        <w:ind w:left="1440"/>
-        <w:jc w:val="both"/>
-      </w:pPr>
-      <w:r>
-        <w:t xml:space="preserve">    </w:t>
-      </w:r>
-      <w:proofErr w:type="spellStart"/>
-      <w:r>
-        <w:t>val</w:t>
-      </w:r>
-      <w:proofErr w:type="spellEnd"/>
-      <w:r>
-        <w:t xml:space="preserve"> = </w:t>
-      </w:r>
-      <w:proofErr w:type="spellStart"/>
-      <w:r>
-        <w:t>evaluate_</w:t>
-      </w:r>
-      <w:proofErr w:type="gramStart"/>
-      <w:r>
-        <w:t>vit</w:t>
-      </w:r>
-      <w:proofErr w:type="spellEnd"/>
-      <w:r>
+        <w:rPr>
+          <w:i/>
+          <w:iCs/>
+        </w:rPr>
         <w:t>(</w:t>
       </w:r>
       <w:proofErr w:type="spellStart"/>
       <w:proofErr w:type="gramEnd"/>
       <w:r>
-        <w:t>state</w:t>
+        <w:rPr>
+          <w:i/>
+          <w:iCs/>
+        </w:rPr>
+        <w:t>f"Nenhum</w:t>
       </w:r>
       <w:proofErr w:type="spellEnd"/>
       <w:r>
-        <w:t xml:space="preserve">, </w:t>
+        <w:rPr>
+          <w:i/>
+          <w:iCs/>
+        </w:rPr>
+        <w:t xml:space="preserve"> </w:t>
       </w:r>
       <w:proofErr w:type="spellStart"/>
       <w:r>
-        <w:t>val_iter</w:t>
+        <w:rPr>
+          <w:i/>
+          <w:iCs/>
+        </w:rPr>
+        <w:t>TFRecord</w:t>
       </w:r>
       <w:proofErr w:type="spellEnd"/>
       <w:r>
-        <w:t>)</w:t>
+        <w:rPr>
+          <w:i/>
+          <w:iCs/>
+        </w:rPr>
+        <w:t xml:space="preserve"> encontrado em: {</w:t>
+      </w:r>
+      <w:proofErr w:type="spellStart"/>
+      <w:r>
+        <w:rPr>
+          <w:i/>
+          <w:iCs/>
+        </w:rPr>
+        <w:t>tfrecord_</w:t>
+      </w:r>
+      <w:proofErr w:type="gramStart"/>
+      <w:r>
+        <w:rPr>
+          <w:i/>
+          <w:iCs/>
+        </w:rPr>
+        <w:t>dir</w:t>
+      </w:r>
+      <w:proofErr w:type="spellEnd"/>
+      <w:r>
+        <w:rPr>
+          <w:i/>
+          <w:iCs/>
+        </w:rPr>
+        <w:t>}/</w:t>
+      </w:r>
+      <w:proofErr w:type="gramEnd"/>
+      <w:r>
+        <w:rPr>
+          <w:i/>
+          <w:iCs/>
+        </w:rPr>
+        <w:t>{split}")</w:t>
       </w:r>
     </w:p>
     <w:p>
@@ -931,212 +802,115 @@
         <w:pStyle w:val="PargrafodaLista"/>
         <w:ind w:left="1440"/>
         <w:jc w:val="both"/>
-      </w:pPr>
-      <w:r>
-        <w:t xml:space="preserve">  File "C:\Users\marci_plgx30x\Desktop\Arquivos\Projetos do Mestrado (</w:t>
-      </w:r>
+        <w:rPr>
+          <w:i/>
+          <w:iCs/>
+        </w:rPr>
+      </w:pPr>
       <w:proofErr w:type="spellStart"/>
       <w:r>
-        <w:t>Git</w:t>
+        <w:rPr>
+          <w:i/>
+          <w:iCs/>
+        </w:rPr>
+        <w:t>ValueError</w:t>
       </w:r>
       <w:proofErr w:type="spellEnd"/>
       <w:r>
-        <w:t>)\Projeto-Classificadores\</w:t>
+        <w:rPr>
+          <w:i/>
+          <w:iCs/>
+        </w:rPr>
+        <w:t xml:space="preserve">: Nenhum </w:t>
       </w:r>
       <w:proofErr w:type="spellStart"/>
       <w:r>
-        <w:t>Network_Validation</w:t>
+        <w:rPr>
+          <w:i/>
+          <w:iCs/>
+        </w:rPr>
+        <w:t>TFRecord</w:t>
       </w:r>
       <w:proofErr w:type="spellEnd"/>
       <w:r>
-        <w:t xml:space="preserve">\VISION TRANSFORMER\VisionTransformer_trainer.py", </w:t>
-      </w:r>
-      <w:proofErr w:type="spellStart"/>
-      <w:r>
-        <w:t>line</w:t>
-      </w:r>
-      <w:proofErr w:type="spellEnd"/>
-      <w:r>
-        <w:t xml:space="preserve"> 390, in </w:t>
-      </w:r>
-      <w:proofErr w:type="spellStart"/>
-      <w:r>
-        <w:t>evaluate_vit</w:t>
-      </w:r>
-      <w:proofErr w:type="spellEnd"/>
-    </w:p>
-    <w:p>
-      <w:pPr>
-        <w:pStyle w:val="PargrafodaLista"/>
-        <w:ind w:left="1440"/>
-        <w:jc w:val="both"/>
-      </w:pPr>
-      <w:r>
-        <w:t xml:space="preserve">    </w:t>
-      </w:r>
-      <w:proofErr w:type="spellStart"/>
-      <w:r>
-        <w:t>val_ds</w:t>
-      </w:r>
-      <w:proofErr w:type="spellEnd"/>
-      <w:r>
-        <w:t xml:space="preserve"> = </w:t>
-      </w:r>
-      <w:proofErr w:type="spellStart"/>
-      <w:r>
-        <w:t>load_</w:t>
-      </w:r>
-      <w:proofErr w:type="gramStart"/>
-      <w:r>
-        <w:t>tfrecords</w:t>
-      </w:r>
-      <w:proofErr w:type="spellEnd"/>
-      <w:r>
-        <w:t>(</w:t>
-      </w:r>
-      <w:proofErr w:type="gramEnd"/>
-    </w:p>
-    <w:p>
-      <w:pPr>
-        <w:pStyle w:val="PargrafodaLista"/>
-        <w:ind w:left="1440"/>
-        <w:jc w:val="both"/>
-      </w:pPr>
-      <w:r>
-        <w:t xml:space="preserve">  File "C:\Users\marci_plgx30x\Desktop\Arquivos\Projetos do Mestrado (Git)\Projeto-Classificadores\Network_Validation\Process_ImageNet.py", </w:t>
-      </w:r>
-      <w:proofErr w:type="spellStart"/>
-      <w:r>
-        <w:t>line</w:t>
-      </w:r>
-      <w:proofErr w:type="spellEnd"/>
-      <w:r>
-        <w:t xml:space="preserve"> 324, in </w:t>
-      </w:r>
-      <w:proofErr w:type="spellStart"/>
-      <w:r>
-        <w:t>load_tfrecords</w:t>
-      </w:r>
-      <w:proofErr w:type="spellEnd"/>
-    </w:p>
-    <w:p>
-      <w:pPr>
-        <w:pStyle w:val="PargrafodaLista"/>
-        <w:ind w:left="1440"/>
-        <w:jc w:val="both"/>
-      </w:pPr>
-      <w:r>
-        <w:t xml:space="preserve">    </w:t>
-      </w:r>
-      <w:proofErr w:type="spellStart"/>
-      <w:r>
-        <w:t>raise</w:t>
-      </w:r>
-      <w:proofErr w:type="spellEnd"/>
-      <w:r>
-        <w:t xml:space="preserve"> </w:t>
+        <w:rPr>
+          <w:i/>
+          <w:iCs/>
+        </w:rPr>
+        <w:t xml:space="preserve"> encontrado em: &lt;</w:t>
       </w:r>
       <w:proofErr w:type="spellStart"/>
       <w:proofErr w:type="gramStart"/>
       <w:r>
-        <w:t>ValueError</w:t>
-      </w:r>
-      <w:proofErr w:type="spellEnd"/>
-      <w:r>
-        <w:t>(</w:t>
-      </w:r>
-      <w:proofErr w:type="spellStart"/>
+        <w:rPr>
+          <w:i/>
+          <w:iCs/>
+        </w:rPr>
+        <w:t>tensorflow.python.data.ops.iterator</w:t>
+      </w:r>
       <w:proofErr w:type="gramEnd"/>
       <w:r>
-        <w:t>f"Nenhum</w:t>
-      </w:r>
-      <w:proofErr w:type="spellEnd"/>
-      <w:r>
-        <w:t xml:space="preserve"> </w:t>
-      </w:r>
-      <w:proofErr w:type="spellStart"/>
-      <w:r>
-        <w:t>TFRecord</w:t>
-      </w:r>
-      <w:proofErr w:type="spellEnd"/>
-      <w:r>
-        <w:t xml:space="preserve"> encontrado em: {</w:t>
-      </w:r>
-      <w:proofErr w:type="spellStart"/>
-      <w:r>
-        <w:t>tfrecord_</w:t>
+        <w:rPr>
+          <w:i/>
+          <w:iCs/>
+        </w:rPr>
+        <w:t>_</w:t>
       </w:r>
       <w:proofErr w:type="gramStart"/>
       <w:r>
-        <w:t>dir</w:t>
-      </w:r>
-      <w:proofErr w:type="spellEnd"/>
-      <w:r>
-        <w:t>}/</w:t>
-      </w:r>
-      <w:proofErr w:type="gramEnd"/>
-      <w:r>
-        <w:t>{split}")</w:t>
-      </w:r>
-    </w:p>
-    <w:p>
-      <w:pPr>
-        <w:pStyle w:val="PargrafodaLista"/>
-        <w:ind w:left="1440"/>
-        <w:jc w:val="both"/>
-      </w:pPr>
-      <w:proofErr w:type="spellStart"/>
-      <w:r>
-        <w:t>ValueError</w:t>
-      </w:r>
-      <w:proofErr w:type="spellEnd"/>
-      <w:r>
-        <w:t xml:space="preserve">: Nenhum </w:t>
-      </w:r>
-      <w:proofErr w:type="spellStart"/>
-      <w:r>
-        <w:t>TFRecord</w:t>
-      </w:r>
-      <w:proofErr w:type="spellEnd"/>
-      <w:r>
-        <w:t xml:space="preserve"> encontrado em: &lt;</w:t>
-      </w:r>
-      <w:proofErr w:type="spellStart"/>
-      <w:proofErr w:type="gramStart"/>
-      <w:r>
-        <w:t>tensorflow.python.data.ops.iterator</w:t>
-      </w:r>
-      <w:proofErr w:type="gramEnd"/>
-      <w:r>
-        <w:t>_</w:t>
-      </w:r>
-      <w:proofErr w:type="gramStart"/>
-      <w:r>
+        <w:rPr>
+          <w:i/>
+          <w:iCs/>
+        </w:rPr>
         <w:t>ops.OwnedIterator</w:t>
       </w:r>
       <w:proofErr w:type="spellEnd"/>
       <w:proofErr w:type="gramEnd"/>
       <w:r>
+        <w:rPr>
+          <w:i/>
+          <w:iCs/>
+        </w:rPr>
         <w:t xml:space="preserve"> </w:t>
       </w:r>
       <w:proofErr w:type="spellStart"/>
       <w:r>
+        <w:rPr>
+          <w:i/>
+          <w:iCs/>
+        </w:rPr>
         <w:t>object</w:t>
       </w:r>
       <w:proofErr w:type="spellEnd"/>
       <w:r>
+        <w:rPr>
+          <w:i/>
+          <w:iCs/>
+        </w:rPr>
         <w:t xml:space="preserve"> </w:t>
       </w:r>
       <w:proofErr w:type="spellStart"/>
       <w:r>
+        <w:rPr>
+          <w:i/>
+          <w:iCs/>
+        </w:rPr>
         <w:t>at</w:t>
       </w:r>
       <w:proofErr w:type="spellEnd"/>
       <w:r>
+        <w:rPr>
+          <w:i/>
+          <w:iCs/>
+        </w:rPr>
         <w:t xml:space="preserve"> 0x000001BDCDA64430&gt;/</w:t>
       </w:r>
       <w:proofErr w:type="spellStart"/>
       <w:r>
+        <w:rPr>
+          <w:i/>
+          <w:iCs/>
+        </w:rPr>
         <w:t>validation</w:t>
       </w:r>
       <w:proofErr w:type="spellEnd"/>
@@ -1146,6 +920,10 @@
         <w:pStyle w:val="PargrafodaLista"/>
         <w:ind w:left="1440"/>
         <w:jc w:val="both"/>
+        <w:rPr>
+          <w:i/>
+          <w:iCs/>
+        </w:rPr>
       </w:pPr>
     </w:p>
     <w:p>
@@ -1153,45 +931,89 @@
         <w:pStyle w:val="PargrafodaLista"/>
         <w:ind w:left="1440"/>
         <w:jc w:val="both"/>
+        <w:rPr>
+          <w:i/>
+          <w:iCs/>
+        </w:rPr>
       </w:pPr>
       <w:proofErr w:type="spellStart"/>
       <w:r>
+        <w:rPr>
+          <w:i/>
+          <w:iCs/>
+        </w:rPr>
         <w:t>Process</w:t>
       </w:r>
       <w:proofErr w:type="spellEnd"/>
       <w:r>
+        <w:rPr>
+          <w:i/>
+          <w:iCs/>
+        </w:rPr>
         <w:t xml:space="preserve"> </w:t>
       </w:r>
       <w:proofErr w:type="spellStart"/>
       <w:r>
+        <w:rPr>
+          <w:i/>
+          <w:iCs/>
+        </w:rPr>
         <w:t>finished</w:t>
       </w:r>
       <w:proofErr w:type="spellEnd"/>
       <w:r>
+        <w:rPr>
+          <w:i/>
+          <w:iCs/>
+        </w:rPr>
         <w:t xml:space="preserve"> </w:t>
       </w:r>
       <w:proofErr w:type="spellStart"/>
       <w:r>
+        <w:rPr>
+          <w:i/>
+          <w:iCs/>
+        </w:rPr>
         <w:t>with</w:t>
       </w:r>
       <w:proofErr w:type="spellEnd"/>
       <w:r>
+        <w:rPr>
+          <w:i/>
+          <w:iCs/>
+        </w:rPr>
         <w:t xml:space="preserve"> </w:t>
       </w:r>
       <w:proofErr w:type="spellStart"/>
       <w:r>
+        <w:rPr>
+          <w:i/>
+          <w:iCs/>
+        </w:rPr>
         <w:t>exit</w:t>
       </w:r>
       <w:proofErr w:type="spellEnd"/>
       <w:r>
+        <w:rPr>
+          <w:i/>
+          <w:iCs/>
+        </w:rPr>
         <w:t xml:space="preserve"> </w:t>
       </w:r>
       <w:proofErr w:type="spellStart"/>
       <w:r>
+        <w:rPr>
+          <w:i/>
+          <w:iCs/>
+        </w:rPr>
         <w:t>code</w:t>
       </w:r>
       <w:proofErr w:type="spellEnd"/>
       <w:r>
+        <w:rPr>
+          <w:i/>
+          <w:iCs/>
+        </w:rPr>
         <w:t xml:space="preserve"> 1</w:t>
       </w:r>
     </w:p>
@@ -1210,42 +1032,31 @@
           <w:numId w:val="2"/>
         </w:numPr>
         <w:jc w:val="both"/>
-        <w:rPr>
-          <w:b/>
-          <w:bCs/>
-        </w:rPr>
-      </w:pPr>
-      <w:r>
-        <w:rPr>
-          <w:b/>
-          <w:bCs/>
-        </w:rPr>
-        <w:t>Análise da falha:</w:t>
-      </w:r>
-    </w:p>
-    <w:p>
-      <w:pPr>
-        <w:pStyle w:val="PargrafodaLista"/>
-        <w:ind w:left="1440"/>
-        <w:jc w:val="both"/>
-      </w:pPr>
-    </w:p>
-    <w:p>
-      <w:pPr>
-        <w:pStyle w:val="PargrafodaLista"/>
-        <w:ind w:left="1440"/>
-        <w:jc w:val="both"/>
-      </w:pPr>
-      <w:r>
-        <w:t>(JÁ CORRIGIDO EM CÓDIGO)</w:t>
-      </w:r>
-    </w:p>
-    <w:p>
-      <w:pPr>
-        <w:pStyle w:val="PargrafodaLista"/>
-        <w:ind w:left="1440"/>
-        <w:jc w:val="both"/>
-      </w:pPr>
+      </w:pPr>
+      <w:r>
+        <w:rPr>
+          <w:b/>
+          <w:bCs/>
+        </w:rPr>
+        <w:t>Análise d</w:t>
+      </w:r>
+      <w:r>
+        <w:rPr>
+          <w:b/>
+          <w:bCs/>
+        </w:rPr>
+        <w:t>o erro obtido</w:t>
+      </w:r>
+      <w:r>
+        <w:rPr>
+          <w:b/>
+          <w:bCs/>
+        </w:rPr>
+        <w:t>:</w:t>
+      </w:r>
+      <w:r>
+        <w:t xml:space="preserve"> </w:t>
+      </w:r>
       <w:r>
         <w:t xml:space="preserve">O erro ocorre na função </w:t>
       </w:r>
@@ -1255,15 +1066,7 @@
           <w:i/>
           <w:iCs/>
         </w:rPr>
-        <w:t>train_</w:t>
-      </w:r>
-      <w:proofErr w:type="gramStart"/>
-      <w:r>
-        <w:rPr>
-          <w:i/>
-          <w:iCs/>
-        </w:rPr>
-        <w:t>vit</w:t>
+        <w:t>train_vit</w:t>
       </w:r>
       <w:proofErr w:type="spellEnd"/>
       <w:r>
@@ -1273,7 +1076,13 @@
         </w:rPr>
         <w:t>(</w:t>
       </w:r>
-      <w:proofErr w:type="gramEnd"/>
+      <w:r>
+        <w:rPr>
+          <w:i/>
+          <w:iCs/>
+        </w:rPr>
+        <w:t>...</w:t>
+      </w:r>
       <w:r>
         <w:rPr>
           <w:i/>
@@ -1325,29 +1134,15 @@
       <w:r>
         <w:t xml:space="preserve"> (checkpoint + path)</w:t>
       </w:r>
-    </w:p>
-    <w:p>
-      <w:pPr>
-        <w:pStyle w:val="PargrafodaLista"/>
-        <w:ind w:left="2124"/>
-        <w:jc w:val="both"/>
-      </w:pPr>
-      <w:r>
-        <w:rPr>
-          <w:rFonts w:ascii="Segoe UI Emoji" w:hAnsi="Segoe UI Emoji" w:cs="Segoe UI Emoji"/>
-        </w:rPr>
-        <w:t>👉</w:t>
-      </w:r>
-      <w:r>
-        <w:t xml:space="preserve"> Boa para testar modelos salvos</w:t>
-      </w:r>
-    </w:p>
-    <w:p>
-      <w:pPr>
-        <w:pStyle w:val="PargrafodaLista"/>
-        <w:ind w:left="2124"/>
-        <w:jc w:val="both"/>
-      </w:pPr>
+      <w:r>
+        <w:t>, comumente utilizada</w:t>
+      </w:r>
+      <w:r>
+        <w:t xml:space="preserve"> para testar modelos salvos</w:t>
+      </w:r>
+      <w:r>
+        <w:t>;</w:t>
+      </w:r>
     </w:p>
     <w:p>
       <w:pPr>
@@ -1369,6 +1164,15 @@
       <w:r>
         <w:t>)</w:t>
       </w:r>
+      <w:r>
+        <w:t>, comumente utilizada</w:t>
+      </w:r>
+      <w:r>
+        <w:t xml:space="preserve"> para validação periódica</w:t>
+      </w:r>
+      <w:r>
+        <w:t>.</w:t>
+      </w:r>
     </w:p>
     <w:p>
       <w:pPr>
@@ -1376,22 +1180,6 @@
         <w:ind w:left="2124"/>
         <w:jc w:val="both"/>
       </w:pPr>
-      <w:r>
-        <w:rPr>
-          <w:rFonts w:ascii="Segoe UI Emoji" w:hAnsi="Segoe UI Emoji" w:cs="Segoe UI Emoji"/>
-        </w:rPr>
-        <w:t>👉</w:t>
-      </w:r>
-      <w:r>
-        <w:t xml:space="preserve"> Boa para validação periódica</w:t>
-      </w:r>
-    </w:p>
-    <w:p>
-      <w:pPr>
-        <w:pStyle w:val="PargrafodaLista"/>
-        <w:ind w:left="2124"/>
-        <w:jc w:val="both"/>
-      </w:pPr>
     </w:p>
     <w:p>
       <w:pPr>
@@ -1400,7 +1188,22 @@
         <w:jc w:val="both"/>
       </w:pPr>
       <w:r>
-        <w:t>Misturar as duas dá exatamente esse erro</w:t>
+        <w:t>A mistura</w:t>
+      </w:r>
+      <w:r>
+        <w:t xml:space="preserve"> </w:t>
+      </w:r>
+      <w:r>
+        <w:t>d</w:t>
+      </w:r>
+      <w:r>
+        <w:t xml:space="preserve">as duas </w:t>
+      </w:r>
+      <w:r>
+        <w:t>resulta neste</w:t>
+      </w:r>
+      <w:r>
+        <w:t xml:space="preserve"> erro</w:t>
       </w:r>
       <w:r>
         <w:t>, uma vez que elas esperam parâmetros distintos</w:t>
@@ -1408,32 +1211,27 @@
       <w:r>
         <w:t>.</w:t>
       </w:r>
-    </w:p>
-    <w:p>
-      <w:pPr>
-        <w:pStyle w:val="PargrafodaLista"/>
-        <w:ind w:left="1440"/>
-        <w:jc w:val="both"/>
-      </w:pPr>
-      <w:r>
-        <w:rPr>
-          <w:b/>
-          <w:bCs/>
-        </w:rPr>
-        <w:t>OBSERVAÇÃO</w:t>
-      </w:r>
-      <w:r>
+      <w:r>
+        <w:rPr>
+          <w:b/>
+          <w:bCs/>
+        </w:rPr>
         <w:t xml:space="preserve"> </w:t>
       </w:r>
       <w:r>
-        <w:rPr>
-          <w:b/>
-          <w:bCs/>
-        </w:rPr>
-        <w:t>–</w:t>
-      </w:r>
-      <w:r>
-        <w:t xml:space="preserve"> O erro ocorreu apenas no step 5000 porque é nele que a avaliação periódica é chamada, como pode ser observado no seguinte trecho de código:</w:t>
+        <w:t>Adicionalmente, o</w:t>
+      </w:r>
+      <w:r>
+        <w:t xml:space="preserve"> </w:t>
+      </w:r>
+      <w:r>
+        <w:t>erro ocorreu apenas no step 5000 porque é nele que a avaliação periódica é chamada, como pode ser observado</w:t>
+      </w:r>
+      <w:r>
+        <w:t xml:space="preserve"> pela Figura 2,</w:t>
+      </w:r>
+      <w:r>
+        <w:t xml:space="preserve"> no seguinte trecho de código:</w:t>
       </w:r>
     </w:p>
     <w:p>
@@ -1443,10 +1241,61 @@
         <w:jc w:val="center"/>
       </w:pPr>
       <w:r>
+        <w:tab/>
+      </w:r>
+      <w:r>
+        <w:tab/>
+      </w:r>
+    </w:p>
+    <w:p>
+      <w:pPr>
+        <w:pStyle w:val="PargrafodaLista"/>
+        <w:ind w:left="1440"/>
+        <w:jc w:val="center"/>
+        <w:rPr>
+          <w:sz w:val="18"/>
+          <w:szCs w:val="18"/>
+        </w:rPr>
+      </w:pPr>
+      <w:r>
+        <w:rPr>
+          <w:sz w:val="18"/>
+          <w:szCs w:val="18"/>
+        </w:rPr>
+        <w:t xml:space="preserve">Figura </w:t>
+      </w:r>
+      <w:r>
+        <w:rPr>
+          <w:sz w:val="18"/>
+          <w:szCs w:val="18"/>
+        </w:rPr>
+        <w:t>2</w:t>
+      </w:r>
+      <w:r>
+        <w:rPr>
+          <w:sz w:val="18"/>
+          <w:szCs w:val="18"/>
+        </w:rPr>
+        <w:t xml:space="preserve">: </w:t>
+      </w:r>
+      <w:r>
+        <w:rPr>
+          <w:sz w:val="18"/>
+          <w:szCs w:val="18"/>
+        </w:rPr>
+        <w:t>Chamada da avaliação no Step 5000</w:t>
+      </w:r>
+    </w:p>
+    <w:p>
+      <w:pPr>
+        <w:pStyle w:val="PargrafodaLista"/>
+        <w:ind w:left="1440"/>
+        <w:jc w:val="center"/>
+      </w:pPr>
+      <w:r>
         <w:rPr>
           <w:noProof/>
         </w:rPr>
-        <w:lastRenderedPageBreak/>
         <w:drawing>
           <wp:inline distT="0" distB="0" distL="0" distR="0" wp14:anchorId="1770A0FB" wp14:editId="25EC65AB">
             <wp:extent cx="2750820" cy="574684"/>
@@ -1463,7 +1312,7 @@
                     <pic:cNvPicPr/>
                   </pic:nvPicPr>
                   <pic:blipFill>
-                    <a:blip r:embed="rId9"/>
+                    <a:blip r:embed="rId11"/>
                     <a:stretch>
                       <a:fillRect/>
                     </a:stretch>
@@ -1496,45 +1345,74 @@
         <w:pStyle w:val="PargrafodaLista"/>
         <w:ind w:left="1440"/>
         <w:jc w:val="both"/>
+        <w:rPr>
+          <w:i/>
+          <w:iCs/>
+        </w:rPr>
       </w:pPr>
       <w:r>
         <w:t xml:space="preserve">A correção deste problema envolve a criação de uma nova função: </w:t>
       </w:r>
       <w:proofErr w:type="spellStart"/>
       <w:r>
-        <w:t>evaluate_vit_from_</w:t>
-      </w:r>
-      <w:proofErr w:type="gramStart"/>
-      <w:r>
-        <w:t>iterator</w:t>
+        <w:rPr>
+          <w:i/>
+          <w:iCs/>
+        </w:rPr>
+        <w:t>evaluate_vit_from_iterator</w:t>
       </w:r>
       <w:proofErr w:type="spellEnd"/>
       <w:r>
+        <w:rPr>
+          <w:i/>
+          <w:iCs/>
+        </w:rPr>
         <w:t>(</w:t>
       </w:r>
-      <w:proofErr w:type="gramEnd"/>
-      <w:r>
-        <w:t xml:space="preserve">), a qual usa o </w:t>
+      <w:r>
+        <w:rPr>
+          <w:i/>
+          <w:iCs/>
+        </w:rPr>
+        <w:t>...</w:t>
+      </w:r>
+      <w:r>
+        <w:rPr>
+          <w:i/>
+          <w:iCs/>
+        </w:rPr>
+        <w:t>)</w:t>
+      </w:r>
+      <w:r>
+        <w:t>, a qual u</w:t>
+      </w:r>
+      <w:r>
+        <w:t>tiliza a base de dados</w:t>
+      </w:r>
+      <w:r>
+        <w:t xml:space="preserve"> já carregad</w:t>
+      </w:r>
+      <w:r>
+        <w:t>a, sem interferir com a função</w:t>
+      </w:r>
+      <w:r>
+        <w:t xml:space="preserve"> </w:t>
       </w:r>
       <w:proofErr w:type="spellStart"/>
       <w:r>
-        <w:t>dataset</w:t>
+        <w:rPr>
+          <w:i/>
+          <w:iCs/>
+        </w:rPr>
+        <w:t>load_tfrecords</w:t>
       </w:r>
       <w:proofErr w:type="spellEnd"/>
       <w:r>
-        <w:t xml:space="preserve"> já carregado</w:t>
-      </w:r>
-      <w:r>
-        <w:br/>
-        <w:t xml:space="preserve">Não toca em </w:t>
-      </w:r>
-      <w:proofErr w:type="spellStart"/>
-      <w:r>
-        <w:t>load_tfrecords</w:t>
-      </w:r>
-      <w:proofErr w:type="spellEnd"/>
-      <w:r>
-        <w:t xml:space="preserve"> e não gera mais gera o erro do step 5000</w:t>
+        <w:rPr>
+          <w:i/>
+          <w:iCs/>
+        </w:rPr>
+        <w:t>.</w:t>
       </w:r>
     </w:p>
     <w:p>
@@ -1547,30 +1425,70 @@
     <w:p>
       <w:pPr>
         <w:pStyle w:val="PargrafodaLista"/>
+        <w:numPr>
+          <w:ilvl w:val="0"/>
+          <w:numId w:val="2"/>
+        </w:numPr>
+        <w:jc w:val="both"/>
+        <w:rPr>
+          <w:b/>
+          <w:bCs/>
+        </w:rPr>
+      </w:pPr>
+      <w:r>
+        <w:rPr>
+          <w:b/>
+          <w:bCs/>
+        </w:rPr>
+        <w:t xml:space="preserve">Análise dos </w:t>
+      </w:r>
+      <w:r>
+        <w:rPr>
+          <w:b/>
+          <w:bCs/>
+        </w:rPr>
+        <w:t>baixos</w:t>
+      </w:r>
+      <w:r>
+        <w:rPr>
+          <w:b/>
+          <w:bCs/>
+        </w:rPr>
+        <w:t xml:space="preserve"> valores</w:t>
+      </w:r>
+      <w:r>
+        <w:rPr>
+          <w:b/>
+          <w:bCs/>
+        </w:rPr>
+        <w:t xml:space="preserve"> de acurácia:</w:t>
+      </w:r>
+      <w:r>
+        <w:rPr>
+          <w:b/>
+          <w:bCs/>
+        </w:rPr>
+        <w:t xml:space="preserve"> </w:t>
+      </w:r>
+      <w:r>
+        <w:t>Os resultados obtidos até o momento não estão errados, mas sim, coerentes com a configuração atual do treinamento</w:t>
+      </w:r>
+      <w:r>
+        <w:t xml:space="preserve">. A figura 3 apresenta a explicação para tais valores: </w:t>
+      </w:r>
+    </w:p>
+    <w:p>
+      <w:pPr>
+        <w:pStyle w:val="PargrafodaLista"/>
         <w:ind w:left="1440"/>
         <w:jc w:val="both"/>
-        <w:rPr>
-          <w:b/>
-          <w:bCs/>
-        </w:rPr>
-      </w:pPr>
-      <w:r>
-        <w:rPr>
-          <w:b/>
-          <w:bCs/>
-        </w:rPr>
-        <w:t>Valores baixos de acurácia:</w:t>
-      </w:r>
+      </w:pPr>
     </w:p>
     <w:p>
       <w:pPr>
         <w:pStyle w:val="PargrafodaLista"/>
         <w:ind w:left="1440"/>
         <w:jc w:val="both"/>
-        <w:rPr>
-          <w:b/>
-          <w:bCs/>
-        </w:rPr>
       </w:pPr>
     </w:p>
     <w:p>
@@ -1579,9 +1497,6 @@
         <w:ind w:left="1440"/>
         <w:jc w:val="both"/>
       </w:pPr>
-      <w:r>
-        <w:t>Os resultados obtidos até o momento não estão errados, mas sim, coerentes com a configuração atual do treinamento:</w:t>
-      </w:r>
     </w:p>
     <w:p>
       <w:pPr>
@@ -1595,18 +1510,7 @@
         <w:pStyle w:val="PargrafodaLista"/>
         <w:ind w:left="1440"/>
         <w:jc w:val="both"/>
-        <w:rPr>
-          <w:b/>
-          <w:bCs/>
-        </w:rPr>
-      </w:pPr>
-      <w:r>
-        <w:rPr>
-          <w:b/>
-          <w:bCs/>
-        </w:rPr>
-        <w:t>EXPLICAÇÃO DOS VALORES DE ACURÁCIA</w:t>
-      </w:r>
+      </w:pPr>
     </w:p>
     <w:p>
       <w:pPr>
@@ -1618,16 +1522,81 @@
     <w:p>
       <w:pPr>
         <w:pStyle w:val="PargrafodaLista"/>
-        <w:jc w:val="both"/>
+        <w:ind w:left="1440"/>
+        <w:jc w:val="both"/>
+      </w:pPr>
+    </w:p>
+    <w:p>
+      <w:pPr>
+        <w:pStyle w:val="PargrafodaLista"/>
+        <w:ind w:left="1440"/>
+        <w:jc w:val="both"/>
+      </w:pPr>
+    </w:p>
+    <w:p>
+      <w:pPr>
+        <w:jc w:val="both"/>
+      </w:pPr>
+    </w:p>
+    <w:p>
+      <w:pPr>
+        <w:jc w:val="both"/>
+      </w:pPr>
+    </w:p>
+    <w:p>
+      <w:pPr>
+        <w:pStyle w:val="PargrafodaLista"/>
+        <w:ind w:left="1440"/>
+        <w:jc w:val="center"/>
+        <w:rPr>
+          <w:sz w:val="18"/>
+          <w:szCs w:val="18"/>
+        </w:rPr>
+      </w:pPr>
+      <w:r>
+        <w:rPr>
+          <w:sz w:val="18"/>
+          <w:szCs w:val="18"/>
+        </w:rPr>
+        <w:lastRenderedPageBreak/>
+        <w:t xml:space="preserve">Figura </w:t>
+      </w:r>
+      <w:r>
+        <w:rPr>
+          <w:sz w:val="18"/>
+          <w:szCs w:val="18"/>
+        </w:rPr>
+        <w:t>3</w:t>
+      </w:r>
+      <w:r>
+        <w:rPr>
+          <w:sz w:val="18"/>
+          <w:szCs w:val="18"/>
+        </w:rPr>
+        <w:t xml:space="preserve">: </w:t>
+      </w:r>
+      <w:r>
+        <w:rPr>
+          <w:sz w:val="18"/>
+          <w:szCs w:val="18"/>
+        </w:rPr>
+        <w:t>Valores de acurácia obtidos no teste</w:t>
+      </w:r>
+    </w:p>
+    <w:p>
+      <w:pPr>
+        <w:pStyle w:val="PargrafodaLista"/>
+        <w:ind w:left="1416"/>
+        <w:jc w:val="center"/>
       </w:pPr>
       <w:r>
         <w:rPr>
           <w:noProof/>
         </w:rPr>
         <w:drawing>
-          <wp:inline distT="0" distB="0" distL="0" distR="0" wp14:anchorId="48A77CCE" wp14:editId="7ACBBF3E">
-            <wp:extent cx="5400040" cy="4780280"/>
-            <wp:effectExtent l="0" t="0" r="0" b="1270"/>
+          <wp:inline distT="0" distB="0" distL="0" distR="0" wp14:anchorId="48A77CCE" wp14:editId="7BB75947">
+            <wp:extent cx="4915127" cy="4351020"/>
+            <wp:effectExtent l="0" t="0" r="0" b="0"/>
             <wp:docPr id="766209703" name="Imagem 1"/>
             <wp:cNvGraphicFramePr>
               <a:graphicFrameLocks xmlns:a="http://schemas.openxmlformats.org/drawingml/2006/main" noChangeAspect="1"/>
@@ -1640,7 +1609,7 @@
                     <pic:cNvPicPr/>
                   </pic:nvPicPr>
                   <pic:blipFill>
-                    <a:blip r:embed="rId10"/>
+                    <a:blip r:embed="rId12"/>
                     <a:stretch>
                       <a:fillRect/>
                     </a:stretch>
@@ -1648,7 +1617,7 @@
                   <pic:spPr>
                     <a:xfrm>
                       <a:off x="0" y="0"/>
-                      <a:ext cx="5400040" cy="4780280"/>
+                      <a:ext cx="4925890" cy="4360548"/>
                     </a:xfrm>
                     <a:prstGeom prst="rect">
                       <a:avLst/>
@@ -1664,74 +1633,15 @@
     <w:p>
       <w:pPr>
         <w:pStyle w:val="PargrafodaLista"/>
-        <w:jc w:val="both"/>
-      </w:pPr>
-    </w:p>
-    <w:p>
-      <w:pPr>
-        <w:pStyle w:val="PargrafodaLista"/>
-        <w:jc w:val="both"/>
-      </w:pPr>
-    </w:p>
-    <w:p>
-      <w:pPr>
-        <w:pStyle w:val="PargrafodaLista"/>
-        <w:jc w:val="both"/>
-      </w:pPr>
-    </w:p>
-    <w:p>
-      <w:pPr>
-        <w:jc w:val="both"/>
-      </w:pPr>
-    </w:p>
-    <w:p>
-      <w:pPr>
-        <w:jc w:val="both"/>
-      </w:pPr>
-    </w:p>
-    <w:p>
-      <w:pPr>
-        <w:pStyle w:val="PargrafodaLista"/>
-        <w:jc w:val="both"/>
-        <w:rPr>
-          <w:b/>
-          <w:bCs/>
-        </w:rPr>
-      </w:pPr>
-    </w:p>
-    <w:p>
-      <w:pPr>
-        <w:pStyle w:val="PargrafodaLista"/>
-        <w:jc w:val="both"/>
-        <w:rPr>
-          <w:b/>
-          <w:bCs/>
-        </w:rPr>
-      </w:pPr>
-      <w:r>
-        <w:rPr>
-          <w:b/>
-          <w:bCs/>
-        </w:rPr>
-        <w:t>RELAÇÃO DO PRÉ-TREINO COM OS VALORES OBTIDOS</w:t>
-      </w:r>
-    </w:p>
-    <w:p>
-      <w:pPr>
-        <w:pStyle w:val="PargrafodaLista"/>
-      </w:pPr>
-    </w:p>
-    <w:p>
-      <w:pPr>
-        <w:pStyle w:val="PargrafodaLista"/>
+        <w:ind w:left="1416"/>
       </w:pPr>
       <w:r>
         <w:rPr>
           <w:noProof/>
         </w:rPr>
         <w:drawing>
-          <wp:inline distT="0" distB="0" distL="0" distR="0" wp14:anchorId="6078A1B2" wp14:editId="696C60C4">
-            <wp:extent cx="5400040" cy="4085590"/>
+          <wp:inline distT="0" distB="0" distL="0" distR="0" wp14:anchorId="6078A1B2" wp14:editId="6749C695">
+            <wp:extent cx="4919123" cy="3721735"/>
             <wp:effectExtent l="0" t="0" r="0" b="0"/>
             <wp:docPr id="828842979" name="Imagem 1"/>
             <wp:cNvGraphicFramePr>
@@ -1745,7 +1655,7 @@
                     <pic:cNvPicPr/>
                   </pic:nvPicPr>
                   <pic:blipFill>
-                    <a:blip r:embed="rId11"/>
+                    <a:blip r:embed="rId13"/>
                     <a:stretch>
                       <a:fillRect/>
                     </a:stretch>
@@ -1753,7 +1663,7 @@
                   <pic:spPr>
                     <a:xfrm>
                       <a:off x="0" y="0"/>
-                      <a:ext cx="5400040" cy="4085590"/>
+                      <a:ext cx="4931628" cy="3731196"/>
                     </a:xfrm>
                     <a:prstGeom prst="rect">
                       <a:avLst/>
@@ -1768,30 +1678,144 @@
     </w:p>
     <w:p>
       <w:pPr>
-        <w:pStyle w:val="PargrafodaLista"/>
-      </w:pPr>
-    </w:p>
-    <w:p>
-      <w:pPr>
-        <w:pStyle w:val="PargrafodaLista"/>
-        <w:rPr>
-          <w:b/>
-          <w:bCs/>
-          <w:color w:val="EE0000"/>
-        </w:rPr>
-      </w:pPr>
-      <w:r>
-        <w:rPr>
-          <w:b/>
-          <w:bCs/>
-        </w:rPr>
-        <w:t>CLASSIFICADOR REINICIADO</w:t>
-      </w:r>
-    </w:p>
-    <w:p>
-      <w:pPr>
-        <w:pStyle w:val="PargrafodaLista"/>
-      </w:pPr>
+        <w:rPr>
+          <w:b/>
+          <w:bCs/>
+        </w:rPr>
+      </w:pPr>
+    </w:p>
+    <w:p>
+      <w:pPr>
+        <w:pStyle w:val="PargrafodaLista"/>
+        <w:rPr>
+          <w:b/>
+          <w:bCs/>
+        </w:rPr>
+      </w:pPr>
+    </w:p>
+    <w:p>
+      <w:pPr>
+        <w:pStyle w:val="PargrafodaLista"/>
+        <w:numPr>
+          <w:ilvl w:val="0"/>
+          <w:numId w:val="2"/>
+        </w:numPr>
+        <w:jc w:val="both"/>
+        <w:rPr>
+          <w:b/>
+          <w:bCs/>
+        </w:rPr>
+      </w:pPr>
+      <w:r>
+        <w:rPr>
+          <w:b/>
+          <w:bCs/>
+        </w:rPr>
+        <w:lastRenderedPageBreak/>
+        <w:t xml:space="preserve">Comportamento esperado para </w:t>
+      </w:r>
+      <w:proofErr w:type="spellStart"/>
+      <w:r>
+        <w:rPr>
+          <w:b/>
+          <w:bCs/>
+          <w:i/>
+          <w:iCs/>
+        </w:rPr>
+        <w:t>loss</w:t>
+      </w:r>
+      <w:proofErr w:type="spellEnd"/>
+      <w:r>
+        <w:rPr>
+          <w:b/>
+          <w:bCs/>
+          <w:i/>
+          <w:iCs/>
+        </w:rPr>
+        <w:t xml:space="preserve"> e </w:t>
+      </w:r>
+      <w:proofErr w:type="spellStart"/>
+      <w:r>
+        <w:rPr>
+          <w:b/>
+          <w:bCs/>
+          <w:i/>
+          <w:iCs/>
+        </w:rPr>
+        <w:t>accuracy</w:t>
+      </w:r>
+      <w:proofErr w:type="spellEnd"/>
+      <w:r>
+        <w:rPr>
+          <w:b/>
+          <w:bCs/>
+        </w:rPr>
+        <w:t>:</w:t>
+      </w:r>
+      <w:r>
+        <w:rPr>
+          <w:b/>
+          <w:bCs/>
+        </w:rPr>
+        <w:t xml:space="preserve"> </w:t>
+      </w:r>
+      <w:r>
+        <w:t>Os resultados provavelmente vão se comportar da seguinte maneira ao longo do treinamento</w:t>
+      </w:r>
+      <w:r>
+        <w:t xml:space="preserve"> (levando em consideração a configuração atual)</w:t>
+      </w:r>
+      <w:r>
+        <w:t xml:space="preserve">, para testes futuros, é importante observar o padrão descrito pela Figura 4. </w:t>
+      </w:r>
+    </w:p>
+    <w:p>
+      <w:pPr>
+        <w:pStyle w:val="PargrafodaLista"/>
+        <w:rPr>
+          <w:b/>
+          <w:bCs/>
+        </w:rPr>
+      </w:pPr>
+    </w:p>
+    <w:p>
+      <w:pPr>
+        <w:pStyle w:val="PargrafodaLista"/>
+        <w:ind w:left="1440"/>
+        <w:jc w:val="center"/>
+        <w:rPr>
+          <w:sz w:val="18"/>
+          <w:szCs w:val="18"/>
+        </w:rPr>
+      </w:pPr>
+      <w:r>
+        <w:rPr>
+          <w:sz w:val="18"/>
+          <w:szCs w:val="18"/>
+        </w:rPr>
+        <w:t xml:space="preserve">Figura </w:t>
+      </w:r>
+      <w:r>
+        <w:rPr>
+          <w:sz w:val="18"/>
+          <w:szCs w:val="18"/>
+        </w:rPr>
+        <w:t>4</w:t>
+      </w:r>
+      <w:r>
+        <w:rPr>
+          <w:sz w:val="18"/>
+          <w:szCs w:val="18"/>
+        </w:rPr>
+        <w:t xml:space="preserve">: </w:t>
+      </w:r>
+      <w:r>
+        <w:rPr>
+          <w:sz w:val="18"/>
+          <w:szCs w:val="18"/>
+        </w:rPr>
+        <w:t>Valores esperados para o treinamento</w:t>
+      </w:r>
     </w:p>
     <w:p>
       <w:pPr>
@@ -1802,119 +1826,9 @@
           <w:noProof/>
         </w:rPr>
         <w:drawing>
-          <wp:inline distT="0" distB="0" distL="0" distR="0" wp14:anchorId="278590D6" wp14:editId="1A4CA8C8">
-            <wp:extent cx="5400040" cy="2398395"/>
-            <wp:effectExtent l="0" t="0" r="0" b="1905"/>
-            <wp:docPr id="1788033535" name="Imagem 1"/>
-            <wp:cNvGraphicFramePr>
-              <a:graphicFrameLocks xmlns:a="http://schemas.openxmlformats.org/drawingml/2006/main" noChangeAspect="1"/>
-            </wp:cNvGraphicFramePr>
-            <a:graphic xmlns:a="http://schemas.openxmlformats.org/drawingml/2006/main">
-              <a:graphicData uri="http://schemas.openxmlformats.org/drawingml/2006/picture">
-                <pic:pic xmlns:pic="http://schemas.openxmlformats.org/drawingml/2006/picture">
-                  <pic:nvPicPr>
-                    <pic:cNvPr id="1788033535" name=""/>
-                    <pic:cNvPicPr/>
-                  </pic:nvPicPr>
-                  <pic:blipFill>
-                    <a:blip r:embed="rId12"/>
-                    <a:stretch>
-                      <a:fillRect/>
-                    </a:stretch>
-                  </pic:blipFill>
-                  <pic:spPr>
-                    <a:xfrm>
-                      <a:off x="0" y="0"/>
-                      <a:ext cx="5400040" cy="2398395"/>
-                    </a:xfrm>
-                    <a:prstGeom prst="rect">
-                      <a:avLst/>
-                    </a:prstGeom>
-                  </pic:spPr>
-                </pic:pic>
-              </a:graphicData>
-            </a:graphic>
-          </wp:inline>
-        </w:drawing>
-      </w:r>
-    </w:p>
-    <w:p>
-      <w:pPr>
-        <w:pStyle w:val="PargrafodaLista"/>
-      </w:pPr>
-    </w:p>
-    <w:p>
-      <w:pPr>
-        <w:pStyle w:val="PargrafodaLista"/>
-      </w:pPr>
-    </w:p>
-    <w:p>
-      <w:pPr>
-        <w:pStyle w:val="PargrafodaLista"/>
-      </w:pPr>
-    </w:p>
-    <w:p>
-      <w:pPr>
-        <w:pStyle w:val="PargrafodaLista"/>
-      </w:pPr>
-    </w:p>
-    <w:p>
-      <w:pPr>
-        <w:pStyle w:val="PargrafodaLista"/>
-      </w:pPr>
-    </w:p>
-    <w:p>
-      <w:pPr>
-        <w:pStyle w:val="PargrafodaLista"/>
-      </w:pPr>
-    </w:p>
-    <w:p>
-      <w:pPr>
-        <w:pStyle w:val="PargrafodaLista"/>
-      </w:pPr>
-    </w:p>
-    <w:p>
-      <w:pPr>
-        <w:pStyle w:val="PargrafodaLista"/>
-        <w:rPr>
-          <w:b/>
-          <w:bCs/>
-        </w:rPr>
-      </w:pPr>
-    </w:p>
-    <w:p>
-      <w:pPr>
-        <w:pStyle w:val="PargrafodaLista"/>
-        <w:rPr>
-          <w:b/>
-          <w:bCs/>
-        </w:rPr>
-      </w:pPr>
-      <w:r>
-        <w:rPr>
-          <w:b/>
-          <w:bCs/>
-        </w:rPr>
-        <w:t>VALORES ESPERADOS:</w:t>
-      </w:r>
-    </w:p>
-    <w:p>
-      <w:pPr>
-        <w:pStyle w:val="PargrafodaLista"/>
-      </w:pPr>
-    </w:p>
-    <w:p>
-      <w:pPr>
-        <w:pStyle w:val="PargrafodaLista"/>
-      </w:pPr>
-      <w:r>
-        <w:rPr>
-          <w:noProof/>
-        </w:rPr>
-        <w:drawing>
-          <wp:inline distT="0" distB="0" distL="0" distR="0" wp14:anchorId="6C372AE6" wp14:editId="30A29F83">
-            <wp:extent cx="5400040" cy="2922905"/>
-            <wp:effectExtent l="0" t="0" r="0" b="0"/>
+          <wp:inline distT="0" distB="0" distL="0" distR="0" wp14:anchorId="6C372AE6" wp14:editId="71EA7E6A">
+            <wp:extent cx="5400040" cy="2298065"/>
+            <wp:effectExtent l="0" t="0" r="0" b="6985"/>
             <wp:docPr id="970737658" name="Imagem 1"/>
             <wp:cNvGraphicFramePr>
               <a:graphicFrameLocks xmlns:a="http://schemas.openxmlformats.org/drawingml/2006/main" noChangeAspect="1"/>
@@ -1926,20 +1840,29 @@
                     <pic:cNvPr id="970737658" name=""/>
                     <pic:cNvPicPr/>
                   </pic:nvPicPr>
-                  <pic:blipFill>
-                    <a:blip r:embed="rId13"/>
+                  <pic:blipFill rotWithShape="1">
+                    <a:blip r:embed="rId14"/>
+                    <a:srcRect t="21378"/>
                     <a:stretch>
                       <a:fillRect/>
                     </a:stretch>
                   </pic:blipFill>
-                  <pic:spPr>
+                  <pic:spPr bwMode="auto">
                     <a:xfrm>
                       <a:off x="0" y="0"/>
-                      <a:ext cx="5400040" cy="2922905"/>
+                      <a:ext cx="5400040" cy="2298065"/>
                     </a:xfrm>
                     <a:prstGeom prst="rect">
                       <a:avLst/>
                     </a:prstGeom>
+                    <a:ln>
+                      <a:noFill/>
+                    </a:ln>
+                    <a:extLst>
+                      <a:ext uri="{53640926-AAD7-44D8-BBD7-CCE9431645EC}">
+                        <a14:shadowObscured xmlns:a14="http://schemas.microsoft.com/office/drawing/2010/main"/>
+                      </a:ext>
+                    </a:extLst>
                   </pic:spPr>
                 </pic:pic>
               </a:graphicData>
@@ -1961,67 +1884,6 @@
     <w:p>
       <w:pPr>
         <w:pStyle w:val="PargrafodaLista"/>
-        <w:rPr>
-          <w:b/>
-          <w:bCs/>
-        </w:rPr>
-      </w:pPr>
-      <w:r>
-        <w:rPr>
-          <w:b/>
-          <w:bCs/>
-        </w:rPr>
-        <w:t>MELHORIAS PARA EFICIÊNCIA DE TEMPO:</w:t>
-      </w:r>
-    </w:p>
-    <w:p>
-      <w:pPr>
-        <w:pStyle w:val="PargrafodaLista"/>
-        <w:jc w:val="both"/>
-      </w:pPr>
-      <w:r>
-        <w:t xml:space="preserve">Rodar </w:t>
-      </w:r>
-      <w:proofErr w:type="spellStart"/>
-      <w:r>
-        <w:t>ViT</w:t>
-      </w:r>
-      <w:proofErr w:type="spellEnd"/>
-      <w:r>
-        <w:t xml:space="preserve">-B/16 “fiel ao </w:t>
-      </w:r>
-      <w:proofErr w:type="spellStart"/>
-      <w:r>
-        <w:t>paper</w:t>
-      </w:r>
-      <w:proofErr w:type="spellEnd"/>
-      <w:r>
-        <w:t>” em hardware comum é naturalmente lento.</w:t>
-      </w:r>
-      <w:r>
-        <w:t xml:space="preserve"> </w:t>
-      </w:r>
-      <w:r>
-        <w:t xml:space="preserve">O artigo foi feito em </w:t>
-      </w:r>
-      <w:proofErr w:type="spellStart"/>
-      <w:r>
-        <w:t>TPUs</w:t>
-      </w:r>
-      <w:proofErr w:type="spellEnd"/>
-      <w:r>
-        <w:t xml:space="preserve"> v3, com batch gigantesco. Dito isso, há otimizações seguras que não quebram a fidelidade científica para serem implementadas:</w:t>
-      </w:r>
-    </w:p>
-    <w:p>
-      <w:pPr>
-        <w:pStyle w:val="PargrafodaLista"/>
-        <w:jc w:val="both"/>
-      </w:pPr>
-    </w:p>
-    <w:p>
-      <w:pPr>
-        <w:pStyle w:val="PargrafodaLista"/>
         <w:numPr>
           <w:ilvl w:val="0"/>
           <w:numId w:val="2"/>
@@ -2029,120 +1891,203 @@
         <w:jc w:val="both"/>
       </w:pPr>
       <w:r>
-        <w:t>Utilizar o</w:t>
-      </w:r>
-      <w:r>
-        <w:t xml:space="preserve"> maior batch que couber na GPU.</w:t>
-      </w:r>
-      <w:r>
-        <w:t xml:space="preserve"> A regra de ouro é </w:t>
-      </w:r>
-      <w:r>
-        <w:t>aumentar batch e reduzir steps</w:t>
-      </w:r>
-      <w:r>
+        <w:rPr>
+          <w:b/>
+          <w:bCs/>
+        </w:rPr>
+        <w:t>Sugestões para a aumentar a eficiência do treinamento</w:t>
+      </w:r>
+      <w:r>
+        <w:rPr>
+          <w:b/>
+          <w:bCs/>
+        </w:rPr>
+        <w:t>:</w:t>
+      </w:r>
+      <w:r>
+        <w:rPr>
+          <w:b/>
+          <w:bCs/>
+        </w:rPr>
         <w:t xml:space="preserve"> </w:t>
       </w:r>
       <w:r>
-        <w:t>em vez de poucos batches por muitos steps</w:t>
-      </w:r>
-      <w:r>
-        <w:t>. Para as especificações do Notebook, o ideal é</w:t>
-      </w:r>
-      <w:r>
-        <w:t xml:space="preserve"> 32.</w:t>
-      </w:r>
+        <w:t xml:space="preserve">Rodar </w:t>
+      </w:r>
+      <w:proofErr w:type="spellStart"/>
+      <w:r>
+        <w:t>ViT</w:t>
+      </w:r>
+      <w:proofErr w:type="spellEnd"/>
+      <w:r>
+        <w:t xml:space="preserve">-B/16 “fiel ao </w:t>
+      </w:r>
+      <w:proofErr w:type="spellStart"/>
+      <w:r>
+        <w:t>paper</w:t>
+      </w:r>
+      <w:proofErr w:type="spellEnd"/>
+      <w:r>
+        <w:t>” em hardware comum é naturalmente lento.</w:t>
+      </w:r>
+      <w:r>
+        <w:t xml:space="preserve"> </w:t>
+      </w:r>
+      <w:r>
+        <w:t xml:space="preserve">O artigo foi feito em </w:t>
+      </w:r>
+      <w:proofErr w:type="spellStart"/>
+      <w:r>
+        <w:t>TPUs</w:t>
+      </w:r>
+      <w:proofErr w:type="spellEnd"/>
+      <w:r>
+        <w:t xml:space="preserve"> v3, com batch gigantesco. Dito isso, há otimizações seguras que não quebram a fidelidade científica para serem implementadas:</w:t>
+      </w:r>
+    </w:p>
+    <w:p>
+      <w:pPr>
+        <w:pStyle w:val="PargrafodaLista"/>
+        <w:jc w:val="both"/>
+      </w:pPr>
     </w:p>
     <w:p>
       <w:pPr>
         <w:pStyle w:val="PargrafodaLista"/>
         <w:numPr>
-          <w:ilvl w:val="0"/>
+          <w:ilvl w:val="1"/>
           <w:numId w:val="2"/>
         </w:numPr>
         <w:jc w:val="both"/>
       </w:pPr>
       <w:r>
-        <w:t xml:space="preserve">Utilização de </w:t>
-      </w:r>
-      <w:proofErr w:type="spellStart"/>
-      <w:r>
-        <w:t>Mixed-precision</w:t>
-      </w:r>
-      <w:proofErr w:type="spellEnd"/>
-      <w:r>
-        <w:t>, que consiste em</w:t>
-      </w:r>
-      <w:r>
-        <w:t xml:space="preserve"> treinar a rede usando dois tipos de precisão numérica ao mesmo tempo:</w:t>
+        <w:t>Utilizar o</w:t>
+      </w:r>
+      <w:r>
+        <w:t xml:space="preserve"> maior batch que couber na GPU.</w:t>
+      </w:r>
+      <w:r>
+        <w:t xml:space="preserve"> A regra de ouro é </w:t>
+      </w:r>
+      <w:r>
+        <w:t xml:space="preserve">aumentar </w:t>
+      </w:r>
+      <w:r>
+        <w:t xml:space="preserve">o tamanho do </w:t>
+      </w:r>
+      <w:r>
+        <w:t>batch e reduzir steps</w:t>
       </w:r>
       <w:r>
         <w:t xml:space="preserve"> </w:t>
       </w:r>
       <w:r>
-        <w:rPr>
-          <w:b/>
-          <w:bCs/>
-        </w:rPr>
-        <w:t>FP16 (16-bit)</w:t>
-      </w:r>
-      <w:r>
-        <w:t xml:space="preserve"> → para a maior parte dos cálculos</w:t>
-      </w:r>
-      <w:r>
-        <w:t xml:space="preserve"> e </w:t>
-      </w:r>
-      <w:r>
-        <w:rPr>
-          <w:b/>
-          <w:bCs/>
-        </w:rPr>
-        <w:t>FP32 (32-bit)</w:t>
-      </w:r>
-      <w:r>
-        <w:t xml:space="preserve"> → onde a precisão é crítica (</w:t>
-      </w:r>
-      <w:proofErr w:type="spellStart"/>
-      <w:r>
-        <w:t>ex</w:t>
-      </w:r>
-      <w:proofErr w:type="spellEnd"/>
-      <w:r>
-        <w:t>: atualização dos pesos)</w:t>
-      </w:r>
-      <w:r>
-        <w:t xml:space="preserve">. Isso resulta em </w:t>
-      </w:r>
-      <w:r>
-        <w:t>menos uso de VRAM</w:t>
-      </w:r>
-      <w:r>
-        <w:t xml:space="preserve">, </w:t>
-      </w:r>
-      <w:r>
-        <w:t>treino mais rápido</w:t>
-      </w:r>
-      <w:r>
-        <w:t xml:space="preserve"> e </w:t>
-      </w:r>
-      <w:r>
-        <w:t>mesma qualidade do modelo (na prática)</w:t>
+        <w:t>de treinamento, ao invés</w:t>
+      </w:r>
+      <w:r>
+        <w:t xml:space="preserve"> de poucos batches por muitos steps</w:t>
+      </w:r>
+      <w:r>
+        <w:t xml:space="preserve">. Para as especificações do </w:t>
+      </w:r>
+      <w:r>
+        <w:t>hardware utilizado</w:t>
+      </w:r>
+      <w:r>
+        <w:t>, o ideal é</w:t>
+      </w:r>
+      <w:r>
+        <w:t xml:space="preserve"> 32.</w:t>
       </w:r>
     </w:p>
     <w:p>
       <w:pPr>
         <w:pStyle w:val="PargrafodaLista"/>
         <w:numPr>
-          <w:ilvl w:val="0"/>
+          <w:ilvl w:val="1"/>
           <w:numId w:val="2"/>
         </w:numPr>
         <w:jc w:val="both"/>
       </w:pPr>
       <w:r>
-        <w:rPr>
-          <w:b/>
-          <w:bCs/>
-        </w:rPr>
+        <w:t xml:space="preserve">Utilização de </w:t>
+      </w:r>
+      <w:proofErr w:type="spellStart"/>
+      <w:r>
+        <w:rPr>
+          <w:i/>
+          <w:iCs/>
+        </w:rPr>
+        <w:t>Mixed-precision</w:t>
+      </w:r>
+      <w:proofErr w:type="spellEnd"/>
+      <w:r>
+        <w:t>, que consiste em</w:t>
+      </w:r>
+      <w:r>
+        <w:t xml:space="preserve"> treinar a rede usando dois tipos de precisão numérica ao mesmo tempo:</w:t>
+      </w:r>
+      <w:r>
+        <w:t xml:space="preserve"> </w:t>
+      </w:r>
+      <w:r>
+        <w:rPr>
+          <w:b/>
+          <w:bCs/>
+        </w:rPr>
+        <w:t>FP16 (16-bit)</w:t>
+      </w:r>
+      <w:r>
+        <w:t xml:space="preserve"> → para a maior parte dos cálculos</w:t>
+      </w:r>
+      <w:r>
+        <w:t xml:space="preserve"> e </w:t>
+      </w:r>
+      <w:r>
+        <w:rPr>
+          <w:b/>
+          <w:bCs/>
+        </w:rPr>
+        <w:t>FP32 (32-bit)</w:t>
+      </w:r>
+      <w:r>
+        <w:t xml:space="preserve"> → onde a precisão é crítica (ex</w:t>
+      </w:r>
+      <w:r>
+        <w:t>.</w:t>
+      </w:r>
+      <w:r>
+        <w:t>: atualização dos pesos)</w:t>
+      </w:r>
+      <w:r>
+        <w:t xml:space="preserve">. Isso resulta em </w:t>
+      </w:r>
+      <w:r>
+        <w:t>menos uso de VRAM</w:t>
+      </w:r>
+      <w:r>
+        <w:t xml:space="preserve">, </w:t>
+      </w:r>
+      <w:r>
+        <w:t>treino mais rápido</w:t>
+      </w:r>
+      <w:r>
+        <w:t xml:space="preserve"> e </w:t>
+      </w:r>
+      <w:r>
+        <w:t>mesma qualidade do modelo (na prática)</w:t>
+      </w:r>
+    </w:p>
+    <w:p>
+      <w:pPr>
+        <w:pStyle w:val="PargrafodaLista"/>
+        <w:numPr>
+          <w:ilvl w:val="1"/>
+          <w:numId w:val="2"/>
+        </w:numPr>
+        <w:jc w:val="both"/>
+      </w:pPr>
+      <w:r>
         <w:t>Ajuste do learning rate:</w:t>
       </w:r>
       <w:r>
@@ -2179,23 +2124,8 @@
     <w:p>
       <w:pPr>
         <w:pStyle w:val="PargrafodaLista"/>
-        <w:ind w:left="1440"/>
-        <w:jc w:val="both"/>
-        <w:rPr>
-          <w:b/>
-          <w:bCs/>
-        </w:rPr>
-      </w:pPr>
-    </w:p>
-    <w:p>
-      <w:pPr>
-        <w:pStyle w:val="PargrafodaLista"/>
-        <w:ind w:left="1440"/>
-        <w:jc w:val="both"/>
-        <w:rPr>
-          <w:b/>
-          <w:bCs/>
-        </w:rPr>
+        <w:ind w:left="2160"/>
+        <w:jc w:val="both"/>
       </w:pPr>
       <w:r>
         <w:rPr>
@@ -2204,7 +2134,7 @@
         <mc:AlternateContent>
           <mc:Choice Requires="wps">
             <w:drawing>
-              <wp:anchor distT="0" distB="0" distL="114300" distR="114300" simplePos="0" relativeHeight="251659264" behindDoc="0" locked="0" layoutInCell="1" allowOverlap="1" wp14:anchorId="4C075268" wp14:editId="2DDB8B35">
+              <wp:anchor distT="0" distB="0" distL="114300" distR="114300" simplePos="0" relativeHeight="251659264" behindDoc="0" locked="0" layoutInCell="1" allowOverlap="1" wp14:anchorId="4C075268" wp14:editId="73F6A1F2">
                 <wp:simplePos x="0" y="0"/>
                 <wp:positionH relativeFrom="margin">
                   <wp:align>center</wp:align>
@@ -2213,7 +2143,7 @@
                   <wp:posOffset>245785</wp:posOffset>
                 </wp:positionV>
                 <wp:extent cx="7020000" cy="0"/>
-                <wp:effectExtent l="0" t="19050" r="28575" b="19050"/>
+                <wp:effectExtent l="0" t="0" r="0" b="0"/>
                 <wp:wrapNone/>
                 <wp:docPr id="549319632" name="Conector reto 1"/>
                 <wp:cNvGraphicFramePr/>
@@ -2229,11 +2159,11 @@
                         <a:prstGeom prst="line">
                           <a:avLst/>
                         </a:prstGeom>
-                        <a:ln w="28575">
+                        <a:ln w="12700">
                           <a:solidFill>
                             <a:schemeClr val="tx1"/>
                           </a:solidFill>
-                          <a:prstDash val="lgDashDot"/>
+                          <a:prstDash val="solid"/>
                         </a:ln>
                       </wps:spPr>
                       <wps:style>
@@ -2265,8 +2195,8 @@
           </mc:Choice>
           <mc:Fallback>
             <w:pict>
-              <v:line w14:anchorId="546FC51F" id="Conector reto 1" o:spid="_x0000_s1026" style="position:absolute;flip:y;z-index:251659264;visibility:visible;mso-wrap-style:square;mso-width-percent:0;mso-height-percent:0;mso-wrap-distance-left:9pt;mso-wrap-distance-top:0;mso-wrap-distance-right:9pt;mso-wrap-distance-bottom:0;mso-position-horizontal:center;mso-position-horizontal-relative:margin;mso-position-vertical:absolute;mso-position-vertical-relative:text;mso-width-percent:0;mso-height-percent:0;mso-width-relative:margin;mso-height-relative:margin" from="0,19.35pt" to="552.75pt,19.35pt" o:gfxdata="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" strokecolor="black [3213]" strokeweight="2.25pt">
-                <v:stroke dashstyle="longDashDot" joinstyle="miter"/>
+              <v:line w14:anchorId="47F934BA" id="Conector reto 1" o:spid="_x0000_s1026" style="position:absolute;flip:y;z-index:251659264;visibility:visible;mso-wrap-style:square;mso-width-percent:0;mso-height-percent:0;mso-wrap-distance-left:9pt;mso-wrap-distance-top:0;mso-wrap-distance-right:9pt;mso-wrap-distance-bottom:0;mso-position-horizontal:center;mso-position-horizontal-relative:margin;mso-position-vertical:absolute;mso-position-vertical-relative:text;mso-width-percent:0;mso-height-percent:0;mso-width-relative:margin;mso-height-relative:margin" from="0,19.35pt" to="552.75pt,19.35pt" o:gfxdata="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" strokecolor="black [3213]" strokeweight="1pt">
+                <v:stroke joinstyle="miter"/>
                 <w10:wrap anchorx="margin"/>
               </v:line>
             </w:pict>
@@ -2276,22 +2206,6 @@
     </w:p>
     <w:p>
       <w:pPr>
-        <w:pStyle w:val="PargrafodaLista"/>
-      </w:pPr>
-    </w:p>
-    <w:p>
-      <w:pPr>
-        <w:pStyle w:val="PargrafodaLista"/>
-        <w:jc w:val="both"/>
-        <w:rPr>
-          <w:b/>
-          <w:bCs/>
-        </w:rPr>
-      </w:pPr>
-    </w:p>
-    <w:p>
-      <w:pPr>
-        <w:pStyle w:val="PargrafodaLista"/>
         <w:jc w:val="both"/>
         <w:rPr>
           <w:b/>
@@ -2317,7 +2231,21 @@
           <w:b/>
           <w:bCs/>
         </w:rPr>
-        <w:t xml:space="preserve">EXPERIMENTO B </w:t>
+        <w:t xml:space="preserve">EXPERIMENTO </w:t>
+      </w:r>
+      <w:r>
+        <w:rPr>
+          <w:b/>
+          <w:bCs/>
+        </w:rPr>
+        <w:t>II</w:t>
+      </w:r>
+      <w:r>
+        <w:rPr>
+          <w:b/>
+          <w:bCs/>
+        </w:rPr>
+        <w:t xml:space="preserve"> </w:t>
       </w:r>
       <w:r>
         <w:rPr>
@@ -2338,36 +2266,99 @@
           <w:b/>
           <w:bCs/>
         </w:rPr>
-        <w:t xml:space="preserve">Correção da validação inicial da Vision </w:t>
-      </w:r>
-      <w:proofErr w:type="spellStart"/>
-      <w:r>
-        <w:rPr>
-          <w:b/>
-          <w:bCs/>
-        </w:rPr>
-        <w:t>Transformer</w:t>
-      </w:r>
-      <w:proofErr w:type="spellEnd"/>
-      <w:r>
-        <w:rPr>
-          <w:b/>
-          <w:bCs/>
-        </w:rPr>
-        <w:t xml:space="preserve"> e novo treinamento – 24/12/25 (Data de conclusão)</w:t>
-      </w:r>
-      <w:r>
-        <w:rPr>
-          <w:b/>
-          <w:bCs/>
-        </w:rPr>
-        <w:t>:</w:t>
-      </w:r>
-    </w:p>
-    <w:p>
-      <w:pPr>
-        <w:pStyle w:val="PargrafodaLista"/>
-        <w:ind w:left="1440"/>
+        <w:t xml:space="preserve">Correção </w:t>
+      </w:r>
+      <w:r>
+        <w:rPr>
+          <w:b/>
+          <w:bCs/>
+        </w:rPr>
+        <w:t>do experimento I</w:t>
+      </w:r>
+      <w:r>
+        <w:rPr>
+          <w:b/>
+          <w:bCs/>
+        </w:rPr>
+        <w:t xml:space="preserve"> e</w:t>
+      </w:r>
+      <w:r>
+        <w:rPr>
+          <w:b/>
+          <w:bCs/>
+        </w:rPr>
+        <w:t xml:space="preserve"> condução de um</w:t>
+      </w:r>
+      <w:r>
+        <w:rPr>
+          <w:b/>
+          <w:bCs/>
+        </w:rPr>
+        <w:t xml:space="preserve"> novo treinamento</w:t>
+      </w:r>
+      <w:r>
+        <w:rPr>
+          <w:b/>
+          <w:bCs/>
+        </w:rPr>
+        <w:t xml:space="preserve">: </w:t>
+      </w:r>
+      <w:r>
+        <w:t xml:space="preserve">O </w:t>
+      </w:r>
+      <w:r>
+        <w:t>seguinte teste</w:t>
+      </w:r>
+      <w:r>
+        <w:t xml:space="preserve"> seguiu o</w:t>
+      </w:r>
+      <w:r>
+        <w:t xml:space="preserve"> mesmo protocolo descrito pelo experimento </w:t>
+      </w:r>
+      <w:r>
+        <w:t>I</w:t>
+      </w:r>
+      <w:r>
+        <w:t>, contudo</w:t>
+      </w:r>
+      <w:r>
+        <w:t>,</w:t>
+      </w:r>
+      <w:r>
+        <w:t xml:space="preserve"> </w:t>
+      </w:r>
+      <w:r>
+        <w:t xml:space="preserve">as </w:t>
+      </w:r>
+      <w:r>
+        <w:t>correções</w:t>
+      </w:r>
+      <w:r>
+        <w:t xml:space="preserve"> das falhas observadas</w:t>
+      </w:r>
+      <w:r>
+        <w:t xml:space="preserve"> e otimizações</w:t>
+      </w:r>
+      <w:r>
+        <w:t xml:space="preserve"> sugeridas</w:t>
+      </w:r>
+      <w:r>
+        <w:t xml:space="preserve"> foram aplicadas para garantir os melhores resultados possíveis.</w:t>
+      </w:r>
+    </w:p>
+    <w:p>
+      <w:pPr>
+        <w:pStyle w:val="PargrafodaLista"/>
+        <w:jc w:val="both"/>
+        <w:rPr>
+          <w:b/>
+          <w:bCs/>
+        </w:rPr>
+      </w:pPr>
+    </w:p>
+    <w:p>
+      <w:pPr>
+        <w:pStyle w:val="PargrafodaLista"/>
         <w:jc w:val="both"/>
         <w:rPr>
           <w:b/>
@@ -2385,17 +2376,103 @@
         <w:jc w:val="both"/>
       </w:pPr>
       <w:r>
-        <w:t xml:space="preserve">O </w:t>
-      </w:r>
-      <w:r>
-        <w:t>seguinte teste</w:t>
-      </w:r>
-      <w:r>
-        <w:t xml:space="preserve"> seguiu o</w:t>
-      </w:r>
-      <w:r>
-        <w:t xml:space="preserve"> mesmo protocolo descrito pelo experimento B, contudo, correções e otimizações foram aplicadas para garantir os melhores resultados possíveis.</w:t>
-      </w:r>
+        <w:rPr>
+          <w:b/>
+          <w:bCs/>
+        </w:rPr>
+        <w:lastRenderedPageBreak/>
+        <w:t>Observação –</w:t>
+      </w:r>
+      <w:r>
+        <w:rPr>
+          <w:b/>
+          <w:bCs/>
+        </w:rPr>
+        <w:t xml:space="preserve"> </w:t>
+      </w:r>
+      <w:r>
+        <w:t xml:space="preserve">A utilização de hardware comum para o experimento apresenta uma limitação que </w:t>
+      </w:r>
+      <w:r>
+        <w:t>torna praticamente impossível replicar com exatidão os resultados obtidos. É necessário considerar que o equipamento utilizado para este teste foi</w:t>
+      </w:r>
+      <w:r>
+        <w:t xml:space="preserve"> possui as seguintes especificações:</w:t>
+      </w:r>
+    </w:p>
+    <w:p>
+      <w:pPr>
+        <w:pStyle w:val="PargrafodaLista"/>
+        <w:ind w:left="1440"/>
+        <w:jc w:val="both"/>
+      </w:pPr>
+    </w:p>
+    <w:p>
+      <w:pPr>
+        <w:pStyle w:val="PargrafodaLista"/>
+        <w:ind w:left="1440"/>
+        <w:jc w:val="both"/>
+      </w:pPr>
+      <w:r>
+        <w:t xml:space="preserve">CPU – i7-13620H 10C/26T </w:t>
+      </w:r>
+    </w:p>
+    <w:p>
+      <w:pPr>
+        <w:pStyle w:val="PargrafodaLista"/>
+        <w:ind w:left="1440"/>
+        <w:jc w:val="both"/>
+      </w:pPr>
+      <w:r>
+        <w:t xml:space="preserve">GPU – NVIDIA RTX 4050 Laptop </w:t>
+      </w:r>
+    </w:p>
+    <w:p>
+      <w:pPr>
+        <w:pStyle w:val="PargrafodaLista"/>
+        <w:ind w:left="1440"/>
+        <w:jc w:val="both"/>
+      </w:pPr>
+      <w:r>
+        <w:t>VRAM – 6GB DDR6</w:t>
+      </w:r>
+    </w:p>
+    <w:p>
+      <w:pPr>
+        <w:pStyle w:val="PargrafodaLista"/>
+        <w:ind w:left="1440"/>
+        <w:jc w:val="both"/>
+      </w:pPr>
+      <w:r>
+        <w:t>RAM – 16GB DDR5</w:t>
+      </w:r>
+    </w:p>
+    <w:p>
+      <w:pPr>
+        <w:pStyle w:val="PargrafodaLista"/>
+        <w:ind w:left="1440"/>
+        <w:jc w:val="both"/>
+      </w:pPr>
+      <w:r>
+        <w:t>STORAGE – SSD NVME 480GB</w:t>
+      </w:r>
+    </w:p>
+    <w:p>
+      <w:pPr>
+        <w:pStyle w:val="PargrafodaLista"/>
+        <w:ind w:left="1440"/>
+        <w:jc w:val="both"/>
+      </w:pPr>
+      <w:r>
+        <w:t>S.O – WINDOWS 11</w:t>
+      </w:r>
+    </w:p>
+    <w:p>
+      <w:pPr>
+        <w:pStyle w:val="PargrafodaLista"/>
+        <w:ind w:left="1440"/>
+        <w:jc w:val="both"/>
+      </w:pPr>
     </w:p>
     <w:p>
       <w:pPr>
@@ -2405,14 +2482,17 @@
           <w:numId w:val="1"/>
         </w:numPr>
         <w:jc w:val="both"/>
-      </w:pPr>
-      <w:r>
-        <w:rPr>
-          <w:b/>
-          <w:bCs/>
-        </w:rPr>
-        <w:lastRenderedPageBreak/>
-        <w:t>OBSERVAÇÃO:</w:t>
+        <w:rPr>
+          <w:b/>
+          <w:bCs/>
+        </w:rPr>
+      </w:pPr>
+      <w:r>
+        <w:rPr>
+          <w:b/>
+          <w:bCs/>
+        </w:rPr>
+        <w:t>Otimização 1:</w:t>
       </w:r>
       <w:r>
         <w:rPr>
@@ -2422,101 +2502,52 @@
         <w:t xml:space="preserve"> </w:t>
       </w:r>
       <w:r>
-        <w:t xml:space="preserve">Rodar </w:t>
-      </w:r>
-      <w:proofErr w:type="spellStart"/>
-      <w:r>
-        <w:t>ViT</w:t>
-      </w:r>
-      <w:proofErr w:type="spellEnd"/>
-      <w:r>
-        <w:t xml:space="preserve">-B/16 “fiel ao </w:t>
-      </w:r>
-      <w:proofErr w:type="spellStart"/>
-      <w:r>
-        <w:t>paper</w:t>
-      </w:r>
-      <w:proofErr w:type="spellEnd"/>
-      <w:r>
-        <w:t xml:space="preserve">” em hardware comum é naturalmente lento. O artigo foi feito em </w:t>
-      </w:r>
-      <w:proofErr w:type="spellStart"/>
-      <w:r>
-        <w:t>TPUs</w:t>
-      </w:r>
-      <w:proofErr w:type="spellEnd"/>
-      <w:r>
-        <w:t xml:space="preserve"> v3, com batch gigantesco.</w:t>
-      </w:r>
-      <w:r>
-        <w:t xml:space="preserve"> Com isso, a limitação de hardware torna praticamente impossível replicar com exatidão os resultados obtidos. É necessário considerar que o equipamento utilizado para este teste foi:</w:t>
-      </w:r>
-    </w:p>
-    <w:p>
-      <w:pPr>
-        <w:pStyle w:val="PargrafodaLista"/>
-        <w:ind w:left="1440"/>
-        <w:jc w:val="both"/>
-      </w:pPr>
-    </w:p>
-    <w:p>
-      <w:pPr>
-        <w:pStyle w:val="PargrafodaLista"/>
-        <w:ind w:left="1440"/>
-        <w:jc w:val="both"/>
-      </w:pPr>
-      <w:r>
-        <w:t xml:space="preserve">CPU – i7-13620H 10C/26T </w:t>
-      </w:r>
-    </w:p>
-    <w:p>
-      <w:pPr>
-        <w:pStyle w:val="PargrafodaLista"/>
-        <w:ind w:left="1440"/>
-        <w:jc w:val="both"/>
-      </w:pPr>
-      <w:r>
-        <w:t xml:space="preserve">GPU – NVIDIA RTX 4050 Laptop </w:t>
-      </w:r>
-    </w:p>
-    <w:p>
-      <w:pPr>
-        <w:pStyle w:val="PargrafodaLista"/>
-        <w:ind w:left="1440"/>
-        <w:jc w:val="both"/>
-      </w:pPr>
-      <w:r>
-        <w:t>VRAM – 6GB DDR6</w:t>
-      </w:r>
-    </w:p>
-    <w:p>
-      <w:pPr>
-        <w:pStyle w:val="PargrafodaLista"/>
-        <w:ind w:left="1440"/>
-        <w:jc w:val="both"/>
-      </w:pPr>
-      <w:r>
-        <w:t>RAM – 16GB DDR5</w:t>
-      </w:r>
-    </w:p>
-    <w:p>
-      <w:pPr>
-        <w:pStyle w:val="PargrafodaLista"/>
-        <w:ind w:left="1440"/>
-        <w:jc w:val="both"/>
-      </w:pPr>
-      <w:r>
-        <w:t>STORAGE – SSD NVME 480GB</w:t>
-      </w:r>
-    </w:p>
-    <w:p>
-      <w:pPr>
-        <w:pStyle w:val="PargrafodaLista"/>
-        <w:ind w:left="1440"/>
-        <w:jc w:val="both"/>
-      </w:pPr>
-      <w:r>
-        <w:t>S.O – WINDOWS 11</w:t>
+        <w:t>O tamanho do</w:t>
+      </w:r>
+      <w:r>
+        <w:rPr>
+          <w:b/>
+          <w:bCs/>
+        </w:rPr>
+        <w:t xml:space="preserve"> </w:t>
+      </w:r>
+      <w:r>
+        <w:rPr>
+          <w:i/>
+          <w:iCs/>
+        </w:rPr>
+        <w:t>Batch</w:t>
+      </w:r>
+      <w:r>
+        <w:t xml:space="preserve"> foi ampliado para 32 (ao invés de 16 utilizado no teste anterior). Por mais que represente um bom aumento, ainda fica muito abaixo do batch de tamanho efetivo de 4096 utilizado no artigo.</w:t>
+      </w:r>
+    </w:p>
+    <w:p>
+      <w:pPr>
+        <w:pStyle w:val="PargrafodaLista"/>
+        <w:ind w:left="2124"/>
+        <w:jc w:val="both"/>
+        <w:rPr>
+          <w:b/>
+          <w:bCs/>
+        </w:rPr>
+      </w:pPr>
+    </w:p>
+    <w:p>
+      <w:pPr>
+        <w:pStyle w:val="PargrafodaLista"/>
+        <w:ind w:left="2124"/>
+        <w:jc w:val="both"/>
+      </w:pPr>
+      <w:r>
+        <w:rPr>
+          <w:b/>
+          <w:bCs/>
+        </w:rPr>
+        <w:t xml:space="preserve">OBS: </w:t>
+      </w:r>
+      <w:r>
+        <w:t>Valores mais elevados podem acarretar em OOM, em razão da VRAM disponível</w:t>
       </w:r>
     </w:p>
     <w:p>
@@ -2544,7 +2575,75 @@
           <w:b/>
           <w:bCs/>
         </w:rPr>
-        <w:t>Otimização 1:</w:t>
+        <w:t xml:space="preserve">Otimização 2: </w:t>
+      </w:r>
+      <w:r>
+        <w:t xml:space="preserve">Utilização de </w:t>
+      </w:r>
+      <w:proofErr w:type="spellStart"/>
+      <w:r>
+        <w:rPr>
+          <w:i/>
+          <w:iCs/>
+        </w:rPr>
+        <w:t>Mixed</w:t>
+      </w:r>
+      <w:r>
+        <w:rPr>
+          <w:i/>
+          <w:iCs/>
+        </w:rPr>
+        <w:t>-</w:t>
+      </w:r>
+      <w:r>
+        <w:rPr>
+          <w:i/>
+          <w:iCs/>
+        </w:rPr>
+        <w:t>Precision</w:t>
+      </w:r>
+      <w:proofErr w:type="spellEnd"/>
+      <w:r>
+        <w:t xml:space="preserve">, consiste em utilizar </w:t>
+      </w:r>
+      <w:r>
+        <w:t>dois tipos de precisão numérica ao mesmo tempo — geralmente 32 bits (float32) e 16 bits (float16)</w:t>
+      </w:r>
+      <w:r>
+        <w:t>. Essa prática garante que:</w:t>
+      </w:r>
+    </w:p>
+    <w:p>
+      <w:pPr>
+        <w:pStyle w:val="PargrafodaLista"/>
+        <w:ind w:left="2124"/>
+        <w:jc w:val="both"/>
+        <w:rPr>
+          <w:b/>
+          <w:bCs/>
+        </w:rPr>
+      </w:pPr>
+      <w:r>
+        <w:rPr>
+          <w:rFonts w:ascii="Segoe UI Emoji" w:hAnsi="Segoe UI Emoji" w:cs="Segoe UI Emoji"/>
+          <w:b/>
+          <w:bCs/>
+        </w:rPr>
+        <w:t>🔹</w:t>
+      </w:r>
+      <w:r>
+        <w:rPr>
+          <w:b/>
+          <w:bCs/>
+        </w:rPr>
+        <w:t xml:space="preserve"> Mai</w:t>
+      </w:r>
+      <w:r>
+        <w:rPr>
+          <w:b/>
+          <w:bCs/>
+        </w:rPr>
+        <w:t>or</w:t>
       </w:r>
       <w:r>
         <w:rPr>
@@ -2554,24 +2653,21 @@
         <w:t xml:space="preserve"> </w:t>
       </w:r>
       <w:r>
-        <w:t>O tamanho do</w:t>
-      </w:r>
-      <w:r>
-        <w:rPr>
-          <w:b/>
-          <w:bCs/>
-        </w:rPr>
-        <w:t xml:space="preserve"> </w:t>
-      </w:r>
-      <w:r>
-        <w:rPr>
-          <w:i/>
-          <w:iCs/>
-        </w:rPr>
-        <w:t>Batch</w:t>
-      </w:r>
-      <w:r>
-        <w:t xml:space="preserve"> foi ampliado para 32 (ao invés de 16 utilizado no teste anterior). Por mais que represente um bom aumento, ainda fica muito abaixo do batch de tamanho efetivo de 4096 utilizado no artigo.</w:t>
+        <w:rPr>
+          <w:b/>
+          <w:bCs/>
+        </w:rPr>
+        <w:t>velocidade</w:t>
+      </w:r>
+      <w:r>
+        <w:rPr>
+          <w:b/>
+          <w:bCs/>
+        </w:rPr>
+        <w:t xml:space="preserve">: </w:t>
+      </w:r>
+      <w:r>
+        <w:t>cálculos em 16 bits são executados mais rapidamente, principalmente em GPUs modernas.</w:t>
       </w:r>
     </w:p>
     <w:p>
@@ -2579,22 +2675,67 @@
         <w:pStyle w:val="PargrafodaLista"/>
         <w:ind w:left="2124"/>
         <w:jc w:val="both"/>
-      </w:pPr>
-      <w:r>
-        <w:rPr>
-          <w:b/>
-          <w:bCs/>
-        </w:rPr>
-        <w:t xml:space="preserve">OBS: </w:t>
-      </w:r>
-      <w:r>
-        <w:t>Valores mais elevados podem acarretar em OOM, em razão da VRAM disponível</w:t>
-      </w:r>
-    </w:p>
-    <w:p>
-      <w:pPr>
-        <w:pStyle w:val="PargrafodaLista"/>
-        <w:ind w:left="1440"/>
+        <w:rPr>
+          <w:b/>
+          <w:bCs/>
+        </w:rPr>
+      </w:pPr>
+      <w:r>
+        <w:rPr>
+          <w:rFonts w:ascii="Segoe UI Emoji" w:hAnsi="Segoe UI Emoji" w:cs="Segoe UI Emoji"/>
+          <w:b/>
+          <w:bCs/>
+        </w:rPr>
+        <w:t>🔹</w:t>
+      </w:r>
+      <w:r>
+        <w:rPr>
+          <w:b/>
+          <w:bCs/>
+        </w:rPr>
+        <w:t xml:space="preserve"> Menos memória: </w:t>
+      </w:r>
+      <w:r>
+        <w:t xml:space="preserve">números menores ocupam menos espaço, permitindo treinar modelos maiores ou usar batch </w:t>
+      </w:r>
+      <w:proofErr w:type="spellStart"/>
+      <w:r>
+        <w:t>sizes</w:t>
+      </w:r>
+      <w:proofErr w:type="spellEnd"/>
+      <w:r>
+        <w:t xml:space="preserve"> maiores.</w:t>
+      </w:r>
+    </w:p>
+    <w:p>
+      <w:pPr>
+        <w:pStyle w:val="PargrafodaLista"/>
+        <w:ind w:left="2124"/>
+        <w:jc w:val="both"/>
+      </w:pPr>
+      <w:r>
+        <w:rPr>
+          <w:rFonts w:ascii="Segoe UI Emoji" w:hAnsi="Segoe UI Emoji" w:cs="Segoe UI Emoji"/>
+          <w:b/>
+          <w:bCs/>
+        </w:rPr>
+        <w:t>🔹</w:t>
+      </w:r>
+      <w:r>
+        <w:rPr>
+          <w:b/>
+          <w:bCs/>
+        </w:rPr>
+        <w:t xml:space="preserve"> Mesma qualidade (na prática): </w:t>
+      </w:r>
+      <w:r>
+        <w:t>partes críticas do treinamento continuam em 32 bits para evitar erros numéricos.</w:t>
+      </w:r>
+    </w:p>
+    <w:p>
+      <w:pPr>
+        <w:pStyle w:val="PargrafodaLista"/>
+        <w:ind w:left="2124"/>
         <w:jc w:val="both"/>
       </w:pPr>
     </w:p>
@@ -2616,32 +2757,158 @@
           <w:b/>
           <w:bCs/>
         </w:rPr>
-        <w:t xml:space="preserve">Otimização 2: </w:t>
-      </w:r>
-      <w:r>
-        <w:t xml:space="preserve">Utilização de </w:t>
+        <w:t xml:space="preserve">Otimização </w:t>
+      </w:r>
+      <w:r>
+        <w:rPr>
+          <w:b/>
+          <w:bCs/>
+        </w:rPr>
+        <w:t>3</w:t>
+      </w:r>
+      <w:r>
+        <w:rPr>
+          <w:b/>
+          <w:bCs/>
+        </w:rPr>
+        <w:t xml:space="preserve">: </w:t>
+      </w:r>
+      <w:r>
+        <w:rPr>
+          <w:i/>
+          <w:iCs/>
+        </w:rPr>
+        <w:t>learning rate</w:t>
+      </w:r>
+      <w:r>
+        <w:t xml:space="preserve"> alterada de 0.01 para 2e-4</w:t>
+      </w:r>
+      <w:r>
+        <w:t>, justificado pela Figura 5</w:t>
+      </w:r>
+      <w:r>
+        <w:t xml:space="preserve">. </w:t>
+      </w:r>
+      <w:r>
+        <w:t xml:space="preserve">É </w:t>
+      </w:r>
+      <w:r>
+        <w:t xml:space="preserve">importante </w:t>
+      </w:r>
+      <w:r>
+        <w:t>destacar</w:t>
+      </w:r>
+      <w:r>
+        <w:t xml:space="preserve"> que o </w:t>
+      </w:r>
+      <w:r>
+        <w:t>“</w:t>
       </w:r>
       <w:proofErr w:type="spellStart"/>
       <w:r>
-        <w:t>Mixed</w:t>
+        <w:rPr>
+          <w:i/>
+          <w:iCs/>
+        </w:rPr>
+        <w:t>base_lr</w:t>
       </w:r>
       <w:proofErr w:type="spellEnd"/>
       <w:r>
+        <w:rPr>
+          <w:i/>
+          <w:iCs/>
+        </w:rPr>
+        <w:t>”</w:t>
+      </w:r>
+      <w:r>
+        <w:rPr>
+          <w:i/>
+          <w:iCs/>
+        </w:rPr>
         <w:t xml:space="preserve"> </w:t>
       </w:r>
+      <w:r>
+        <w:t xml:space="preserve">representa o valor máximo do learning rate durante o </w:t>
+      </w:r>
+      <w:r>
+        <w:t>pré-treino</w:t>
+      </w:r>
+      <w:r>
+        <w:t>, não o valor constante.</w:t>
+      </w:r>
+      <w:r>
+        <w:t xml:space="preserve"> Neste caso, o </w:t>
+      </w:r>
+      <w:r>
+        <w:t>“</w:t>
+      </w:r>
       <w:proofErr w:type="spellStart"/>
       <w:r>
-        <w:t>Precision</w:t>
+        <w:rPr>
+          <w:i/>
+          <w:iCs/>
+        </w:rPr>
+        <w:t>base_lr</w:t>
       </w:r>
       <w:proofErr w:type="spellEnd"/>
       <w:r>
-        <w:t xml:space="preserve">, consiste em utilizar </w:t>
-      </w:r>
-      <w:r>
-        <w:t>dois tipos de precisão numérica ao mesmo tempo — geralmente 32 bits (float32) e 16 bits (float16)</w:t>
-      </w:r>
-      <w:r>
-        <w:t>. Essa prática garante que:</w:t>
+        <w:rPr>
+          <w:i/>
+          <w:iCs/>
+        </w:rPr>
+        <w:t>”</w:t>
+      </w:r>
+      <w:r>
+        <w:rPr>
+          <w:i/>
+          <w:iCs/>
+        </w:rPr>
+        <w:t xml:space="preserve"> </w:t>
+      </w:r>
+      <w:r>
+        <w:t>definido</w:t>
+      </w:r>
+      <w:r>
+        <w:rPr>
+          <w:i/>
+          <w:iCs/>
+        </w:rPr>
+        <w:t xml:space="preserve"> </w:t>
+      </w:r>
+      <w:r>
+        <w:t xml:space="preserve">dentro de um </w:t>
+      </w:r>
+      <w:proofErr w:type="spellStart"/>
+      <w:r>
+        <w:t>scheduler</w:t>
+      </w:r>
+      <w:proofErr w:type="spellEnd"/>
+      <w:r>
+        <w:t xml:space="preserve"> (</w:t>
+      </w:r>
+      <w:proofErr w:type="spellStart"/>
+      <w:r>
+        <w:t>warmup</w:t>
+      </w:r>
+      <w:proofErr w:type="spellEnd"/>
+      <w:r>
+        <w:t xml:space="preserve"> + </w:t>
+      </w:r>
+      <w:proofErr w:type="spellStart"/>
+      <w:r>
+        <w:t>cosine</w:t>
+      </w:r>
+      <w:proofErr w:type="spellEnd"/>
+      <w:r>
+        <w:t xml:space="preserve"> </w:t>
+      </w:r>
+      <w:proofErr w:type="spellStart"/>
+      <w:r>
+        <w:t>decay</w:t>
+      </w:r>
+      <w:proofErr w:type="spellEnd"/>
+      <w:r>
+        <w:t>).</w:t>
       </w:r>
     </w:p>
     <w:p>
@@ -2650,299 +2917,243 @@
         <w:ind w:left="2124"/>
         <w:jc w:val="both"/>
         <w:rPr>
-          <w:b/>
-          <w:bCs/>
-        </w:rPr>
-      </w:pPr>
-      <w:r>
-        <w:rPr>
           <w:rFonts w:ascii="Segoe UI Emoji" w:hAnsi="Segoe UI Emoji" w:cs="Segoe UI Emoji"/>
           <w:b/>
           <w:bCs/>
         </w:rPr>
-        <w:t>🔹</w:t>
-      </w:r>
-      <w:r>
-        <w:rPr>
-          <w:b/>
-          <w:bCs/>
-        </w:rPr>
-        <w:t xml:space="preserve"> Mai</w:t>
-      </w:r>
-      <w:r>
-        <w:rPr>
-          <w:b/>
-          <w:bCs/>
-        </w:rPr>
-        <w:t>or</w:t>
-      </w:r>
-      <w:r>
-        <w:rPr>
+      </w:pPr>
+    </w:p>
+    <w:p>
+      <w:pPr>
+        <w:pStyle w:val="PargrafodaLista"/>
+        <w:ind w:left="2124"/>
+        <w:jc w:val="both"/>
+      </w:pPr>
+      <w:r>
+        <w:rPr>
+          <w:rFonts w:cstheme="minorHAnsi"/>
+          <w:b/>
+          <w:bCs/>
+        </w:rPr>
+        <w:t>OBS.:</w:t>
+      </w:r>
+      <w:r>
+        <w:rPr>
+          <w:rFonts w:ascii="Segoe UI Emoji" w:hAnsi="Segoe UI Emoji" w:cs="Segoe UI Emoji"/>
           <w:b/>
           <w:bCs/>
         </w:rPr>
         <w:t xml:space="preserve"> </w:t>
       </w:r>
       <w:r>
-        <w:rPr>
-          <w:b/>
-          <w:bCs/>
-        </w:rPr>
-        <w:t>velocidade</w:t>
-      </w:r>
-      <w:r>
-        <w:rPr>
-          <w:b/>
-          <w:bCs/>
+        <w:t xml:space="preserve">Para </w:t>
+      </w:r>
+      <w:r>
+        <w:rPr>
+          <w:i/>
+          <w:iCs/>
+        </w:rPr>
+        <w:t>fine</w:t>
+      </w:r>
+      <w:r>
+        <w:rPr>
+          <w:i/>
+          <w:iCs/>
+        </w:rPr>
+        <w:t>-</w:t>
+      </w:r>
+      <w:proofErr w:type="spellStart"/>
+      <w:r>
+        <w:rPr>
+          <w:i/>
+          <w:iCs/>
+        </w:rPr>
+        <w:t>tunning</w:t>
+      </w:r>
+      <w:proofErr w:type="spellEnd"/>
+      <w:r>
+        <w:t xml:space="preserve">, o artigo não fixa um único LR universal, porque ele depende do </w:t>
+      </w:r>
+      <w:r>
+        <w:rPr>
+          <w:i/>
+          <w:iCs/>
+        </w:rPr>
+        <w:t xml:space="preserve">batch </w:t>
+      </w:r>
+      <w:proofErr w:type="spellStart"/>
+      <w:r>
+        <w:rPr>
+          <w:i/>
+          <w:iCs/>
+        </w:rPr>
+        <w:t>size</w:t>
+      </w:r>
+      <w:proofErr w:type="spellEnd"/>
+      <w:r>
+        <w:t xml:space="preserve">, </w:t>
+      </w:r>
+      <w:r>
+        <w:t>d</w:t>
+      </w:r>
+      <w:r>
+        <w:t>o</w:t>
+      </w:r>
+      <w:r>
+        <w:t xml:space="preserve"> congelamento do</w:t>
+      </w:r>
+      <w:r>
+        <w:t xml:space="preserve"> </w:t>
+      </w:r>
+      <w:proofErr w:type="spellStart"/>
+      <w:r>
+        <w:rPr>
+          <w:i/>
+          <w:iCs/>
+        </w:rPr>
+        <w:t>backbone</w:t>
+      </w:r>
+      <w:proofErr w:type="spellEnd"/>
+      <w:r>
+        <w:t>, d</w:t>
+      </w:r>
+      <w:r>
+        <w:t>a inicializa</w:t>
+      </w:r>
+      <w:r>
+        <w:t>ção</w:t>
+      </w:r>
+      <w:r>
+        <w:t xml:space="preserve"> zer</w:t>
+      </w:r>
+      <w:r>
+        <w:t xml:space="preserve">ada da </w:t>
+      </w:r>
+      <w:proofErr w:type="spellStart"/>
+      <w:r>
+        <w:t>head</w:t>
+      </w:r>
+      <w:proofErr w:type="spellEnd"/>
+      <w:r>
+        <w:t xml:space="preserve"> e da resolução da imagem</w:t>
+      </w:r>
+      <w:r>
+        <w:t xml:space="preserve">. No teste atual </w:t>
+      </w:r>
+      <w:r>
+        <w:t>0.01 é um LR muito alto</w:t>
+      </w:r>
+      <w:r>
+        <w:t xml:space="preserve">, </w:t>
+      </w:r>
+      <w:r>
+        <w:t xml:space="preserve">o que leva o gradiente a destruir as features </w:t>
+      </w:r>
+      <w:proofErr w:type="spellStart"/>
+      <w:r>
+        <w:t>pré</w:t>
+      </w:r>
+      <w:proofErr w:type="spellEnd"/>
+      <w:r>
+        <w:t>-treinadas, com isso, o modelo entra em um regime parecido com treino do zero</w:t>
+      </w:r>
+      <w:r>
+        <w:t>.</w:t>
+      </w:r>
+    </w:p>
+    <w:p>
+      <w:pPr>
+        <w:pStyle w:val="PargrafodaLista"/>
+        <w:ind w:left="2124"/>
+        <w:jc w:val="both"/>
+      </w:pPr>
+    </w:p>
+    <w:p>
+      <w:pPr>
+        <w:pStyle w:val="PargrafodaLista"/>
+        <w:ind w:left="2124"/>
+        <w:jc w:val="both"/>
+      </w:pPr>
+    </w:p>
+    <w:p>
+      <w:pPr>
+        <w:pStyle w:val="PargrafodaLista"/>
+        <w:ind w:left="2124"/>
+        <w:jc w:val="both"/>
+      </w:pPr>
+    </w:p>
+    <w:p>
+      <w:pPr>
+        <w:pStyle w:val="PargrafodaLista"/>
+        <w:ind w:left="2124"/>
+        <w:jc w:val="both"/>
+      </w:pPr>
+    </w:p>
+    <w:p>
+      <w:pPr>
+        <w:pStyle w:val="PargrafodaLista"/>
+        <w:ind w:left="2124"/>
+        <w:jc w:val="both"/>
+      </w:pPr>
+    </w:p>
+    <w:p>
+      <w:pPr>
+        <w:pStyle w:val="PargrafodaLista"/>
+        <w:ind w:left="2124"/>
+        <w:jc w:val="both"/>
+      </w:pPr>
+    </w:p>
+    <w:p>
+      <w:pPr>
+        <w:pStyle w:val="PargrafodaLista"/>
+        <w:ind w:left="2124"/>
+        <w:jc w:val="both"/>
+      </w:pPr>
+    </w:p>
+    <w:p>
+      <w:pPr>
+        <w:pStyle w:val="PargrafodaLista"/>
+        <w:ind w:left="2124"/>
+        <w:jc w:val="both"/>
+      </w:pPr>
+    </w:p>
+    <w:p>
+      <w:pPr>
+        <w:pStyle w:val="PargrafodaLista"/>
+        <w:ind w:left="1440"/>
+        <w:jc w:val="center"/>
+        <w:rPr>
+          <w:sz w:val="18"/>
+          <w:szCs w:val="18"/>
+        </w:rPr>
+      </w:pPr>
+      <w:r>
+        <w:rPr>
+          <w:sz w:val="18"/>
+          <w:szCs w:val="18"/>
+        </w:rPr>
+        <w:t xml:space="preserve">Figura </w:t>
+      </w:r>
+      <w:r>
+        <w:rPr>
+          <w:sz w:val="18"/>
+          <w:szCs w:val="18"/>
+        </w:rPr>
+        <w:t>5</w:t>
+      </w:r>
+      <w:r>
+        <w:rPr>
+          <w:sz w:val="18"/>
+          <w:szCs w:val="18"/>
         </w:rPr>
         <w:t xml:space="preserve">: </w:t>
       </w:r>
       <w:r>
-        <w:t>cálculos em 16 bits são executados mais rapidamente, principalmente em GPUs modernas.</w:t>
-      </w:r>
-    </w:p>
-    <w:p>
-      <w:pPr>
-        <w:pStyle w:val="PargrafodaLista"/>
-        <w:ind w:left="2124"/>
-        <w:jc w:val="both"/>
-        <w:rPr>
-          <w:b/>
-          <w:bCs/>
-        </w:rPr>
-      </w:pPr>
-      <w:r>
-        <w:rPr>
-          <w:rFonts w:ascii="Segoe UI Emoji" w:hAnsi="Segoe UI Emoji" w:cs="Segoe UI Emoji"/>
-          <w:b/>
-          <w:bCs/>
-        </w:rPr>
-        <w:t>🔹</w:t>
-      </w:r>
-      <w:r>
-        <w:rPr>
-          <w:b/>
-          <w:bCs/>
-        </w:rPr>
-        <w:t xml:space="preserve"> Menos memória: </w:t>
-      </w:r>
-      <w:r>
-        <w:t xml:space="preserve">números menores ocupam menos espaço, permitindo treinar modelos maiores ou usar batch </w:t>
-      </w:r>
-      <w:proofErr w:type="spellStart"/>
-      <w:r>
-        <w:t>sizes</w:t>
-      </w:r>
-      <w:proofErr w:type="spellEnd"/>
-      <w:r>
-        <w:t xml:space="preserve"> maiores.</w:t>
-      </w:r>
-    </w:p>
-    <w:p>
-      <w:pPr>
-        <w:pStyle w:val="PargrafodaLista"/>
-        <w:ind w:left="2124"/>
-        <w:jc w:val="both"/>
-      </w:pPr>
-      <w:r>
-        <w:rPr>
-          <w:rFonts w:ascii="Segoe UI Emoji" w:hAnsi="Segoe UI Emoji" w:cs="Segoe UI Emoji"/>
-          <w:b/>
-          <w:bCs/>
-        </w:rPr>
-        <w:t>🔹</w:t>
-      </w:r>
-      <w:r>
-        <w:rPr>
-          <w:b/>
-          <w:bCs/>
-        </w:rPr>
-        <w:t xml:space="preserve"> Mesma qualidade (na prática): </w:t>
-      </w:r>
-      <w:r>
-        <w:t>partes críticas do treinamento continuam em 32 bits para evitar erros numéricos.</w:t>
-      </w:r>
-    </w:p>
-    <w:p>
-      <w:pPr>
-        <w:pStyle w:val="PargrafodaLista"/>
-        <w:ind w:left="2124"/>
-        <w:jc w:val="both"/>
-      </w:pPr>
-    </w:p>
-    <w:p>
-      <w:pPr>
-        <w:pStyle w:val="PargrafodaLista"/>
-        <w:numPr>
-          <w:ilvl w:val="1"/>
-          <w:numId w:val="1"/>
-        </w:numPr>
-        <w:jc w:val="both"/>
-        <w:rPr>
-          <w:b/>
-          <w:bCs/>
-        </w:rPr>
-      </w:pPr>
-      <w:r>
-        <w:rPr>
-          <w:b/>
-          <w:bCs/>
-        </w:rPr>
-        <w:t xml:space="preserve">Otimização </w:t>
-      </w:r>
-      <w:r>
-        <w:rPr>
-          <w:b/>
-          <w:bCs/>
-        </w:rPr>
-        <w:t>3</w:t>
-      </w:r>
-      <w:r>
-        <w:rPr>
-          <w:b/>
-          <w:bCs/>
-        </w:rPr>
-        <w:t xml:space="preserve">: </w:t>
-      </w:r>
-      <w:r>
-        <w:t>learning rate alterada de 0.01 para 2e-4</w:t>
-      </w:r>
-      <w:r>
-        <w:t xml:space="preserve">. Inicialmente é importante compreender que o </w:t>
-      </w:r>
-      <w:proofErr w:type="spellStart"/>
-      <w:r>
-        <w:t>base_lr</w:t>
-      </w:r>
-      <w:proofErr w:type="spellEnd"/>
-      <w:r>
-        <w:t xml:space="preserve"> representa o valor máximo do learning rate durante o </w:t>
-      </w:r>
-      <w:r>
-        <w:t>pré-treino</w:t>
-      </w:r>
-      <w:r>
-        <w:t xml:space="preserve">, não o valor constante. Sendo </w:t>
-      </w:r>
-      <w:proofErr w:type="spellStart"/>
-      <w:r>
-        <w:t>usado</w:t>
-      </w:r>
-      <w:proofErr w:type="spellEnd"/>
-      <w:r>
-        <w:t xml:space="preserve"> dentro de um </w:t>
-      </w:r>
-      <w:proofErr w:type="spellStart"/>
-      <w:r>
-        <w:t>scheduler</w:t>
-      </w:r>
-      <w:proofErr w:type="spellEnd"/>
-      <w:r>
-        <w:t xml:space="preserve"> (</w:t>
-      </w:r>
-      <w:proofErr w:type="spellStart"/>
-      <w:r>
-        <w:t>warmup</w:t>
-      </w:r>
-      <w:proofErr w:type="spellEnd"/>
-      <w:r>
-        <w:t xml:space="preserve"> + </w:t>
-      </w:r>
-      <w:proofErr w:type="spellStart"/>
-      <w:r>
-        <w:t>cosine</w:t>
-      </w:r>
-      <w:proofErr w:type="spellEnd"/>
-      <w:r>
-        <w:t xml:space="preserve"> </w:t>
-      </w:r>
-      <w:proofErr w:type="spellStart"/>
-      <w:r>
-        <w:t>decay</w:t>
-      </w:r>
-      <w:proofErr w:type="spellEnd"/>
-      <w:r>
-        <w:t>).</w:t>
-      </w:r>
-    </w:p>
-    <w:p>
-      <w:pPr>
-        <w:pStyle w:val="PargrafodaLista"/>
-        <w:ind w:left="2124"/>
-        <w:jc w:val="both"/>
-      </w:pPr>
-      <w:r>
-        <w:rPr>
-          <w:rFonts w:ascii="Segoe UI Emoji" w:hAnsi="Segoe UI Emoji" w:cs="Segoe UI Emoji"/>
-          <w:b/>
-          <w:bCs/>
-        </w:rPr>
-        <w:t>🔹</w:t>
-      </w:r>
-      <w:r>
-        <w:rPr>
-          <w:b/>
-          <w:bCs/>
-        </w:rPr>
-        <w:t xml:space="preserve"> </w:t>
-      </w:r>
-      <w:r>
-        <w:t xml:space="preserve">Para fine </w:t>
-      </w:r>
-      <w:proofErr w:type="spellStart"/>
-      <w:r>
-        <w:t>tunning</w:t>
-      </w:r>
-      <w:proofErr w:type="spellEnd"/>
-      <w:r>
-        <w:t xml:space="preserve">, o artigo não fixa um único LR universal, porque ele depende do batch </w:t>
-      </w:r>
-      <w:proofErr w:type="spellStart"/>
-      <w:r>
-        <w:t>size</w:t>
-      </w:r>
-      <w:proofErr w:type="spellEnd"/>
-      <w:r>
-        <w:t xml:space="preserve">, se o </w:t>
-      </w:r>
-      <w:proofErr w:type="spellStart"/>
-      <w:r>
-        <w:t>backbone</w:t>
-      </w:r>
-      <w:proofErr w:type="spellEnd"/>
-      <w:r>
-        <w:t xml:space="preserve"> é congelado, se a </w:t>
-      </w:r>
-      <w:proofErr w:type="spellStart"/>
-      <w:r>
-        <w:t>head</w:t>
-      </w:r>
-      <w:proofErr w:type="spellEnd"/>
-      <w:r>
-        <w:t xml:space="preserve"> é inicializada do zero e da resolução da imagem</w:t>
-      </w:r>
-      <w:r>
-        <w:t xml:space="preserve">. No teste atual </w:t>
-      </w:r>
-      <w:r>
-        <w:t>0.01 é um LR muito alto</w:t>
-      </w:r>
-      <w:r>
-        <w:t xml:space="preserve">, </w:t>
-      </w:r>
-      <w:r>
-        <w:t xml:space="preserve">o que leva o gradiente a destruir as features </w:t>
-      </w:r>
-      <w:proofErr w:type="spellStart"/>
-      <w:r>
-        <w:t>pré</w:t>
-      </w:r>
-      <w:proofErr w:type="spellEnd"/>
-      <w:r>
-        <w:t>-treinadas, com isso, o modelo entra em um regime parecido com treino do zero</w:t>
-      </w:r>
-      <w:r>
-        <w:t>.</w:t>
+        <w:rPr>
+          <w:sz w:val="18"/>
+          <w:szCs w:val="18"/>
+        </w:rPr>
+        <w:t>Explicação da escolha do valor de learning-rate</w:t>
       </w:r>
     </w:p>
     <w:p>
@@ -2955,8 +3166,8 @@
           <w:noProof/>
         </w:rPr>
         <w:drawing>
-          <wp:inline distT="0" distB="0" distL="0" distR="0" wp14:anchorId="40E0F526" wp14:editId="4E067381">
-            <wp:extent cx="2916393" cy="1493520"/>
+          <wp:inline distT="0" distB="0" distL="0" distR="0" wp14:anchorId="40E0F526" wp14:editId="3F01C9C1">
+            <wp:extent cx="3511573" cy="1798320"/>
             <wp:effectExtent l="0" t="0" r="0" b="0"/>
             <wp:docPr id="1093551988" name="Imagem 1"/>
             <wp:cNvGraphicFramePr>
@@ -2970,7 +3181,7 @@
                     <pic:cNvPicPr/>
                   </pic:nvPicPr>
                   <pic:blipFill>
-                    <a:blip r:embed="rId14"/>
+                    <a:blip r:embed="rId15"/>
                     <a:stretch>
                       <a:fillRect/>
                     </a:stretch>
@@ -2978,7 +3189,7 @@
                   <pic:spPr>
                     <a:xfrm>
                       <a:off x="0" y="0"/>
-                      <a:ext cx="2923241" cy="1497027"/>
+                      <a:ext cx="3548790" cy="1817379"/>
                     </a:xfrm>
                     <a:prstGeom prst="rect">
                       <a:avLst/>
@@ -2993,40 +3204,70 @@
     </w:p>
     <w:p>
       <w:pPr>
-        <w:ind w:left="1416"/>
-        <w:jc w:val="both"/>
-      </w:pPr>
-      <w:r>
-        <w:rPr>
-          <w:b/>
-          <w:bCs/>
-        </w:rPr>
-        <w:lastRenderedPageBreak/>
-        <w:t>OBSERVAÇÃO</w:t>
-      </w:r>
-      <w:r>
-        <w:t xml:space="preserve"> – Uso do </w:t>
+        <w:pStyle w:val="PargrafodaLista"/>
+        <w:ind w:left="2124"/>
+        <w:jc w:val="both"/>
+      </w:pPr>
+    </w:p>
+    <w:p>
+      <w:pPr>
+        <w:pStyle w:val="PargrafodaLista"/>
+        <w:ind w:left="1440"/>
+        <w:jc w:val="center"/>
+        <w:rPr>
+          <w:sz w:val="18"/>
+          <w:szCs w:val="18"/>
+        </w:rPr>
+      </w:pPr>
+      <w:r>
+        <w:rPr>
+          <w:sz w:val="18"/>
+          <w:szCs w:val="18"/>
+        </w:rPr>
+        <w:t xml:space="preserve">Figura </w:t>
+      </w:r>
+      <w:r>
+        <w:rPr>
+          <w:sz w:val="18"/>
+          <w:szCs w:val="18"/>
+        </w:rPr>
+        <w:t>6</w:t>
+      </w:r>
+      <w:r>
+        <w:rPr>
+          <w:sz w:val="18"/>
+          <w:szCs w:val="18"/>
+        </w:rPr>
+        <w:t xml:space="preserve">: </w:t>
+      </w:r>
+      <w:r>
+        <w:rPr>
+          <w:sz w:val="18"/>
+          <w:szCs w:val="18"/>
+        </w:rPr>
+        <w:t xml:space="preserve">Explicação para o uso do </w:t>
       </w:r>
       <w:proofErr w:type="spellStart"/>
       <w:r>
-        <w:t>scheduler</w:t>
+        <w:rPr>
+          <w:sz w:val="18"/>
+          <w:szCs w:val="18"/>
+        </w:rPr>
+        <w:t>Scheduler</w:t>
       </w:r>
       <w:proofErr w:type="spellEnd"/>
-      <w:r>
-        <w:t>:</w:t>
-      </w:r>
-    </w:p>
-    <w:p>
-      <w:pPr>
-        <w:ind w:left="1416"/>
+    </w:p>
+    <w:p>
+      <w:pPr>
+        <w:ind w:left="2124"/>
       </w:pPr>
       <w:r>
         <w:rPr>
           <w:noProof/>
         </w:rPr>
         <w:drawing>
-          <wp:inline distT="0" distB="0" distL="0" distR="0" wp14:anchorId="1B8B5FD1" wp14:editId="69A9A4EA">
-            <wp:extent cx="3474720" cy="2500622"/>
+          <wp:inline distT="0" distB="0" distL="0" distR="0" wp14:anchorId="1B8B5FD1" wp14:editId="67724997">
+            <wp:extent cx="3474720" cy="2500621"/>
             <wp:effectExtent l="0" t="0" r="0" b="0"/>
             <wp:docPr id="955850465" name="Imagem 1"/>
             <wp:cNvGraphicFramePr>
@@ -3040,7 +3281,7 @@
                     <pic:cNvPicPr/>
                   </pic:nvPicPr>
                   <pic:blipFill>
-                    <a:blip r:embed="rId15"/>
+                    <a:blip r:embed="rId16"/>
                     <a:stretch>
                       <a:fillRect/>
                     </a:stretch>
@@ -3048,7 +3289,7 @@
                   <pic:spPr>
                     <a:xfrm>
                       <a:off x="0" y="0"/>
-                      <a:ext cx="3485065" cy="2508067"/>
+                      <a:ext cx="3509774" cy="2525848"/>
                     </a:xfrm>
                     <a:prstGeom prst="rect">
                       <a:avLst/>
@@ -3069,10 +3310,6 @@
           <w:numId w:val="1"/>
         </w:numPr>
         <w:jc w:val="both"/>
-        <w:rPr>
-          <w:b/>
-          <w:bCs/>
-        </w:rPr>
       </w:pPr>
       <w:r>
         <w:rPr>
@@ -3081,6 +3318,22 @@
         </w:rPr>
         <w:t>Configuração da Arquitetura:</w:t>
       </w:r>
+      <w:r>
+        <w:rPr>
+          <w:b/>
+          <w:bCs/>
+        </w:rPr>
+        <w:t xml:space="preserve"> </w:t>
+      </w:r>
+      <w:r>
+        <w:t>Os v</w:t>
+      </w:r>
+      <w:r>
+        <w:t xml:space="preserve">alores </w:t>
+      </w:r>
+      <w:r>
+        <w:t>dos parâmetros utilizados para a configuração da estrutura da rede estão explícitos pela Figura 7, seguindo estritamente as definições do artigo</w:t>
+      </w:r>
     </w:p>
     <w:p>
       <w:pPr>
@@ -3088,21 +3341,50 @@
         <w:ind w:left="1440"/>
         <w:jc w:val="both"/>
       </w:pPr>
-      <w:r>
-        <w:rPr>
-          <w:b/>
-          <w:bCs/>
-        </w:rPr>
-        <w:t xml:space="preserve">OBS: </w:t>
-      </w:r>
-      <w:r>
-        <w:t>Valores conferidos em código</w:t>
-      </w:r>
     </w:p>
     <w:p>
       <w:pPr>
         <w:pStyle w:val="PargrafodaLista"/>
         <w:ind w:left="1440"/>
+        <w:jc w:val="center"/>
+        <w:rPr>
+          <w:sz w:val="18"/>
+          <w:szCs w:val="18"/>
+        </w:rPr>
+      </w:pPr>
+      <w:r>
+        <w:rPr>
+          <w:sz w:val="18"/>
+          <w:szCs w:val="18"/>
+        </w:rPr>
+        <w:t>Figura</w:t>
+      </w:r>
+      <w:r>
+        <w:rPr>
+          <w:sz w:val="18"/>
+          <w:szCs w:val="18"/>
+        </w:rPr>
+        <w:t xml:space="preserve"> 7</w:t>
+      </w:r>
+      <w:r>
+        <w:rPr>
+          <w:sz w:val="18"/>
+          <w:szCs w:val="18"/>
+        </w:rPr>
+        <w:t xml:space="preserve">: </w:t>
+      </w:r>
+      <w:r>
+        <w:rPr>
+          <w:sz w:val="18"/>
+          <w:szCs w:val="18"/>
+        </w:rPr>
+        <w:t>Parâmetros utilizados para estruturar a rede</w:t>
+      </w:r>
+    </w:p>
+    <w:p>
+      <w:pPr>
+        <w:pStyle w:val="PargrafodaLista"/>
+        <w:ind w:left="2124"/>
         <w:jc w:val="both"/>
         <w:rPr>
           <w:b/>
@@ -3131,7 +3413,7 @@
                     <pic:cNvPicPr/>
                   </pic:nvPicPr>
                   <pic:blipFill>
-                    <a:blip r:embed="rId16"/>
+                    <a:blip r:embed="rId17"/>
                     <a:stretch>
                       <a:fillRect/>
                     </a:stretch>
@@ -3181,6 +3463,7 @@
           <w:b/>
           <w:bCs/>
         </w:rPr>
+        <w:lastRenderedPageBreak/>
         <w:t>Configuração do treinamento (Fine-</w:t>
       </w:r>
       <w:proofErr w:type="spellStart"/>
@@ -3199,11 +3482,77 @@
         </w:rPr>
         <w:t>):</w:t>
       </w:r>
+      <w:r>
+        <w:rPr>
+          <w:b/>
+          <w:bCs/>
+        </w:rPr>
+        <w:t xml:space="preserve"> </w:t>
+      </w:r>
+      <w:r>
+        <w:t>Os v</w:t>
+      </w:r>
+      <w:r>
+        <w:t xml:space="preserve">alores </w:t>
+      </w:r>
+      <w:r>
+        <w:t>dos parâmetros utilizados para o treinamento do modelo estão descritos pela Figura 8, seguindo estritamente as definições do artigo</w:t>
+      </w:r>
     </w:p>
     <w:p>
       <w:pPr>
         <w:pStyle w:val="PargrafodaLista"/>
         <w:ind w:left="1440"/>
+        <w:jc w:val="both"/>
+        <w:rPr>
+          <w:b/>
+          <w:bCs/>
+        </w:rPr>
+      </w:pPr>
+    </w:p>
+    <w:p>
+      <w:pPr>
+        <w:pStyle w:val="PargrafodaLista"/>
+        <w:ind w:left="2136" w:firstLine="696"/>
+        <w:jc w:val="both"/>
+        <w:rPr>
+          <w:sz w:val="18"/>
+          <w:szCs w:val="18"/>
+        </w:rPr>
+      </w:pPr>
+      <w:r>
+        <w:rPr>
+          <w:sz w:val="18"/>
+          <w:szCs w:val="18"/>
+        </w:rPr>
+        <w:t>Figura</w:t>
+      </w:r>
+      <w:r>
+        <w:rPr>
+          <w:sz w:val="18"/>
+          <w:szCs w:val="18"/>
+        </w:rPr>
+        <w:t xml:space="preserve"> 8</w:t>
+      </w:r>
+      <w:r>
+        <w:rPr>
+          <w:sz w:val="18"/>
+          <w:szCs w:val="18"/>
+        </w:rPr>
+        <w:t xml:space="preserve">: </w:t>
+      </w:r>
+      <w:r>
+        <w:rPr>
+          <w:sz w:val="18"/>
+          <w:szCs w:val="18"/>
+        </w:rPr>
+        <w:t>Parâmetros utilizados para o treinamento da rede</w:t>
+      </w:r>
+    </w:p>
+    <w:p>
+      <w:pPr>
+        <w:pStyle w:val="PargrafodaLista"/>
+        <w:ind w:left="2124"/>
         <w:jc w:val="both"/>
         <w:rPr>
           <w:b/>
@@ -3232,7 +3581,7 @@
                     <pic:cNvPicPr/>
                   </pic:nvPicPr>
                   <pic:blipFill>
-                    <a:blip r:embed="rId17"/>
+                    <a:blip r:embed="rId18"/>
                     <a:stretch>
                       <a:fillRect/>
                     </a:stretch>
@@ -3292,38 +3641,82 @@
           <w:b/>
           <w:bCs/>
         </w:rPr>
-        <w:lastRenderedPageBreak/>
-        <w:t>Resultados obtidos e Análise</w:t>
-      </w:r>
-      <w:r>
-        <w:rPr>
-          <w:b/>
-          <w:bCs/>
-        </w:rPr>
-        <w:t xml:space="preserve"> (Ver arquivo ‘logs pycharm.txt’ no diretório </w:t>
-      </w:r>
-      <w:r>
-        <w:rPr>
-          <w:b/>
-          <w:bCs/>
-        </w:rPr>
-        <w:t xml:space="preserve">Treino 2 - 20K - </w:t>
+        <w:t>Resultados obtidos</w:t>
+      </w:r>
+      <w:r>
+        <w:rPr>
+          <w:b/>
+          <w:bCs/>
+        </w:rPr>
+        <w:t xml:space="preserve">: </w:t>
+      </w:r>
+      <w:r>
+        <w:t>Os logs do treinamento podem ser conferidos</w:t>
+      </w:r>
+      <w:r>
+        <w:t xml:space="preserve"> arquiv</w:t>
+      </w:r>
+      <w:r>
+        <w:t>o</w:t>
+      </w:r>
+      <w:r>
+        <w:t xml:space="preserve"> ‘logs pycharm.txt’ no diretório </w:t>
+      </w:r>
+      <w:r>
+        <w:rPr>
+          <w:i/>
+          <w:iCs/>
+        </w:rPr>
+        <w:t>\Projeto-Classificadores\</w:t>
       </w:r>
       <w:proofErr w:type="spellStart"/>
       <w:r>
         <w:rPr>
-          <w:b/>
-          <w:bCs/>
+          <w:i/>
+          <w:iCs/>
+        </w:rPr>
+        <w:t>Main_Validation</w:t>
+      </w:r>
+      <w:proofErr w:type="spellEnd"/>
+      <w:r>
+        <w:rPr>
+          <w:i/>
+          <w:iCs/>
+        </w:rPr>
+        <w:t xml:space="preserve">\Vision Transformers\Checkpoints\Treino 2 - 20K – </w:t>
+      </w:r>
+      <w:proofErr w:type="spellStart"/>
+      <w:r>
+        <w:rPr>
+          <w:i/>
+          <w:iCs/>
         </w:rPr>
         <w:t>FineTunning</w:t>
       </w:r>
       <w:proofErr w:type="spellEnd"/>
       <w:r>
         <w:rPr>
-          <w:b/>
-          <w:bCs/>
-        </w:rPr>
-        <w:t>)</w:t>
+          <w:i/>
+          <w:iCs/>
+        </w:rPr>
+        <w:t>.</w:t>
+      </w:r>
+    </w:p>
+    <w:p>
+      <w:pPr>
+        <w:ind w:left="1440" w:firstLine="360"/>
+        <w:jc w:val="both"/>
+        <w:rPr>
+          <w:b/>
+          <w:bCs/>
+        </w:rPr>
+      </w:pPr>
+      <w:r>
+        <w:rPr>
+          <w:b/>
+          <w:bCs/>
+        </w:rPr>
+        <w:t>Análise da perda</w:t>
       </w:r>
       <w:r>
         <w:rPr>
@@ -3331,23 +3724,6 @@
           <w:bCs/>
         </w:rPr>
         <w:t>:</w:t>
-      </w:r>
-    </w:p>
-    <w:p>
-      <w:pPr>
-        <w:ind w:left="1440"/>
-        <w:jc w:val="both"/>
-        <w:rPr>
-          <w:b/>
-          <w:bCs/>
-        </w:rPr>
-      </w:pPr>
-      <w:r>
-        <w:rPr>
-          <w:b/>
-          <w:bCs/>
-        </w:rPr>
-        <w:t>PERDA:</w:t>
       </w:r>
     </w:p>
     <w:p>
@@ -3445,6 +3821,52 @@
       </w:r>
       <w:r>
         <w:t>.</w:t>
+      </w:r>
+    </w:p>
+    <w:p>
+      <w:pPr>
+        <w:pStyle w:val="PargrafodaLista"/>
+        <w:ind w:left="2160"/>
+        <w:jc w:val="both"/>
+      </w:pPr>
+    </w:p>
+    <w:p>
+      <w:pPr>
+        <w:pStyle w:val="PargrafodaLista"/>
+        <w:ind w:left="2136" w:firstLine="696"/>
+        <w:jc w:val="both"/>
+        <w:rPr>
+          <w:sz w:val="18"/>
+          <w:szCs w:val="18"/>
+        </w:rPr>
+      </w:pPr>
+      <w:r>
+        <w:rPr>
+          <w:sz w:val="18"/>
+          <w:szCs w:val="18"/>
+        </w:rPr>
+        <w:t>Figura</w:t>
+      </w:r>
+      <w:r>
+        <w:rPr>
+          <w:sz w:val="18"/>
+          <w:szCs w:val="18"/>
+        </w:rPr>
+        <w:t xml:space="preserve"> 9</w:t>
+      </w:r>
+      <w:r>
+        <w:rPr>
+          <w:sz w:val="18"/>
+          <w:szCs w:val="18"/>
+        </w:rPr>
+        <w:t xml:space="preserve">: </w:t>
+      </w:r>
+      <w:r>
+        <w:rPr>
+          <w:sz w:val="18"/>
+          <w:szCs w:val="18"/>
+        </w:rPr>
+        <w:t>Gráfico de perda ao longo das épocas de treinamento</w:t>
       </w:r>
     </w:p>
     <w:p>
@@ -3473,7 +3895,7 @@
                     <pic:cNvPicPr/>
                   </pic:nvPicPr>
                   <pic:blipFill>
-                    <a:blip r:embed="rId18"/>
+                    <a:blip r:embed="rId19"/>
                     <a:stretch>
                       <a:fillRect/>
                     </a:stretch>
@@ -3503,12 +3925,32 @@
           <w:bCs/>
         </w:rPr>
       </w:pPr>
-      <w:r>
-        <w:rPr>
-          <w:b/>
-          <w:bCs/>
-        </w:rPr>
-        <w:t>ACURÁCIA</w:t>
+    </w:p>
+    <w:p>
+      <w:pPr>
+        <w:ind w:left="1416"/>
+        <w:jc w:val="both"/>
+        <w:rPr>
+          <w:b/>
+          <w:bCs/>
+        </w:rPr>
+      </w:pPr>
+    </w:p>
+    <w:p>
+      <w:pPr>
+        <w:ind w:left="1416" w:firstLine="360"/>
+        <w:jc w:val="both"/>
+        <w:rPr>
+          <w:b/>
+          <w:bCs/>
+        </w:rPr>
+      </w:pPr>
+      <w:r>
+        <w:rPr>
+          <w:b/>
+          <w:bCs/>
+        </w:rPr>
+        <w:t>Análise da acurácia</w:t>
       </w:r>
       <w:r>
         <w:rPr>
@@ -3532,6 +3974,10 @@
       </w:r>
       <w:proofErr w:type="spellStart"/>
       <w:r>
+        <w:rPr>
+          <w:i/>
+          <w:iCs/>
+        </w:rPr>
         <w:t>Accuracy</w:t>
       </w:r>
       <w:proofErr w:type="spellEnd"/>
@@ -3540,6 +3986,10 @@
       </w:r>
       <w:proofErr w:type="spellStart"/>
       <w:r>
+        <w:rPr>
+          <w:i/>
+          <w:iCs/>
+        </w:rPr>
         <w:t>ImageNet</w:t>
       </w:r>
       <w:proofErr w:type="spellEnd"/>
@@ -3557,34 +4007,23 @@
         <w:jc w:val="both"/>
       </w:pPr>
       <w:r>
-        <w:t xml:space="preserve"> Podem haver batches com classes mais fáceis de se aprender e classificar, o que resulta em uma </w:t>
-      </w:r>
-      <w:proofErr w:type="spellStart"/>
-      <w:r>
-        <w:t>acc</w:t>
-      </w:r>
-      <w:proofErr w:type="spellEnd"/>
-      <w:r>
-        <w:t xml:space="preserve"> alta e outro batch contendo classes mais difíceis de operar, resultando em uma </w:t>
-      </w:r>
-      <w:proofErr w:type="spellStart"/>
-      <w:r>
-        <w:t>acc</w:t>
-      </w:r>
-      <w:proofErr w:type="spellEnd"/>
-      <w:r>
-        <w:t xml:space="preserve"> baixa.</w:t>
-      </w:r>
-    </w:p>
-    <w:p>
-      <w:pPr>
-        <w:pStyle w:val="PargrafodaLista"/>
-        <w:numPr>
-          <w:ilvl w:val="0"/>
-          <w:numId w:val="5"/>
-        </w:numPr>
-        <w:jc w:val="both"/>
-      </w:pPr>
+        <w:t xml:space="preserve"> Podem haver batches com classes mais fáceis de se aprender e classificar</w:t>
+      </w:r>
+      <w:r>
+        <w:t xml:space="preserve">, bem como </w:t>
+      </w:r>
+      <w:r>
+        <w:t>batch</w:t>
+      </w:r>
+      <w:r>
+        <w:t>es</w:t>
+      </w:r>
+      <w:r>
+        <w:t xml:space="preserve"> contendo classes mais difíceis de operar, resultando </w:t>
+      </w:r>
+      <w:r>
+        <w:t xml:space="preserve">em uma oscilação dos resultados. </w:t>
+      </w:r>
       <w:r>
         <w:t xml:space="preserve">Como conclusão, os valores de </w:t>
       </w:r>
@@ -3596,32 +4035,24 @@
         <w:t xml:space="preserve">acurácia </w:t>
       </w:r>
       <w:r>
-        <w:t xml:space="preserve">apresentados pelo log do </w:t>
-      </w:r>
-      <w:proofErr w:type="spellStart"/>
-      <w:r>
-        <w:t>pycharm</w:t>
-      </w:r>
-      <w:proofErr w:type="spellEnd"/>
-      <w:r>
-        <w:t xml:space="preserve"> não são necessariamente preocupantes.</w:t>
-      </w:r>
-    </w:p>
-    <w:p>
-      <w:pPr>
-        <w:ind w:left="708" w:firstLine="708"/>
-        <w:jc w:val="both"/>
-        <w:rPr>
-          <w:b/>
-          <w:bCs/>
-        </w:rPr>
-      </w:pPr>
-      <w:r>
-        <w:rPr>
-          <w:b/>
-          <w:bCs/>
-        </w:rPr>
-        <w:t>VALIDAÇÃO</w:t>
+        <w:t>apresentados pelo log não são necessariamente preocupantes.</w:t>
+      </w:r>
+    </w:p>
+    <w:p>
+      <w:pPr>
+        <w:ind w:left="1068" w:firstLine="708"/>
+        <w:jc w:val="both"/>
+        <w:rPr>
+          <w:b/>
+          <w:bCs/>
+        </w:rPr>
+      </w:pPr>
+      <w:r>
+        <w:rPr>
+          <w:b/>
+          <w:bCs/>
+        </w:rPr>
+        <w:t>Análise da validação</w:t>
       </w:r>
       <w:r>
         <w:rPr>
@@ -3667,31 +4098,8 @@
     <w:p>
       <w:pPr>
         <w:pStyle w:val="PargrafodaLista"/>
-        <w:jc w:val="both"/>
-        <w:rPr>
-          <w:b/>
-          <w:bCs/>
-        </w:rPr>
-      </w:pPr>
-    </w:p>
-    <w:p>
-      <w:pPr>
-        <w:pStyle w:val="PargrafodaLista"/>
-        <w:jc w:val="both"/>
-        <w:rPr>
-          <w:b/>
-          <w:bCs/>
-        </w:rPr>
-      </w:pPr>
-    </w:p>
-    <w:p>
-      <w:pPr>
-        <w:pStyle w:val="PargrafodaLista"/>
-        <w:jc w:val="both"/>
-        <w:rPr>
-          <w:b/>
-          <w:bCs/>
-        </w:rPr>
+        <w:ind w:left="2136"/>
+        <w:jc w:val="both"/>
       </w:pPr>
     </w:p>
     <w:p>
@@ -3712,8 +4120,14 @@
           <w:b/>
           <w:bCs/>
         </w:rPr>
-        <w:lastRenderedPageBreak/>
-        <w:t xml:space="preserve">Próximas etapas: </w:t>
+        <w:t>Conclusões e sugestões para as p</w:t>
+      </w:r>
+      <w:r>
+        <w:rPr>
+          <w:b/>
+          <w:bCs/>
+        </w:rPr>
+        <w:t xml:space="preserve">róximas etapas: </w:t>
       </w:r>
       <w:r>
         <w:t>Não vale a pena</w:t>
@@ -3739,7 +4153,13 @@
         <w:t xml:space="preserve">validação da </w:t>
       </w:r>
       <w:r>
-        <w:t>implementação sem que haja o cenário ideal para replicar os resultados. Uma vez que a implementação advém de um repositório confiável e ela foi testada em um ambiente também confiável, é justo assumir a confiabilidade da implementação, principalmente ao considerar o comportamento que a rede apresentou, mesmo em um cenário desfavorável.</w:t>
+        <w:t>implementação sem que haja o cenário ideal para replicar os resultados. Uma vez que a implementação advém de um repositório confiável e ela foi testada em um ambiente também confiável, é justo assumir a confiabilidade da implementação</w:t>
+      </w:r>
+      <w:r>
+        <w:t xml:space="preserve"> (por enquanto)</w:t>
+      </w:r>
+      <w:r>
+        <w:t>, principalmente ao considerar o comportamento que a rede apresentou, mesmo em um cenário desfavorável.</w:t>
       </w:r>
     </w:p>
     <w:p>
@@ -3756,7 +4176,13 @@
         </w:rPr>
       </w:pPr>
       <w:r>
-        <w:t>Os próximos testes conduzidos até o dia 20 serão focado</w:t>
+        <w:t>Os próximos testes conduzidos até o dia 20</w:t>
+      </w:r>
+      <w:r>
+        <w:t>/01/26</w:t>
+      </w:r>
+      <w:r>
+        <w:t xml:space="preserve"> serão focado</w:t>
       </w:r>
       <w:r>
         <w:t>s</w:t>
@@ -3771,7 +4197,10 @@
         <w:t xml:space="preserve"> comportamento</w:t>
       </w:r>
       <w:r>
-        <w:t xml:space="preserve"> em diferentes cenários.</w:t>
+        <w:t xml:space="preserve"> em diferentes cenários</w:t>
+      </w:r>
+      <w:r>
+        <w:t>;</w:t>
       </w:r>
     </w:p>
     <w:p>
@@ -3788,7 +4217,10 @@
         </w:rPr>
       </w:pPr>
       <w:r>
-        <w:t>Podemos conduzir novos testes futuros para validar a rede, mas essa NÃO SERÁ A PRIORIDADE.</w:t>
+        <w:t>Podemos conduzir novos testes futuros para validar a rede, mas essa NÃO SERÁ A PRIORIDADE</w:t>
+      </w:r>
+      <w:r>
+        <w:t xml:space="preserve"> por enquanto;</w:t>
       </w:r>
     </w:p>
     <w:p>
@@ -3805,7 +4237,10 @@
         </w:rPr>
       </w:pPr>
       <w:r>
-        <w:t>O prazo está relativamente curto e se faz necessário otimizar o protocolo de experimentação para permitir a condução de novos testes e avaliações sem margem para perda de tempo.</w:t>
+        <w:t>O prazo está relativamente curto e se faz necessário otimizar o protocolo de experimentação para permitir a condução de novos testes e avaliações sem margem para perda de tempo</w:t>
+      </w:r>
+      <w:r>
+        <w:t>;</w:t>
       </w:r>
     </w:p>
     <w:p>
@@ -3836,7 +4271,7 @@
         <mc:AlternateContent>
           <mc:Choice Requires="wps">
             <w:drawing>
-              <wp:anchor distT="0" distB="0" distL="114300" distR="114300" simplePos="0" relativeHeight="251661312" behindDoc="0" locked="0" layoutInCell="1" allowOverlap="1" wp14:anchorId="3E9C3374" wp14:editId="6B75B0AF">
+              <wp:anchor distT="0" distB="0" distL="114300" distR="114300" simplePos="0" relativeHeight="251661312" behindDoc="0" locked="0" layoutInCell="1" allowOverlap="1" wp14:anchorId="3E9C3374" wp14:editId="5558341A">
                 <wp:simplePos x="0" y="0"/>
                 <wp:positionH relativeFrom="margin">
                   <wp:align>center</wp:align>
@@ -3845,7 +4280,7 @@
                   <wp:posOffset>253365</wp:posOffset>
                 </wp:positionV>
                 <wp:extent cx="7020000" cy="0"/>
-                <wp:effectExtent l="0" t="19050" r="28575" b="19050"/>
+                <wp:effectExtent l="0" t="0" r="0" b="0"/>
                 <wp:wrapNone/>
                 <wp:docPr id="280427013" name="Conector reto 1"/>
                 <wp:cNvGraphicFramePr/>
@@ -3861,11 +4296,11 @@
                         <a:prstGeom prst="line">
                           <a:avLst/>
                         </a:prstGeom>
-                        <a:ln w="28575">
+                        <a:ln w="12700">
                           <a:solidFill>
                             <a:schemeClr val="tx1"/>
                           </a:solidFill>
-                          <a:prstDash val="lgDashDot"/>
+                          <a:prstDash val="solid"/>
                         </a:ln>
                       </wps:spPr>
                       <wps:style>
@@ -3897,8 +4332,8 @@
           </mc:Choice>
           <mc:Fallback>
             <w:pict>
-              <v:line w14:anchorId="0AEC54A9" id="Conector reto 1" o:spid="_x0000_s1026" style="position:absolute;flip:y;z-index:251661312;visibility:visible;mso-wrap-style:square;mso-width-percent:0;mso-height-percent:0;mso-wrap-distance-left:9pt;mso-wrap-distance-top:0;mso-wrap-distance-right:9pt;mso-wrap-distance-bottom:0;mso-position-horizontal:center;mso-position-horizontal-relative:margin;mso-position-vertical:absolute;mso-position-vertical-relative:text;mso-width-percent:0;mso-height-percent:0;mso-width-relative:margin;mso-height-relative:margin" from="0,19.95pt" to="552.75pt,19.95pt" o:gfxdata="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" strokecolor="black [3213]" strokeweight="2.25pt">
-                <v:stroke dashstyle="longDashDot" joinstyle="miter"/>
+              <v:line w14:anchorId="53DD3939" id="Conector reto 1" o:spid="_x0000_s1026" style="position:absolute;flip:y;z-index:251661312;visibility:visible;mso-wrap-style:square;mso-width-percent:0;mso-height-percent:0;mso-wrap-distance-left:9pt;mso-wrap-distance-top:0;mso-wrap-distance-right:9pt;mso-wrap-distance-bottom:0;mso-position-horizontal:center;mso-position-horizontal-relative:margin;mso-position-vertical:absolute;mso-position-vertical-relative:text;mso-width-percent:0;mso-height-percent:0;mso-width-relative:margin;mso-height-relative:margin" from="0,19.95pt" to="552.75pt,19.95pt" o:gfxdata="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" strokecolor="black [3213]" strokeweight="1pt">
+                <v:stroke joinstyle="miter"/>
                 <w10:wrap anchorx="margin"/>
               </v:line>
             </w:pict>
@@ -3940,14 +4375,35 @@
           <w:b/>
           <w:bCs/>
         </w:rPr>
-        <w:t xml:space="preserve">STUDO CONDUZIDO </w:t>
-      </w:r>
-      <w:r>
-        <w:rPr>
-          <w:b/>
-          <w:bCs/>
-        </w:rPr>
-        <w:t xml:space="preserve">1 </w:t>
+        <w:t xml:space="preserve">STUDO </w:t>
+      </w:r>
+      <w:r>
+        <w:rPr>
+          <w:b/>
+          <w:bCs/>
+        </w:rPr>
+        <w:t>EXPLORATÓRIO</w:t>
+      </w:r>
+      <w:r>
+        <w:rPr>
+          <w:b/>
+          <w:bCs/>
+        </w:rPr>
+        <w:t xml:space="preserve"> </w:t>
+      </w:r>
+      <w:r>
+        <w:rPr>
+          <w:b/>
+          <w:bCs/>
+        </w:rPr>
+        <w:t>I</w:t>
+      </w:r>
+      <w:r>
+        <w:rPr>
+          <w:b/>
+          <w:bCs/>
+        </w:rPr>
+        <w:t xml:space="preserve"> </w:t>
       </w:r>
       <w:r>
         <w:rPr>
@@ -3996,6 +4452,10 @@
       </w:r>
       <w:proofErr w:type="spellStart"/>
       <w:r>
+        <w:rPr>
+          <w:i/>
+          <w:iCs/>
+        </w:rPr>
         <w:t>TFRecords</w:t>
       </w:r>
       <w:proofErr w:type="spellEnd"/>
@@ -4004,16 +4464,11 @@
       </w:r>
       <w:proofErr w:type="spellStart"/>
       <w:r>
-        <w:t>I</w:t>
-      </w:r>
-      <w:r>
-        <w:t>mage</w:t>
-      </w:r>
-      <w:r>
-        <w:t>N</w:t>
-      </w:r>
-      <w:r>
-        <w:t>et</w:t>
+        <w:rPr>
+          <w:i/>
+          <w:iCs/>
+        </w:rPr>
+        <w:t>ImageNet</w:t>
       </w:r>
       <w:proofErr w:type="spellEnd"/>
       <w:r>
@@ -4021,11 +4476,19 @@
       </w:r>
       <w:proofErr w:type="spellStart"/>
       <w:r>
+        <w:rPr>
+          <w:i/>
+          <w:iCs/>
+        </w:rPr>
         <w:t>TFRecord</w:t>
       </w:r>
       <w:proofErr w:type="spellEnd"/>
       <w:r>
-        <w:t xml:space="preserve"> é um formato binário de armazenamento de dados criado pelo </w:t>
+        <w:t xml:space="preserve"> é um formato binário de </w:t>
+      </w:r>
+      <w:r>
+        <w:lastRenderedPageBreak/>
+        <w:t xml:space="preserve">armazenamento de dados criado pelo </w:t>
       </w:r>
       <w:proofErr w:type="spellStart"/>
       <w:r>
@@ -4033,82 +4496,22 @@
       </w:r>
       <w:proofErr w:type="spellEnd"/>
       <w:r>
-        <w:t xml:space="preserve"> para:</w:t>
-      </w:r>
-    </w:p>
-    <w:p>
-      <w:pPr>
-        <w:pStyle w:val="PargrafodaLista"/>
-        <w:numPr>
-          <w:ilvl w:val="0"/>
-          <w:numId w:val="10"/>
-        </w:numPr>
-        <w:jc w:val="both"/>
-      </w:pPr>
-      <w:r>
-        <w:t xml:space="preserve">Ler dados </w:t>
+        <w:t xml:space="preserve"> para</w:t>
+      </w:r>
+      <w:r>
+        <w:t xml:space="preserve"> a leitura de</w:t>
+      </w:r>
+      <w:r>
+        <w:t xml:space="preserve"> dados </w:t>
       </w:r>
       <w:r>
         <w:t>com maior velocidade</w:t>
       </w:r>
-    </w:p>
-    <w:p>
-      <w:pPr>
-        <w:pStyle w:val="PargrafodaLista"/>
-        <w:numPr>
-          <w:ilvl w:val="0"/>
-          <w:numId w:val="10"/>
-        </w:numPr>
-        <w:jc w:val="both"/>
-      </w:pPr>
-      <w:r>
-        <w:t xml:space="preserve">Escalar para </w:t>
-      </w:r>
-      <w:proofErr w:type="spellStart"/>
-      <w:r>
-        <w:t>datasets</w:t>
-      </w:r>
-      <w:proofErr w:type="spellEnd"/>
-      <w:r>
-        <w:t xml:space="preserve"> gigantes (</w:t>
-      </w:r>
-      <w:proofErr w:type="spellStart"/>
-      <w:r>
-        <w:t>ImageNet</w:t>
-      </w:r>
-      <w:proofErr w:type="spellEnd"/>
-      <w:r>
-        <w:t>, vídeos, multimodal)</w:t>
-      </w:r>
-    </w:p>
-    <w:p>
-      <w:pPr>
-        <w:pStyle w:val="PargrafodaLista"/>
-        <w:numPr>
-          <w:ilvl w:val="0"/>
-          <w:numId w:val="10"/>
-        </w:numPr>
-        <w:jc w:val="both"/>
-      </w:pPr>
-      <w:r>
-        <w:t>Funcionar bem com treinamento distribuído (GPU/TPU)</w:t>
-      </w:r>
-    </w:p>
-    <w:p>
-      <w:pPr>
-        <w:ind w:left="1416"/>
-        <w:jc w:val="both"/>
-      </w:pPr>
-      <w:r>
-        <w:t>A ideia geral é: em vez de processar milhares/milhões de arquivos pequenos (.</w:t>
-      </w:r>
-      <w:proofErr w:type="spellStart"/>
-      <w:r>
-        <w:t>jpg</w:t>
-      </w:r>
-      <w:proofErr w:type="spellEnd"/>
-      <w:r>
-        <w:t>, .png), você transforma tudo em alguns arquivos grandes binários, sequenciais.</w:t>
+      <w:r>
+        <w:t xml:space="preserve"> e escalabilidade ao operar com </w:t>
+      </w:r>
+      <w:r>
+        <w:t>grandes bases de dados.</w:t>
       </w:r>
     </w:p>
     <w:p>
@@ -4118,7 +4521,34 @@
           <w:ilvl w:val="1"/>
           <w:numId w:val="1"/>
         </w:numPr>
-      </w:pPr>
+        <w:jc w:val="both"/>
+      </w:pPr>
+      <w:r>
+        <w:rPr>
+          <w:b/>
+          <w:bCs/>
+        </w:rPr>
+        <w:t>Ideia geral</w:t>
+      </w:r>
+      <w:r>
+        <w:rPr>
+          <w:b/>
+          <w:bCs/>
+        </w:rPr>
+        <w:t>:</w:t>
+      </w:r>
+      <w:r>
+        <w:t xml:space="preserve"> em vez de processar milhares/milhões de pequenos</w:t>
+      </w:r>
+      <w:r>
+        <w:t xml:space="preserve"> arquivos de imagem</w:t>
+      </w:r>
+      <w:r>
+        <w:t>, você transforma tudo em alguns arquivos grandes binários, sequenciais.</w:t>
+      </w:r>
+      <w:r>
+        <w:t xml:space="preserve"> </w:t>
+      </w:r>
       <w:r>
         <w:t xml:space="preserve">Um </w:t>
       </w:r>
@@ -4128,43 +4558,83 @@
       </w:r>
       <w:proofErr w:type="spellEnd"/>
       <w:r>
-        <w:t xml:space="preserve"> é basicamente uma lista de exemplos serializados, onde cada exemplo é um </w:t>
+        <w:t xml:space="preserve"> é basicamente uma lista de exemplos serializados, onde cada exemplo contém </w:t>
+      </w:r>
+      <w:r>
+        <w:rPr>
+          <w:i/>
+          <w:iCs/>
+        </w:rPr>
+        <w:t>features</w:t>
+      </w:r>
+      <w:r>
+        <w:t xml:space="preserve">, </w:t>
+      </w:r>
+      <w:r>
+        <w:t>descritas pela Figura 10</w:t>
+      </w:r>
+      <w:r>
+        <w:t>:</w:t>
+      </w:r>
+    </w:p>
+    <w:p>
+      <w:pPr>
+        <w:pStyle w:val="PargrafodaLista"/>
+        <w:ind w:left="1440"/>
+        <w:jc w:val="both"/>
+        <w:rPr>
+          <w:b/>
+          <w:bCs/>
+        </w:rPr>
+      </w:pPr>
+    </w:p>
+    <w:p>
+      <w:pPr>
+        <w:pStyle w:val="PargrafodaLista"/>
+        <w:ind w:left="2136" w:firstLine="696"/>
+        <w:jc w:val="both"/>
+        <w:rPr>
+          <w:sz w:val="18"/>
+          <w:szCs w:val="18"/>
+        </w:rPr>
+      </w:pPr>
+      <w:r>
+        <w:rPr>
+          <w:sz w:val="18"/>
+          <w:szCs w:val="18"/>
+        </w:rPr>
+        <w:t>Figura</w:t>
+      </w:r>
+      <w:r>
+        <w:rPr>
+          <w:sz w:val="18"/>
+          <w:szCs w:val="18"/>
+        </w:rPr>
+        <w:t xml:space="preserve"> 10</w:t>
+      </w:r>
+      <w:r>
+        <w:rPr>
+          <w:sz w:val="18"/>
+          <w:szCs w:val="18"/>
+        </w:rPr>
+        <w:t xml:space="preserve">: </w:t>
+      </w:r>
+      <w:r>
+        <w:rPr>
+          <w:sz w:val="18"/>
+          <w:szCs w:val="18"/>
+        </w:rPr>
+        <w:t xml:space="preserve">Exemplo da estrutura de um </w:t>
       </w:r>
       <w:proofErr w:type="spellStart"/>
-      <w:proofErr w:type="gramStart"/>
-      <w:r>
-        <w:t>tf.train</w:t>
-      </w:r>
-      <w:proofErr w:type="gramEnd"/>
-      <w:r>
-        <w:t>.Example</w:t>
+      <w:r>
+        <w:rPr>
+          <w:sz w:val="18"/>
+          <w:szCs w:val="18"/>
+        </w:rPr>
+        <w:t>TFRecord</w:t>
       </w:r>
       <w:proofErr w:type="spellEnd"/>
-      <w:r>
-        <w:t xml:space="preserve">. Cada </w:t>
-      </w:r>
-      <w:proofErr w:type="spellStart"/>
-      <w:r>
-        <w:rPr>
-          <w:i/>
-          <w:iCs/>
-        </w:rPr>
-        <w:t>Example</w:t>
-      </w:r>
-      <w:proofErr w:type="spellEnd"/>
-      <w:r>
-        <w:t xml:space="preserve"> contém </w:t>
-      </w:r>
-      <w:r>
-        <w:rPr>
-          <w:i/>
-          <w:iCs/>
-        </w:rPr>
-        <w:t>features</w:t>
-      </w:r>
-      <w:r>
-        <w:t>, que são pares:</w:t>
-      </w:r>
     </w:p>
     <w:p>
       <w:pPr>
@@ -4180,7 +4650,6 @@
           <w:bCs/>
           <w:noProof/>
         </w:rPr>
-        <w:lastRenderedPageBreak/>
         <w:drawing>
           <wp:inline distT="0" distB="0" distL="0" distR="0" wp14:anchorId="3B61A3D3" wp14:editId="0C7BD247">
             <wp:extent cx="4316354" cy="2385060"/>
@@ -4197,7 +4666,7 @@
                     <pic:cNvPicPr/>
                   </pic:nvPicPr>
                   <pic:blipFill>
-                    <a:blip r:embed="rId19"/>
+                    <a:blip r:embed="rId20"/>
                     <a:stretch>
                       <a:fillRect/>
                     </a:stretch>
@@ -4220,15 +4689,6 @@
     </w:p>
     <w:p>
       <w:pPr>
-        <w:ind w:left="1416"/>
-        <w:rPr>
-          <w:b/>
-          <w:bCs/>
-        </w:rPr>
-      </w:pPr>
-    </w:p>
-    <w:p>
-      <w:pPr>
         <w:pStyle w:val="PargrafodaLista"/>
         <w:numPr>
           <w:ilvl w:val="1"/>
@@ -4248,30 +4708,77 @@
       </w:r>
       <w:proofErr w:type="spellStart"/>
       <w:r>
+        <w:rPr>
+          <w:i/>
+          <w:iCs/>
+        </w:rPr>
         <w:t>Protocol</w:t>
       </w:r>
       <w:proofErr w:type="spellEnd"/>
       <w:r>
-        <w:t xml:space="preserve"> Buffers (</w:t>
+        <w:rPr>
+          <w:i/>
+          <w:iCs/>
+        </w:rPr>
+        <w:t xml:space="preserve"> Buffers</w:t>
+      </w:r>
+      <w:r>
+        <w:rPr>
+          <w:i/>
+          <w:iCs/>
+        </w:rPr>
+        <w:t xml:space="preserve"> </w:t>
+      </w:r>
+      <w:r>
+        <w:rPr>
+          <w:i/>
+          <w:iCs/>
+        </w:rPr>
+        <w:t>(</w:t>
       </w:r>
       <w:proofErr w:type="spellStart"/>
       <w:r>
+        <w:rPr>
+          <w:i/>
+          <w:iCs/>
+        </w:rPr>
         <w:t>Protobuf</w:t>
       </w:r>
       <w:proofErr w:type="spellEnd"/>
       <w:r>
-        <w:t xml:space="preserve">) é um formato de serialização de dados criado pelo Google. Em termos gerais, </w:t>
+        <w:t>)</w:t>
+      </w:r>
+      <w:r>
+        <w:t xml:space="preserve"> é um formato de serialização de dados criado pelo Google</w:t>
+      </w:r>
+      <w:r>
+        <w:t xml:space="preserve"> e utilizado na criação dos </w:t>
       </w:r>
       <w:proofErr w:type="spellStart"/>
       <w:r>
-        <w:t>Protobuf</w:t>
+        <w:t>TFRecords</w:t>
       </w:r>
       <w:proofErr w:type="spellEnd"/>
       <w:r>
-        <w:t xml:space="preserve"> é uma forma muito eficiente de transformar estruturas de dados (listas, dicionários, tensores, objetos) em bytes binários, para armazenar ou transmitir, e depois reconstruí-las exatamente iguais.</w:t>
-      </w:r>
-      <w:r>
-        <w:t xml:space="preserve"> Como exemplo, temos:</w:t>
+        <w:t xml:space="preserve"> que busca </w:t>
+      </w:r>
+      <w:r>
+        <w:t>transformar estruturas de dados (listas, dicionários, tensores, objetos) em bytes binários</w:t>
+      </w:r>
+      <w:r>
+        <w:t xml:space="preserve"> de maneira eficiente</w:t>
+      </w:r>
+      <w:r>
+        <w:t>, para armazenar ou transmitir, e depois reconstruí-las exatamente iguais.</w:t>
+      </w:r>
+      <w:r>
+        <w:t xml:space="preserve"> Como exemplo, </w:t>
+      </w:r>
+      <w:r>
+        <w:t>podemos pensar na transmissão do seguinte dado</w:t>
+      </w:r>
+      <w:r>
+        <w:t>:</w:t>
       </w:r>
     </w:p>
     <w:p>
@@ -4279,6 +4786,10 @@
         <w:pStyle w:val="PargrafodaLista"/>
         <w:ind w:left="1440"/>
         <w:jc w:val="both"/>
+        <w:rPr>
+          <w:b/>
+          <w:bCs/>
+        </w:rPr>
       </w:pPr>
     </w:p>
     <w:p>
@@ -4286,7 +4797,190 @@
         <w:pStyle w:val="PargrafodaLista"/>
         <w:ind w:left="1440"/>
         <w:jc w:val="both"/>
-      </w:pPr>
+        <w:rPr>
+          <w:b/>
+          <w:bCs/>
+        </w:rPr>
+      </w:pPr>
+      <w:r>
+        <w:rPr>
+          <w:b/>
+          <w:bCs/>
+        </w:rPr>
+        <w:t xml:space="preserve">     {</w:t>
+      </w:r>
+    </w:p>
+    <w:p>
+      <w:pPr>
+        <w:pStyle w:val="PargrafodaLista"/>
+        <w:ind w:left="2124"/>
+        <w:jc w:val="both"/>
+        <w:rPr>
+          <w:b/>
+          <w:bCs/>
+        </w:rPr>
+      </w:pPr>
+      <w:r>
+        <w:rPr>
+          <w:b/>
+          <w:bCs/>
+        </w:rPr>
+        <w:t>“</w:t>
+      </w:r>
+      <w:proofErr w:type="spellStart"/>
+      <w:proofErr w:type="gramStart"/>
+      <w:r>
+        <w:rPr>
+          <w:b/>
+          <w:bCs/>
+        </w:rPr>
+        <w:t>image</w:t>
+      </w:r>
+      <w:proofErr w:type="spellEnd"/>
+      <w:r>
+        <w:rPr>
+          <w:b/>
+          <w:bCs/>
+        </w:rPr>
+        <w:t>”:&lt;</w:t>
+      </w:r>
+      <w:proofErr w:type="gramEnd"/>
+      <w:r>
+        <w:rPr>
+          <w:b/>
+          <w:bCs/>
+        </w:rPr>
+        <w:t>bytes&gt;,</w:t>
+      </w:r>
+    </w:p>
+    <w:p>
+      <w:pPr>
+        <w:pStyle w:val="PargrafodaLista"/>
+        <w:ind w:left="2124"/>
+        <w:jc w:val="both"/>
+        <w:rPr>
+          <w:b/>
+          <w:bCs/>
+        </w:rPr>
+      </w:pPr>
+      <w:r>
+        <w:rPr>
+          <w:b/>
+          <w:bCs/>
+        </w:rPr>
+        <w:t>“</w:t>
+      </w:r>
+      <w:proofErr w:type="spellStart"/>
+      <w:r>
+        <w:rPr>
+          <w:b/>
+          <w:bCs/>
+        </w:rPr>
+        <w:t>label</w:t>
+      </w:r>
+      <w:proofErr w:type="spellEnd"/>
+      <w:proofErr w:type="gramStart"/>
+      <w:r>
+        <w:rPr>
+          <w:b/>
+          <w:bCs/>
+        </w:rPr>
+        <w:t>” :</w:t>
+      </w:r>
+      <w:proofErr w:type="gramEnd"/>
+      <w:r>
+        <w:rPr>
+          <w:b/>
+          <w:bCs/>
+        </w:rPr>
+        <w:t xml:space="preserve"> 281,</w:t>
+      </w:r>
+    </w:p>
+    <w:p>
+      <w:pPr>
+        <w:pStyle w:val="PargrafodaLista"/>
+        <w:ind w:left="2124"/>
+        <w:jc w:val="both"/>
+        <w:rPr>
+          <w:b/>
+          <w:bCs/>
+        </w:rPr>
+      </w:pPr>
+      <w:r>
+        <w:rPr>
+          <w:b/>
+          <w:bCs/>
+        </w:rPr>
+        <w:t>“</w:t>
+      </w:r>
+      <w:proofErr w:type="spellStart"/>
+      <w:r>
+        <w:rPr>
+          <w:b/>
+          <w:bCs/>
+        </w:rPr>
+        <w:t>height</w:t>
+      </w:r>
+      <w:proofErr w:type="spellEnd"/>
+      <w:proofErr w:type="gramStart"/>
+      <w:r>
+        <w:rPr>
+          <w:b/>
+          <w:bCs/>
+        </w:rPr>
+        <w:t>” :</w:t>
+      </w:r>
+      <w:proofErr w:type="gramEnd"/>
+      <w:r>
+        <w:rPr>
+          <w:b/>
+          <w:bCs/>
+        </w:rPr>
+        <w:t xml:space="preserve"> 224,</w:t>
+      </w:r>
+    </w:p>
+    <w:p>
+      <w:pPr>
+        <w:pStyle w:val="PargrafodaLista"/>
+        <w:ind w:left="2124"/>
+        <w:jc w:val="both"/>
+        <w:rPr>
+          <w:b/>
+          <w:bCs/>
+        </w:rPr>
+      </w:pPr>
+      <w:r>
+        <w:rPr>
+          <w:b/>
+          <w:bCs/>
+        </w:rPr>
+        <w:t>“</w:t>
+      </w:r>
+      <w:proofErr w:type="spellStart"/>
+      <w:r>
+        <w:rPr>
+          <w:b/>
+          <w:bCs/>
+        </w:rPr>
+        <w:t>width</w:t>
+      </w:r>
+      <w:proofErr w:type="spellEnd"/>
+      <w:proofErr w:type="gramStart"/>
+      <w:r>
+        <w:rPr>
+          <w:b/>
+          <w:bCs/>
+        </w:rPr>
+        <w:t>” :</w:t>
+      </w:r>
+      <w:proofErr w:type="gramEnd"/>
+      <w:r>
+        <w:rPr>
+          <w:b/>
+          <w:bCs/>
+        </w:rPr>
+        <w:t xml:space="preserve"> 224</w:t>
+      </w:r>
     </w:p>
     <w:p>
       <w:pPr>
@@ -4296,43 +4990,135 @@
       </w:pPr>
       <w:r>
         <w:rPr>
+          <w:b/>
+          <w:bCs/>
+        </w:rPr>
+        <w:t xml:space="preserve">    }</w:t>
+      </w:r>
+    </w:p>
+    <w:p>
+      <w:pPr>
+        <w:pStyle w:val="PargrafodaLista"/>
+        <w:ind w:left="1440"/>
+        <w:jc w:val="both"/>
+      </w:pPr>
+    </w:p>
+    <w:p>
+      <w:pPr>
+        <w:pStyle w:val="PargrafodaLista"/>
+        <w:ind w:left="1440"/>
+        <w:jc w:val="both"/>
+      </w:pPr>
+      <w:r>
+        <w:rPr>
           <w:noProof/>
         </w:rPr>
-        <w:drawing>
-          <wp:inline distT="0" distB="0" distL="0" distR="0" wp14:anchorId="39439219" wp14:editId="66A0EA51">
-            <wp:extent cx="4808220" cy="1809867"/>
-            <wp:effectExtent l="0" t="0" r="0" b="0"/>
-            <wp:docPr id="1433436719" name="Imagem 1"/>
-            <wp:cNvGraphicFramePr>
-              <a:graphicFrameLocks xmlns:a="http://schemas.openxmlformats.org/drawingml/2006/main" noChangeAspect="1"/>
-            </wp:cNvGraphicFramePr>
-            <a:graphic xmlns:a="http://schemas.openxmlformats.org/drawingml/2006/main">
-              <a:graphicData uri="http://schemas.openxmlformats.org/drawingml/2006/picture">
-                <pic:pic xmlns:pic="http://schemas.openxmlformats.org/drawingml/2006/picture">
-                  <pic:nvPicPr>
-                    <pic:cNvPr id="1433436719" name=""/>
-                    <pic:cNvPicPr/>
-                  </pic:nvPicPr>
-                  <pic:blipFill>
-                    <a:blip r:embed="rId20"/>
-                    <a:stretch>
-                      <a:fillRect/>
-                    </a:stretch>
-                  </pic:blipFill>
-                  <pic:spPr>
-                    <a:xfrm>
-                      <a:off x="0" y="0"/>
-                      <a:ext cx="4825739" cy="1816461"/>
-                    </a:xfrm>
-                    <a:prstGeom prst="rect">
-                      <a:avLst/>
-                    </a:prstGeom>
-                  </pic:spPr>
-                </pic:pic>
-              </a:graphicData>
-            </a:graphic>
-          </wp:inline>
-        </w:drawing>
+        <w:t>A figura 11 explica como seria a transmissão deste informação, comparando JSON com o Protobuf, destancando as principais caracteristicas de cada uma e justificando a utilização do protobuf para casos mais específicos (como o que foi apresentado por este projeto).</w:t>
+      </w:r>
+    </w:p>
+    <w:p>
+      <w:pPr>
+        <w:pStyle w:val="PargrafodaLista"/>
+        <w:ind w:left="1440"/>
+        <w:jc w:val="both"/>
+      </w:pPr>
+    </w:p>
+    <w:p>
+      <w:pPr>
+        <w:pStyle w:val="PargrafodaLista"/>
+        <w:ind w:left="1440"/>
+        <w:jc w:val="both"/>
+      </w:pPr>
+    </w:p>
+    <w:p>
+      <w:pPr>
+        <w:pStyle w:val="PargrafodaLista"/>
+        <w:ind w:left="1440"/>
+        <w:jc w:val="both"/>
+      </w:pPr>
+    </w:p>
+    <w:p>
+      <w:pPr>
+        <w:pStyle w:val="PargrafodaLista"/>
+        <w:ind w:left="1440"/>
+        <w:jc w:val="both"/>
+      </w:pPr>
+    </w:p>
+    <w:p>
+      <w:pPr>
+        <w:pStyle w:val="PargrafodaLista"/>
+        <w:ind w:left="1440"/>
+        <w:jc w:val="both"/>
+      </w:pPr>
+    </w:p>
+    <w:p>
+      <w:pPr>
+        <w:pStyle w:val="PargrafodaLista"/>
+        <w:ind w:left="1440"/>
+        <w:jc w:val="both"/>
+      </w:pPr>
+    </w:p>
+    <w:p>
+      <w:pPr>
+        <w:pStyle w:val="PargrafodaLista"/>
+        <w:ind w:left="1440"/>
+        <w:jc w:val="both"/>
+      </w:pPr>
+    </w:p>
+    <w:p>
+      <w:pPr>
+        <w:pStyle w:val="PargrafodaLista"/>
+        <w:ind w:left="1440"/>
+        <w:jc w:val="both"/>
+      </w:pPr>
+    </w:p>
+    <w:p>
+      <w:pPr>
+        <w:pStyle w:val="PargrafodaLista"/>
+        <w:ind w:left="2136" w:firstLine="696"/>
+        <w:jc w:val="both"/>
+        <w:rPr>
+          <w:sz w:val="18"/>
+          <w:szCs w:val="18"/>
+        </w:rPr>
+      </w:pPr>
+      <w:r>
+        <w:rPr>
+          <w:sz w:val="18"/>
+          <w:szCs w:val="18"/>
+        </w:rPr>
+        <w:lastRenderedPageBreak/>
+        <w:t>Figura</w:t>
+      </w:r>
+      <w:r>
+        <w:rPr>
+          <w:sz w:val="18"/>
+          <w:szCs w:val="18"/>
+        </w:rPr>
+        <w:t xml:space="preserve"> 11</w:t>
+      </w:r>
+      <w:r>
+        <w:rPr>
+          <w:sz w:val="18"/>
+          <w:szCs w:val="18"/>
+        </w:rPr>
+        <w:t xml:space="preserve">: Exemplificação da utilização do </w:t>
+      </w:r>
+      <w:proofErr w:type="spellStart"/>
+      <w:r>
+        <w:rPr>
+          <w:sz w:val="18"/>
+          <w:szCs w:val="18"/>
+        </w:rPr>
+        <w:t>ProtoBuf</w:t>
+      </w:r>
+      <w:proofErr w:type="spellEnd"/>
+      <w:r>
+        <w:rPr>
+          <w:sz w:val="18"/>
+          <w:szCs w:val="18"/>
+        </w:rPr>
+        <w:t>.</w:t>
       </w:r>
     </w:p>
     <w:p>
@@ -4392,7 +5178,6 @@
         <w:rPr>
           <w:noProof/>
         </w:rPr>
-        <w:lastRenderedPageBreak/>
         <w:drawing>
           <wp:inline distT="0" distB="0" distL="0" distR="0" wp14:anchorId="2A8BF909" wp14:editId="513A3AA2">
             <wp:extent cx="4815840" cy="1517692"/>
@@ -4447,10 +5232,19 @@
         <w:jc w:val="both"/>
       </w:pPr>
       <w:r>
-        <w:t xml:space="preserve">Tabela de </w:t>
-      </w:r>
-      <w:r>
-        <w:t xml:space="preserve">relação entre o tamanho e complexidade da base de dados com a conversão prévia para </w:t>
+        <w:t>A figura 12 apresenta uma tabela com uma</w:t>
+      </w:r>
+      <w:r>
+        <w:t xml:space="preserve"> </w:t>
+      </w:r>
+      <w:r>
+        <w:t>relação</w:t>
+      </w:r>
+      <w:r>
+        <w:t xml:space="preserve"> estimada</w:t>
+      </w:r>
+      <w:r>
+        <w:t xml:space="preserve"> entre o tamanho e complexidade da base de dados com a conversão prévia para </w:t>
       </w:r>
       <w:proofErr w:type="spellStart"/>
       <w:r>
@@ -4460,6 +5254,17 @@
       <w:r>
         <w:t>.</w:t>
       </w:r>
+      <w:r>
+        <w:t xml:space="preserve"> De modo geral, a conversão para </w:t>
+      </w:r>
+      <w:proofErr w:type="spellStart"/>
+      <w:r>
+        <w:t>TFRecords</w:t>
+      </w:r>
+      <w:proofErr w:type="spellEnd"/>
+      <w:r>
+        <w:t xml:space="preserve"> se mostra apenas vantajoso para casos onde a base de dados é extensa, ou quando houver treinamento distribuído.</w:t>
+      </w:r>
     </w:p>
     <w:p>
       <w:pPr>
@@ -4467,6 +5272,73 @@
         <w:ind w:left="1440"/>
         <w:jc w:val="both"/>
       </w:pPr>
+    </w:p>
+    <w:p>
+      <w:pPr>
+        <w:pStyle w:val="PargrafodaLista"/>
+        <w:ind w:left="1440"/>
+        <w:jc w:val="center"/>
+      </w:pPr>
+      <w:r>
+        <w:rPr>
+          <w:sz w:val="18"/>
+          <w:szCs w:val="18"/>
+        </w:rPr>
+        <w:t>Figura</w:t>
+      </w:r>
+      <w:r>
+        <w:rPr>
+          <w:sz w:val="18"/>
+          <w:szCs w:val="18"/>
+        </w:rPr>
+        <w:t xml:space="preserve"> 12</w:t>
+      </w:r>
+      <w:r>
+        <w:rPr>
+          <w:sz w:val="18"/>
+          <w:szCs w:val="18"/>
+        </w:rPr>
+        <w:t xml:space="preserve">: </w:t>
+      </w:r>
+      <w:r>
+        <w:rPr>
+          <w:sz w:val="18"/>
+          <w:szCs w:val="18"/>
+        </w:rPr>
+        <w:t xml:space="preserve">Relação entre o tamanho/complexidade de um </w:t>
+      </w:r>
+      <w:proofErr w:type="spellStart"/>
+      <w:r>
+        <w:rPr>
+          <w:sz w:val="18"/>
+          <w:szCs w:val="18"/>
+        </w:rPr>
+        <w:t>dataset</w:t>
+      </w:r>
+      <w:proofErr w:type="spellEnd"/>
+      <w:r>
+        <w:rPr>
+          <w:sz w:val="18"/>
+          <w:szCs w:val="18"/>
+        </w:rPr>
+        <w:t xml:space="preserve"> com o uso do </w:t>
+      </w:r>
+      <w:proofErr w:type="spellStart"/>
+      <w:r>
+        <w:rPr>
+          <w:sz w:val="18"/>
+          <w:szCs w:val="18"/>
+        </w:rPr>
+        <w:t>TFRecords</w:t>
+      </w:r>
+      <w:proofErr w:type="spellEnd"/>
+      <w:r>
+        <w:rPr>
+          <w:sz w:val="18"/>
+          <w:szCs w:val="18"/>
+        </w:rPr>
+        <w:t xml:space="preserve"> </w:t>
+      </w:r>
     </w:p>
     <w:p>
       <w:pPr>
@@ -4591,6 +5463,7 @@
         <w:jc w:val="both"/>
       </w:pPr>
       <w:r>
+        <w:lastRenderedPageBreak/>
         <w:t>O custo de abrir arquivos individuais no disco não tende a se tornar um gargalo significativo. Além disso, essa abordagem facilita muito a depuração, a visualização dos dados, a remoção ou correção de amostras e a rápida iteração durante o desenvolvimento do modelo.</w:t>
       </w:r>
     </w:p>
@@ -4608,11 +5481,27 @@
       </w:r>
       <w:proofErr w:type="spellStart"/>
       <w:r>
+        <w:rPr>
+          <w:i/>
+          <w:iCs/>
+        </w:rPr>
         <w:t>dataset</w:t>
       </w:r>
       <w:proofErr w:type="spellEnd"/>
       <w:r>
-        <w:t xml:space="preserve"> cresça consideravelmente ou você passe a usar treinamento distribuído, o acesso a muitos arquivos pequenos pode se tornar um gargalo de I/O.</w:t>
+        <w:t xml:space="preserve"> cresça </w:t>
+      </w:r>
+      <w:r>
+        <w:t>consideravelmente, ou seja,</w:t>
+      </w:r>
+      <w:r>
+        <w:t xml:space="preserve"> u</w:t>
+      </w:r>
+      <w:r>
+        <w:t>tilizado o</w:t>
+      </w:r>
+      <w:r>
+        <w:t xml:space="preserve"> treinamento distribuído, o acesso a muitos arquivos pequenos pode se tornar um gargalo de I/O.</w:t>
       </w:r>
     </w:p>
     <w:p>
@@ -4636,6 +5525,10 @@
       </w:r>
       <w:proofErr w:type="spellStart"/>
       <w:r>
+        <w:rPr>
+          <w:i/>
+          <w:iCs/>
+        </w:rPr>
         <w:t>TFRecords</w:t>
       </w:r>
       <w:proofErr w:type="spellEnd"/>
@@ -4644,6 +5537,10 @@
       </w:r>
       <w:proofErr w:type="spellStart"/>
       <w:r>
+        <w:rPr>
+          <w:i/>
+          <w:iCs/>
+        </w:rPr>
         <w:t>accuracy</w:t>
       </w:r>
       <w:proofErr w:type="spellEnd"/>
@@ -4652,6 +5549,10 @@
       </w:r>
       <w:proofErr w:type="spellStart"/>
       <w:r>
+        <w:rPr>
+          <w:i/>
+          <w:iCs/>
+        </w:rPr>
         <w:t>loss</w:t>
       </w:r>
       <w:proofErr w:type="spellEnd"/>
@@ -4684,13 +5585,6 @@
         </w:rPr>
         <w:t xml:space="preserve"> para o treinamento.</w:t>
       </w:r>
-    </w:p>
-    <w:p>
-      <w:pPr>
-        <w:pStyle w:val="PargrafodaLista"/>
-        <w:ind w:left="1440"/>
-        <w:jc w:val="both"/>
-      </w:pPr>
     </w:p>
     <w:p>
       <w:pPr>
@@ -4709,7 +5603,6 @@
         <w:jc w:val="both"/>
       </w:pPr>
       <w:r>
-        <w:lastRenderedPageBreak/>
         <w:t>Referências que guiaram a explicação acima:</w:t>
       </w:r>
     </w:p>
@@ -4810,7 +5703,7 @@
         <mc:AlternateContent>
           <mc:Choice Requires="wps">
             <w:drawing>
-              <wp:anchor distT="0" distB="0" distL="114300" distR="114300" simplePos="0" relativeHeight="251663360" behindDoc="0" locked="0" layoutInCell="1" allowOverlap="1" wp14:anchorId="63D99699" wp14:editId="1541B4A5">
+              <wp:anchor distT="0" distB="0" distL="114300" distR="114300" simplePos="0" relativeHeight="251663360" behindDoc="0" locked="0" layoutInCell="1" allowOverlap="1" wp14:anchorId="63D99699" wp14:editId="50D7821D">
                 <wp:simplePos x="0" y="0"/>
                 <wp:positionH relativeFrom="margin">
                   <wp:align>center</wp:align>
@@ -4819,7 +5712,7 @@
                   <wp:posOffset>24765</wp:posOffset>
                 </wp:positionV>
                 <wp:extent cx="7020000" cy="0"/>
-                <wp:effectExtent l="0" t="19050" r="28575" b="19050"/>
+                <wp:effectExtent l="0" t="0" r="0" b="0"/>
                 <wp:wrapNone/>
                 <wp:docPr id="858689081" name="Conector reto 1"/>
                 <wp:cNvGraphicFramePr/>
@@ -4835,11 +5728,11 @@
                         <a:prstGeom prst="line">
                           <a:avLst/>
                         </a:prstGeom>
-                        <a:ln w="28575">
+                        <a:ln w="12700">
                           <a:solidFill>
                             <a:schemeClr val="tx1"/>
                           </a:solidFill>
-                          <a:prstDash val="lgDashDot"/>
+                          <a:prstDash val="solid"/>
                         </a:ln>
                       </wps:spPr>
                       <wps:style>
@@ -4871,8 +5764,8 @@
           </mc:Choice>
           <mc:Fallback>
             <w:pict>
-              <v:line w14:anchorId="7C44039E" id="Conector reto 1" o:spid="_x0000_s1026" style="position:absolute;flip:y;z-index:251663360;visibility:visible;mso-wrap-style:square;mso-width-percent:0;mso-height-percent:0;mso-wrap-distance-left:9pt;mso-wrap-distance-top:0;mso-wrap-distance-right:9pt;mso-wrap-distance-bottom:0;mso-position-horizontal:center;mso-position-horizontal-relative:margin;mso-position-vertical:absolute;mso-position-vertical-relative:text;mso-width-percent:0;mso-height-percent:0;mso-width-relative:margin;mso-height-relative:margin" from="0,1.95pt" to="552.75pt,1.95pt" o:gfxdata="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" strokecolor="black [3213]" strokeweight="2.25pt">
-                <v:stroke dashstyle="longDashDot" joinstyle="miter"/>
+              <v:line w14:anchorId="34491B48" id="Conector reto 1" o:spid="_x0000_s1026" style="position:absolute;flip:y;z-index:251663360;visibility:visible;mso-wrap-style:square;mso-width-percent:0;mso-height-percent:0;mso-wrap-distance-left:9pt;mso-wrap-distance-top:0;mso-wrap-distance-right:9pt;mso-wrap-distance-bottom:0;mso-position-horizontal:center;mso-position-horizontal-relative:margin;mso-position-vertical:absolute;mso-position-vertical-relative:text;mso-width-percent:0;mso-height-percent:0;mso-width-relative:margin;mso-height-relative:margin" from="0,1.95pt" to="552.75pt,1.95pt" o:gfxdata="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" strokecolor="black [3213]" strokeweight="1pt">
+                <v:stroke joinstyle="miter"/>
                 <w10:wrap anchorx="margin"/>
               </v:line>
             </w:pict>
@@ -4897,7 +5790,79 @@
           <w:b/>
           <w:bCs/>
         </w:rPr>
-        <w:t>ESTUDO CONDUZIDO 2 – Definição da forma correta de conduzir o experimento:</w:t>
+        <w:t xml:space="preserve">ESTUDO </w:t>
+      </w:r>
+      <w:r>
+        <w:rPr>
+          <w:b/>
+          <w:bCs/>
+        </w:rPr>
+        <w:t>EXPLORATÓRIO</w:t>
+      </w:r>
+      <w:r>
+        <w:rPr>
+          <w:b/>
+          <w:bCs/>
+        </w:rPr>
+        <w:t xml:space="preserve"> </w:t>
+      </w:r>
+      <w:r>
+        <w:rPr>
+          <w:b/>
+          <w:bCs/>
+        </w:rPr>
+        <w:t>II</w:t>
+      </w:r>
+      <w:r>
+        <w:rPr>
+          <w:b/>
+          <w:bCs/>
+        </w:rPr>
+        <w:t xml:space="preserve"> – Definição da forma correta de conduzir o</w:t>
+      </w:r>
+      <w:r>
+        <w:rPr>
+          <w:b/>
+          <w:bCs/>
+        </w:rPr>
+        <w:t xml:space="preserve">s </w:t>
+      </w:r>
+      <w:proofErr w:type="gramStart"/>
+      <w:r>
+        <w:rPr>
+          <w:b/>
+          <w:bCs/>
+        </w:rPr>
+        <w:t xml:space="preserve">demais </w:t>
+      </w:r>
+      <w:r>
+        <w:rPr>
+          <w:b/>
+          <w:bCs/>
+        </w:rPr>
+        <w:t xml:space="preserve"> experimento</w:t>
+      </w:r>
+      <w:r>
+        <w:rPr>
+          <w:b/>
+          <w:bCs/>
+        </w:rPr>
+        <w:t>s</w:t>
+      </w:r>
+      <w:proofErr w:type="gramEnd"/>
+      <w:r>
+        <w:rPr>
+          <w:b/>
+          <w:bCs/>
+        </w:rPr>
+        <w:t xml:space="preserve"> do projeto</w:t>
+      </w:r>
+      <w:r>
+        <w:rPr>
+          <w:b/>
+          <w:bCs/>
+        </w:rPr>
+        <w:t>:</w:t>
       </w:r>
     </w:p>
     <w:p>
@@ -5113,13 +6078,68 @@
         <w:jc w:val="both"/>
       </w:pPr>
       <w:r>
-        <w:t>Regra de ouro para a condução do experimento:</w:t>
-      </w:r>
-    </w:p>
-    <w:p>
-      <w:pPr>
-        <w:pStyle w:val="PargrafodaLista"/>
-        <w:ind w:left="1440"/>
+        <w:rPr>
+          <w:b/>
+          <w:bCs/>
+        </w:rPr>
+        <w:t xml:space="preserve">Regra de ouro para a condução </w:t>
+      </w:r>
+      <w:proofErr w:type="gramStart"/>
+      <w:r>
+        <w:rPr>
+          <w:b/>
+          <w:bCs/>
+        </w:rPr>
+        <w:t>do experimento</w:t>
+      </w:r>
+      <w:r>
+        <w:rPr>
+          <w:b/>
+          <w:bCs/>
+        </w:rPr>
+        <w:t>s</w:t>
+      </w:r>
+      <w:proofErr w:type="gramEnd"/>
+      <w:r>
+        <w:rPr>
+          <w:b/>
+          <w:bCs/>
+        </w:rPr>
+        <w:t>:</w:t>
+      </w:r>
+      <w:r>
+        <w:t xml:space="preserve"> </w:t>
+      </w:r>
+      <w:r>
+        <w:t>Um experimento</w:t>
+      </w:r>
+      <w:r>
+        <w:t xml:space="preserve"> </w:t>
+      </w:r>
+      <w:r>
+        <w:rPr>
+          <w:b/>
+          <w:bCs/>
+        </w:rPr>
+        <w:t>NUNCA</w:t>
+      </w:r>
+      <w:r>
+        <w:t xml:space="preserve"> deve começar com o treino “definitivo”.</w:t>
+      </w:r>
+      <w:r>
+        <w:t xml:space="preserve"> </w:t>
+      </w:r>
+      <w:r>
+        <w:t>Existem 3 fases típicas para a condução consciente de um experimento</w:t>
+      </w:r>
+      <w:r>
+        <w:t>:</w:t>
+      </w:r>
+    </w:p>
+    <w:p>
+      <w:pPr>
+        <w:pStyle w:val="PargrafodaLista"/>
+        <w:ind w:left="2160"/>
         <w:jc w:val="both"/>
       </w:pPr>
     </w:p>
@@ -5131,38 +6151,126 @@
           <w:numId w:val="14"/>
         </w:numPr>
         <w:jc w:val="both"/>
-      </w:pPr>
-      <w:r>
-        <w:t>Um experimento</w:t>
-      </w:r>
-      <w:r>
+        <w:rPr>
+          <w:b/>
+          <w:bCs/>
+        </w:rPr>
+      </w:pPr>
+      <w:r>
+        <w:rPr>
+          <w:b/>
+          <w:bCs/>
+        </w:rPr>
+        <w:lastRenderedPageBreak/>
+        <w:t xml:space="preserve">Fase 1 — </w:t>
+      </w:r>
+      <w:proofErr w:type="spellStart"/>
+      <w:r>
+        <w:rPr>
+          <w:b/>
+          <w:bCs/>
+        </w:rPr>
+        <w:t>Sanity</w:t>
+      </w:r>
+      <w:proofErr w:type="spellEnd"/>
+      <w:r>
+        <w:rPr>
+          <w:b/>
+          <w:bCs/>
+        </w:rPr>
         <w:t xml:space="preserve"> </w:t>
       </w:r>
-      <w:r>
-        <w:rPr>
-          <w:b/>
-          <w:bCs/>
-        </w:rPr>
-        <w:t>NUNCA</w:t>
-      </w:r>
-      <w:r>
-        <w:t xml:space="preserve"> deve começar com o treino “definitivo”.</w:t>
-      </w:r>
-      <w:r>
-        <w:t xml:space="preserve"> </w:t>
-      </w:r>
-      <w:r>
-        <w:t>Existem 3 fases típicas para a condução consciente de um experimento</w:t>
-      </w:r>
-      <w:r>
-        <w:t>:</w:t>
-      </w:r>
-    </w:p>
-    <w:p>
-      <w:pPr>
-        <w:pStyle w:val="PargrafodaLista"/>
-        <w:ind w:left="2160"/>
-        <w:jc w:val="both"/>
+      <w:proofErr w:type="spellStart"/>
+      <w:r>
+        <w:rPr>
+          <w:b/>
+          <w:bCs/>
+        </w:rPr>
+        <w:t>Check</w:t>
+      </w:r>
+      <w:proofErr w:type="spellEnd"/>
+      <w:r>
+        <w:rPr>
+          <w:b/>
+          <w:bCs/>
+        </w:rPr>
+        <w:t xml:space="preserve"> (obrigatória)</w:t>
+      </w:r>
+      <w:r>
+        <w:rPr>
+          <w:b/>
+          <w:bCs/>
+        </w:rPr>
+        <w:t xml:space="preserve">: </w:t>
+      </w:r>
+      <w:r>
+        <w:t>S</w:t>
+      </w:r>
+      <w:r>
+        <w:t>erve para avaliar se o modelo tem a capacidade de aprender algo, o principal indicativo aqui deve ser a redução gradual da função de perda. Caso o experimento aponte tenha um comportamento adverso, é correto assumir que nada mais funciona.</w:t>
+      </w:r>
+    </w:p>
+    <w:p>
+      <w:pPr>
+        <w:pStyle w:val="PargrafodaLista"/>
+        <w:ind w:left="2124"/>
+        <w:rPr>
+          <w:b/>
+          <w:bCs/>
+        </w:rPr>
+      </w:pPr>
+    </w:p>
+    <w:p>
+      <w:pPr>
+        <w:pStyle w:val="PargrafodaLista"/>
+        <w:ind w:left="2124"/>
+        <w:rPr>
+          <w:b/>
+          <w:bCs/>
+        </w:rPr>
+      </w:pPr>
+      <w:r>
+        <w:rPr>
+          <w:b/>
+          <w:bCs/>
+        </w:rPr>
+        <w:t>Valores típicos para essa etapa:</w:t>
+      </w:r>
+    </w:p>
+    <w:p>
+      <w:pPr>
+        <w:pStyle w:val="PargrafodaLista"/>
+        <w:ind w:left="2124"/>
+      </w:pPr>
+      <w:r>
+        <w:t>STEP</w:t>
+      </w:r>
+      <w:r>
+        <w:t>_PER_EPOCH = 100</w:t>
+      </w:r>
+    </w:p>
+    <w:p>
+      <w:pPr>
+        <w:pStyle w:val="PargrafodaLista"/>
+        <w:ind w:left="2124"/>
+      </w:pPr>
+      <w:r>
+        <w:t>EPOCHS = 2~5</w:t>
+      </w:r>
+    </w:p>
+    <w:p>
+      <w:pPr>
+        <w:pStyle w:val="PargrafodaLista"/>
+        <w:ind w:left="2124"/>
+      </w:pPr>
+      <w:r>
+        <w:t>TOTAL_STEPS = 200~500</w:t>
+      </w:r>
+    </w:p>
+    <w:p>
+      <w:pPr>
+        <w:pStyle w:val="PargrafodaLista"/>
+        <w:ind w:left="2124"/>
       </w:pPr>
     </w:p>
     <w:p>
@@ -5183,7 +6291,28 @@
           <w:b/>
           <w:bCs/>
         </w:rPr>
-        <w:t xml:space="preserve">Fase 1 — </w:t>
+        <w:t xml:space="preserve">Fase </w:t>
+      </w:r>
+      <w:r>
+        <w:rPr>
+          <w:b/>
+          <w:bCs/>
+        </w:rPr>
+        <w:t>2</w:t>
+      </w:r>
+      <w:r>
+        <w:rPr>
+          <w:b/>
+          <w:bCs/>
+        </w:rPr>
+        <w:t xml:space="preserve"> —</w:t>
+      </w:r>
+      <w:r>
+        <w:rPr>
+          <w:b/>
+          <w:bCs/>
+        </w:rPr>
+        <w:t xml:space="preserve"> Exploração de </w:t>
       </w:r>
       <w:proofErr w:type="spellStart"/>
       <w:r>
@@ -5191,7 +6320,7 @@
           <w:b/>
           <w:bCs/>
         </w:rPr>
-        <w:t>Sanity</w:t>
+        <w:t>hiperparâmetros</w:t>
       </w:r>
       <w:proofErr w:type="spellEnd"/>
       <w:r>
@@ -5199,63 +6328,79 @@
           <w:b/>
           <w:bCs/>
         </w:rPr>
-        <w:t xml:space="preserve"> </w:t>
+        <w:t xml:space="preserve">: </w:t>
+      </w:r>
+      <w:r>
+        <w:t>S</w:t>
+      </w:r>
+      <w:r>
+        <w:t xml:space="preserve">erve para avaliar </w:t>
       </w:r>
       <w:proofErr w:type="spellStart"/>
       <w:r>
-        <w:rPr>
-          <w:b/>
-          <w:bCs/>
-        </w:rPr>
-        <w:t>Check</w:t>
+        <w:t>overfitting</w:t>
       </w:r>
       <w:proofErr w:type="spellEnd"/>
       <w:r>
-        <w:rPr>
-          <w:b/>
-          <w:bCs/>
-        </w:rPr>
-        <w:t xml:space="preserve"> (obrigatória)</w:t>
-      </w:r>
-      <w:r>
-        <w:rPr>
-          <w:b/>
-          <w:bCs/>
-        </w:rPr>
-        <w:t xml:space="preserve">: </w:t>
-      </w:r>
-      <w:r>
-        <w:t>S</w:t>
-      </w:r>
-      <w:r>
-        <w:t>erve para avaliar se o modelo tem a capacidade de aprender algo, o principal indicativo aqui deve ser a redução gradual da função de perda. Caso o experimento aponte tenha um comportamento adverso, é correto assumir que nada mais funciona.</w:t>
+        <w:t xml:space="preserve"> e definir valores de Learning Rate e Batch </w:t>
+      </w:r>
+      <w:proofErr w:type="spellStart"/>
+      <w:r>
+        <w:t>Size</w:t>
+      </w:r>
+      <w:proofErr w:type="spellEnd"/>
+      <w:r>
+        <w:t xml:space="preserve">. A ideia é observar o comportamento do treinamento, avaliar curvas, otimizar a arquitetura e salvar o melhor checkpoint. </w:t>
+      </w:r>
+    </w:p>
+    <w:p>
+      <w:pPr>
+        <w:pStyle w:val="PargrafodaLista"/>
+        <w:ind w:left="2160"/>
+        <w:jc w:val="both"/>
+        <w:rPr>
+          <w:b/>
+          <w:bCs/>
+        </w:rPr>
+      </w:pPr>
+    </w:p>
+    <w:p>
+      <w:pPr>
+        <w:pStyle w:val="PargrafodaLista"/>
+        <w:ind w:left="2160"/>
+        <w:jc w:val="both"/>
+        <w:rPr>
+          <w:b/>
+          <w:bCs/>
+        </w:rPr>
+      </w:pPr>
+      <w:r>
+        <w:rPr>
+          <w:b/>
+          <w:bCs/>
+        </w:rPr>
+        <w:t>Valores típicos para essa etapa:</w:t>
       </w:r>
     </w:p>
     <w:p>
       <w:pPr>
         <w:pStyle w:val="PargrafodaLista"/>
         <w:ind w:left="2124"/>
-        <w:rPr>
-          <w:b/>
-          <w:bCs/>
-        </w:rPr>
-      </w:pPr>
+      </w:pPr>
+      <w:r>
+        <w:t>STEP</w:t>
+      </w:r>
+      <w:r>
+        <w:t>_PER_EPOCH = 500~1000</w:t>
+      </w:r>
     </w:p>
     <w:p>
       <w:pPr>
         <w:pStyle w:val="PargrafodaLista"/>
         <w:ind w:left="2124"/>
-        <w:rPr>
-          <w:b/>
-          <w:bCs/>
-        </w:rPr>
-      </w:pPr>
-      <w:r>
-        <w:rPr>
-          <w:b/>
-          <w:bCs/>
-        </w:rPr>
-        <w:t>Valores típicos para essa etapa:</w:t>
+      </w:pPr>
+      <w:r>
+        <w:t>EPOCHS = 5~20</w:t>
       </w:r>
     </w:p>
     <w:p>
@@ -5264,72 +6409,12 @@
         <w:ind w:left="2124"/>
       </w:pPr>
       <w:r>
-        <w:t>STEP</w:t>
-      </w:r>
-      <w:r>
-        <w:t>_PER_EPOCH = 100</w:t>
-      </w:r>
-    </w:p>
-    <w:p>
-      <w:pPr>
-        <w:pStyle w:val="PargrafodaLista"/>
-        <w:ind w:left="2124"/>
-      </w:pPr>
-      <w:r>
-        <w:t>EPOCHS = 2~5</w:t>
-      </w:r>
-    </w:p>
-    <w:p>
-      <w:pPr>
-        <w:pStyle w:val="PargrafodaLista"/>
-        <w:ind w:left="2124"/>
-      </w:pPr>
-      <w:r>
-        <w:t>TOTAL_STEPS = 200~500</w:t>
-      </w:r>
-    </w:p>
-    <w:p>
-      <w:pPr>
-        <w:pStyle w:val="PargrafodaLista"/>
-        <w:rPr>
-          <w:b/>
-          <w:bCs/>
-        </w:rPr>
-      </w:pPr>
-      <w:r>
-        <w:rPr>
-          <w:b/>
-          <w:bCs/>
-        </w:rPr>
-        <w:tab/>
-      </w:r>
-      <w:r>
-        <w:rPr>
-          <w:b/>
-          <w:bCs/>
-        </w:rPr>
-        <w:tab/>
-      </w:r>
-    </w:p>
-    <w:p>
-      <w:pPr>
-        <w:pStyle w:val="PargrafodaLista"/>
-        <w:rPr>
-          <w:b/>
-          <w:bCs/>
-        </w:rPr>
-      </w:pPr>
-    </w:p>
-    <w:p>
-      <w:pPr>
-        <w:rPr>
-          <w:b/>
-          <w:bCs/>
-        </w:rPr>
-      </w:pPr>
-    </w:p>
-    <w:p>
-      <w:pPr>
+        <w:t>TOTAL_STEPS = 5K~20K</w:t>
+      </w:r>
+    </w:p>
+    <w:p>
+      <w:pPr>
+        <w:pStyle w:val="PargrafodaLista"/>
         <w:rPr>
           <w:b/>
           <w:bCs/>
@@ -5354,155 +6439,6 @@
           <w:b/>
           <w:bCs/>
         </w:rPr>
-        <w:lastRenderedPageBreak/>
-        <w:t xml:space="preserve">Fase </w:t>
-      </w:r>
-      <w:r>
-        <w:rPr>
-          <w:b/>
-          <w:bCs/>
-        </w:rPr>
-        <w:t>2</w:t>
-      </w:r>
-      <w:r>
-        <w:rPr>
-          <w:b/>
-          <w:bCs/>
-        </w:rPr>
-        <w:t xml:space="preserve"> —</w:t>
-      </w:r>
-      <w:r>
-        <w:rPr>
-          <w:b/>
-          <w:bCs/>
-        </w:rPr>
-        <w:t xml:space="preserve"> Exploração de </w:t>
-      </w:r>
-      <w:proofErr w:type="spellStart"/>
-      <w:r>
-        <w:rPr>
-          <w:b/>
-          <w:bCs/>
-        </w:rPr>
-        <w:t>hiperparâmetros</w:t>
-      </w:r>
-      <w:proofErr w:type="spellEnd"/>
-      <w:r>
-        <w:rPr>
-          <w:b/>
-          <w:bCs/>
-        </w:rPr>
-        <w:t xml:space="preserve">: </w:t>
-      </w:r>
-      <w:r>
-        <w:t>S</w:t>
-      </w:r>
-      <w:r>
-        <w:t xml:space="preserve">erve para avaliar </w:t>
-      </w:r>
-      <w:proofErr w:type="spellStart"/>
-      <w:r>
-        <w:t>overfitting</w:t>
-      </w:r>
-      <w:proofErr w:type="spellEnd"/>
-      <w:r>
-        <w:t xml:space="preserve"> e definir valores de Learning Rate e Batch </w:t>
-      </w:r>
-      <w:proofErr w:type="spellStart"/>
-      <w:r>
-        <w:t>Size</w:t>
-      </w:r>
-      <w:proofErr w:type="spellEnd"/>
-      <w:r>
-        <w:t xml:space="preserve">. A ideia é observar o comportamento do treinamento, avaliar curvas, otimizar a arquitetura e salvar o melhor checkpoint. </w:t>
-      </w:r>
-    </w:p>
-    <w:p>
-      <w:pPr>
-        <w:pStyle w:val="PargrafodaLista"/>
-        <w:ind w:left="2160"/>
-        <w:jc w:val="both"/>
-        <w:rPr>
-          <w:b/>
-          <w:bCs/>
-        </w:rPr>
-      </w:pPr>
-    </w:p>
-    <w:p>
-      <w:pPr>
-        <w:pStyle w:val="PargrafodaLista"/>
-        <w:ind w:left="2160"/>
-        <w:jc w:val="both"/>
-        <w:rPr>
-          <w:b/>
-          <w:bCs/>
-        </w:rPr>
-      </w:pPr>
-      <w:r>
-        <w:rPr>
-          <w:b/>
-          <w:bCs/>
-        </w:rPr>
-        <w:t>Valores típicos para essa etapa:</w:t>
-      </w:r>
-    </w:p>
-    <w:p>
-      <w:pPr>
-        <w:pStyle w:val="PargrafodaLista"/>
-        <w:ind w:left="2124"/>
-      </w:pPr>
-      <w:r>
-        <w:t>STEP</w:t>
-      </w:r>
-      <w:r>
-        <w:t>_PER_EPOCH = 500~1000</w:t>
-      </w:r>
-    </w:p>
-    <w:p>
-      <w:pPr>
-        <w:pStyle w:val="PargrafodaLista"/>
-        <w:ind w:left="2124"/>
-      </w:pPr>
-      <w:r>
-        <w:t>EPOCHS = 5~20</w:t>
-      </w:r>
-    </w:p>
-    <w:p>
-      <w:pPr>
-        <w:pStyle w:val="PargrafodaLista"/>
-        <w:ind w:left="2124"/>
-      </w:pPr>
-      <w:r>
-        <w:t>TOTAL_STEPS = 5K~20K</w:t>
-      </w:r>
-    </w:p>
-    <w:p>
-      <w:pPr>
-        <w:pStyle w:val="PargrafodaLista"/>
-        <w:rPr>
-          <w:b/>
-          <w:bCs/>
-        </w:rPr>
-      </w:pPr>
-    </w:p>
-    <w:p>
-      <w:pPr>
-        <w:pStyle w:val="PargrafodaLista"/>
-        <w:numPr>
-          <w:ilvl w:val="0"/>
-          <w:numId w:val="14"/>
-        </w:numPr>
-        <w:jc w:val="both"/>
-        <w:rPr>
-          <w:b/>
-          <w:bCs/>
-        </w:rPr>
-      </w:pPr>
-      <w:r>
-        <w:rPr>
-          <w:b/>
-          <w:bCs/>
-        </w:rPr>
         <w:t xml:space="preserve">Fase </w:t>
       </w:r>
       <w:r>
@@ -5626,7 +6562,7 @@
         <mc:AlternateContent>
           <mc:Choice Requires="wps">
             <w:drawing>
-              <wp:anchor distT="0" distB="0" distL="114300" distR="114300" simplePos="0" relativeHeight="251665408" behindDoc="0" locked="0" layoutInCell="1" allowOverlap="1" wp14:anchorId="3BA0B62E" wp14:editId="7AB19658">
+              <wp:anchor distT="0" distB="0" distL="114300" distR="114300" simplePos="0" relativeHeight="251665408" behindDoc="0" locked="0" layoutInCell="1" allowOverlap="1" wp14:anchorId="3BA0B62E" wp14:editId="4645D6E1">
                 <wp:simplePos x="0" y="0"/>
                 <wp:positionH relativeFrom="margin">
                   <wp:align>center</wp:align>
@@ -5635,7 +6571,7 @@
                   <wp:posOffset>152400</wp:posOffset>
                 </wp:positionV>
                 <wp:extent cx="7020000" cy="0"/>
-                <wp:effectExtent l="0" t="19050" r="28575" b="19050"/>
+                <wp:effectExtent l="0" t="0" r="0" b="0"/>
                 <wp:wrapNone/>
                 <wp:docPr id="1680176414" name="Conector reto 1"/>
                 <wp:cNvGraphicFramePr/>
@@ -5651,11 +6587,11 @@
                         <a:prstGeom prst="line">
                           <a:avLst/>
                         </a:prstGeom>
-                        <a:ln w="38100">
+                        <a:ln w="12700">
                           <a:solidFill>
                             <a:schemeClr val="tx1"/>
                           </a:solidFill>
-                          <a:prstDash val="lgDashDot"/>
+                          <a:prstDash val="solid"/>
                         </a:ln>
                       </wps:spPr>
                       <wps:style>
@@ -5687,8 +6623,8 @@
           </mc:Choice>
           <mc:Fallback>
             <w:pict>
-              <v:line w14:anchorId="54F986DA" id="Conector reto 1" o:spid="_x0000_s1026" style="position:absolute;flip:y;z-index:251665408;visibility:visible;mso-wrap-style:square;mso-width-percent:0;mso-height-percent:0;mso-wrap-distance-left:9pt;mso-wrap-distance-top:0;mso-wrap-distance-right:9pt;mso-wrap-distance-bottom:0;mso-position-horizontal:center;mso-position-horizontal-relative:margin;mso-position-vertical:absolute;mso-position-vertical-relative:text;mso-width-percent:0;mso-height-percent:0;mso-width-relative:margin;mso-height-relative:margin" from="0,12pt" to="552.75pt,12pt" o:gfxdata="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" strokecolor="black [3213]" strokeweight="3pt">
-                <v:stroke dashstyle="longDashDot" joinstyle="miter"/>
+              <v:line w14:anchorId="254F31AE" id="Conector reto 1" o:spid="_x0000_s1026" style="position:absolute;flip:y;z-index:251665408;visibility:visible;mso-wrap-style:square;mso-width-percent:0;mso-height-percent:0;mso-wrap-distance-left:9pt;mso-wrap-distance-top:0;mso-wrap-distance-right:9pt;mso-wrap-distance-bottom:0;mso-position-horizontal:center;mso-position-horizontal-relative:margin;mso-position-vertical:absolute;mso-position-vertical-relative:text;mso-width-percent:0;mso-height-percent:0;mso-width-relative:margin;mso-height-relative:margin" from="0,12pt" to="552.75pt,12pt" o:gfxdata="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" strokecolor="black [3213]" strokeweight="1pt">
+                <v:stroke joinstyle="miter"/>
                 <w10:wrap anchorx="margin"/>
               </v:line>
             </w:pict>
@@ -5722,7 +6658,49 @@
           <w:b/>
           <w:bCs/>
         </w:rPr>
-        <w:t>EXPERIMENTO C – Condução de testes para a arquitetura Vision Transformers conduzida com a base de dados dos camundongos:</w:t>
+        <w:t xml:space="preserve">EXPERIMENTO </w:t>
+      </w:r>
+      <w:r>
+        <w:rPr>
+          <w:b/>
+          <w:bCs/>
+        </w:rPr>
+        <w:t>III</w:t>
+      </w:r>
+      <w:r>
+        <w:rPr>
+          <w:b/>
+          <w:bCs/>
+        </w:rPr>
+        <w:t xml:space="preserve"> – Condução </w:t>
+      </w:r>
+      <w:r>
+        <w:rPr>
+          <w:b/>
+          <w:bCs/>
+        </w:rPr>
+        <w:t>do teste de sanidade com a</w:t>
+      </w:r>
+      <w:r>
+        <w:rPr>
+          <w:b/>
+          <w:bCs/>
+        </w:rPr>
+        <w:t xml:space="preserve"> Vision Transformers</w:t>
+      </w:r>
+      <w:r>
+        <w:rPr>
+          <w:b/>
+          <w:bCs/>
+        </w:rPr>
+        <w:t xml:space="preserve">, utilizando </w:t>
+      </w:r>
+      <w:r>
+        <w:rPr>
+          <w:b/>
+          <w:bCs/>
+        </w:rPr>
+        <w:t>a base de dados dos camundongos:</w:t>
       </w:r>
     </w:p>
     <w:p>
@@ -5750,14 +6728,21 @@
           <w:b/>
           <w:bCs/>
         </w:rPr>
-        <w:t xml:space="preserve">Condução de testes </w:t>
-      </w:r>
-      <w:r>
-        <w:rPr>
-          <w:b/>
-          <w:bCs/>
-        </w:rPr>
-        <w:t xml:space="preserve">de </w:t>
+        <w:t xml:space="preserve">Condução </w:t>
+      </w:r>
+      <w:r>
+        <w:rPr>
+          <w:b/>
+          <w:bCs/>
+        </w:rPr>
+        <w:t>do</w:t>
+      </w:r>
+      <w:r>
+        <w:rPr>
+          <w:b/>
+          <w:bCs/>
+        </w:rPr>
+        <w:t xml:space="preserve"> </w:t>
       </w:r>
       <w:r>
         <w:rPr>
@@ -5894,6 +6879,13 @@
           <w:bCs/>
         </w:rPr>
       </w:pPr>
+    </w:p>
+    <w:p>
+      <w:pPr>
+        <w:pStyle w:val="PargrafodaLista"/>
+        <w:ind w:left="1440"/>
+        <w:jc w:val="both"/>
+      </w:pPr>
       <w:r>
         <w:rPr>
           <w:b/>
@@ -5901,6 +6893,16 @@
         </w:rPr>
         <w:t>→ Parâmetros utilizados:</w:t>
       </w:r>
+      <w:r>
+        <w:rPr>
+          <w:b/>
+          <w:bCs/>
+        </w:rPr>
+        <w:t xml:space="preserve"> </w:t>
+      </w:r>
+      <w:r>
+        <w:t>Tanto as configurações voltadas para o carregamento dos dados, quanto as configurações exigidas pela arquitetura Vision Transformers estão descritas na Figura 13.</w:t>
+      </w:r>
     </w:p>
     <w:p>
       <w:pPr>
@@ -5915,11 +6917,68 @@
     </w:p>
     <w:p>
       <w:pPr>
+        <w:jc w:val="both"/>
+        <w:rPr>
+          <w:b/>
+          <w:bCs/>
+        </w:rPr>
+      </w:pPr>
+    </w:p>
+    <w:p>
+      <w:pPr>
+        <w:jc w:val="both"/>
+        <w:rPr>
+          <w:b/>
+          <w:bCs/>
+        </w:rPr>
+      </w:pPr>
+    </w:p>
+    <w:p>
+      <w:pPr>
         <w:pStyle w:val="PargrafodaLista"/>
         <w:ind w:left="1440"/>
-        <w:jc w:val="both"/>
-      </w:pPr>
-      <w:r>
+        <w:jc w:val="center"/>
+      </w:pPr>
+      <w:r>
+        <w:rPr>
+          <w:sz w:val="18"/>
+          <w:szCs w:val="18"/>
+        </w:rPr>
+        <w:lastRenderedPageBreak/>
+        <w:t>Figura</w:t>
+      </w:r>
+      <w:r>
+        <w:rPr>
+          <w:sz w:val="18"/>
+          <w:szCs w:val="18"/>
+        </w:rPr>
+        <w:t xml:space="preserve"> 13</w:t>
+      </w:r>
+      <w:r>
+        <w:rPr>
+          <w:sz w:val="18"/>
+          <w:szCs w:val="18"/>
+        </w:rPr>
+        <w:t xml:space="preserve">: </w:t>
+      </w:r>
+      <w:r>
+        <w:rPr>
+          <w:sz w:val="18"/>
+          <w:szCs w:val="18"/>
+        </w:rPr>
+        <w:t xml:space="preserve">Parâmetros utilizados para o treinamento deste teste </w:t>
+      </w:r>
+    </w:p>
+    <w:p>
+      <w:pPr>
+        <w:pStyle w:val="PargrafodaLista"/>
+        <w:ind w:left="1440"/>
+        <w:jc w:val="both"/>
+      </w:pPr>
+      <w:r>
+        <w:rPr>
+          <w:noProof/>
+        </w:rPr>
         <w:drawing>
           <wp:inline distT="0" distB="0" distL="0" distR="0" wp14:anchorId="7F55190D" wp14:editId="20B7874B">
             <wp:extent cx="4884420" cy="2370414"/>
@@ -5969,31 +7028,17 @@
         <w:pStyle w:val="PargrafodaLista"/>
         <w:ind w:left="1440"/>
         <w:jc w:val="both"/>
-      </w:pPr>
-    </w:p>
-    <w:p>
-      <w:pPr>
-        <w:pStyle w:val="PargrafodaLista"/>
-        <w:ind w:left="1440"/>
-        <w:jc w:val="both"/>
-      </w:pPr>
-    </w:p>
-    <w:p>
-      <w:pPr>
-        <w:pStyle w:val="PargrafodaLista"/>
-        <w:ind w:left="1440"/>
-        <w:jc w:val="both"/>
-        <w:rPr>
-          <w:b/>
-          <w:bCs/>
-        </w:rPr>
-      </w:pPr>
-      <w:r>
-        <w:rPr>
-          <w:b/>
-          <w:bCs/>
-        </w:rPr>
-        <w:lastRenderedPageBreak/>
+        <w:rPr>
+          <w:i/>
+          <w:iCs/>
+          <w:color w:val="000000" w:themeColor="text1"/>
+        </w:rPr>
+      </w:pPr>
+      <w:r>
+        <w:rPr>
+          <w:b/>
+          <w:bCs/>
+        </w:rPr>
         <w:t>→</w:t>
       </w:r>
       <w:r>
@@ -6008,20 +7053,39 @@
           <w:b/>
           <w:bCs/>
         </w:rPr>
-        <w:t>Resultados:</w:t>
-      </w:r>
-    </w:p>
-    <w:p>
-      <w:pPr>
-        <w:pStyle w:val="PargrafodaLista"/>
-        <w:ind w:left="1440"/>
-        <w:jc w:val="both"/>
-        <w:rPr>
-          <w:i/>
-          <w:iCs/>
-          <w:color w:val="000000" w:themeColor="text1"/>
-        </w:rPr>
-      </w:pPr>
+        <w:t>Resultados</w:t>
+      </w:r>
+      <w:r>
+        <w:rPr>
+          <w:b/>
+          <w:bCs/>
+        </w:rPr>
+        <w:t xml:space="preserve"> obtidos</w:t>
+      </w:r>
+      <w:r>
+        <w:rPr>
+          <w:b/>
+          <w:bCs/>
+        </w:rPr>
+        <w:t>:</w:t>
+      </w:r>
+      <w:r>
+        <w:rPr>
+          <w:b/>
+          <w:bCs/>
+        </w:rPr>
+        <w:t xml:space="preserve"> </w:t>
+      </w:r>
+      <w:r>
+        <w:t>Os</w:t>
+      </w:r>
+      <w:r>
+        <w:rPr>
+          <w:b/>
+          <w:bCs/>
+        </w:rPr>
+        <w:t xml:space="preserve"> </w:t>
+      </w:r>
       <w:r>
         <w:rPr>
           <w:i/>
@@ -6046,7 +7110,21 @@
           <w:iCs/>
           <w:color w:val="000000" w:themeColor="text1"/>
         </w:rPr>
-        <w:t xml:space="preserve"> localizados em </w:t>
+        <w:t xml:space="preserve"> </w:t>
+      </w:r>
+      <w:r>
+        <w:rPr>
+          <w:color w:val="000000" w:themeColor="text1"/>
+        </w:rPr>
+        <w:t xml:space="preserve">estão </w:t>
+      </w:r>
+      <w:r>
+        <w:rPr>
+          <w:i/>
+          <w:iCs/>
+          <w:color w:val="000000" w:themeColor="text1"/>
+        </w:rPr>
+        <w:t xml:space="preserve">localizados em </w:t>
       </w:r>
       <w:r>
         <w:rPr>
@@ -6462,13 +7540,19 @@
         <w:rPr>
           <w:color w:val="000000" w:themeColor="text1"/>
         </w:rPr>
-        <w:t xml:space="preserve">Análise da função de perda na primeira época – </w:t>
-      </w:r>
-      <w:r>
-        <w:rPr>
-          <w:color w:val="000000" w:themeColor="text1"/>
-        </w:rPr>
-        <w:t xml:space="preserve">[000000] </w:t>
+        <w:t>Análise da função de perda na primeira época</w:t>
+      </w:r>
+      <w:r>
+        <w:rPr>
+          <w:color w:val="000000" w:themeColor="text1"/>
+        </w:rPr>
+        <w:t xml:space="preserve"> </w:t>
+      </w:r>
+      <w:r>
+        <w:rPr>
+          <w:color w:val="000000" w:themeColor="text1"/>
+        </w:rPr>
+        <w:t>(</w:t>
       </w:r>
       <w:proofErr w:type="spellStart"/>
       <w:r>
@@ -6488,7 +7572,13 @@
         <w:rPr>
           <w:color w:val="000000" w:themeColor="text1"/>
         </w:rPr>
-        <w:t xml:space="preserve">. Esse valor garante a classificação no número correto de classes, uma vez que o modelo (por ainda não ter conhecimento), prevê em média a probabilidade </w:t>
+        <w:t>)</w:t>
+      </w:r>
+      <w:r>
+        <w:rPr>
+          <w:color w:val="000000" w:themeColor="text1"/>
+        </w:rPr>
+        <w:t xml:space="preserve"> garante a classificação no número correto de classes, uma vez que o modelo (por ainda não ter conhecimento), prevê em média a probabilidade </w:t>
       </w:r>
       <m:oMath>
         <m:r>
@@ -6547,10 +7637,19 @@
         </w:rPr>
         <w:t xml:space="preserve">, sendo </w:t>
       </w:r>
+      <w:r>
+        <w:rPr>
+          <w:rFonts w:eastAsiaTheme="minorEastAsia"/>
+          <w:color w:val="000000" w:themeColor="text1"/>
+        </w:rPr>
+        <w:t>‘</w:t>
+      </w:r>
       <w:proofErr w:type="spellStart"/>
       <w:r>
         <w:rPr>
           <w:rFonts w:eastAsiaTheme="minorEastAsia"/>
+          <w:i/>
+          <w:iCs/>
           <w:color w:val="000000" w:themeColor="text1"/>
         </w:rPr>
         <w:t>py</w:t>
@@ -6559,35 +7658,65 @@
       <w:r>
         <w:rPr>
           <w:rFonts w:eastAsiaTheme="minorEastAsia"/>
-          <w:color w:val="000000" w:themeColor="text1"/>
-        </w:rPr>
-        <w:t xml:space="preserve"> a </w:t>
+          <w:i/>
+          <w:iCs/>
+          <w:color w:val="000000" w:themeColor="text1"/>
+        </w:rPr>
+        <w:t>’</w:t>
       </w:r>
       <w:r>
         <w:rPr>
           <w:rFonts w:eastAsiaTheme="minorEastAsia"/>
           <w:color w:val="000000" w:themeColor="text1"/>
         </w:rPr>
-        <w:t>probabilidade atribuída à classe correta</w:t>
-      </w:r>
-      <w:r>
+        <w:t xml:space="preserve"> a probabilidade atribuída à classe correta, portanto:</w:t>
+      </w:r>
+    </w:p>
+    <w:p>
+      <w:pPr>
+        <w:pStyle w:val="PargrafodaLista"/>
+        <w:ind w:left="3540"/>
+        <w:jc w:val="both"/>
         <w:rPr>
           <w:rFonts w:eastAsiaTheme="minorEastAsia"/>
           <w:color w:val="000000" w:themeColor="text1"/>
         </w:rPr>
-        <w:t>, portanto:</w:t>
-      </w:r>
-    </w:p>
-    <w:p>
-      <w:pPr>
-        <w:pStyle w:val="PargrafodaLista"/>
-        <w:ind w:left="2160"/>
-        <w:jc w:val="both"/>
-        <w:rPr>
-          <w:rFonts w:eastAsiaTheme="minorEastAsia"/>
-          <w:color w:val="000000" w:themeColor="text1"/>
-        </w:rPr>
-      </w:pPr>
+      </w:pPr>
+    </w:p>
+    <w:p>
+      <w:pPr>
+        <w:pStyle w:val="PargrafodaLista"/>
+        <w:ind w:left="1440" w:firstLine="684"/>
+        <w:jc w:val="center"/>
+      </w:pPr>
+      <w:r>
+        <w:rPr>
+          <w:sz w:val="18"/>
+          <w:szCs w:val="18"/>
+        </w:rPr>
+        <w:t>Figura</w:t>
+      </w:r>
+      <w:r>
+        <w:rPr>
+          <w:sz w:val="18"/>
+          <w:szCs w:val="18"/>
+        </w:rPr>
+        <w:t xml:space="preserve"> 14</w:t>
+      </w:r>
+      <w:r>
+        <w:rPr>
+          <w:sz w:val="18"/>
+          <w:szCs w:val="18"/>
+        </w:rPr>
+        <w:t xml:space="preserve">: </w:t>
+      </w:r>
+      <w:r>
+        <w:rPr>
+          <w:sz w:val="18"/>
+          <w:szCs w:val="18"/>
+        </w:rPr>
+        <w:t>Analise da perda para a primeira época</w:t>
+      </w:r>
     </w:p>
     <w:p>
       <w:pPr>
@@ -6600,12 +7729,13 @@
       </w:pPr>
       <w:r>
         <w:rPr>
+          <w:noProof/>
           <w:color w:val="000000" w:themeColor="text1"/>
         </w:rPr>
         <w:drawing>
-          <wp:inline distT="0" distB="0" distL="0" distR="0" wp14:anchorId="30815363" wp14:editId="734EC9D9">
-            <wp:extent cx="2647950" cy="1426107"/>
-            <wp:effectExtent l="0" t="0" r="0" b="3175"/>
+          <wp:inline distT="0" distB="0" distL="0" distR="0" wp14:anchorId="30815363" wp14:editId="69B187D2">
+            <wp:extent cx="3211726" cy="1729740"/>
+            <wp:effectExtent l="0" t="0" r="8255" b="3810"/>
             <wp:docPr id="1241583629" name="Imagem 1"/>
             <wp:cNvGraphicFramePr>
               <a:graphicFrameLocks xmlns:a="http://schemas.openxmlformats.org/drawingml/2006/main" noChangeAspect="1"/>
@@ -6626,7 +7756,7 @@
                   <pic:spPr>
                     <a:xfrm>
                       <a:off x="0" y="0"/>
-                      <a:ext cx="2677443" cy="1441991"/>
+                      <a:ext cx="3260003" cy="1755741"/>
                     </a:xfrm>
                     <a:prstGeom prst="rect">
                       <a:avLst/>
@@ -6664,6 +7794,7 @@
         <w:rPr>
           <w:color w:val="000000" w:themeColor="text1"/>
         </w:rPr>
+        <w:lastRenderedPageBreak/>
         <w:t>Usando log natural (</w:t>
       </w:r>
       <w:proofErr w:type="spellStart"/>
@@ -6700,23 +7831,14 @@
           <w:rFonts w:eastAsiaTheme="minorEastAsia"/>
           <w:color w:val="000000" w:themeColor="text1"/>
         </w:rPr>
-        <w:t>, val</w:t>
-      </w:r>
-      <w:proofErr w:type="spellStart"/>
+        <w:t xml:space="preserve">, validando o resultado obtido. </w:t>
+      </w:r>
       <w:r>
         <w:rPr>
           <w:rFonts w:eastAsiaTheme="minorEastAsia"/>
           <w:color w:val="000000" w:themeColor="text1"/>
         </w:rPr>
-        <w:t>idando</w:t>
-      </w:r>
-      <w:proofErr w:type="spellEnd"/>
-      <w:r>
-        <w:rPr>
-          <w:rFonts w:eastAsiaTheme="minorEastAsia"/>
-          <w:color w:val="000000" w:themeColor="text1"/>
-        </w:rPr>
-        <w:t xml:space="preserve"> o resultado obtido. </w:t>
+        <w:t>Contudo, isso apenas garante que o modelo classifica amostras na quantidade definida de classes (tratando-se apenas de uma confirmação, não de algo próprio do treino)</w:t>
       </w:r>
     </w:p>
     <w:p>
@@ -6734,15 +7856,22 @@
     <w:p>
       <w:pPr>
         <w:pStyle w:val="PargrafodaLista"/>
+        <w:ind w:left="1440"/>
+        <w:jc w:val="both"/>
+        <w:rPr>
+          <w:color w:val="000000" w:themeColor="text1"/>
+        </w:rPr>
+      </w:pPr>
+    </w:p>
+    <w:p>
+      <w:pPr>
+        <w:pStyle w:val="PargrafodaLista"/>
         <w:numPr>
-          <w:ilvl w:val="0"/>
-          <w:numId w:val="14"/>
+          <w:ilvl w:val="1"/>
+          <w:numId w:val="2"/>
         </w:numPr>
-        <w:spacing w:line="360" w:lineRule="auto"/>
-        <w:jc w:val="both"/>
-        <w:rPr>
-          <w:b/>
-          <w:bCs/>
+        <w:jc w:val="both"/>
+        <w:rPr>
           <w:color w:val="000000" w:themeColor="text1"/>
         </w:rPr>
       </w:pPr>
@@ -6753,6 +7882,70 @@
           <w:color w:val="000000" w:themeColor="text1"/>
         </w:rPr>
         <w:t>Evolução obtida ao longo das épocas:</w:t>
+      </w:r>
+      <w:r>
+        <w:rPr>
+          <w:color w:val="000000" w:themeColor="text1"/>
+        </w:rPr>
+        <w:t xml:space="preserve"> A evolução</w:t>
+      </w:r>
+      <w:r>
+        <w:rPr>
+          <w:color w:val="000000" w:themeColor="text1"/>
+        </w:rPr>
+        <w:t xml:space="preserve"> apresentada pela Figura 15</w:t>
+      </w:r>
+      <w:r>
+        <w:rPr>
+          <w:color w:val="000000" w:themeColor="text1"/>
+        </w:rPr>
+        <w:t xml:space="preserve"> evidencia que a função perda cai de forma consistente e a acurácia sobe lentamente. Isso é exatamente o resultado esperado do teste de sanidade, uma vez que eles demonstram que o modelo está de fato, aprendendo.</w:t>
+      </w:r>
+    </w:p>
+    <w:p>
+      <w:pPr>
+        <w:pStyle w:val="PargrafodaLista"/>
+        <w:spacing w:line="240" w:lineRule="auto"/>
+        <w:ind w:left="2160"/>
+        <w:jc w:val="both"/>
+        <w:rPr>
+          <w:color w:val="000000" w:themeColor="text1"/>
+        </w:rPr>
+      </w:pPr>
+    </w:p>
+    <w:p>
+      <w:pPr>
+        <w:pStyle w:val="PargrafodaLista"/>
+        <w:ind w:left="1440" w:firstLine="684"/>
+        <w:jc w:val="center"/>
+      </w:pPr>
+      <w:r>
+        <w:rPr>
+          <w:sz w:val="18"/>
+          <w:szCs w:val="18"/>
+        </w:rPr>
+        <w:t>Figura</w:t>
+      </w:r>
+      <w:r>
+        <w:rPr>
+          <w:sz w:val="18"/>
+          <w:szCs w:val="18"/>
+        </w:rPr>
+        <w:t xml:space="preserve"> 15</w:t>
+      </w:r>
+      <w:r>
+        <w:rPr>
+          <w:sz w:val="18"/>
+          <w:szCs w:val="18"/>
+        </w:rPr>
+        <w:t xml:space="preserve">: </w:t>
+      </w:r>
+      <w:r>
+        <w:rPr>
+          <w:sz w:val="18"/>
+          <w:szCs w:val="18"/>
+        </w:rPr>
+        <w:t>Evolução das métricas ao longo do treinamento</w:t>
       </w:r>
     </w:p>
     <w:p>
@@ -6771,6 +7964,7 @@
         <w:rPr>
           <w:b/>
           <w:bCs/>
+          <w:noProof/>
           <w:color w:val="000000" w:themeColor="text1"/>
         </w:rPr>
         <w:drawing>
@@ -6826,101 +8020,6 @@
     <w:p>
       <w:pPr>
         <w:pStyle w:val="PargrafodaLista"/>
-        <w:spacing w:line="240" w:lineRule="auto"/>
-        <w:ind w:left="2160"/>
-        <w:jc w:val="both"/>
-        <w:rPr>
-          <w:color w:val="000000" w:themeColor="text1"/>
-        </w:rPr>
-      </w:pPr>
-      <w:r>
-        <w:rPr>
-          <w:color w:val="000000" w:themeColor="text1"/>
-        </w:rPr>
-        <w:lastRenderedPageBreak/>
-        <w:t>A</w:t>
-      </w:r>
-      <w:r>
-        <w:rPr>
-          <w:color w:val="000000" w:themeColor="text1"/>
-        </w:rPr>
-        <w:t xml:space="preserve"> evolução nos valores obtidos ao longo das épocas evidencia que a função perda</w:t>
-      </w:r>
-      <w:r>
-        <w:rPr>
-          <w:color w:val="000000" w:themeColor="text1"/>
-        </w:rPr>
-        <w:t xml:space="preserve"> cai de forma consistente</w:t>
-      </w:r>
-      <w:r>
-        <w:rPr>
-          <w:color w:val="000000" w:themeColor="text1"/>
-        </w:rPr>
-        <w:t xml:space="preserve"> e a acurácia sobe lentamente. </w:t>
-      </w:r>
-      <w:r>
-        <w:rPr>
-          <w:color w:val="000000" w:themeColor="text1"/>
-        </w:rPr>
-        <w:t>Isso é exatamente</w:t>
-      </w:r>
-      <w:r>
-        <w:rPr>
-          <w:color w:val="000000" w:themeColor="text1"/>
-        </w:rPr>
-        <w:t xml:space="preserve"> o resultado esperado</w:t>
-      </w:r>
-      <w:r>
-        <w:rPr>
-          <w:color w:val="000000" w:themeColor="text1"/>
-        </w:rPr>
-        <w:t xml:space="preserve"> </w:t>
-      </w:r>
-      <w:r>
-        <w:rPr>
-          <w:color w:val="000000" w:themeColor="text1"/>
-        </w:rPr>
-        <w:t>d</w:t>
-      </w:r>
-      <w:r>
-        <w:rPr>
-          <w:color w:val="000000" w:themeColor="text1"/>
-        </w:rPr>
-        <w:t xml:space="preserve">o </w:t>
-      </w:r>
-      <w:r>
-        <w:rPr>
-          <w:color w:val="000000" w:themeColor="text1"/>
-        </w:rPr>
-        <w:t>teste de</w:t>
-      </w:r>
-      <w:r>
-        <w:rPr>
-          <w:color w:val="000000" w:themeColor="text1"/>
-        </w:rPr>
-        <w:t xml:space="preserve"> </w:t>
-      </w:r>
-      <w:r>
-        <w:rPr>
-          <w:color w:val="000000" w:themeColor="text1"/>
-        </w:rPr>
-        <w:t>sanidade, uma vez que eles demonstram que o modelo está de fato, aprendendo.</w:t>
-      </w:r>
-    </w:p>
-    <w:p>
-      <w:pPr>
-        <w:pStyle w:val="PargrafodaLista"/>
-        <w:spacing w:line="240" w:lineRule="auto"/>
-        <w:ind w:left="2160"/>
-        <w:jc w:val="both"/>
-        <w:rPr>
-          <w:color w:val="000000" w:themeColor="text1"/>
-        </w:rPr>
-      </w:pPr>
-    </w:p>
-    <w:p>
-      <w:pPr>
-        <w:pStyle w:val="PargrafodaLista"/>
         <w:numPr>
           <w:ilvl w:val="0"/>
           <w:numId w:val="14"/>
@@ -6956,7 +8055,37 @@
         <w:rPr>
           <w:color w:val="000000" w:themeColor="text1"/>
         </w:rPr>
-        <w:t>A avaliação inicial do modelo não faz sentido, uma vez que não há aprendizado efetivo em um estágio tão inicial, este erro também será corrigido em treinamentos futuros.</w:t>
+        <w:t xml:space="preserve">Os resultados da </w:t>
+      </w:r>
+      <w:r>
+        <w:rPr>
+          <w:color w:val="000000" w:themeColor="text1"/>
+        </w:rPr>
+        <w:t xml:space="preserve">avaliação inicial do modelo </w:t>
+      </w:r>
+      <w:r>
+        <w:rPr>
+          <w:color w:val="000000" w:themeColor="text1"/>
+        </w:rPr>
+        <w:t xml:space="preserve">(Figura 16) </w:t>
+      </w:r>
+      <w:r>
+        <w:rPr>
+          <w:color w:val="000000" w:themeColor="text1"/>
+        </w:rPr>
+        <w:t>não faz</w:t>
+      </w:r>
+      <w:r>
+        <w:rPr>
+          <w:color w:val="000000" w:themeColor="text1"/>
+        </w:rPr>
+        <w:t>em</w:t>
+      </w:r>
+      <w:r>
+        <w:rPr>
+          <w:color w:val="000000" w:themeColor="text1"/>
+        </w:rPr>
+        <w:t xml:space="preserve"> sentido, uma vez que não há aprendizado efetivo em um estágio tão inicial, este erro também será corrigido em treinamentos futuros.</w:t>
       </w:r>
     </w:p>
     <w:p>
@@ -6969,25 +8098,79 @@
           <w:color w:val="000000" w:themeColor="text1"/>
         </w:rPr>
       </w:pPr>
+      <w:r>
+        <w:rPr>
+          <w:color w:val="000000" w:themeColor="text1"/>
+        </w:rPr>
+        <w:tab/>
+      </w:r>
+      <w:r>
+        <w:rPr>
+          <w:color w:val="000000" w:themeColor="text1"/>
+        </w:rPr>
+        <w:tab/>
+      </w:r>
+      <w:r>
+        <w:rPr>
+          <w:color w:val="000000" w:themeColor="text1"/>
+        </w:rPr>
+        <w:tab/>
+      </w:r>
+    </w:p>
+    <w:p>
+      <w:pPr>
+        <w:pStyle w:val="PargrafodaLista"/>
+        <w:ind w:left="1440" w:firstLine="684"/>
+        <w:jc w:val="center"/>
+      </w:pPr>
+      <w:r>
+        <w:rPr>
+          <w:sz w:val="18"/>
+          <w:szCs w:val="18"/>
+        </w:rPr>
+        <w:t>Figura</w:t>
+      </w:r>
+      <w:r>
+        <w:rPr>
+          <w:sz w:val="18"/>
+          <w:szCs w:val="18"/>
+        </w:rPr>
+        <w:t xml:space="preserve"> 16</w:t>
+      </w:r>
+      <w:r>
+        <w:rPr>
+          <w:sz w:val="18"/>
+          <w:szCs w:val="18"/>
+        </w:rPr>
+        <w:t xml:space="preserve">: </w:t>
+      </w:r>
+      <w:r>
+        <w:rPr>
+          <w:sz w:val="18"/>
+          <w:szCs w:val="18"/>
+        </w:rPr>
+        <w:t>Resultados da avalição inicial</w:t>
+      </w:r>
     </w:p>
     <w:p>
       <w:pPr>
         <w:pStyle w:val="PargrafodaLista"/>
         <w:spacing w:line="360" w:lineRule="auto"/>
         <w:ind w:left="2160"/>
-        <w:jc w:val="both"/>
-        <w:rPr>
-          <w:color w:val="000000" w:themeColor="text1"/>
-        </w:rPr>
-      </w:pPr>
-      <w:r>
-        <w:rPr>
+        <w:jc w:val="center"/>
+        <w:rPr>
+          <w:color w:val="000000" w:themeColor="text1"/>
+        </w:rPr>
+      </w:pPr>
+      <w:r>
+        <w:rPr>
+          <w:noProof/>
           <w:color w:val="000000" w:themeColor="text1"/>
         </w:rPr>
         <w:drawing>
-          <wp:inline distT="0" distB="0" distL="0" distR="0" wp14:anchorId="5A974572" wp14:editId="1DBD5FED">
-            <wp:extent cx="1160282" cy="533400"/>
-            <wp:effectExtent l="0" t="0" r="1905" b="0"/>
+          <wp:inline distT="0" distB="0" distL="0" distR="0" wp14:anchorId="5A974572" wp14:editId="64FBE5E3">
+            <wp:extent cx="2038781" cy="937260"/>
+            <wp:effectExtent l="0" t="0" r="0" b="0"/>
             <wp:docPr id="1200217213" name="Imagem 1"/>
             <wp:cNvGraphicFramePr>
               <a:graphicFrameLocks xmlns:a="http://schemas.openxmlformats.org/drawingml/2006/main" noChangeAspect="1"/>
@@ -7008,7 +8191,7 @@
                   <pic:spPr>
                     <a:xfrm>
                       <a:off x="0" y="0"/>
-                      <a:ext cx="1163468" cy="534865"/>
+                      <a:ext cx="2049561" cy="942216"/>
                     </a:xfrm>
                     <a:prstGeom prst="rect">
                       <a:avLst/>
@@ -7024,6 +8207,17 @@
     <w:p>
       <w:pPr>
         <w:pStyle w:val="PargrafodaLista"/>
+        <w:spacing w:line="360" w:lineRule="auto"/>
+        <w:ind w:left="2160"/>
+        <w:jc w:val="center"/>
+        <w:rPr>
+          <w:color w:val="000000" w:themeColor="text1"/>
+        </w:rPr>
+      </w:pPr>
+    </w:p>
+    <w:p>
+      <w:pPr>
+        <w:pStyle w:val="PargrafodaLista"/>
         <w:spacing w:line="240" w:lineRule="auto"/>
         <w:ind w:left="2160"/>
         <w:jc w:val="both"/>
@@ -7097,15 +8291,7 @@
           <w:iCs/>
           <w:color w:val="000000" w:themeColor="text1"/>
         </w:rPr>
-        <w:t>A classe correta está entre as 5 maiores probabilidades?</w:t>
-      </w:r>
-      <w:r>
-        <w:rPr>
-          <w:i/>
-          <w:iCs/>
-          <w:color w:val="000000" w:themeColor="text1"/>
-        </w:rPr>
-        <w:t>”</w:t>
+        <w:t>A classe correta está entre as 5 maiores probabilidades?”</w:t>
       </w:r>
       <w:r>
         <w:rPr>
@@ -7156,17 +8342,7 @@
           <w:iCs/>
           <w:color w:val="000000" w:themeColor="text1"/>
         </w:rPr>
-        <w:t>T</w:t>
-      </w:r>
-      <w:r>
-        <w:rPr>
-          <w:b/>
-          <w:bCs/>
-          <w:i/>
-          <w:iCs/>
-          <w:color w:val="000000" w:themeColor="text1"/>
-        </w:rPr>
-        <w:t xml:space="preserve">op-1 </w:t>
+        <w:t xml:space="preserve">Top-1 </w:t>
       </w:r>
       <w:proofErr w:type="spellStart"/>
       <w:r>
@@ -7184,41 +8360,15 @@
         <w:rPr>
           <w:color w:val="000000" w:themeColor="text1"/>
         </w:rPr>
-        <w:t xml:space="preserve"> mede quantas vezes a classe mais provável prevista pelo modelo é exatamente a classe correta.</w:t>
-      </w:r>
-      <w:r>
-        <w:rPr>
-          <w:color w:val="000000" w:themeColor="text1"/>
-        </w:rPr>
-        <w:t xml:space="preserve"> Respondendo ao seguinte questionamento</w:t>
-      </w:r>
-      <w:r>
-        <w:rPr>
-          <w:color w:val="000000" w:themeColor="text1"/>
-        </w:rPr>
-        <w:t xml:space="preserve"> </w:t>
-      </w:r>
-      <w:r>
-        <w:rPr>
-          <w:color w:val="000000" w:themeColor="text1"/>
-        </w:rPr>
-        <w:t>“</w:t>
-      </w:r>
-      <w:r>
-        <w:rPr>
-          <w:i/>
-          <w:iCs/>
-          <w:color w:val="000000" w:themeColor="text1"/>
-        </w:rPr>
-        <w:t>O rótulo correto foi a primeira escolha do modelo?</w:t>
-      </w:r>
-      <w:r>
-        <w:rPr>
-          <w:i/>
-          <w:iCs/>
-          <w:color w:val="000000" w:themeColor="text1"/>
-        </w:rPr>
-        <w:t xml:space="preserve">”. </w:t>
+        <w:t xml:space="preserve"> mede quantas vezes a classe mais provável prevista pelo modelo é exatamente a classe correta. Respondendo ao seguinte questionamento “</w:t>
+      </w:r>
+      <w:r>
+        <w:rPr>
+          <w:i/>
+          <w:iCs/>
+          <w:color w:val="000000" w:themeColor="text1"/>
+        </w:rPr>
+        <w:t xml:space="preserve">O rótulo correto foi a primeira escolha do modelo?”. </w:t>
       </w:r>
       <w:r>
         <w:rPr>
@@ -7226,16 +8376,6 @@
         </w:rPr>
         <w:t>Neste caso ela se apresenta praticamente como zero por não haver aprendizado em um estágio tão inicial.</w:t>
       </w:r>
-    </w:p>
-    <w:p>
-      <w:pPr>
-        <w:pStyle w:val="PargrafodaLista"/>
-        <w:ind w:left="2160"/>
-        <w:jc w:val="both"/>
-        <w:rPr>
-          <w:color w:val="000000" w:themeColor="text1"/>
-        </w:rPr>
-      </w:pPr>
     </w:p>
     <w:p>
       <w:pPr>
@@ -7244,37 +8384,78 @@
           <w:ilvl w:val="0"/>
           <w:numId w:val="14"/>
         </w:numPr>
-        <w:spacing w:line="360" w:lineRule="auto"/>
-        <w:jc w:val="both"/>
-        <w:rPr>
-          <w:b/>
-          <w:bCs/>
-          <w:color w:val="000000" w:themeColor="text1"/>
-        </w:rPr>
-      </w:pPr>
-      <w:r>
-        <w:rPr>
-          <w:b/>
-          <w:bCs/>
-          <w:color w:val="000000" w:themeColor="text1"/>
-        </w:rPr>
-        <w:t xml:space="preserve">Avaliação </w:t>
-      </w:r>
-      <w:r>
-        <w:rPr>
-          <w:b/>
-          <w:bCs/>
-          <w:color w:val="000000" w:themeColor="text1"/>
-        </w:rPr>
-        <w:t>final</w:t>
-      </w:r>
-      <w:r>
-        <w:rPr>
-          <w:b/>
-          <w:bCs/>
-          <w:color w:val="000000" w:themeColor="text1"/>
-        </w:rPr>
-        <w:t xml:space="preserve"> do modelo:</w:t>
+        <w:spacing w:line="240" w:lineRule="auto"/>
+        <w:jc w:val="both"/>
+        <w:rPr>
+          <w:b/>
+          <w:bCs/>
+          <w:color w:val="000000" w:themeColor="text1"/>
+        </w:rPr>
+      </w:pPr>
+      <w:r>
+        <w:rPr>
+          <w:b/>
+          <w:bCs/>
+          <w:color w:val="000000" w:themeColor="text1"/>
+        </w:rPr>
+        <w:lastRenderedPageBreak/>
+        <w:t>Avaliação final do modelo:</w:t>
+      </w:r>
+      <w:r>
+        <w:rPr>
+          <w:b/>
+          <w:bCs/>
+          <w:color w:val="000000" w:themeColor="text1"/>
+        </w:rPr>
+        <w:t xml:space="preserve"> </w:t>
+      </w:r>
+      <w:proofErr w:type="spellStart"/>
+      <w:r>
+        <w:rPr>
+          <w:i/>
+          <w:iCs/>
+          <w:color w:val="000000" w:themeColor="text1"/>
+        </w:rPr>
+        <w:t>Val_Loss</w:t>
+      </w:r>
+      <w:proofErr w:type="spellEnd"/>
+      <w:r>
+        <w:rPr>
+          <w:color w:val="000000" w:themeColor="text1"/>
+        </w:rPr>
+        <w:t xml:space="preserve"> tem um valor próximo da </w:t>
+      </w:r>
+      <w:proofErr w:type="spellStart"/>
+      <w:r>
+        <w:rPr>
+          <w:i/>
+          <w:iCs/>
+          <w:color w:val="000000" w:themeColor="text1"/>
+        </w:rPr>
+        <w:t>Train_loss</w:t>
+      </w:r>
+      <w:proofErr w:type="spellEnd"/>
+      <w:r>
+        <w:rPr>
+          <w:color w:val="000000" w:themeColor="text1"/>
+        </w:rPr>
+        <w:t xml:space="preserve">, o que indica que não há um </w:t>
+      </w:r>
+      <w:proofErr w:type="spellStart"/>
+      <w:r>
+        <w:rPr>
+          <w:i/>
+          <w:iCs/>
+          <w:color w:val="000000" w:themeColor="text1"/>
+        </w:rPr>
+        <w:t>overfitting</w:t>
+      </w:r>
+      <w:proofErr w:type="spellEnd"/>
+      <w:r>
+        <w:rPr>
+          <w:color w:val="000000" w:themeColor="text1"/>
+        </w:rPr>
+        <w:t xml:space="preserve"> severo. Adicionalmente a métrica Top-1 apresenta um valor minúsculo, o que é esperado pela baixa quantidade de épocas e pelo tamanho da base de dados.</w:t>
       </w:r>
     </w:p>
     <w:p>
@@ -7287,78 +8468,26 @@
           <w:color w:val="000000" w:themeColor="text1"/>
         </w:rPr>
       </w:pPr>
-      <w:proofErr w:type="spellStart"/>
-      <w:r>
-        <w:rPr>
-          <w:color w:val="000000" w:themeColor="text1"/>
-        </w:rPr>
-        <w:t>Val_Loss</w:t>
-      </w:r>
-      <w:proofErr w:type="spellEnd"/>
-      <w:r>
-        <w:rPr>
-          <w:color w:val="000000" w:themeColor="text1"/>
-        </w:rPr>
-        <w:t xml:space="preserve"> tem um valor próximo da </w:t>
-      </w:r>
-      <w:proofErr w:type="spellStart"/>
-      <w:r>
-        <w:rPr>
-          <w:color w:val="000000" w:themeColor="text1"/>
-        </w:rPr>
-        <w:t>Train_loss</w:t>
-      </w:r>
-      <w:proofErr w:type="spellEnd"/>
-      <w:r>
-        <w:rPr>
-          <w:color w:val="000000" w:themeColor="text1"/>
-        </w:rPr>
-        <w:t xml:space="preserve">, o que indica que não há um </w:t>
-      </w:r>
-      <w:proofErr w:type="spellStart"/>
-      <w:r>
-        <w:rPr>
-          <w:color w:val="000000" w:themeColor="text1"/>
-        </w:rPr>
-        <w:t>overfitting</w:t>
-      </w:r>
-      <w:proofErr w:type="spellEnd"/>
-      <w:r>
-        <w:rPr>
-          <w:color w:val="000000" w:themeColor="text1"/>
-        </w:rPr>
-        <w:t xml:space="preserve"> severo. Adicionalmente a métrica Top-1 apresenta um valor minúsculo, o que é esperado pela baixa quantidade de épocas e pelo tamanho da base de dados.</w:t>
-      </w:r>
     </w:p>
     <w:p>
       <w:pPr>
         <w:pStyle w:val="PargrafodaLista"/>
         <w:spacing w:line="240" w:lineRule="auto"/>
         <w:ind w:left="2160"/>
-        <w:jc w:val="both"/>
-        <w:rPr>
-          <w:color w:val="000000" w:themeColor="text1"/>
-        </w:rPr>
-      </w:pPr>
-    </w:p>
-    <w:p>
-      <w:pPr>
-        <w:pStyle w:val="PargrafodaLista"/>
-        <w:spacing w:line="240" w:lineRule="auto"/>
-        <w:ind w:left="2160"/>
-        <w:jc w:val="both"/>
-        <w:rPr>
-          <w:color w:val="000000" w:themeColor="text1"/>
-        </w:rPr>
-      </w:pPr>
-      <w:r>
-        <w:rPr>
+        <w:jc w:val="center"/>
+        <w:rPr>
+          <w:color w:val="000000" w:themeColor="text1"/>
+        </w:rPr>
+      </w:pPr>
+      <w:r>
+        <w:rPr>
+          <w:noProof/>
           <w:color w:val="000000" w:themeColor="text1"/>
         </w:rPr>
         <w:drawing>
-          <wp:inline distT="0" distB="0" distL="0" distR="0" wp14:anchorId="6C2FA4EE" wp14:editId="6F9B8ABF">
-            <wp:extent cx="1022350" cy="752989"/>
-            <wp:effectExtent l="0" t="0" r="6350" b="9525"/>
+          <wp:inline distT="0" distB="0" distL="0" distR="0" wp14:anchorId="6C2FA4EE" wp14:editId="40923B4E">
+            <wp:extent cx="1541532" cy="1135380"/>
+            <wp:effectExtent l="0" t="0" r="1905" b="7620"/>
             <wp:docPr id="1471640229" name="Imagem 1"/>
             <wp:cNvGraphicFramePr>
               <a:graphicFrameLocks xmlns:a="http://schemas.openxmlformats.org/drawingml/2006/main" noChangeAspect="1"/>
@@ -7379,7 +8508,7 @@
                   <pic:spPr>
                     <a:xfrm>
                       <a:off x="0" y="0"/>
-                      <a:ext cx="1025317" cy="755174"/>
+                      <a:ext cx="1553603" cy="1144271"/>
                     </a:xfrm>
                     <a:prstGeom prst="rect">
                       <a:avLst/>
@@ -7430,24 +8559,14 @@
         </w:rPr>
         <w:t xml:space="preserve"> </w:t>
       </w:r>
-      <w:proofErr w:type="spellStart"/>
-      <w:r>
-        <w:rPr>
-          <w:b/>
-          <w:bCs/>
-          <w:color w:val="000000" w:themeColor="text1"/>
-        </w:rPr>
-        <w:t>Conclusões</w:t>
-      </w:r>
-      <w:r>
-        <w:rPr>
-          <w:b/>
-          <w:bCs/>
-          <w:color w:val="000000" w:themeColor="text1"/>
-        </w:rPr>
-        <w:t>:</w:t>
-      </w:r>
-      <w:proofErr w:type="spellEnd"/>
+      <w:r>
+        <w:rPr>
+          <w:b/>
+          <w:bCs/>
+          <w:color w:val="000000" w:themeColor="text1"/>
+        </w:rPr>
+        <w:t>Conclusões:</w:t>
+      </w:r>
     </w:p>
     <w:p>
       <w:pPr>
@@ -7489,138 +8608,12 @@
     </w:p>
     <w:p>
       <w:pPr>
-        <w:pStyle w:val="PargrafodaLista"/>
-        <w:ind w:left="2160"/>
-        <w:jc w:val="both"/>
-        <w:rPr>
-          <w:b/>
-          <w:bCs/>
-          <w:color w:val="000000" w:themeColor="text1"/>
-        </w:rPr>
-      </w:pPr>
-    </w:p>
-    <w:p>
-      <w:pPr>
-        <w:pStyle w:val="PargrafodaLista"/>
-        <w:ind w:left="1440"/>
-        <w:jc w:val="both"/>
-      </w:pPr>
-    </w:p>
-    <w:p>
-      <w:pPr>
-        <w:pStyle w:val="PargrafodaLista"/>
-        <w:ind w:left="1440"/>
-        <w:jc w:val="both"/>
-      </w:pPr>
-    </w:p>
-    <w:p>
-      <w:pPr>
-        <w:pStyle w:val="PargrafodaLista"/>
-        <w:ind w:left="1440"/>
-        <w:jc w:val="both"/>
-        <w:rPr>
-          <w:b/>
-          <w:bCs/>
-        </w:rPr>
-      </w:pPr>
-    </w:p>
-    <w:p>
-      <w:pPr>
-        <w:jc w:val="both"/>
-        <w:rPr>
-          <w:b/>
-          <w:bCs/>
-        </w:rPr>
-      </w:pPr>
-    </w:p>
-    <w:p>
-      <w:pPr>
-        <w:pStyle w:val="PargrafodaLista"/>
-        <w:numPr>
-          <w:ilvl w:val="1"/>
-          <w:numId w:val="1"/>
-        </w:numPr>
-        <w:jc w:val="both"/>
-        <w:rPr>
-          <w:b/>
-          <w:bCs/>
-        </w:rPr>
-      </w:pPr>
-      <w:r>
-        <w:rPr>
-          <w:b/>
-          <w:bCs/>
-        </w:rPr>
-        <w:lastRenderedPageBreak/>
-        <w:t>Condução de testes de EXPLORAÇÃO DE PARÂMETROS:</w:t>
-      </w:r>
-    </w:p>
-    <w:p>
-      <w:pPr>
-        <w:pStyle w:val="PargrafodaLista"/>
-        <w:ind w:left="1440"/>
-        <w:jc w:val="both"/>
-        <w:rPr>
-          <w:b/>
-          <w:bCs/>
-        </w:rPr>
-      </w:pPr>
-    </w:p>
-    <w:p>
-      <w:pPr>
-        <w:pStyle w:val="PargrafodaLista"/>
-        <w:numPr>
-          <w:ilvl w:val="1"/>
-          <w:numId w:val="1"/>
-        </w:numPr>
-        <w:jc w:val="both"/>
-        <w:rPr>
-          <w:b/>
-          <w:bCs/>
-        </w:rPr>
-      </w:pPr>
-      <w:r>
-        <w:rPr>
-          <w:b/>
-          <w:bCs/>
-        </w:rPr>
-        <w:t>Condução do TESTE FINAL</w:t>
-      </w:r>
-      <w:r>
-        <w:rPr>
-          <w:b/>
-          <w:bCs/>
-        </w:rPr>
-        <w:t>:</w:t>
-      </w:r>
-    </w:p>
-    <w:p>
-      <w:pPr>
-        <w:pStyle w:val="PargrafodaLista"/>
-        <w:ind w:left="1440"/>
-        <w:jc w:val="both"/>
-        <w:rPr>
-          <w:b/>
-          <w:bCs/>
-        </w:rPr>
-      </w:pPr>
-    </w:p>
-    <w:p>
-      <w:pPr>
-        <w:pStyle w:val="PargrafodaLista"/>
-        <w:ind w:left="1440"/>
-        <w:jc w:val="both"/>
-        <w:rPr>
-          <w:b/>
-          <w:bCs/>
-        </w:rPr>
-      </w:pPr>
-    </w:p>
-    <w:p>
-      <w:pPr>
-        <w:pStyle w:val="PargrafodaLista"/>
-        <w:ind w:left="1440"/>
-        <w:jc w:val="both"/>
+        <w:jc w:val="both"/>
+        <w:rPr>
+          <w:b/>
+          <w:bCs/>
+          <w:color w:val="000000" w:themeColor="text1"/>
+        </w:rPr>
       </w:pPr>
       <w:r>
         <w:rPr>
@@ -7629,18 +8622,18 @@
         <mc:AlternateContent>
           <mc:Choice Requires="wps">
             <w:drawing>
-              <wp:anchor distT="0" distB="0" distL="114300" distR="114300" simplePos="0" relativeHeight="251667456" behindDoc="0" locked="0" layoutInCell="1" allowOverlap="1" wp14:anchorId="670DA9C0" wp14:editId="318B1094">
+              <wp:anchor distT="0" distB="0" distL="114300" distR="114300" simplePos="0" relativeHeight="251669504" behindDoc="0" locked="0" layoutInCell="1" allowOverlap="1" wp14:anchorId="33CFC378" wp14:editId="4A880191">
                 <wp:simplePos x="0" y="0"/>
                 <wp:positionH relativeFrom="margin">
                   <wp:align>center</wp:align>
                 </wp:positionH>
                 <wp:positionV relativeFrom="paragraph">
-                  <wp:posOffset>26670</wp:posOffset>
+                  <wp:posOffset>381000</wp:posOffset>
                 </wp:positionV>
                 <wp:extent cx="7020000" cy="0"/>
-                <wp:effectExtent l="0" t="19050" r="28575" b="19050"/>
+                <wp:effectExtent l="0" t="0" r="0" b="0"/>
                 <wp:wrapNone/>
-                <wp:docPr id="841168305" name="Conector reto 1"/>
+                <wp:docPr id="1921334865" name="Conector reto 1"/>
                 <wp:cNvGraphicFramePr/>
                 <a:graphic xmlns:a="http://schemas.openxmlformats.org/drawingml/2006/main">
                   <a:graphicData uri="http://schemas.microsoft.com/office/word/2010/wordprocessingShape">
@@ -7654,11 +8647,11 @@
                         <a:prstGeom prst="line">
                           <a:avLst/>
                         </a:prstGeom>
-                        <a:ln w="38100">
+                        <a:ln w="12700">
                           <a:solidFill>
                             <a:schemeClr val="tx1"/>
                           </a:solidFill>
-                          <a:prstDash val="lgDashDot"/>
+                          <a:prstDash val="solid"/>
                         </a:ln>
                       </wps:spPr>
                       <wps:style>
@@ -7690,8 +8683,8 @@
           </mc:Choice>
           <mc:Fallback>
             <w:pict>
-              <v:line w14:anchorId="67CB9ADC" id="Conector reto 1" o:spid="_x0000_s1026" style="position:absolute;flip:y;z-index:251667456;visibility:visible;mso-wrap-style:square;mso-width-percent:0;mso-height-percent:0;mso-wrap-distance-left:9pt;mso-wrap-distance-top:0;mso-wrap-distance-right:9pt;mso-wrap-distance-bottom:0;mso-position-horizontal:center;mso-position-horizontal-relative:margin;mso-position-vertical:absolute;mso-position-vertical-relative:text;mso-width-percent:0;mso-height-percent:0;mso-width-relative:margin;mso-height-relative:margin" from="0,2.1pt" to="552.75pt,2.1pt" o:gfxdata="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" strokecolor="black [3213]" strokeweight="3pt">
-                <v:stroke dashstyle="longDashDot" joinstyle="miter"/>
+              <v:line w14:anchorId="26277291" id="Conector reto 1" o:spid="_x0000_s1026" style="position:absolute;flip:y;z-index:251669504;visibility:visible;mso-wrap-style:square;mso-width-percent:0;mso-height-percent:0;mso-wrap-distance-left:9pt;mso-wrap-distance-top:0;mso-wrap-distance-right:9pt;mso-wrap-distance-bottom:0;mso-position-horizontal:center;mso-position-horizontal-relative:margin;mso-position-vertical:absolute;mso-position-vertical-relative:text;mso-width-percent:0;mso-height-percent:0;mso-width-relative:margin;mso-height-relative:margin" from="0,30pt" to="552.75pt,30pt" o:gfxdata="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" strokecolor="black [3213]" strokeweight="1pt">
+                <v:stroke joinstyle="miter"/>
                 <w10:wrap anchorx="margin"/>
               </v:line>
             </w:pict>
@@ -7701,9 +8694,24 @@
     </w:p>
     <w:p>
       <w:pPr>
-        <w:pStyle w:val="PargrafodaLista"/>
-        <w:ind w:left="1440"/>
-        <w:jc w:val="both"/>
+        <w:jc w:val="both"/>
+        <w:rPr>
+          <w:b/>
+          <w:bCs/>
+          <w:color w:val="000000" w:themeColor="text1"/>
+        </w:rPr>
+      </w:pPr>
+    </w:p>
+    <w:p>
+      <w:pPr>
+        <w:pStyle w:val="PargrafodaLista"/>
+        <w:ind w:left="2160"/>
+        <w:jc w:val="both"/>
+        <w:rPr>
+          <w:b/>
+          <w:bCs/>
+          <w:color w:val="000000" w:themeColor="text1"/>
+        </w:rPr>
       </w:pPr>
     </w:p>
     <w:p>
@@ -7723,7 +8731,7 @@
           <w:b/>
           <w:bCs/>
         </w:rPr>
-        <w:t>EXPERIMENTO D – Condução de testes para a arquitetura ResNet-50 conduzida com a base de dados dos camundongos:</w:t>
+        <w:t>EXPERIMENTO IV– Condução do teste voltado para exploração de parâmetros com a Vision Transformers, utilizando a base de dados dos camundongos:</w:t>
       </w:r>
     </w:p>
     <w:p>
@@ -7753,35 +8761,7 @@
           <w:b/>
           <w:bCs/>
         </w:rPr>
-        <w:t xml:space="preserve">Condução de testes </w:t>
-      </w:r>
-      <w:r>
-        <w:rPr>
-          <w:b/>
-          <w:bCs/>
-        </w:rPr>
-        <w:t xml:space="preserve">de </w:t>
-      </w:r>
-      <w:r>
-        <w:rPr>
-          <w:b/>
-          <w:bCs/>
-        </w:rPr>
-        <w:t>SANITY</w:t>
-      </w:r>
-      <w:r>
-        <w:rPr>
-          <w:b/>
-          <w:bCs/>
-        </w:rPr>
-        <w:t xml:space="preserve"> </w:t>
-      </w:r>
-      <w:r>
-        <w:rPr>
-          <w:b/>
-          <w:bCs/>
-        </w:rPr>
-        <w:t>CHECK</w:t>
+        <w:t>Primeira Exploração</w:t>
       </w:r>
       <w:r>
         <w:rPr>
@@ -7807,65 +8787,22 @@
         <w:pStyle w:val="PargrafodaLista"/>
         <w:ind w:left="1440"/>
         <w:jc w:val="both"/>
-      </w:pPr>
-      <w:r>
-        <w:t>→</w:t>
-      </w:r>
-      <w:r>
-        <w:t xml:space="preserve"> </w:t>
-      </w:r>
-      <w:proofErr w:type="spellStart"/>
-      <w:r>
-        <w:t>Sanity</w:t>
-      </w:r>
-      <w:proofErr w:type="spellEnd"/>
-      <w:r>
-        <w:t xml:space="preserve"> </w:t>
-      </w:r>
-      <w:proofErr w:type="spellStart"/>
-      <w:r>
-        <w:t>Check</w:t>
-      </w:r>
-      <w:proofErr w:type="spellEnd"/>
-      <w:r>
-        <w:t xml:space="preserve"> Básico</w:t>
-      </w:r>
-      <w:r>
-        <w:t xml:space="preserve"> com </w:t>
-      </w:r>
-      <w:r>
-        <w:t xml:space="preserve">STEP_PER_EPOCH = </w:t>
-      </w:r>
-      <w:r>
-        <w:t>(...)</w:t>
-      </w:r>
-      <w:r>
-        <w:t xml:space="preserve"> </w:t>
-      </w:r>
-      <w:r>
-        <w:t>e EPOCHS = (...)</w:t>
-      </w:r>
+        <w:rPr>
+          <w:b/>
+          <w:bCs/>
+        </w:rPr>
+      </w:pPr>
     </w:p>
     <w:p>
       <w:pPr>
         <w:pStyle w:val="PargrafodaLista"/>
         <w:ind w:left="1440"/>
         <w:jc w:val="both"/>
-      </w:pPr>
-      <w:r>
-        <w:t>→</w:t>
-      </w:r>
-      <w:r>
-        <w:t xml:space="preserve"> Rede </w:t>
-      </w:r>
-      <w:proofErr w:type="spellStart"/>
-      <w:r>
-        <w:t>pré</w:t>
-      </w:r>
-      <w:proofErr w:type="spellEnd"/>
-      <w:r>
-        <w:t>-treinada com a base ImageNet21K</w:t>
-      </w:r>
+        <w:rPr>
+          <w:b/>
+          <w:bCs/>
+        </w:rPr>
+      </w:pPr>
     </w:p>
     <w:p>
       <w:pPr>
@@ -7874,19 +8811,80 @@
         <w:jc w:val="both"/>
       </w:pPr>
       <w:r>
-        <w:t>→</w:t>
-      </w:r>
-      <w:r>
-        <w:t xml:space="preserve"> Arquitetura </w:t>
-      </w:r>
-      <w:r>
-        <w:t>ResNet-50</w:t>
-      </w:r>
-      <w:r>
-        <w:t xml:space="preserve"> em conformidade com a implementação</w:t>
-      </w:r>
-      <w:r>
-        <w:t xml:space="preserve"> (...)</w:t>
+        <w:rPr>
+          <w:noProof/>
+        </w:rPr>
+        <mc:AlternateContent>
+          <mc:Choice Requires="wps">
+            <w:drawing>
+              <wp:anchor distT="0" distB="0" distL="114300" distR="114300" simplePos="0" relativeHeight="251667456" behindDoc="0" locked="0" layoutInCell="1" allowOverlap="1" wp14:anchorId="670DA9C0" wp14:editId="5AA56075">
+                <wp:simplePos x="0" y="0"/>
+                <wp:positionH relativeFrom="margin">
+                  <wp:align>center</wp:align>
+                </wp:positionH>
+                <wp:positionV relativeFrom="paragraph">
+                  <wp:posOffset>26670</wp:posOffset>
+                </wp:positionV>
+                <wp:extent cx="7020000" cy="0"/>
+                <wp:effectExtent l="0" t="0" r="0" b="0"/>
+                <wp:wrapNone/>
+                <wp:docPr id="841168305" name="Conector reto 1"/>
+                <wp:cNvGraphicFramePr/>
+                <a:graphic xmlns:a="http://schemas.openxmlformats.org/drawingml/2006/main">
+                  <a:graphicData uri="http://schemas.microsoft.com/office/word/2010/wordprocessingShape">
+                    <wps:wsp>
+                      <wps:cNvCnPr/>
+                      <wps:spPr>
+                        <a:xfrm flipV="1">
+                          <a:off x="0" y="0"/>
+                          <a:ext cx="7020000" cy="0"/>
+                        </a:xfrm>
+                        <a:prstGeom prst="line">
+                          <a:avLst/>
+                        </a:prstGeom>
+                        <a:ln w="12700">
+                          <a:solidFill>
+                            <a:schemeClr val="tx1"/>
+                          </a:solidFill>
+                          <a:prstDash val="solid"/>
+                        </a:ln>
+                      </wps:spPr>
+                      <wps:style>
+                        <a:lnRef idx="1">
+                          <a:schemeClr val="accent1"/>
+                        </a:lnRef>
+                        <a:fillRef idx="0">
+                          <a:schemeClr val="accent1"/>
+                        </a:fillRef>
+                        <a:effectRef idx="0">
+                          <a:schemeClr val="accent1"/>
+                        </a:effectRef>
+                        <a:fontRef idx="minor">
+                          <a:schemeClr val="tx1"/>
+                        </a:fontRef>
+                      </wps:style>
+                      <wps:bodyPr/>
+                    </wps:wsp>
+                  </a:graphicData>
+                </a:graphic>
+                <wp14:sizeRelH relativeFrom="margin">
+                  <wp14:pctWidth>0</wp14:pctWidth>
+                </wp14:sizeRelH>
+                <wp14:sizeRelV relativeFrom="margin">
+                  <wp14:pctHeight>0</wp14:pctHeight>
+                </wp14:sizeRelV>
+              </wp:anchor>
+            </w:drawing>
+          </mc:Choice>
+          <mc:Fallback>
+            <w:pict>
+              <v:line w14:anchorId="281ABF4B" id="Conector reto 1" o:spid="_x0000_s1026" style="position:absolute;flip:y;z-index:251667456;visibility:visible;mso-wrap-style:square;mso-width-percent:0;mso-height-percent:0;mso-wrap-distance-left:9pt;mso-wrap-distance-top:0;mso-wrap-distance-right:9pt;mso-wrap-distance-bottom:0;mso-position-horizontal:center;mso-position-horizontal-relative:margin;mso-position-vertical:absolute;mso-position-vertical-relative:text;mso-width-percent:0;mso-height-percent:0;mso-width-relative:margin;mso-height-relative:margin" from="0,2.1pt" to="552.75pt,2.1pt" o:gfxdata="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" strokecolor="black [3213]" strokeweight="1pt">
+                <v:stroke joinstyle="miter"/>
+                <w10:wrap anchorx="margin"/>
+              </v:line>
+            </w:pict>
+          </mc:Fallback>
+        </mc:AlternateContent>
       </w:r>
     </w:p>
     <w:p>
@@ -7894,67 +8892,62 @@
         <w:pStyle w:val="PargrafodaLista"/>
         <w:ind w:left="1440"/>
         <w:jc w:val="both"/>
-        <w:rPr>
-          <w:b/>
-          <w:bCs/>
-        </w:rPr>
-      </w:pPr>
-      <w:r>
-        <w:rPr>
-          <w:b/>
-          <w:bCs/>
-        </w:rPr>
-        <w:t>→ Parâmetros utilizados:</w:t>
-      </w:r>
-    </w:p>
-    <w:p>
-      <w:pPr>
-        <w:pStyle w:val="PargrafodaLista"/>
-        <w:ind w:left="1440"/>
-        <w:jc w:val="both"/>
-      </w:pPr>
-      <w:r>
-        <w:t>(...)</w:t>
-      </w:r>
-    </w:p>
-    <w:p>
-      <w:pPr>
-        <w:pStyle w:val="PargrafodaLista"/>
-        <w:ind w:left="1440"/>
-        <w:jc w:val="both"/>
-        <w:rPr>
-          <w:b/>
-          <w:bCs/>
-        </w:rPr>
-      </w:pPr>
-      <w:r>
-        <w:rPr>
-          <w:b/>
-          <w:bCs/>
-        </w:rPr>
-        <w:t>→ Resultados:</w:t>
-      </w:r>
-    </w:p>
-    <w:p>
-      <w:pPr>
-        <w:pStyle w:val="PargrafodaLista"/>
-        <w:ind w:left="1440"/>
-        <w:jc w:val="both"/>
-      </w:pPr>
-      <w:r>
-        <w:t>(...)</w:t>
-      </w:r>
-    </w:p>
-    <w:p>
-      <w:pPr>
-        <w:pStyle w:val="PargrafodaLista"/>
-        <w:ind w:left="1440"/>
-        <w:jc w:val="both"/>
-        <w:rPr>
-          <w:b/>
-          <w:bCs/>
-        </w:rPr>
-      </w:pPr>
+      </w:pPr>
+    </w:p>
+    <w:p>
+      <w:pPr>
+        <w:pStyle w:val="PargrafodaLista"/>
+        <w:numPr>
+          <w:ilvl w:val="0"/>
+          <w:numId w:val="1"/>
+        </w:numPr>
+        <w:rPr>
+          <w:b/>
+          <w:bCs/>
+        </w:rPr>
+      </w:pPr>
+      <w:r>
+        <w:rPr>
+          <w:b/>
+          <w:bCs/>
+        </w:rPr>
+        <w:t xml:space="preserve">EXPERIMENTO </w:t>
+      </w:r>
+      <w:r>
+        <w:rPr>
+          <w:b/>
+          <w:bCs/>
+        </w:rPr>
+        <w:t>X</w:t>
+      </w:r>
+      <w:r>
+        <w:rPr>
+          <w:b/>
+          <w:bCs/>
+        </w:rPr>
+        <w:t xml:space="preserve"> – </w:t>
+      </w:r>
+      <w:r>
+        <w:rPr>
+          <w:b/>
+          <w:bCs/>
+        </w:rPr>
+        <w:t xml:space="preserve">Condução do </w:t>
+      </w:r>
+      <w:r>
+        <w:rPr>
+          <w:b/>
+          <w:bCs/>
+        </w:rPr>
+        <w:t>teste final</w:t>
+      </w:r>
+      <w:r>
+        <w:rPr>
+          <w:b/>
+          <w:bCs/>
+        </w:rPr>
+        <w:t xml:space="preserve"> com a Vision Transformers, utilizando a base de dados dos camundongos:</w:t>
+      </w:r>
     </w:p>
     <w:p>
       <w:pPr>
@@ -7997,6 +8990,56 @@
 </w:document>
 </file>
 
+<file path=word/endnotes.xml><?xml version="1.0" encoding="utf-8"?>
+<w:endnotes xmlns:wpc="http://schemas.microsoft.com/office/word/2010/wordprocessingCanvas" xmlns:cx="http://schemas.microsoft.com/office/drawing/2014/chartex" xmlns:cx1="http://schemas.microsoft.com/office/drawing/2015/9/8/chartex" xmlns:cx2="http://schemas.microsoft.com/office/drawing/2015/10/21/chartex" xmlns:cx3="http://schemas.microsoft.com/office/drawing/2016/5/9/chartex" xmlns:cx4="http://schemas.microsoft.com/office/drawing/2016/5/10/chartex" xmlns:cx5="http://schemas.microsoft.com/office/drawing/2016/5/11/chartex" xmlns:cx6="http://schemas.microsoft.com/office/drawing/2016/5/12/chartex" xmlns:cx7="http://schemas.microsoft.com/office/drawing/2016/5/13/chartex" xmlns:cx8="http://schemas.microsoft.com/office/drawing/2016/5/14/chartex" xmlns:mc="http://schemas.openxmlformats.org/markup-compatibility/2006" xmlns:aink="http://schemas.microsoft.com/office/drawing/2016/ink" xmlns:am3d="http://schemas.microsoft.com/office/drawing/2017/model3d" xmlns:o="urn:schemas-microsoft-com:office:office" xmlns:oel="http://schemas.microsoft.com/office/2019/extlst" xmlns:r="http://schemas.openxmlformats.org/officeDocument/2006/relationships" xmlns:m="http://schemas.openxmlformats.org/officeDocument/2006/math" xmlns:v="urn:schemas-microsoft-com:vml" xmlns:wp14="http://schemas.microsoft.com/office/word/2010/wordprocessingDrawing" xmlns:wp="http://schemas.openxmlformats.org/drawingml/2006/wordprocessingDrawing" xmlns:w10="urn:schemas-microsoft-com:office:word" xmlns:w="http://schemas.openxmlformats.org/wordprocessingml/2006/main" xmlns:w14="http://schemas.microsoft.com/office/word/2010/wordml" xmlns:w15="http://schemas.microsoft.com/office/word/2012/wordml" xmlns:w16cex="http://schemas.microsoft.com/office/word/2018/wordml/cex" xmlns:w16cid="http://schemas.microsoft.com/office/word/2016/wordml/cid" xmlns:w16="http://schemas.microsoft.com/office/word/2018/wordml" xmlns:w16du="http://schemas.microsoft.com/office/word/2023/wordml/word16du" xmlns:w16sdtdh="http://schemas.microsoft.com/office/word/2020/wordml/sdtdatahash" xmlns:w16sdtfl="http://schemas.microsoft.com/office/word/2024/wordml/sdtformatlock" xmlns:w16se="http://schemas.microsoft.com/office/word/2015/wordml/symex" xmlns:wpg="http://schemas.microsoft.com/office/word/2010/wordprocessingGroup" xmlns:wpi="http://schemas.microsoft.com/office/word/2010/wordprocessingInk" xmlns:wne="http://schemas.microsoft.com/office/word/2006/wordml" xmlns:wps="http://schemas.microsoft.com/office/word/2010/wordprocessingShape" mc:Ignorable="w14 w15 w16se w16cid w16 w16cex w16sdtdh w16sdtfl w16du wp14">
+  <w:endnote w:type="separator" w:id="-1">
+    <w:p>
+      <w:pPr>
+        <w:spacing w:after="0" w:line="240" w:lineRule="auto"/>
+      </w:pPr>
+      <w:r>
+        <w:separator/>
+      </w:r>
+    </w:p>
+  </w:endnote>
+  <w:endnote w:type="continuationSeparator" w:id="0">
+    <w:p>
+      <w:pPr>
+        <w:spacing w:after="0" w:line="240" w:lineRule="auto"/>
+      </w:pPr>
+      <w:r>
+        <w:continuationSeparator/>
+      </w:r>
+    </w:p>
+  </w:endnote>
+</w:endnotes>
+</file>
+
+<file path=word/footnotes.xml><?xml version="1.0" encoding="utf-8"?>
+<w:footnotes xmlns:wpc="http://schemas.microsoft.com/office/word/2010/wordprocessingCanvas" xmlns:cx="http://schemas.microsoft.com/office/drawing/2014/chartex" xmlns:cx1="http://schemas.microsoft.com/office/drawing/2015/9/8/chartex" xmlns:cx2="http://schemas.microsoft.com/office/drawing/2015/10/21/chartex" xmlns:cx3="http://schemas.microsoft.com/office/drawing/2016/5/9/chartex" xmlns:cx4="http://schemas.microsoft.com/office/drawing/2016/5/10/chartex" xmlns:cx5="http://schemas.microsoft.com/office/drawing/2016/5/11/chartex" xmlns:cx6="http://schemas.microsoft.com/office/drawing/2016/5/12/chartex" xmlns:cx7="http://schemas.microsoft.com/office/drawing/2016/5/13/chartex" xmlns:cx8="http://schemas.microsoft.com/office/drawing/2016/5/14/chartex" xmlns:mc="http://schemas.openxmlformats.org/markup-compatibility/2006" xmlns:aink="http://schemas.microsoft.com/office/drawing/2016/ink" xmlns:am3d="http://schemas.microsoft.com/office/drawing/2017/model3d" xmlns:o="urn:schemas-microsoft-com:office:office" xmlns:oel="http://schemas.microsoft.com/office/2019/extlst" xmlns:r="http://schemas.openxmlformats.org/officeDocument/2006/relationships" xmlns:m="http://schemas.openxmlformats.org/officeDocument/2006/math" xmlns:v="urn:schemas-microsoft-com:vml" xmlns:wp14="http://schemas.microsoft.com/office/word/2010/wordprocessingDrawing" xmlns:wp="http://schemas.openxmlformats.org/drawingml/2006/wordprocessingDrawing" xmlns:w10="urn:schemas-microsoft-com:office:word" xmlns:w="http://schemas.openxmlformats.org/wordprocessingml/2006/main" xmlns:w14="http://schemas.microsoft.com/office/word/2010/wordml" xmlns:w15="http://schemas.microsoft.com/office/word/2012/wordml" xmlns:w16cex="http://schemas.microsoft.com/office/word/2018/wordml/cex" xmlns:w16cid="http://schemas.microsoft.com/office/word/2016/wordml/cid" xmlns:w16="http://schemas.microsoft.com/office/word/2018/wordml" xmlns:w16du="http://schemas.microsoft.com/office/word/2023/wordml/word16du" xmlns:w16sdtdh="http://schemas.microsoft.com/office/word/2020/wordml/sdtdatahash" xmlns:w16sdtfl="http://schemas.microsoft.com/office/word/2024/wordml/sdtformatlock" xmlns:w16se="http://schemas.microsoft.com/office/word/2015/wordml/symex" xmlns:wpg="http://schemas.microsoft.com/office/word/2010/wordprocessingGroup" xmlns:wpi="http://schemas.microsoft.com/office/word/2010/wordprocessingInk" xmlns:wne="http://schemas.microsoft.com/office/word/2006/wordml" xmlns:wps="http://schemas.microsoft.com/office/word/2010/wordprocessingShape" mc:Ignorable="w14 w15 w16se w16cid w16 w16cex w16sdtdh w16sdtfl w16du wp14">
+  <w:footnote w:type="separator" w:id="-1">
+    <w:p>
+      <w:pPr>
+        <w:spacing w:after="0" w:line="240" w:lineRule="auto"/>
+      </w:pPr>
+      <w:r>
+        <w:separator/>
+      </w:r>
+    </w:p>
+  </w:footnote>
+  <w:footnote w:type="continuationSeparator" w:id="0">
+    <w:p>
+      <w:pPr>
+        <w:spacing w:after="0" w:line="240" w:lineRule="auto"/>
+      </w:pPr>
+      <w:r>
+        <w:continuationSeparator/>
+      </w:r>
+    </w:p>
+  </w:footnote>
+</w:footnotes>
+</file>
+
 <file path=word/numbering.xml><?xml version="1.0" encoding="utf-8"?>
 <w:numbering xmlns:wpc="http://schemas.microsoft.com/office/word/2010/wordprocessingCanvas" xmlns:cx="http://schemas.microsoft.com/office/drawing/2014/chartex" xmlns:cx1="http://schemas.microsoft.com/office/drawing/2015/9/8/chartex" xmlns:cx2="http://schemas.microsoft.com/office/drawing/2015/10/21/chartex" xmlns:cx3="http://schemas.microsoft.com/office/drawing/2016/5/9/chartex" xmlns:cx4="http://schemas.microsoft.com/office/drawing/2016/5/10/chartex" xmlns:cx5="http://schemas.microsoft.com/office/drawing/2016/5/11/chartex" xmlns:cx6="http://schemas.microsoft.com/office/drawing/2016/5/12/chartex" xmlns:cx7="http://schemas.microsoft.com/office/drawing/2016/5/13/chartex" xmlns:cx8="http://schemas.microsoft.com/office/drawing/2016/5/14/chartex" xmlns:mc="http://schemas.openxmlformats.org/markup-compatibility/2006" xmlns:aink="http://schemas.microsoft.com/office/drawing/2016/ink" xmlns:am3d="http://schemas.microsoft.com/office/drawing/2017/model3d" xmlns:o="urn:schemas-microsoft-com:office:office" xmlns:oel="http://schemas.microsoft.com/office/2019/extlst" xmlns:r="http://schemas.openxmlformats.org/officeDocument/2006/relationships" xmlns:m="http://schemas.openxmlformats.org/officeDocument/2006/math" xmlns:v="urn:schemas-microsoft-com:vml" xmlns:wp14="http://schemas.microsoft.com/office/word/2010/wordprocessingDrawing" xmlns:wp="http://schemas.openxmlformats.org/drawingml/2006/wordprocessingDrawing" xmlns:w10="urn:schemas-microsoft-com:office:word" xmlns:w="http://schemas.openxmlformats.org/wordprocessingml/2006/main" xmlns:w14="http://schemas.microsoft.com/office/word/2010/wordml" xmlns:w15="http://schemas.microsoft.com/office/word/2012/wordml" xmlns:w16cex="http://schemas.microsoft.com/office/word/2018/wordml/cex" xmlns:w16cid="http://schemas.microsoft.com/office/word/2016/wordml/cid" xmlns:w16="http://schemas.microsoft.com/office/word/2018/wordml" xmlns:w16du="http://schemas.microsoft.com/office/word/2023/wordml/word16du" xmlns:w16sdtdh="http://schemas.microsoft.com/office/word/2020/wordml/sdtdatahash" xmlns:w16sdtfl="http://schemas.microsoft.com/office/word/2024/wordml/sdtformatlock" xmlns:w16se="http://schemas.microsoft.com/office/word/2015/wordml/symex" xmlns:wpg="http://schemas.microsoft.com/office/word/2010/wordprocessingGroup" xmlns:wpi="http://schemas.microsoft.com/office/word/2010/wordprocessingInk" xmlns:wne="http://schemas.microsoft.com/office/word/2006/wordml" xmlns:wps="http://schemas.microsoft.com/office/word/2010/wordprocessingShape" mc:Ignorable="w14 w15 w16se w16cid w16 w16cex w16sdtdh w16sdtfl w16du wp14">
   <w:abstractNum w:abstractNumId="0" w15:restartNumberingAfterBreak="0">
@@ -8375,6 +9418,119 @@
     </w:lvl>
   </w:abstractNum>
   <w:abstractNum w:abstractNumId="3" w15:restartNumberingAfterBreak="0">
+    <w:nsid w:val="0D4C5FD0"/>
+    <w:multiLevelType w:val="hybridMultilevel"/>
+    <w:tmpl w:val="BDAA971A"/>
+    <w:lvl w:ilvl="0" w:tplc="0416000B">
+      <w:start w:val="1"/>
+      <w:numFmt w:val="bullet"/>
+      <w:lvlText w:val=""/>
+      <w:lvlJc w:val="left"/>
+      <w:pPr>
+        <w:ind w:left="2484" w:hanging="360"/>
+      </w:pPr>
+      <w:rPr>
+        <w:rFonts w:ascii="Wingdings" w:hAnsi="Wingdings" w:hint="default"/>
+      </w:rPr>
+    </w:lvl>
+    <w:lvl w:ilvl="1" w:tplc="04160003" w:tentative="1">
+      <w:start w:val="1"/>
+      <w:numFmt w:val="bullet"/>
+      <w:lvlText w:val="o"/>
+      <w:lvlJc w:val="left"/>
+      <w:pPr>
+        <w:ind w:left="3204" w:hanging="360"/>
+      </w:pPr>
+      <w:rPr>
+        <w:rFonts w:ascii="Courier New" w:hAnsi="Courier New" w:cs="Courier New" w:hint="default"/>
+      </w:rPr>
+    </w:lvl>
+    <w:lvl w:ilvl="2" w:tplc="04160005" w:tentative="1">
+      <w:start w:val="1"/>
+      <w:numFmt w:val="bullet"/>
+      <w:lvlText w:val=""/>
+      <w:lvlJc w:val="left"/>
+      <w:pPr>
+        <w:ind w:left="3924" w:hanging="360"/>
+      </w:pPr>
+      <w:rPr>
+        <w:rFonts w:ascii="Wingdings" w:hAnsi="Wingdings" w:hint="default"/>
+      </w:rPr>
+    </w:lvl>
+    <w:lvl w:ilvl="3" w:tplc="04160001" w:tentative="1">
+      <w:start w:val="1"/>
+      <w:numFmt w:val="bullet"/>
+      <w:lvlText w:val=""/>
+      <w:lvlJc w:val="left"/>
+      <w:pPr>
+        <w:ind w:left="4644" w:hanging="360"/>
+      </w:pPr>
+      <w:rPr>
+        <w:rFonts w:ascii="Symbol" w:hAnsi="Symbol" w:hint="default"/>
+      </w:rPr>
+    </w:lvl>
+    <w:lvl w:ilvl="4" w:tplc="04160003" w:tentative="1">
+      <w:start w:val="1"/>
+      <w:numFmt w:val="bullet"/>
+      <w:lvlText w:val="o"/>
+      <w:lvlJc w:val="left"/>
+      <w:pPr>
+        <w:ind w:left="5364" w:hanging="360"/>
+      </w:pPr>
+      <w:rPr>
+        <w:rFonts w:ascii="Courier New" w:hAnsi="Courier New" w:cs="Courier New" w:hint="default"/>
+      </w:rPr>
+    </w:lvl>
+    <w:lvl w:ilvl="5" w:tplc="04160005" w:tentative="1">
+      <w:start w:val="1"/>
+      <w:numFmt w:val="bullet"/>
+      <w:lvlText w:val=""/>
+      <w:lvlJc w:val="left"/>
+      <w:pPr>
+        <w:ind w:left="6084" w:hanging="360"/>
+      </w:pPr>
+      <w:rPr>
+        <w:rFonts w:ascii="Wingdings" w:hAnsi="Wingdings" w:hint="default"/>
+      </w:rPr>
+    </w:lvl>
+    <w:lvl w:ilvl="6" w:tplc="04160001" w:tentative="1">
+      <w:start w:val="1"/>
+      <w:numFmt w:val="bullet"/>
+      <w:lvlText w:val=""/>
+      <w:lvlJc w:val="left"/>
+      <w:pPr>
+        <w:ind w:left="6804" w:hanging="360"/>
+      </w:pPr>
+      <w:rPr>
+        <w:rFonts w:ascii="Symbol" w:hAnsi="Symbol" w:hint="default"/>
+      </w:rPr>
+    </w:lvl>
+    <w:lvl w:ilvl="7" w:tplc="04160003" w:tentative="1">
+      <w:start w:val="1"/>
+      <w:numFmt w:val="bullet"/>
+      <w:lvlText w:val="o"/>
+      <w:lvlJc w:val="left"/>
+      <w:pPr>
+        <w:ind w:left="7524" w:hanging="360"/>
+      </w:pPr>
+      <w:rPr>
+        <w:rFonts w:ascii="Courier New" w:hAnsi="Courier New" w:cs="Courier New" w:hint="default"/>
+      </w:rPr>
+    </w:lvl>
+    <w:lvl w:ilvl="8" w:tplc="04160005" w:tentative="1">
+      <w:start w:val="1"/>
+      <w:numFmt w:val="bullet"/>
+      <w:lvlText w:val=""/>
+      <w:lvlJc w:val="left"/>
+      <w:pPr>
+        <w:ind w:left="8244" w:hanging="360"/>
+      </w:pPr>
+      <w:rPr>
+        <w:rFonts w:ascii="Wingdings" w:hAnsi="Wingdings" w:hint="default"/>
+      </w:rPr>
+    </w:lvl>
+  </w:abstractNum>
+  <w:abstractNum w:abstractNumId="4" w15:restartNumberingAfterBreak="0">
     <w:nsid w:val="12F86942"/>
     <w:multiLevelType w:val="hybridMultilevel"/>
     <w:tmpl w:val="AFFE58F4"/>
@@ -8487,7 +9643,7 @@
       </w:rPr>
     </w:lvl>
   </w:abstractNum>
-  <w:abstractNum w:abstractNumId="4" w15:restartNumberingAfterBreak="0">
+  <w:abstractNum w:abstractNumId="5" w15:restartNumberingAfterBreak="0">
     <w:nsid w:val="16015DE7"/>
     <w:multiLevelType w:val="multilevel"/>
     <w:tmpl w:val="5F48E62E"/>
@@ -8636,7 +9792,7 @@
       </w:rPr>
     </w:lvl>
   </w:abstractNum>
-  <w:abstractNum w:abstractNumId="5" w15:restartNumberingAfterBreak="0">
+  <w:abstractNum w:abstractNumId="6" w15:restartNumberingAfterBreak="0">
     <w:nsid w:val="257F3AFD"/>
     <w:multiLevelType w:val="hybridMultilevel"/>
     <w:tmpl w:val="1EC031A0"/>
@@ -8749,7 +9905,7 @@
       </w:rPr>
     </w:lvl>
   </w:abstractNum>
-  <w:abstractNum w:abstractNumId="6" w15:restartNumberingAfterBreak="0">
+  <w:abstractNum w:abstractNumId="7" w15:restartNumberingAfterBreak="0">
     <w:nsid w:val="2B7D0660"/>
     <w:multiLevelType w:val="hybridMultilevel"/>
     <w:tmpl w:val="7264EF5C"/>
@@ -8862,7 +10018,7 @@
       </w:rPr>
     </w:lvl>
   </w:abstractNum>
-  <w:abstractNum w:abstractNumId="7" w15:restartNumberingAfterBreak="0">
+  <w:abstractNum w:abstractNumId="8" w15:restartNumberingAfterBreak="0">
     <w:nsid w:val="3B8A6728"/>
     <w:multiLevelType w:val="multilevel"/>
     <w:tmpl w:val="7512D090"/>
@@ -9011,7 +10167,7 @@
       </w:rPr>
     </w:lvl>
   </w:abstractNum>
-  <w:abstractNum w:abstractNumId="8" w15:restartNumberingAfterBreak="0">
+  <w:abstractNum w:abstractNumId="9" w15:restartNumberingAfterBreak="0">
     <w:nsid w:val="3E130E0A"/>
     <w:multiLevelType w:val="hybridMultilevel"/>
     <w:tmpl w:val="9B626D74"/>
@@ -9124,7 +10280,7 @@
       </w:rPr>
     </w:lvl>
   </w:abstractNum>
-  <w:abstractNum w:abstractNumId="9" w15:restartNumberingAfterBreak="0">
+  <w:abstractNum w:abstractNumId="10" w15:restartNumberingAfterBreak="0">
     <w:nsid w:val="44BB04AA"/>
     <w:multiLevelType w:val="hybridMultilevel"/>
     <w:tmpl w:val="47922734"/>
@@ -9237,7 +10393,7 @@
       </w:rPr>
     </w:lvl>
   </w:abstractNum>
-  <w:abstractNum w:abstractNumId="10" w15:restartNumberingAfterBreak="0">
+  <w:abstractNum w:abstractNumId="11" w15:restartNumberingAfterBreak="0">
     <w:nsid w:val="47F12BC3"/>
     <w:multiLevelType w:val="hybridMultilevel"/>
     <w:tmpl w:val="0FA6ACEE"/>
@@ -9350,10 +10506,10 @@
       </w:rPr>
     </w:lvl>
   </w:abstractNum>
-  <w:abstractNum w:abstractNumId="11" w15:restartNumberingAfterBreak="0">
+  <w:abstractNum w:abstractNumId="12" w15:restartNumberingAfterBreak="0">
     <w:nsid w:val="5115667A"/>
     <w:multiLevelType w:val="hybridMultilevel"/>
-    <w:tmpl w:val="8A3C7FB8"/>
+    <w:tmpl w:val="F0F81F06"/>
     <w:lvl w:ilvl="0" w:tplc="04160001">
       <w:start w:val="1"/>
       <w:numFmt w:val="bullet"/>
@@ -9463,10 +10619,10 @@
       </w:rPr>
     </w:lvl>
   </w:abstractNum>
-  <w:abstractNum w:abstractNumId="12" w15:restartNumberingAfterBreak="0">
+  <w:abstractNum w:abstractNumId="13" w15:restartNumberingAfterBreak="0">
     <w:nsid w:val="5796665F"/>
     <w:multiLevelType w:val="hybridMultilevel"/>
-    <w:tmpl w:val="106A1E76"/>
+    <w:tmpl w:val="3F4E180A"/>
     <w:lvl w:ilvl="0" w:tplc="0416000F">
       <w:start w:val="1"/>
       <w:numFmt w:val="decimal"/>
@@ -9476,14 +10632,17 @@
         <w:ind w:left="720" w:hanging="360"/>
       </w:pPr>
     </w:lvl>
-    <w:lvl w:ilvl="1" w:tplc="04160019">
-      <w:start w:val="1"/>
-      <w:numFmt w:val="lowerLetter"/>
-      <w:lvlText w:val="%2."/>
+    <w:lvl w:ilvl="1" w:tplc="04160001">
+      <w:start w:val="1"/>
+      <w:numFmt w:val="bullet"/>
+      <w:lvlText w:val=""/>
       <w:lvlJc w:val="left"/>
       <w:pPr>
         <w:ind w:left="1440" w:hanging="360"/>
       </w:pPr>
+      <w:rPr>
+        <w:rFonts w:ascii="Symbol" w:hAnsi="Symbol" w:hint="default"/>
+      </w:rPr>
     </w:lvl>
     <w:lvl w:ilvl="2" w:tplc="04160001">
       <w:start w:val="1"/>
@@ -9552,7 +10711,7 @@
       </w:pPr>
     </w:lvl>
   </w:abstractNum>
-  <w:abstractNum w:abstractNumId="13" w15:restartNumberingAfterBreak="0">
+  <w:abstractNum w:abstractNumId="14" w15:restartNumberingAfterBreak="0">
     <w:nsid w:val="5A33296D"/>
     <w:multiLevelType w:val="multilevel"/>
     <w:tmpl w:val="F6EEC362"/>
@@ -9701,7 +10860,7 @@
       </w:rPr>
     </w:lvl>
   </w:abstractNum>
-  <w:abstractNum w:abstractNumId="14" w15:restartNumberingAfterBreak="0">
+  <w:abstractNum w:abstractNumId="15" w15:restartNumberingAfterBreak="0">
     <w:nsid w:val="7CB32D06"/>
     <w:multiLevelType w:val="hybridMultilevel"/>
     <w:tmpl w:val="06D44BFE"/>
@@ -9814,7 +10973,7 @@
       </w:rPr>
     </w:lvl>
   </w:abstractNum>
-  <w:abstractNum w:abstractNumId="15" w15:restartNumberingAfterBreak="0">
+  <w:abstractNum w:abstractNumId="16" w15:restartNumberingAfterBreak="0">
     <w:nsid w:val="7D075251"/>
     <w:multiLevelType w:val="hybridMultilevel"/>
     <w:tmpl w:val="DE3E8316"/>
@@ -9927,7 +11086,7 @@
       </w:rPr>
     </w:lvl>
   </w:abstractNum>
-  <w:abstractNum w:abstractNumId="16" w15:restartNumberingAfterBreak="0">
+  <w:abstractNum w:abstractNumId="17" w15:restartNumberingAfterBreak="0">
     <w:nsid w:val="7FB7601E"/>
     <w:multiLevelType w:val="hybridMultilevel"/>
     <w:tmpl w:val="70887F96"/>
@@ -10041,55 +11200,58 @@
     </w:lvl>
   </w:abstractNum>
   <w:num w:numId="1" w16cid:durableId="1615208601">
-    <w:abstractNumId w:val="12"/>
+    <w:abstractNumId w:val="13"/>
   </w:num>
   <w:num w:numId="2" w16cid:durableId="1097402540">
-    <w:abstractNumId w:val="11"/>
+    <w:abstractNumId w:val="12"/>
   </w:num>
   <w:num w:numId="3" w16cid:durableId="170608834">
     <w:abstractNumId w:val="1"/>
   </w:num>
   <w:num w:numId="4" w16cid:durableId="1548687179">
-    <w:abstractNumId w:val="10"/>
+    <w:abstractNumId w:val="11"/>
   </w:num>
   <w:num w:numId="5" w16cid:durableId="1836650803">
     <w:abstractNumId w:val="0"/>
   </w:num>
   <w:num w:numId="6" w16cid:durableId="543980649">
-    <w:abstractNumId w:val="5"/>
+    <w:abstractNumId w:val="6"/>
   </w:num>
   <w:num w:numId="7" w16cid:durableId="731393186">
-    <w:abstractNumId w:val="14"/>
+    <w:abstractNumId w:val="15"/>
   </w:num>
   <w:num w:numId="8" w16cid:durableId="105393592">
-    <w:abstractNumId w:val="4"/>
+    <w:abstractNumId w:val="5"/>
   </w:num>
   <w:num w:numId="9" w16cid:durableId="621232043">
     <w:abstractNumId w:val="2"/>
   </w:num>
   <w:num w:numId="10" w16cid:durableId="2124222485">
-    <w:abstractNumId w:val="6"/>
+    <w:abstractNumId w:val="7"/>
   </w:num>
   <w:num w:numId="11" w16cid:durableId="1832524834">
-    <w:abstractNumId w:val="15"/>
+    <w:abstractNumId w:val="16"/>
   </w:num>
   <w:num w:numId="12" w16cid:durableId="1891188526">
-    <w:abstractNumId w:val="16"/>
+    <w:abstractNumId w:val="17"/>
   </w:num>
   <w:num w:numId="13" w16cid:durableId="838423982">
+    <w:abstractNumId w:val="9"/>
+  </w:num>
+  <w:num w:numId="14" w16cid:durableId="2133136465">
+    <w:abstractNumId w:val="4"/>
+  </w:num>
+  <w:num w:numId="15" w16cid:durableId="1916890474">
+    <w:abstractNumId w:val="10"/>
+  </w:num>
+  <w:num w:numId="16" w16cid:durableId="1868639224">
     <w:abstractNumId w:val="8"/>
   </w:num>
-  <w:num w:numId="14" w16cid:durableId="2133136465">
+  <w:num w:numId="17" w16cid:durableId="2074740691">
+    <w:abstractNumId w:val="14"/>
+  </w:num>
+  <w:num w:numId="18" w16cid:durableId="700545635">
     <w:abstractNumId w:val="3"/>
-  </w:num>
-  <w:num w:numId="15" w16cid:durableId="1916890474">
-    <w:abstractNumId w:val="9"/>
-  </w:num>
-  <w:num w:numId="16" w16cid:durableId="1868639224">
-    <w:abstractNumId w:val="7"/>
-  </w:num>
-  <w:num w:numId="17" w16cid:durableId="2074740691">
-    <w:abstractNumId w:val="13"/>
   </w:num>
 </w:numbering>
 </file>
@@ -10697,6 +11859,7 @@
   <w:style w:type="character" w:default="1" w:styleId="Fontepargpadro">
     <w:name w:val="Default Paragraph Font"/>
     <w:uiPriority w:val="1"/>
+    <w:semiHidden/>
     <w:unhideWhenUsed/>
   </w:style>
   <w:style w:type="table" w:default="1" w:styleId="Tabelanormal">
@@ -11086,6 +12249,50 @@
       <w:color w:val="666666"/>
     </w:rPr>
   </w:style>
+  <w:style w:type="paragraph" w:styleId="Cabealho">
+    <w:name w:val="header"/>
+    <w:basedOn w:val="Normal"/>
+    <w:link w:val="CabealhoChar"/>
+    <w:uiPriority w:val="99"/>
+    <w:unhideWhenUsed/>
+    <w:rsid w:val="00613300"/>
+    <w:pPr>
+      <w:tabs>
+        <w:tab w:val="center" w:pos="4252"/>
+        <w:tab w:val="right" w:pos="8504"/>
+      </w:tabs>
+      <w:spacing w:after="0" w:line="240" w:lineRule="auto"/>
+    </w:pPr>
+  </w:style>
+  <w:style w:type="character" w:customStyle="1" w:styleId="CabealhoChar">
+    <w:name w:val="Cabeçalho Char"/>
+    <w:basedOn w:val="Fontepargpadro"/>
+    <w:link w:val="Cabealho"/>
+    <w:uiPriority w:val="99"/>
+    <w:rsid w:val="00613300"/>
+  </w:style>
+  <w:style w:type="paragraph" w:styleId="Rodap">
+    <w:name w:val="footer"/>
+    <w:basedOn w:val="Normal"/>
+    <w:link w:val="RodapChar"/>
+    <w:uiPriority w:val="99"/>
+    <w:unhideWhenUsed/>
+    <w:rsid w:val="00613300"/>
+    <w:pPr>
+      <w:tabs>
+        <w:tab w:val="center" w:pos="4252"/>
+        <w:tab w:val="right" w:pos="8504"/>
+      </w:tabs>
+      <w:spacing w:after="0" w:line="240" w:lineRule="auto"/>
+    </w:pPr>
+  </w:style>
+  <w:style w:type="character" w:customStyle="1" w:styleId="RodapChar">
+    <w:name w:val="Rodapé Char"/>
+    <w:basedOn w:val="Fontepargpadro"/>
+    <w:link w:val="Rodap"/>
+    <w:uiPriority w:val="99"/>
+    <w:rsid w:val="00613300"/>
+  </w:style>
 </w:styles>
 </file>
 

--- a/Documentation/Experimentos com Vision Transformer.docx
+++ b/Documentation/Experimentos com Vision Transformer.docx
@@ -715,7 +715,6 @@
         <w:t xml:space="preserve"> </w:t>
       </w:r>
       <w:proofErr w:type="spellStart"/>
-      <w:proofErr w:type="gramStart"/>
       <w:r>
         <w:rPr>
           <w:i/>
@@ -732,7 +731,6 @@
         <w:t>(</w:t>
       </w:r>
       <w:proofErr w:type="spellStart"/>
-      <w:proofErr w:type="gramEnd"/>
       <w:r>
         <w:rPr>
           <w:i/>
@@ -770,31 +768,15 @@
           <w:i/>
           <w:iCs/>
         </w:rPr>
-        <w:t>tfrecord_</w:t>
-      </w:r>
-      <w:proofErr w:type="gramStart"/>
-      <w:r>
-        <w:rPr>
-          <w:i/>
-          <w:iCs/>
-        </w:rPr>
-        <w:t>dir</w:t>
-      </w:r>
-      <w:proofErr w:type="spellEnd"/>
-      <w:r>
-        <w:rPr>
-          <w:i/>
-          <w:iCs/>
-        </w:rPr>
-        <w:t>}/</w:t>
-      </w:r>
-      <w:proofErr w:type="gramEnd"/>
-      <w:r>
-        <w:rPr>
-          <w:i/>
-          <w:iCs/>
-        </w:rPr>
-        <w:t>{split}")</w:t>
+        <w:t>tfrecord_dir</w:t>
+      </w:r>
+      <w:proofErr w:type="spellEnd"/>
+      <w:r>
+        <w:rPr>
+          <w:i/>
+          <w:iCs/>
+        </w:rPr>
+        <w:t>}/{split}")</w:t>
       </w:r>
     </w:p>
     <w:p>
@@ -840,32 +822,14 @@
         <w:t xml:space="preserve"> encontrado em: &lt;</w:t>
       </w:r>
       <w:proofErr w:type="spellStart"/>
-      <w:proofErr w:type="gramStart"/>
-      <w:r>
-        <w:rPr>
-          <w:i/>
-          <w:iCs/>
-        </w:rPr>
-        <w:t>tensorflow.python.data.ops.iterator</w:t>
-      </w:r>
-      <w:proofErr w:type="gramEnd"/>
-      <w:r>
-        <w:rPr>
-          <w:i/>
-          <w:iCs/>
-        </w:rPr>
-        <w:t>_</w:t>
-      </w:r>
-      <w:proofErr w:type="gramStart"/>
-      <w:r>
-        <w:rPr>
-          <w:i/>
-          <w:iCs/>
-        </w:rPr>
-        <w:t>ops.OwnedIterator</w:t>
-      </w:r>
-      <w:proofErr w:type="spellEnd"/>
-      <w:proofErr w:type="gramEnd"/>
+      <w:r>
+        <w:rPr>
+          <w:i/>
+          <w:iCs/>
+        </w:rPr>
+        <w:t>tensorflow.python.data.ops.iterator_ops.OwnedIterator</w:t>
+      </w:r>
+      <w:proofErr w:type="spellEnd"/>
       <w:r>
         <w:rPr>
           <w:i/>
@@ -4358,6 +4322,7 @@
           <w:ilvl w:val="0"/>
           <w:numId w:val="1"/>
         </w:numPr>
+        <w:jc w:val="both"/>
         <w:rPr>
           <w:b/>
           <w:bCs/>
@@ -4828,7 +4793,6 @@
         <w:t>“</w:t>
       </w:r>
       <w:proofErr w:type="spellStart"/>
-      <w:proofErr w:type="gramStart"/>
       <w:r>
         <w:rPr>
           <w:b/>
@@ -4842,15 +4806,7 @@
           <w:b/>
           <w:bCs/>
         </w:rPr>
-        <w:t>”:&lt;</w:t>
-      </w:r>
-      <w:proofErr w:type="gramEnd"/>
-      <w:r>
-        <w:rPr>
-          <w:b/>
-          <w:bCs/>
-        </w:rPr>
-        <w:t>bytes&gt;,</w:t>
+        <w:t>”:&lt;bytes&gt;,</w:t>
       </w:r>
     </w:p>
     <w:p>
@@ -4879,21 +4835,12 @@
         <w:t>label</w:t>
       </w:r>
       <w:proofErr w:type="spellEnd"/>
-      <w:proofErr w:type="gramStart"/>
-      <w:r>
-        <w:rPr>
-          <w:b/>
-          <w:bCs/>
-        </w:rPr>
-        <w:t>” :</w:t>
-      </w:r>
-      <w:proofErr w:type="gramEnd"/>
-      <w:r>
-        <w:rPr>
-          <w:b/>
-          <w:bCs/>
-        </w:rPr>
-        <w:t xml:space="preserve"> 281,</w:t>
+      <w:r>
+        <w:rPr>
+          <w:b/>
+          <w:bCs/>
+        </w:rPr>
+        <w:t>” : 281,</w:t>
       </w:r>
     </w:p>
     <w:p>
@@ -4922,21 +4869,12 @@
         <w:t>height</w:t>
       </w:r>
       <w:proofErr w:type="spellEnd"/>
-      <w:proofErr w:type="gramStart"/>
-      <w:r>
-        <w:rPr>
-          <w:b/>
-          <w:bCs/>
-        </w:rPr>
-        <w:t>” :</w:t>
-      </w:r>
-      <w:proofErr w:type="gramEnd"/>
-      <w:r>
-        <w:rPr>
-          <w:b/>
-          <w:bCs/>
-        </w:rPr>
-        <w:t xml:space="preserve"> 224,</w:t>
+      <w:r>
+        <w:rPr>
+          <w:b/>
+          <w:bCs/>
+        </w:rPr>
+        <w:t>” : 224,</w:t>
       </w:r>
     </w:p>
     <w:p>
@@ -4965,21 +4903,12 @@
         <w:t>width</w:t>
       </w:r>
       <w:proofErr w:type="spellEnd"/>
-      <w:proofErr w:type="gramStart"/>
-      <w:r>
-        <w:rPr>
-          <w:b/>
-          <w:bCs/>
-        </w:rPr>
-        <w:t>” :</w:t>
-      </w:r>
-      <w:proofErr w:type="gramEnd"/>
-      <w:r>
-        <w:rPr>
-          <w:b/>
-          <w:bCs/>
-        </w:rPr>
-        <w:t xml:space="preserve"> 224</w:t>
+      <w:r>
+        <w:rPr>
+          <w:b/>
+          <w:bCs/>
+        </w:rPr>
+        <w:t>” : 224</w:t>
       </w:r>
     </w:p>
     <w:p>
@@ -5780,6 +5709,7 @@
           <w:ilvl w:val="0"/>
           <w:numId w:val="1"/>
         </w:numPr>
+        <w:jc w:val="both"/>
         <w:rPr>
           <w:b/>
           <w:bCs/>
@@ -5827,29 +5757,13 @@
         </w:rPr>
         <w:t xml:space="preserve">s </w:t>
       </w:r>
-      <w:proofErr w:type="gramStart"/>
-      <w:r>
-        <w:rPr>
-          <w:b/>
-          <w:bCs/>
-        </w:rPr>
-        <w:t xml:space="preserve">demais </w:t>
-      </w:r>
-      <w:r>
-        <w:rPr>
-          <w:b/>
-          <w:bCs/>
-        </w:rPr>
-        <w:t xml:space="preserve"> experimento</w:t>
-      </w:r>
-      <w:r>
-        <w:rPr>
-          <w:b/>
-          <w:bCs/>
-        </w:rPr>
-        <w:t>s</w:t>
-      </w:r>
-      <w:proofErr w:type="gramEnd"/>
+      <w:r>
+        <w:rPr>
+          <w:b/>
+          <w:bCs/>
+        </w:rPr>
+        <w:t>demais experimentos</w:t>
+      </w:r>
       <w:r>
         <w:rPr>
           <w:b/>
@@ -6082,15 +5996,7 @@
           <w:b/>
           <w:bCs/>
         </w:rPr>
-        <w:t xml:space="preserve">Regra de ouro para a condução </w:t>
-      </w:r>
-      <w:proofErr w:type="gramStart"/>
-      <w:r>
-        <w:rPr>
-          <w:b/>
-          <w:bCs/>
-        </w:rPr>
-        <w:t>do experimento</w:t>
+        <w:t>Regra de ouro para a condução do experimento</w:t>
       </w:r>
       <w:r>
         <w:rPr>
@@ -6099,7 +6005,6 @@
         </w:rPr>
         <w:t>s</w:t>
       </w:r>
-      <w:proofErr w:type="gramEnd"/>
       <w:r>
         <w:rPr>
           <w:b/>
@@ -6648,6 +6553,7 @@
           <w:ilvl w:val="0"/>
           <w:numId w:val="1"/>
         </w:numPr>
+        <w:jc w:val="both"/>
         <w:rPr>
           <w:b/>
           <w:bCs/>
@@ -6672,7 +6578,21 @@
           <w:b/>
           <w:bCs/>
         </w:rPr>
-        <w:t xml:space="preserve"> – Condução </w:t>
+        <w:t xml:space="preserve"> – </w:t>
+      </w:r>
+      <w:r>
+        <w:rPr>
+          <w:b/>
+          <w:bCs/>
+        </w:rPr>
+        <w:t>Adequação da implementação de validação para o projeto principal, seguido pela c</w:t>
+      </w:r>
+      <w:r>
+        <w:rPr>
+          <w:b/>
+          <w:bCs/>
+        </w:rPr>
+        <w:t xml:space="preserve">ondução </w:t>
       </w:r>
       <w:r>
         <w:rPr>
@@ -6787,6 +6707,294 @@
     <w:p>
       <w:pPr>
         <w:pStyle w:val="PargrafodaLista"/>
+        <w:numPr>
+          <w:ilvl w:val="1"/>
+          <w:numId w:val="2"/>
+        </w:numPr>
+        <w:jc w:val="both"/>
+        <w:rPr>
+          <w:color w:val="000000" w:themeColor="text1"/>
+        </w:rPr>
+      </w:pPr>
+      <w:r>
+        <w:rPr>
+          <w:color w:val="000000" w:themeColor="text1"/>
+        </w:rPr>
+        <w:t>O teste de</w:t>
+      </w:r>
+      <w:r>
+        <w:rPr>
+          <w:color w:val="000000" w:themeColor="text1"/>
+        </w:rPr>
+        <w:t xml:space="preserve"> </w:t>
+      </w:r>
+      <w:proofErr w:type="spellStart"/>
+      <w:r>
+        <w:rPr>
+          <w:color w:val="000000" w:themeColor="text1"/>
+        </w:rPr>
+        <w:t>sanity</w:t>
+      </w:r>
+      <w:proofErr w:type="spellEnd"/>
+      <w:r>
+        <w:rPr>
+          <w:color w:val="000000" w:themeColor="text1"/>
+        </w:rPr>
+        <w:t xml:space="preserve"> </w:t>
+      </w:r>
+      <w:proofErr w:type="spellStart"/>
+      <w:r>
+        <w:rPr>
+          <w:color w:val="000000" w:themeColor="text1"/>
+        </w:rPr>
+        <w:t>check</w:t>
+      </w:r>
+      <w:proofErr w:type="spellEnd"/>
+      <w:r>
+        <w:rPr>
+          <w:color w:val="000000" w:themeColor="text1"/>
+        </w:rPr>
+        <w:t xml:space="preserve"> serve para verificar</w:t>
+      </w:r>
+      <w:r>
+        <w:rPr>
+          <w:color w:val="000000" w:themeColor="text1"/>
+        </w:rPr>
+        <w:t xml:space="preserve"> e garantir o comportamento esperado do treinamento. No teste conduzido, os resultados estão em conformidade com o seguinte checklist</w:t>
+      </w:r>
+      <w:r>
+        <w:rPr>
+          <w:color w:val="000000" w:themeColor="text1"/>
+        </w:rPr>
+        <w:t>:</w:t>
+      </w:r>
+    </w:p>
+    <w:p>
+      <w:pPr>
+        <w:pStyle w:val="PargrafodaLista"/>
+        <w:numPr>
+          <w:ilvl w:val="1"/>
+          <w:numId w:val="14"/>
+        </w:numPr>
+        <w:jc w:val="both"/>
+        <w:rPr>
+          <w:color w:val="000000" w:themeColor="text1"/>
+        </w:rPr>
+      </w:pPr>
+      <w:r>
+        <w:rPr>
+          <w:color w:val="000000" w:themeColor="text1"/>
+        </w:rPr>
+        <w:t>O loop de treino funciona</w:t>
+      </w:r>
+      <w:r>
+        <w:rPr>
+          <w:color w:val="000000" w:themeColor="text1"/>
+        </w:rPr>
+        <w:t xml:space="preserve">, ou seja, </w:t>
+      </w:r>
+      <w:r>
+        <w:rPr>
+          <w:color w:val="000000" w:themeColor="text1"/>
+        </w:rPr>
+        <w:t>não</w:t>
+      </w:r>
+      <w:r>
+        <w:rPr>
+          <w:color w:val="000000" w:themeColor="text1"/>
+        </w:rPr>
+        <w:t xml:space="preserve"> ocorreram</w:t>
+      </w:r>
+      <w:r>
+        <w:rPr>
+          <w:color w:val="000000" w:themeColor="text1"/>
+        </w:rPr>
+        <w:t xml:space="preserve"> </w:t>
+      </w:r>
+      <w:r>
+        <w:rPr>
+          <w:color w:val="000000" w:themeColor="text1"/>
+        </w:rPr>
+        <w:t>quebras na execução durante os diferentes steps ou épocas, mesmo quando existe uma etapa intermediária de validação;</w:t>
+      </w:r>
+    </w:p>
+    <w:p>
+      <w:pPr>
+        <w:pStyle w:val="PargrafodaLista"/>
+        <w:numPr>
+          <w:ilvl w:val="1"/>
+          <w:numId w:val="14"/>
+        </w:numPr>
+        <w:jc w:val="both"/>
+        <w:rPr>
+          <w:color w:val="000000" w:themeColor="text1"/>
+        </w:rPr>
+      </w:pPr>
+      <w:r>
+        <w:rPr>
+          <w:color w:val="000000" w:themeColor="text1"/>
+        </w:rPr>
+        <w:t xml:space="preserve">A </w:t>
+      </w:r>
+      <w:r>
+        <w:rPr>
+          <w:color w:val="000000" w:themeColor="text1"/>
+        </w:rPr>
+        <w:t>perda</w:t>
+      </w:r>
+      <w:r>
+        <w:rPr>
+          <w:color w:val="000000" w:themeColor="text1"/>
+        </w:rPr>
+        <w:t xml:space="preserve"> não explode</w:t>
+      </w:r>
+      <w:r>
+        <w:rPr>
+          <w:color w:val="000000" w:themeColor="text1"/>
+        </w:rPr>
+        <w:t xml:space="preserve">, </w:t>
+      </w:r>
+      <w:r>
+        <w:rPr>
+          <w:color w:val="000000" w:themeColor="text1"/>
+        </w:rPr>
+        <w:t>indica</w:t>
+      </w:r>
+      <w:r>
+        <w:rPr>
+          <w:color w:val="000000" w:themeColor="text1"/>
+        </w:rPr>
+        <w:t>ndo</w:t>
+      </w:r>
+      <w:r>
+        <w:rPr>
+          <w:color w:val="000000" w:themeColor="text1"/>
+        </w:rPr>
+        <w:t xml:space="preserve"> </w:t>
+      </w:r>
+      <w:r>
+        <w:rPr>
+          <w:color w:val="000000" w:themeColor="text1"/>
+        </w:rPr>
+        <w:t>convergência</w:t>
+      </w:r>
+      <w:r>
+        <w:rPr>
+          <w:color w:val="000000" w:themeColor="text1"/>
+        </w:rPr>
+        <w:t xml:space="preserve"> para uma solução ideal</w:t>
+      </w:r>
+      <w:r>
+        <w:rPr>
+          <w:color w:val="000000" w:themeColor="text1"/>
+        </w:rPr>
+        <w:t>;</w:t>
+      </w:r>
+    </w:p>
+    <w:p>
+      <w:pPr>
+        <w:pStyle w:val="PargrafodaLista"/>
+        <w:numPr>
+          <w:ilvl w:val="1"/>
+          <w:numId w:val="14"/>
+        </w:numPr>
+        <w:jc w:val="both"/>
+        <w:rPr>
+          <w:color w:val="000000" w:themeColor="text1"/>
+        </w:rPr>
+      </w:pPr>
+      <w:r>
+        <w:rPr>
+          <w:color w:val="000000" w:themeColor="text1"/>
+        </w:rPr>
+        <w:t xml:space="preserve">A </w:t>
+      </w:r>
+      <w:r>
+        <w:rPr>
+          <w:color w:val="000000" w:themeColor="text1"/>
+        </w:rPr>
+        <w:t>perda</w:t>
+      </w:r>
+      <w:r>
+        <w:rPr>
+          <w:color w:val="000000" w:themeColor="text1"/>
+        </w:rPr>
+        <w:t xml:space="preserve"> diminui minimamente</w:t>
+      </w:r>
+      <w:r>
+        <w:rPr>
+          <w:color w:val="000000" w:themeColor="text1"/>
+        </w:rPr>
+        <w:t>, indicando aprendizado;</w:t>
+      </w:r>
+    </w:p>
+    <w:p>
+      <w:pPr>
+        <w:pStyle w:val="PargrafodaLista"/>
+        <w:numPr>
+          <w:ilvl w:val="1"/>
+          <w:numId w:val="14"/>
+        </w:numPr>
+        <w:jc w:val="both"/>
+        <w:rPr>
+          <w:color w:val="000000" w:themeColor="text1"/>
+        </w:rPr>
+      </w:pPr>
+      <w:r>
+        <w:rPr>
+          <w:color w:val="000000" w:themeColor="text1"/>
+        </w:rPr>
+        <w:lastRenderedPageBreak/>
+        <w:t xml:space="preserve">O modelo não </w:t>
+      </w:r>
+      <w:r>
+        <w:rPr>
+          <w:color w:val="000000" w:themeColor="text1"/>
+        </w:rPr>
+        <w:t>fica</w:t>
+      </w:r>
+      <w:r>
+        <w:rPr>
+          <w:color w:val="000000" w:themeColor="text1"/>
+        </w:rPr>
+        <w:t xml:space="preserve"> completamente travado</w:t>
+      </w:r>
+      <w:r>
+        <w:rPr>
+          <w:color w:val="000000" w:themeColor="text1"/>
+        </w:rPr>
+        <w:t xml:space="preserve"> e</w:t>
+      </w:r>
+      <w:r>
+        <w:rPr>
+          <w:color w:val="000000" w:themeColor="text1"/>
+        </w:rPr>
+        <w:t xml:space="preserve"> pipeline de dados, </w:t>
+      </w:r>
+      <w:proofErr w:type="spellStart"/>
+      <w:r>
+        <w:rPr>
+          <w:color w:val="000000" w:themeColor="text1"/>
+        </w:rPr>
+        <w:t>labels</w:t>
+      </w:r>
+      <w:proofErr w:type="spellEnd"/>
+      <w:r>
+        <w:rPr>
+          <w:color w:val="000000" w:themeColor="text1"/>
+        </w:rPr>
+        <w:t xml:space="preserve"> e gradientes está correto</w:t>
+      </w:r>
+      <w:r>
+        <w:rPr>
+          <w:color w:val="000000" w:themeColor="text1"/>
+        </w:rPr>
+        <w:t>.</w:t>
+      </w:r>
+    </w:p>
+    <w:p>
+      <w:pPr>
+        <w:pStyle w:val="PargrafodaLista"/>
         <w:ind w:left="1440"/>
         <w:jc w:val="both"/>
       </w:pPr>
@@ -6901,7 +7109,10 @@
         <w:t xml:space="preserve"> </w:t>
       </w:r>
       <w:r>
-        <w:t>Tanto as configurações voltadas para o carregamento dos dados, quanto as configurações exigidas pela arquitetura Vision Transformers estão descritas na Figura 13.</w:t>
+        <w:t>Tanto as configurações voltadas para o carregamento dos dados, quanto as configurações exigidas pela arquitetura Vision Transformers estão descritas na Figura 13</w:t>
+      </w:r>
+      <w:r>
+        <w:t>.</w:t>
       </w:r>
     </w:p>
     <w:p>
@@ -6909,28 +7120,6 @@
         <w:pStyle w:val="PargrafodaLista"/>
         <w:ind w:left="1440"/>
         <w:jc w:val="both"/>
-        <w:rPr>
-          <w:b/>
-          <w:bCs/>
-        </w:rPr>
-      </w:pPr>
-    </w:p>
-    <w:p>
-      <w:pPr>
-        <w:jc w:val="both"/>
-        <w:rPr>
-          <w:b/>
-          <w:bCs/>
-        </w:rPr>
-      </w:pPr>
-    </w:p>
-    <w:p>
-      <w:pPr>
-        <w:jc w:val="both"/>
-        <w:rPr>
-          <w:b/>
-          <w:bCs/>
-        </w:rPr>
       </w:pPr>
     </w:p>
     <w:p>
@@ -6944,7 +7133,6 @@
           <w:sz w:val="18"/>
           <w:szCs w:val="18"/>
         </w:rPr>
-        <w:lastRenderedPageBreak/>
         <w:t>Figura</w:t>
       </w:r>
       <w:r>
@@ -7159,6 +7347,24 @@
           <w:iCs/>
           <w:color w:val="000000" w:themeColor="text1"/>
         </w:rPr>
+        <w:t>Main</w:t>
+      </w:r>
+      <w:proofErr w:type="spellEnd"/>
+      <w:r>
+        <w:rPr>
+          <w:i/>
+          <w:iCs/>
+          <w:color w:val="000000" w:themeColor="text1"/>
+        </w:rPr>
+        <w:t xml:space="preserve"> </w:t>
+      </w:r>
+      <w:proofErr w:type="spellStart"/>
+      <w:r>
+        <w:rPr>
+          <w:i/>
+          <w:iCs/>
+          <w:color w:val="000000" w:themeColor="text1"/>
+        </w:rPr>
         <w:t>ViT</w:t>
       </w:r>
       <w:proofErr w:type="spellEnd"/>
@@ -7205,303 +7411,6 @@
           <w:color w:val="000000" w:themeColor="text1"/>
         </w:rPr>
         <w:t xml:space="preserve"> - LOG.txt"</w:t>
-      </w:r>
-    </w:p>
-    <w:p>
-      <w:pPr>
-        <w:pStyle w:val="PargrafodaLista"/>
-        <w:ind w:left="1440"/>
-        <w:jc w:val="both"/>
-        <w:rPr>
-          <w:color w:val="000000" w:themeColor="text1"/>
-        </w:rPr>
-      </w:pPr>
-    </w:p>
-    <w:p>
-      <w:pPr>
-        <w:pStyle w:val="PargrafodaLista"/>
-        <w:numPr>
-          <w:ilvl w:val="1"/>
-          <w:numId w:val="2"/>
-        </w:numPr>
-        <w:jc w:val="both"/>
-        <w:rPr>
-          <w:color w:val="000000" w:themeColor="text1"/>
-        </w:rPr>
-      </w:pPr>
-      <w:r>
-        <w:rPr>
-          <w:color w:val="000000" w:themeColor="text1"/>
-        </w:rPr>
-        <w:t>O teste de</w:t>
-      </w:r>
-      <w:r>
-        <w:rPr>
-          <w:color w:val="000000" w:themeColor="text1"/>
-        </w:rPr>
-        <w:t xml:space="preserve"> </w:t>
-      </w:r>
-      <w:proofErr w:type="spellStart"/>
-      <w:r>
-        <w:rPr>
-          <w:color w:val="000000" w:themeColor="text1"/>
-        </w:rPr>
-        <w:t>sanity</w:t>
-      </w:r>
-      <w:proofErr w:type="spellEnd"/>
-      <w:r>
-        <w:rPr>
-          <w:color w:val="000000" w:themeColor="text1"/>
-        </w:rPr>
-        <w:t xml:space="preserve"> </w:t>
-      </w:r>
-      <w:proofErr w:type="spellStart"/>
-      <w:r>
-        <w:rPr>
-          <w:color w:val="000000" w:themeColor="text1"/>
-        </w:rPr>
-        <w:t>check</w:t>
-      </w:r>
-      <w:proofErr w:type="spellEnd"/>
-      <w:r>
-        <w:rPr>
-          <w:color w:val="000000" w:themeColor="text1"/>
-        </w:rPr>
-        <w:t xml:space="preserve"> serve para verificar</w:t>
-      </w:r>
-      <w:r>
-        <w:rPr>
-          <w:color w:val="000000" w:themeColor="text1"/>
-        </w:rPr>
-        <w:t xml:space="preserve"> e garantir o comportamento esperado do treinamento. No teste conduzido, os resultados estão em conformidade com o seguinte checklist</w:t>
-      </w:r>
-      <w:r>
-        <w:rPr>
-          <w:color w:val="000000" w:themeColor="text1"/>
-        </w:rPr>
-        <w:t>:</w:t>
-      </w:r>
-    </w:p>
-    <w:p>
-      <w:pPr>
-        <w:pStyle w:val="PargrafodaLista"/>
-        <w:numPr>
-          <w:ilvl w:val="1"/>
-          <w:numId w:val="14"/>
-        </w:numPr>
-        <w:jc w:val="both"/>
-        <w:rPr>
-          <w:color w:val="000000" w:themeColor="text1"/>
-        </w:rPr>
-      </w:pPr>
-      <w:r>
-        <w:rPr>
-          <w:color w:val="000000" w:themeColor="text1"/>
-        </w:rPr>
-        <w:t>O loop de treino funciona</w:t>
-      </w:r>
-      <w:r>
-        <w:rPr>
-          <w:color w:val="000000" w:themeColor="text1"/>
-        </w:rPr>
-        <w:t xml:space="preserve">, ou seja, </w:t>
-      </w:r>
-      <w:r>
-        <w:rPr>
-          <w:color w:val="000000" w:themeColor="text1"/>
-        </w:rPr>
-        <w:t>não</w:t>
-      </w:r>
-      <w:r>
-        <w:rPr>
-          <w:color w:val="000000" w:themeColor="text1"/>
-        </w:rPr>
-        <w:t xml:space="preserve"> ocorreram</w:t>
-      </w:r>
-      <w:r>
-        <w:rPr>
-          <w:color w:val="000000" w:themeColor="text1"/>
-        </w:rPr>
-        <w:t xml:space="preserve"> </w:t>
-      </w:r>
-      <w:r>
-        <w:rPr>
-          <w:color w:val="000000" w:themeColor="text1"/>
-        </w:rPr>
-        <w:t>quebras na execução durante os diferentes steps ou épocas, mesmo quando existe uma etapa intermediária de validação;</w:t>
-      </w:r>
-    </w:p>
-    <w:p>
-      <w:pPr>
-        <w:pStyle w:val="PargrafodaLista"/>
-        <w:numPr>
-          <w:ilvl w:val="1"/>
-          <w:numId w:val="14"/>
-        </w:numPr>
-        <w:jc w:val="both"/>
-        <w:rPr>
-          <w:color w:val="000000" w:themeColor="text1"/>
-        </w:rPr>
-      </w:pPr>
-      <w:r>
-        <w:rPr>
-          <w:color w:val="000000" w:themeColor="text1"/>
-        </w:rPr>
-        <w:t xml:space="preserve">A </w:t>
-      </w:r>
-      <w:r>
-        <w:rPr>
-          <w:color w:val="000000" w:themeColor="text1"/>
-        </w:rPr>
-        <w:t>perda</w:t>
-      </w:r>
-      <w:r>
-        <w:rPr>
-          <w:color w:val="000000" w:themeColor="text1"/>
-        </w:rPr>
-        <w:t xml:space="preserve"> não explode</w:t>
-      </w:r>
-      <w:r>
-        <w:rPr>
-          <w:color w:val="000000" w:themeColor="text1"/>
-        </w:rPr>
-        <w:t xml:space="preserve">, </w:t>
-      </w:r>
-      <w:r>
-        <w:rPr>
-          <w:color w:val="000000" w:themeColor="text1"/>
-        </w:rPr>
-        <w:t>indica</w:t>
-      </w:r>
-      <w:r>
-        <w:rPr>
-          <w:color w:val="000000" w:themeColor="text1"/>
-        </w:rPr>
-        <w:t>ndo</w:t>
-      </w:r>
-      <w:r>
-        <w:rPr>
-          <w:color w:val="000000" w:themeColor="text1"/>
-        </w:rPr>
-        <w:t xml:space="preserve"> </w:t>
-      </w:r>
-      <w:r>
-        <w:rPr>
-          <w:color w:val="000000" w:themeColor="text1"/>
-        </w:rPr>
-        <w:t>convergência</w:t>
-      </w:r>
-      <w:r>
-        <w:rPr>
-          <w:color w:val="000000" w:themeColor="text1"/>
-        </w:rPr>
-        <w:t xml:space="preserve"> para uma solução ideal</w:t>
-      </w:r>
-      <w:r>
-        <w:rPr>
-          <w:color w:val="000000" w:themeColor="text1"/>
-        </w:rPr>
-        <w:t>;</w:t>
-      </w:r>
-    </w:p>
-    <w:p>
-      <w:pPr>
-        <w:pStyle w:val="PargrafodaLista"/>
-        <w:numPr>
-          <w:ilvl w:val="1"/>
-          <w:numId w:val="14"/>
-        </w:numPr>
-        <w:jc w:val="both"/>
-        <w:rPr>
-          <w:color w:val="000000" w:themeColor="text1"/>
-        </w:rPr>
-      </w:pPr>
-      <w:r>
-        <w:rPr>
-          <w:color w:val="000000" w:themeColor="text1"/>
-        </w:rPr>
-        <w:t xml:space="preserve">A </w:t>
-      </w:r>
-      <w:r>
-        <w:rPr>
-          <w:color w:val="000000" w:themeColor="text1"/>
-        </w:rPr>
-        <w:t>perda</w:t>
-      </w:r>
-      <w:r>
-        <w:rPr>
-          <w:color w:val="000000" w:themeColor="text1"/>
-        </w:rPr>
-        <w:t xml:space="preserve"> diminui minimamente</w:t>
-      </w:r>
-      <w:r>
-        <w:rPr>
-          <w:color w:val="000000" w:themeColor="text1"/>
-        </w:rPr>
-        <w:t>, indicando aprendizado;</w:t>
-      </w:r>
-    </w:p>
-    <w:p>
-      <w:pPr>
-        <w:pStyle w:val="PargrafodaLista"/>
-        <w:numPr>
-          <w:ilvl w:val="1"/>
-          <w:numId w:val="14"/>
-        </w:numPr>
-        <w:jc w:val="both"/>
-        <w:rPr>
-          <w:color w:val="000000" w:themeColor="text1"/>
-        </w:rPr>
-      </w:pPr>
-      <w:r>
-        <w:rPr>
-          <w:color w:val="000000" w:themeColor="text1"/>
-        </w:rPr>
-        <w:t xml:space="preserve">O modelo não </w:t>
-      </w:r>
-      <w:r>
-        <w:rPr>
-          <w:color w:val="000000" w:themeColor="text1"/>
-        </w:rPr>
-        <w:t>fica</w:t>
-      </w:r>
-      <w:r>
-        <w:rPr>
-          <w:color w:val="000000" w:themeColor="text1"/>
-        </w:rPr>
-        <w:t xml:space="preserve"> completamente travado</w:t>
-      </w:r>
-      <w:r>
-        <w:rPr>
-          <w:color w:val="000000" w:themeColor="text1"/>
-        </w:rPr>
-        <w:t xml:space="preserve"> e</w:t>
-      </w:r>
-      <w:r>
-        <w:rPr>
-          <w:color w:val="000000" w:themeColor="text1"/>
-        </w:rPr>
-        <w:t xml:space="preserve"> pipeline de dados, </w:t>
-      </w:r>
-      <w:proofErr w:type="spellStart"/>
-      <w:r>
-        <w:rPr>
-          <w:color w:val="000000" w:themeColor="text1"/>
-        </w:rPr>
-        <w:t>labels</w:t>
-      </w:r>
-      <w:proofErr w:type="spellEnd"/>
-      <w:r>
-        <w:rPr>
-          <w:color w:val="000000" w:themeColor="text1"/>
-        </w:rPr>
-        <w:t xml:space="preserve"> e gradientes está correto</w:t>
-      </w:r>
-      <w:r>
-        <w:rPr>
-          <w:color w:val="000000" w:themeColor="text1"/>
-        </w:rPr>
-        <w:t>.</w:t>
       </w:r>
     </w:p>
     <w:p>
@@ -7773,10 +7682,8 @@
       <w:pPr>
         <w:pStyle w:val="PargrafodaLista"/>
         <w:ind w:left="2160"/>
-        <w:jc w:val="both"/>
-        <w:rPr>
-          <w:b/>
-          <w:bCs/>
+        <w:jc w:val="center"/>
+        <w:rPr>
           <w:color w:val="000000" w:themeColor="text1"/>
         </w:rPr>
       </w:pPr>
@@ -7785,16 +7692,45 @@
       <w:pPr>
         <w:pStyle w:val="PargrafodaLista"/>
         <w:ind w:left="2160"/>
-        <w:jc w:val="both"/>
-        <w:rPr>
-          <w:color w:val="000000" w:themeColor="text1"/>
-        </w:rPr>
-      </w:pPr>
-      <w:r>
-        <w:rPr>
-          <w:color w:val="000000" w:themeColor="text1"/>
-        </w:rPr>
-        <w:lastRenderedPageBreak/>
+        <w:jc w:val="center"/>
+        <w:rPr>
+          <w:color w:val="000000" w:themeColor="text1"/>
+        </w:rPr>
+      </w:pPr>
+    </w:p>
+    <w:p>
+      <w:pPr>
+        <w:pStyle w:val="PargrafodaLista"/>
+        <w:ind w:left="2160"/>
+        <w:jc w:val="center"/>
+        <w:rPr>
+          <w:color w:val="000000" w:themeColor="text1"/>
+        </w:rPr>
+      </w:pPr>
+    </w:p>
+    <w:p>
+      <w:pPr>
+        <w:pStyle w:val="PargrafodaLista"/>
+        <w:ind w:left="2160"/>
+        <w:jc w:val="center"/>
+        <w:rPr>
+          <w:color w:val="000000" w:themeColor="text1"/>
+        </w:rPr>
+      </w:pPr>
+    </w:p>
+    <w:p>
+      <w:pPr>
+        <w:pStyle w:val="PargrafodaLista"/>
+        <w:ind w:left="2160"/>
+        <w:jc w:val="both"/>
+        <w:rPr>
+          <w:color w:val="000000" w:themeColor="text1"/>
+        </w:rPr>
+      </w:pPr>
+      <w:r>
+        <w:rPr>
+          <w:color w:val="000000" w:themeColor="text1"/>
+        </w:rPr>
         <w:t>Usando log natural (</w:t>
       </w:r>
       <w:proofErr w:type="spellStart"/>
@@ -7840,18 +7776,6 @@
         </w:rPr>
         <w:t>Contudo, isso apenas garante que o modelo classifica amostras na quantidade definida de classes (tratando-se apenas de uma confirmação, não de algo próprio do treino)</w:t>
       </w:r>
-    </w:p>
-    <w:p>
-      <w:pPr>
-        <w:pStyle w:val="PargrafodaLista"/>
-        <w:ind w:left="2160"/>
-        <w:jc w:val="both"/>
-        <w:rPr>
-          <w:b/>
-          <w:bCs/>
-          <w:color w:val="000000" w:themeColor="text1"/>
-        </w:rPr>
-      </w:pPr>
     </w:p>
     <w:p>
       <w:pPr>
@@ -8721,17 +8645,32 @@
           <w:ilvl w:val="0"/>
           <w:numId w:val="1"/>
         </w:numPr>
-        <w:rPr>
-          <w:b/>
-          <w:bCs/>
-        </w:rPr>
-      </w:pPr>
-      <w:r>
-        <w:rPr>
-          <w:b/>
-          <w:bCs/>
-        </w:rPr>
-        <w:t>EXPERIMENTO IV– Condução do teste voltado para exploração de parâmetros com a Vision Transformers, utilizando a base de dados dos camundongos:</w:t>
+        <w:jc w:val="both"/>
+        <w:rPr>
+          <w:b/>
+          <w:bCs/>
+        </w:rPr>
+      </w:pPr>
+      <w:r>
+        <w:rPr>
+          <w:b/>
+          <w:bCs/>
+        </w:rPr>
+        <w:t>EXPERIMENTO IV– Condução do teste voltado para exploração de parâmetros com a Vision Transformers, utilizando a base de dados dos camundongos</w:t>
+      </w:r>
+      <w:r>
+        <w:rPr>
+          <w:b/>
+          <w:bCs/>
+        </w:rPr>
+        <w:t xml:space="preserve"> (Projeto principal)</w:t>
+      </w:r>
+      <w:r>
+        <w:rPr>
+          <w:b/>
+          <w:bCs/>
+        </w:rPr>
+        <w:t>:</w:t>
       </w:r>
     </w:p>
     <w:p>
@@ -8925,38 +8864,8 @@
           <w:b/>
           <w:bCs/>
         </w:rPr>
-        <w:t xml:space="preserve"> – </w:t>
-      </w:r>
-      <w:r>
-        <w:rPr>
-          <w:b/>
-          <w:bCs/>
-        </w:rPr>
-        <w:t xml:space="preserve">Condução do </w:t>
-      </w:r>
-      <w:r>
-        <w:rPr>
-          <w:b/>
-          <w:bCs/>
-        </w:rPr>
-        <w:t>teste final</w:t>
-      </w:r>
-      <w:r>
-        <w:rPr>
-          <w:b/>
-          <w:bCs/>
-        </w:rPr>
-        <w:t xml:space="preserve"> com a Vision Transformers, utilizando a base de dados dos camundongos:</w:t>
-      </w:r>
-    </w:p>
-    <w:p>
-      <w:pPr>
-        <w:pStyle w:val="PargrafodaLista"/>
-        <w:rPr>
-          <w:b/>
-          <w:bCs/>
-        </w:rPr>
-      </w:pPr>
+        <w:t xml:space="preserve"> </w:t>
+      </w:r>
     </w:p>
     <w:p>
       <w:pPr>

--- a/Documentation/Experimentos com Vision Transformer.docx
+++ b/Documentation/Experimentos com Vision Transformer.docx
@@ -8092,9 +8092,9 @@
           <w:color w:val="000000" w:themeColor="text1"/>
         </w:rPr>
         <w:drawing>
-          <wp:inline distT="0" distB="0" distL="0" distR="0" wp14:anchorId="5A974572" wp14:editId="64FBE5E3">
-            <wp:extent cx="2038781" cy="937260"/>
-            <wp:effectExtent l="0" t="0" r="0" b="0"/>
+          <wp:inline distT="0" distB="0" distL="0" distR="0" wp14:anchorId="5A974572" wp14:editId="1E8D8914">
+            <wp:extent cx="1744980" cy="802195"/>
+            <wp:effectExtent l="0" t="0" r="7620" b="0"/>
             <wp:docPr id="1200217213" name="Imagem 1"/>
             <wp:cNvGraphicFramePr>
               <a:graphicFrameLocks xmlns:a="http://schemas.openxmlformats.org/drawingml/2006/main" noChangeAspect="1"/>
@@ -8115,7 +8115,7 @@
                   <pic:spPr>
                     <a:xfrm>
                       <a:off x="0" y="0"/>
-                      <a:ext cx="2049561" cy="942216"/>
+                      <a:ext cx="1762504" cy="810251"/>
                     </a:xfrm>
                     <a:prstGeom prst="rect">
                       <a:avLst/>
@@ -8389,9 +8389,60 @@
         <w:ind w:left="2160"/>
         <w:jc w:val="both"/>
         <w:rPr>
-          <w:color w:val="000000" w:themeColor="text1"/>
-        </w:rPr>
-      </w:pPr>
+          <w:b/>
+          <w:bCs/>
+          <w:color w:val="000000" w:themeColor="text1"/>
+        </w:rPr>
+      </w:pPr>
+    </w:p>
+    <w:p>
+      <w:pPr>
+        <w:pStyle w:val="PargrafodaLista"/>
+        <w:ind w:left="1440" w:firstLine="684"/>
+        <w:jc w:val="center"/>
+      </w:pPr>
+      <w:r>
+        <w:rPr>
+          <w:sz w:val="18"/>
+          <w:szCs w:val="18"/>
+        </w:rPr>
+        <w:t>Figura</w:t>
+      </w:r>
+      <w:r>
+        <w:rPr>
+          <w:sz w:val="18"/>
+          <w:szCs w:val="18"/>
+        </w:rPr>
+        <w:t xml:space="preserve"> 1</w:t>
+      </w:r>
+      <w:r>
+        <w:rPr>
+          <w:sz w:val="18"/>
+          <w:szCs w:val="18"/>
+        </w:rPr>
+        <w:t>7</w:t>
+      </w:r>
+      <w:r>
+        <w:rPr>
+          <w:sz w:val="18"/>
+          <w:szCs w:val="18"/>
+        </w:rPr>
+        <w:t xml:space="preserve">: </w:t>
+      </w:r>
+      <w:r>
+        <w:rPr>
+          <w:sz w:val="18"/>
+          <w:szCs w:val="18"/>
+        </w:rPr>
+        <w:t xml:space="preserve">Resultados da avalição </w:t>
+      </w:r>
+      <w:r>
+        <w:rPr>
+          <w:sz w:val="18"/>
+          <w:szCs w:val="18"/>
+        </w:rPr>
+        <w:t>final</w:t>
+      </w:r>
     </w:p>
     <w:p>
       <w:pPr>
@@ -8656,6 +8707,404 @@
           <w:b/>
           <w:bCs/>
         </w:rPr>
+        <w:t>C</w:t>
+      </w:r>
+      <w:r>
+        <w:rPr>
+          <w:b/>
+          <w:bCs/>
+        </w:rPr>
+        <w:t>ORREÇÃO DO</w:t>
+      </w:r>
+      <w:r>
+        <w:rPr>
+          <w:b/>
+          <w:bCs/>
+        </w:rPr>
+        <w:t xml:space="preserve"> </w:t>
+      </w:r>
+      <w:proofErr w:type="spellStart"/>
+      <w:r>
+        <w:rPr>
+          <w:b/>
+          <w:bCs/>
+        </w:rPr>
+        <w:t>DO</w:t>
+      </w:r>
+      <w:proofErr w:type="spellEnd"/>
+      <w:r>
+        <w:rPr>
+          <w:b/>
+          <w:bCs/>
+        </w:rPr>
+        <w:t xml:space="preserve"> EXPERIMENTO </w:t>
+      </w:r>
+      <w:r>
+        <w:rPr>
+          <w:b/>
+          <w:bCs/>
+        </w:rPr>
+        <w:t>III</w:t>
+      </w:r>
+      <w:r>
+        <w:rPr>
+          <w:b/>
+          <w:bCs/>
+        </w:rPr>
+        <w:t xml:space="preserve"> – ANÁLISE DOS RÓTULOS DE VALIDAÇÃO:</w:t>
+      </w:r>
+      <w:r>
+        <w:rPr>
+          <w:b/>
+          <w:bCs/>
+        </w:rPr>
+        <w:t xml:space="preserve"> </w:t>
+      </w:r>
+      <w:r>
+        <w:t xml:space="preserve">Conforme observado no Experimento II, conduzido com a arquitetura ResNet-50, a acurácia de validação próxima de zero sugere um possível desalinhamento entre os rótulos e as predições no conjunto de validação. Embora esse problema não tenha sido discutido na conclusão do experimento anterior (Experimento III – </w:t>
+      </w:r>
+      <w:proofErr w:type="spellStart"/>
+      <w:r>
+        <w:t>ViT</w:t>
+      </w:r>
+      <w:proofErr w:type="spellEnd"/>
+      <w:r>
+        <w:t xml:space="preserve">), em razão do uso da métrica top-1 em vez da acurácia, recomenda-se a aplicação, da mesma abordagem adotada na correção do Experimento II com a arquitetura </w:t>
+      </w:r>
+      <w:proofErr w:type="spellStart"/>
+      <w:r>
+        <w:t>ResNet</w:t>
+      </w:r>
+      <w:proofErr w:type="spellEnd"/>
+      <w:r>
+        <w:t>.</w:t>
+      </w:r>
+    </w:p>
+    <w:p>
+      <w:pPr>
+        <w:pStyle w:val="PargrafodaLista"/>
+        <w:jc w:val="both"/>
+        <w:rPr>
+          <w:b/>
+          <w:bCs/>
+        </w:rPr>
+      </w:pPr>
+    </w:p>
+    <w:p>
+      <w:pPr>
+        <w:pStyle w:val="PargrafodaLista"/>
+        <w:numPr>
+          <w:ilvl w:val="0"/>
+          <w:numId w:val="19"/>
+        </w:numPr>
+        <w:jc w:val="both"/>
+      </w:pPr>
+      <w:bookmarkStart w:id="0" w:name="_Hlk219102784"/>
+      <w:r>
+        <w:rPr>
+          <w:b/>
+          <w:bCs/>
+        </w:rPr>
+        <w:t>Correções</w:t>
+      </w:r>
+      <w:r>
+        <w:rPr>
+          <w:b/>
+          <w:bCs/>
+        </w:rPr>
+        <w:t xml:space="preserve">: </w:t>
+      </w:r>
+      <w:r>
+        <w:t>Os scripts de carregamento de dados foram reescritos, evitando os erros previamente discutidos. Adicionalmente, as funções definidas</w:t>
+      </w:r>
+      <w:r>
+        <w:t xml:space="preserve"> para divisão correta da base de dados</w:t>
+      </w:r>
+      <w:r>
+        <w:t xml:space="preserve"> foram alocadas no arquivo Utils.py, separando-a do arquivo </w:t>
+      </w:r>
+      <w:proofErr w:type="spellStart"/>
+      <w:r>
+        <w:t>DataLoader</w:t>
+      </w:r>
+      <w:proofErr w:type="spellEnd"/>
+      <w:r>
+        <w:t xml:space="preserve"> </w:t>
+      </w:r>
+      <w:r>
+        <w:t>específico da arquitetura.</w:t>
+      </w:r>
+      <w:r>
+        <w:t xml:space="preserve"> Agora, a estrutura esperada segue conforme ilustrado pela figura </w:t>
+      </w:r>
+      <w:r>
+        <w:t>18</w:t>
+      </w:r>
+      <w:r>
+        <w:t>.</w:t>
+      </w:r>
+    </w:p>
+    <w:p>
+      <w:pPr>
+        <w:pStyle w:val="PargrafodaLista"/>
+        <w:ind w:left="1488"/>
+        <w:jc w:val="both"/>
+      </w:pPr>
+    </w:p>
+    <w:p>
+      <w:pPr>
+        <w:pStyle w:val="PargrafodaLista"/>
+        <w:numPr>
+          <w:ilvl w:val="0"/>
+          <w:numId w:val="19"/>
+        </w:numPr>
+        <w:jc w:val="both"/>
+      </w:pPr>
+      <w:r>
+        <w:rPr>
+          <w:b/>
+          <w:bCs/>
+        </w:rPr>
+        <w:t xml:space="preserve">Condução de um novo teste de sanidade: </w:t>
+      </w:r>
+      <w:r>
+        <w:t>Levando em consideração as correções aplicadas, foi necessária a condução de um novo teste de sanidade a fim de garantir o pleno funcionamento da rede, bem como a viabilizar a comparação dos resultados entre os experimentos (Avaliando possíveis impactos das modificações aplicadas).</w:t>
+      </w:r>
+      <w:bookmarkEnd w:id="0"/>
+    </w:p>
+    <w:p>
+      <w:pPr>
+        <w:pStyle w:val="PargrafodaLista"/>
+      </w:pPr>
+    </w:p>
+    <w:p>
+      <w:pPr>
+        <w:pStyle w:val="PargrafodaLista"/>
+        <w:ind w:left="1488"/>
+        <w:jc w:val="both"/>
+      </w:pPr>
+    </w:p>
+    <w:p>
+      <w:pPr>
+        <w:pStyle w:val="PargrafodaLista"/>
+        <w:jc w:val="both"/>
+        <w:rPr>
+          <w:b/>
+          <w:bCs/>
+        </w:rPr>
+      </w:pPr>
+    </w:p>
+    <w:p>
+      <w:pPr>
+        <w:pStyle w:val="PargrafodaLista"/>
+        <w:jc w:val="both"/>
+        <w:rPr>
+          <w:b/>
+          <w:bCs/>
+        </w:rPr>
+      </w:pPr>
+    </w:p>
+    <w:p>
+      <w:pPr>
+        <w:pStyle w:val="PargrafodaLista"/>
+        <w:jc w:val="both"/>
+        <w:rPr>
+          <w:b/>
+          <w:bCs/>
+        </w:rPr>
+      </w:pPr>
+    </w:p>
+    <w:p>
+      <w:pPr>
+        <w:pStyle w:val="PargrafodaLista"/>
+        <w:jc w:val="both"/>
+        <w:rPr>
+          <w:b/>
+          <w:bCs/>
+        </w:rPr>
+      </w:pPr>
+    </w:p>
+    <w:p>
+      <w:pPr>
+        <w:pStyle w:val="PargrafodaLista"/>
+        <w:ind w:left="1440"/>
+        <w:jc w:val="center"/>
+      </w:pPr>
+      <w:r>
+        <w:rPr>
+          <w:sz w:val="18"/>
+          <w:szCs w:val="18"/>
+        </w:rPr>
+        <w:t>Figura</w:t>
+      </w:r>
+      <w:r>
+        <w:rPr>
+          <w:sz w:val="18"/>
+          <w:szCs w:val="18"/>
+        </w:rPr>
+        <w:t xml:space="preserve"> </w:t>
+      </w:r>
+      <w:r>
+        <w:rPr>
+          <w:sz w:val="18"/>
+          <w:szCs w:val="18"/>
+        </w:rPr>
+        <w:t>18</w:t>
+      </w:r>
+      <w:r>
+        <w:rPr>
+          <w:sz w:val="18"/>
+          <w:szCs w:val="18"/>
+        </w:rPr>
+        <w:t xml:space="preserve">: </w:t>
+      </w:r>
+      <w:r>
+        <w:rPr>
+          <w:sz w:val="18"/>
+          <w:szCs w:val="18"/>
+        </w:rPr>
+        <w:t>Estrutura esperada para a base de dados</w:t>
+      </w:r>
+    </w:p>
+    <w:p>
+      <w:pPr>
+        <w:pStyle w:val="PargrafodaLista"/>
+        <w:ind w:left="1416"/>
+        <w:jc w:val="center"/>
+        <w:rPr>
+          <w:b/>
+          <w:bCs/>
+        </w:rPr>
+      </w:pPr>
+      <w:r>
+        <w:rPr>
+          <w:b/>
+          <w:bCs/>
+          <w:noProof/>
+        </w:rPr>
+        <w:drawing>
+          <wp:inline distT="0" distB="0" distL="0" distR="0" wp14:anchorId="48EFEF93" wp14:editId="37C6C75A">
+            <wp:extent cx="4084320" cy="1749668"/>
+            <wp:effectExtent l="0" t="0" r="0" b="3175"/>
+            <wp:docPr id="2068883266" name="Imagem 1"/>
+            <wp:cNvGraphicFramePr>
+              <a:graphicFrameLocks xmlns:a="http://schemas.openxmlformats.org/drawingml/2006/main" noChangeAspect="1"/>
+            </wp:cNvGraphicFramePr>
+            <a:graphic xmlns:a="http://schemas.openxmlformats.org/drawingml/2006/main">
+              <a:graphicData uri="http://schemas.openxmlformats.org/drawingml/2006/picture">
+                <pic:pic xmlns:pic="http://schemas.openxmlformats.org/drawingml/2006/picture">
+                  <pic:nvPicPr>
+                    <pic:cNvPr id="2068883266" name=""/>
+                    <pic:cNvPicPr/>
+                  </pic:nvPicPr>
+                  <pic:blipFill>
+                    <a:blip r:embed="rId33"/>
+                    <a:stretch>
+                      <a:fillRect/>
+                    </a:stretch>
+                  </pic:blipFill>
+                  <pic:spPr>
+                    <a:xfrm>
+                      <a:off x="0" y="0"/>
+                      <a:ext cx="4101410" cy="1756989"/>
+                    </a:xfrm>
+                    <a:prstGeom prst="rect">
+                      <a:avLst/>
+                    </a:prstGeom>
+                  </pic:spPr>
+                </pic:pic>
+              </a:graphicData>
+            </a:graphic>
+          </wp:inline>
+        </w:drawing>
+      </w:r>
+    </w:p>
+    <w:p>
+      <w:pPr>
+        <w:pStyle w:val="PargrafodaLista"/>
+        <w:ind w:left="1416"/>
+        <w:rPr>
+          <w:b/>
+          <w:bCs/>
+        </w:rPr>
+      </w:pPr>
+    </w:p>
+    <w:p>
+      <w:pPr>
+        <w:pStyle w:val="PargrafodaLista"/>
+        <w:numPr>
+          <w:ilvl w:val="0"/>
+          <w:numId w:val="19"/>
+        </w:numPr>
+        <w:jc w:val="both"/>
+      </w:pPr>
+      <w:r>
+        <w:rPr>
+          <w:b/>
+          <w:bCs/>
+        </w:rPr>
+        <w:t>Resultados</w:t>
+      </w:r>
+      <w:r>
+        <w:rPr>
+          <w:b/>
+          <w:bCs/>
+        </w:rPr>
+        <w:t xml:space="preserve">: </w:t>
+      </w:r>
+      <w:r>
+        <w:t xml:space="preserve">Levando </w:t>
+      </w:r>
+    </w:p>
+    <w:p>
+      <w:pPr>
+        <w:pStyle w:val="PargrafodaLista"/>
+        <w:ind w:left="1416"/>
+        <w:rPr>
+          <w:b/>
+          <w:bCs/>
+        </w:rPr>
+      </w:pPr>
+    </w:p>
+    <w:p>
+      <w:pPr>
+        <w:pStyle w:val="PargrafodaLista"/>
+        <w:ind w:left="1416"/>
+        <w:jc w:val="center"/>
+        <w:rPr>
+          <w:b/>
+          <w:bCs/>
+        </w:rPr>
+      </w:pPr>
+    </w:p>
+    <w:p>
+      <w:pPr>
+        <w:pStyle w:val="PargrafodaLista"/>
+        <w:jc w:val="both"/>
+        <w:rPr>
+          <w:b/>
+          <w:bCs/>
+        </w:rPr>
+      </w:pPr>
+    </w:p>
+    <w:p>
+      <w:pPr>
+        <w:pStyle w:val="PargrafodaLista"/>
+        <w:numPr>
+          <w:ilvl w:val="0"/>
+          <w:numId w:val="1"/>
+        </w:numPr>
+        <w:jc w:val="both"/>
+        <w:rPr>
+          <w:b/>
+          <w:bCs/>
+        </w:rPr>
+      </w:pPr>
+      <w:r>
+        <w:rPr>
+          <w:b/>
+          <w:bCs/>
+        </w:rPr>
         <w:t>EXPERIMENTO IV– Condução do teste voltado para exploração de parâmetros com a Vision Transformers, utilizando a base de dados dos camundongos</w:t>
       </w:r>
       <w:r>
@@ -9815,6 +10264,119 @@
     </w:lvl>
   </w:abstractNum>
   <w:abstractNum w:abstractNumId="7" w15:restartNumberingAfterBreak="0">
+    <w:nsid w:val="29B241C9"/>
+    <w:multiLevelType w:val="hybridMultilevel"/>
+    <w:tmpl w:val="0968580C"/>
+    <w:lvl w:ilvl="0" w:tplc="0416000B">
+      <w:start w:val="1"/>
+      <w:numFmt w:val="bullet"/>
+      <w:lvlText w:val=""/>
+      <w:lvlJc w:val="left"/>
+      <w:pPr>
+        <w:ind w:left="1488" w:hanging="360"/>
+      </w:pPr>
+      <w:rPr>
+        <w:rFonts w:ascii="Wingdings" w:hAnsi="Wingdings" w:hint="default"/>
+      </w:rPr>
+    </w:lvl>
+    <w:lvl w:ilvl="1" w:tplc="04160003" w:tentative="1">
+      <w:start w:val="1"/>
+      <w:numFmt w:val="bullet"/>
+      <w:lvlText w:val="o"/>
+      <w:lvlJc w:val="left"/>
+      <w:pPr>
+        <w:ind w:left="2208" w:hanging="360"/>
+      </w:pPr>
+      <w:rPr>
+        <w:rFonts w:ascii="Courier New" w:hAnsi="Courier New" w:cs="Courier New" w:hint="default"/>
+      </w:rPr>
+    </w:lvl>
+    <w:lvl w:ilvl="2" w:tplc="04160005" w:tentative="1">
+      <w:start w:val="1"/>
+      <w:numFmt w:val="bullet"/>
+      <w:lvlText w:val=""/>
+      <w:lvlJc w:val="left"/>
+      <w:pPr>
+        <w:ind w:left="2928" w:hanging="360"/>
+      </w:pPr>
+      <w:rPr>
+        <w:rFonts w:ascii="Wingdings" w:hAnsi="Wingdings" w:hint="default"/>
+      </w:rPr>
+    </w:lvl>
+    <w:lvl w:ilvl="3" w:tplc="04160001" w:tentative="1">
+      <w:start w:val="1"/>
+      <w:numFmt w:val="bullet"/>
+      <w:lvlText w:val=""/>
+      <w:lvlJc w:val="left"/>
+      <w:pPr>
+        <w:ind w:left="3648" w:hanging="360"/>
+      </w:pPr>
+      <w:rPr>
+        <w:rFonts w:ascii="Symbol" w:hAnsi="Symbol" w:hint="default"/>
+      </w:rPr>
+    </w:lvl>
+    <w:lvl w:ilvl="4" w:tplc="04160003" w:tentative="1">
+      <w:start w:val="1"/>
+      <w:numFmt w:val="bullet"/>
+      <w:lvlText w:val="o"/>
+      <w:lvlJc w:val="left"/>
+      <w:pPr>
+        <w:ind w:left="4368" w:hanging="360"/>
+      </w:pPr>
+      <w:rPr>
+        <w:rFonts w:ascii="Courier New" w:hAnsi="Courier New" w:cs="Courier New" w:hint="default"/>
+      </w:rPr>
+    </w:lvl>
+    <w:lvl w:ilvl="5" w:tplc="04160005" w:tentative="1">
+      <w:start w:val="1"/>
+      <w:numFmt w:val="bullet"/>
+      <w:lvlText w:val=""/>
+      <w:lvlJc w:val="left"/>
+      <w:pPr>
+        <w:ind w:left="5088" w:hanging="360"/>
+      </w:pPr>
+      <w:rPr>
+        <w:rFonts w:ascii="Wingdings" w:hAnsi="Wingdings" w:hint="default"/>
+      </w:rPr>
+    </w:lvl>
+    <w:lvl w:ilvl="6" w:tplc="04160001" w:tentative="1">
+      <w:start w:val="1"/>
+      <w:numFmt w:val="bullet"/>
+      <w:lvlText w:val=""/>
+      <w:lvlJc w:val="left"/>
+      <w:pPr>
+        <w:ind w:left="5808" w:hanging="360"/>
+      </w:pPr>
+      <w:rPr>
+        <w:rFonts w:ascii="Symbol" w:hAnsi="Symbol" w:hint="default"/>
+      </w:rPr>
+    </w:lvl>
+    <w:lvl w:ilvl="7" w:tplc="04160003" w:tentative="1">
+      <w:start w:val="1"/>
+      <w:numFmt w:val="bullet"/>
+      <w:lvlText w:val="o"/>
+      <w:lvlJc w:val="left"/>
+      <w:pPr>
+        <w:ind w:left="6528" w:hanging="360"/>
+      </w:pPr>
+      <w:rPr>
+        <w:rFonts w:ascii="Courier New" w:hAnsi="Courier New" w:cs="Courier New" w:hint="default"/>
+      </w:rPr>
+    </w:lvl>
+    <w:lvl w:ilvl="8" w:tplc="04160005" w:tentative="1">
+      <w:start w:val="1"/>
+      <w:numFmt w:val="bullet"/>
+      <w:lvlText w:val=""/>
+      <w:lvlJc w:val="left"/>
+      <w:pPr>
+        <w:ind w:left="7248" w:hanging="360"/>
+      </w:pPr>
+      <w:rPr>
+        <w:rFonts w:ascii="Wingdings" w:hAnsi="Wingdings" w:hint="default"/>
+      </w:rPr>
+    </w:lvl>
+  </w:abstractNum>
+  <w:abstractNum w:abstractNumId="8" w15:restartNumberingAfterBreak="0">
     <w:nsid w:val="2B7D0660"/>
     <w:multiLevelType w:val="hybridMultilevel"/>
     <w:tmpl w:val="7264EF5C"/>
@@ -9927,7 +10489,7 @@
       </w:rPr>
     </w:lvl>
   </w:abstractNum>
-  <w:abstractNum w:abstractNumId="8" w15:restartNumberingAfterBreak="0">
+  <w:abstractNum w:abstractNumId="9" w15:restartNumberingAfterBreak="0">
     <w:nsid w:val="3B8A6728"/>
     <w:multiLevelType w:val="multilevel"/>
     <w:tmpl w:val="7512D090"/>
@@ -10076,7 +10638,7 @@
       </w:rPr>
     </w:lvl>
   </w:abstractNum>
-  <w:abstractNum w:abstractNumId="9" w15:restartNumberingAfterBreak="0">
+  <w:abstractNum w:abstractNumId="10" w15:restartNumberingAfterBreak="0">
     <w:nsid w:val="3E130E0A"/>
     <w:multiLevelType w:val="hybridMultilevel"/>
     <w:tmpl w:val="9B626D74"/>
@@ -10189,7 +10751,7 @@
       </w:rPr>
     </w:lvl>
   </w:abstractNum>
-  <w:abstractNum w:abstractNumId="10" w15:restartNumberingAfterBreak="0">
+  <w:abstractNum w:abstractNumId="11" w15:restartNumberingAfterBreak="0">
     <w:nsid w:val="44BB04AA"/>
     <w:multiLevelType w:val="hybridMultilevel"/>
     <w:tmpl w:val="47922734"/>
@@ -10302,7 +10864,7 @@
       </w:rPr>
     </w:lvl>
   </w:abstractNum>
-  <w:abstractNum w:abstractNumId="11" w15:restartNumberingAfterBreak="0">
+  <w:abstractNum w:abstractNumId="12" w15:restartNumberingAfterBreak="0">
     <w:nsid w:val="47F12BC3"/>
     <w:multiLevelType w:val="hybridMultilevel"/>
     <w:tmpl w:val="0FA6ACEE"/>
@@ -10415,7 +10977,7 @@
       </w:rPr>
     </w:lvl>
   </w:abstractNum>
-  <w:abstractNum w:abstractNumId="12" w15:restartNumberingAfterBreak="0">
+  <w:abstractNum w:abstractNumId="13" w15:restartNumberingAfterBreak="0">
     <w:nsid w:val="5115667A"/>
     <w:multiLevelType w:val="hybridMultilevel"/>
     <w:tmpl w:val="F0F81F06"/>
@@ -10528,7 +11090,7 @@
       </w:rPr>
     </w:lvl>
   </w:abstractNum>
-  <w:abstractNum w:abstractNumId="13" w15:restartNumberingAfterBreak="0">
+  <w:abstractNum w:abstractNumId="14" w15:restartNumberingAfterBreak="0">
     <w:nsid w:val="5796665F"/>
     <w:multiLevelType w:val="hybridMultilevel"/>
     <w:tmpl w:val="3F4E180A"/>
@@ -10620,7 +11182,7 @@
       </w:pPr>
     </w:lvl>
   </w:abstractNum>
-  <w:abstractNum w:abstractNumId="14" w15:restartNumberingAfterBreak="0">
+  <w:abstractNum w:abstractNumId="15" w15:restartNumberingAfterBreak="0">
     <w:nsid w:val="5A33296D"/>
     <w:multiLevelType w:val="multilevel"/>
     <w:tmpl w:val="F6EEC362"/>
@@ -10769,7 +11331,7 @@
       </w:rPr>
     </w:lvl>
   </w:abstractNum>
-  <w:abstractNum w:abstractNumId="15" w15:restartNumberingAfterBreak="0">
+  <w:abstractNum w:abstractNumId="16" w15:restartNumberingAfterBreak="0">
     <w:nsid w:val="7CB32D06"/>
     <w:multiLevelType w:val="hybridMultilevel"/>
     <w:tmpl w:val="06D44BFE"/>
@@ -10882,7 +11444,7 @@
       </w:rPr>
     </w:lvl>
   </w:abstractNum>
-  <w:abstractNum w:abstractNumId="16" w15:restartNumberingAfterBreak="0">
+  <w:abstractNum w:abstractNumId="17" w15:restartNumberingAfterBreak="0">
     <w:nsid w:val="7D075251"/>
     <w:multiLevelType w:val="hybridMultilevel"/>
     <w:tmpl w:val="DE3E8316"/>
@@ -10995,7 +11557,7 @@
       </w:rPr>
     </w:lvl>
   </w:abstractNum>
-  <w:abstractNum w:abstractNumId="17" w15:restartNumberingAfterBreak="0">
+  <w:abstractNum w:abstractNumId="18" w15:restartNumberingAfterBreak="0">
     <w:nsid w:val="7FB7601E"/>
     <w:multiLevelType w:val="hybridMultilevel"/>
     <w:tmpl w:val="70887F96"/>
@@ -11109,16 +11671,16 @@
     </w:lvl>
   </w:abstractNum>
   <w:num w:numId="1" w16cid:durableId="1615208601">
-    <w:abstractNumId w:val="13"/>
+    <w:abstractNumId w:val="14"/>
   </w:num>
   <w:num w:numId="2" w16cid:durableId="1097402540">
-    <w:abstractNumId w:val="12"/>
+    <w:abstractNumId w:val="13"/>
   </w:num>
   <w:num w:numId="3" w16cid:durableId="170608834">
     <w:abstractNumId w:val="1"/>
   </w:num>
   <w:num w:numId="4" w16cid:durableId="1548687179">
-    <w:abstractNumId w:val="11"/>
+    <w:abstractNumId w:val="12"/>
   </w:num>
   <w:num w:numId="5" w16cid:durableId="1836650803">
     <w:abstractNumId w:val="0"/>
@@ -11127,7 +11689,7 @@
     <w:abstractNumId w:val="6"/>
   </w:num>
   <w:num w:numId="7" w16cid:durableId="731393186">
-    <w:abstractNumId w:val="15"/>
+    <w:abstractNumId w:val="16"/>
   </w:num>
   <w:num w:numId="8" w16cid:durableId="105393592">
     <w:abstractNumId w:val="5"/>
@@ -11136,31 +11698,34 @@
     <w:abstractNumId w:val="2"/>
   </w:num>
   <w:num w:numId="10" w16cid:durableId="2124222485">
-    <w:abstractNumId w:val="7"/>
+    <w:abstractNumId w:val="8"/>
   </w:num>
   <w:num w:numId="11" w16cid:durableId="1832524834">
-    <w:abstractNumId w:val="16"/>
+    <w:abstractNumId w:val="17"/>
   </w:num>
   <w:num w:numId="12" w16cid:durableId="1891188526">
-    <w:abstractNumId w:val="17"/>
+    <w:abstractNumId w:val="18"/>
   </w:num>
   <w:num w:numId="13" w16cid:durableId="838423982">
-    <w:abstractNumId w:val="9"/>
+    <w:abstractNumId w:val="10"/>
   </w:num>
   <w:num w:numId="14" w16cid:durableId="2133136465">
     <w:abstractNumId w:val="4"/>
   </w:num>
   <w:num w:numId="15" w16cid:durableId="1916890474">
-    <w:abstractNumId w:val="10"/>
+    <w:abstractNumId w:val="11"/>
   </w:num>
   <w:num w:numId="16" w16cid:durableId="1868639224">
-    <w:abstractNumId w:val="8"/>
+    <w:abstractNumId w:val="9"/>
   </w:num>
   <w:num w:numId="17" w16cid:durableId="2074740691">
-    <w:abstractNumId w:val="14"/>
+    <w:abstractNumId w:val="15"/>
   </w:num>
   <w:num w:numId="18" w16cid:durableId="700545635">
     <w:abstractNumId w:val="3"/>
+  </w:num>
+  <w:num w:numId="19" w16cid:durableId="1067458539">
+    <w:abstractNumId w:val="7"/>
   </w:num>
 </w:numbering>
 </file>
@@ -11768,7 +12333,6 @@
   <w:style w:type="character" w:default="1" w:styleId="Fontepargpadro">
     <w:name w:val="Default Paragraph Font"/>
     <w:uiPriority w:val="1"/>
-    <w:semiHidden/>
     <w:unhideWhenUsed/>
   </w:style>
   <w:style w:type="table" w:default="1" w:styleId="Tabelanormal">

--- a/Documentation/Experimentos com Vision Transformer.docx
+++ b/Documentation/Experimentos com Vision Transformer.docx
@@ -80,17 +80,8 @@
           <w:b/>
           <w:bCs/>
         </w:rPr>
-        <w:t xml:space="preserve">Validação inicial da Vision </w:t>
-      </w:r>
-      <w:proofErr w:type="spellStart"/>
-      <w:r>
-        <w:rPr>
-          <w:b/>
-          <w:bCs/>
-        </w:rPr>
-        <w:t>Transformer</w:t>
-      </w:r>
-      <w:proofErr w:type="spellEnd"/>
+        <w:t>Validação inicial da Vision Transformer</w:t>
+      </w:r>
       <w:r>
         <w:rPr>
           <w:b/>
@@ -155,15 +146,7 @@
         <w:jc w:val="both"/>
       </w:pPr>
       <w:r>
-        <w:t xml:space="preserve">Foram feitas modificações para implementar puramente a Vision </w:t>
-      </w:r>
-      <w:proofErr w:type="spellStart"/>
-      <w:r>
-        <w:t>Transformer</w:t>
-      </w:r>
-      <w:proofErr w:type="spellEnd"/>
-      <w:r>
-        <w:t xml:space="preserve"> (retirando qua</w:t>
+        <w:t>Foram feitas modificações para implementar puramente a Vision Transformer (retirando qua</w:t>
       </w:r>
       <w:r>
         <w:t>is</w:t>
@@ -184,26 +167,10 @@
         <w:t xml:space="preserve"> a estrutura </w:t>
       </w:r>
       <w:r>
-        <w:t xml:space="preserve">da </w:t>
-      </w:r>
-      <w:proofErr w:type="spellStart"/>
-      <w:r>
-        <w:t>ViT</w:t>
-      </w:r>
-      <w:proofErr w:type="spellEnd"/>
-      <w:r>
-        <w:t xml:space="preserve"> permanece </w:t>
-      </w:r>
-      <w:r>
-        <w:t xml:space="preserve">inalterada (inclusive para manter compatibilidade com os pesos </w:t>
-      </w:r>
-      <w:proofErr w:type="spellStart"/>
-      <w:r>
-        <w:t>pré</w:t>
-      </w:r>
-      <w:proofErr w:type="spellEnd"/>
-      <w:r>
-        <w:t>-treinados).</w:t>
+        <w:t xml:space="preserve">da ViT permanece </w:t>
+      </w:r>
+      <w:r>
+        <w:t>inalterada (inclusive para manter compatibilidade com os pesos pré-treinados).</w:t>
       </w:r>
     </w:p>
     <w:p>
@@ -218,15 +185,7 @@
         <w:t>Os p</w:t>
       </w:r>
       <w:r>
-        <w:t xml:space="preserve">esos </w:t>
-      </w:r>
-      <w:proofErr w:type="spellStart"/>
-      <w:r>
-        <w:t>pré</w:t>
-      </w:r>
-      <w:proofErr w:type="spellEnd"/>
-      <w:r>
-        <w:t>-treinados com a ImageNet-21K também foram retirados</w:t>
+        <w:t>esos pré-treinados com a ImageNet-21K também foram retirados</w:t>
       </w:r>
       <w:r>
         <w:t xml:space="preserve"> diretamente</w:t>
@@ -293,17 +252,8 @@
           <w:sz w:val="18"/>
           <w:szCs w:val="18"/>
         </w:rPr>
-        <w:t xml:space="preserve"> fine-</w:t>
-      </w:r>
-      <w:proofErr w:type="spellStart"/>
-      <w:r>
-        <w:rPr>
-          <w:sz w:val="18"/>
-          <w:szCs w:val="18"/>
-        </w:rPr>
-        <w:t>tunning</w:t>
-      </w:r>
-      <w:proofErr w:type="spellEnd"/>
+        <w:t xml:space="preserve"> fine-tunning</w:t>
+      </w:r>
     </w:p>
     <w:p>
       <w:pPr>
@@ -452,39 +402,43 @@
           <w:i/>
           <w:iCs/>
         </w:rPr>
-        <w:t xml:space="preserve">[004700/10000] </w:t>
-      </w:r>
-      <w:proofErr w:type="spellStart"/>
-      <w:r>
+        <w:t>[004700/10000] loss=1.6713, acc=0.5625</w:t>
+      </w:r>
+    </w:p>
+    <w:p>
+      <w:pPr>
+        <w:pStyle w:val="PargrafodaLista"/>
+        <w:ind w:left="1440"/>
+        <w:jc w:val="both"/>
         <w:rPr>
           <w:i/>
           <w:iCs/>
         </w:rPr>
-        <w:t>loss</w:t>
-      </w:r>
-      <w:proofErr w:type="spellEnd"/>
+      </w:pPr>
       <w:r>
         <w:rPr>
           <w:i/>
           <w:iCs/>
         </w:rPr>
-        <w:t xml:space="preserve">=1.6713, </w:t>
-      </w:r>
-      <w:proofErr w:type="spellStart"/>
-      <w:r>
+        <w:t>[004800/10000] loss=1.9858, acc=0.5625</w:t>
+      </w:r>
+    </w:p>
+    <w:p>
+      <w:pPr>
+        <w:pStyle w:val="PargrafodaLista"/>
+        <w:ind w:left="1440"/>
+        <w:jc w:val="both"/>
         <w:rPr>
           <w:i/>
           <w:iCs/>
         </w:rPr>
-        <w:t>acc</w:t>
-      </w:r>
-      <w:proofErr w:type="spellEnd"/>
+      </w:pPr>
       <w:r>
         <w:rPr>
           <w:i/>
           <w:iCs/>
         </w:rPr>
-        <w:t>=0.5625</w:t>
+        <w:t>[004900/10000] loss=0.6557, acc=0.8750</w:t>
       </w:r>
     </w:p>
     <w:p>
@@ -502,39 +456,44 @@
           <w:i/>
           <w:iCs/>
         </w:rPr>
-        <w:t xml:space="preserve">[004800/10000] </w:t>
-      </w:r>
-      <w:proofErr w:type="spellStart"/>
-      <w:r>
+        <w:t>[005000/10000] loss=1.9197, acc=0.4375</w:t>
+      </w:r>
+    </w:p>
+    <w:p>
+      <w:pPr>
+        <w:pStyle w:val="PargrafodaLista"/>
+        <w:ind w:left="1440"/>
+        <w:jc w:val="both"/>
         <w:rPr>
           <w:i/>
           <w:iCs/>
         </w:rPr>
-        <w:t>loss</w:t>
-      </w:r>
-      <w:proofErr w:type="spellEnd"/>
+      </w:pPr>
       <w:r>
         <w:rPr>
           <w:i/>
           <w:iCs/>
         </w:rPr>
-        <w:t xml:space="preserve">=1.9858, </w:t>
-      </w:r>
-      <w:proofErr w:type="spellStart"/>
-      <w:r>
+        <w:lastRenderedPageBreak/>
+        <w:t xml:space="preserve">  File "C:\Users\marci_plgx30x\Desktop\Arquivos\Projetos do Mestrado (Git)\Projeto-Classificadores\Network_Validation\Process_ImageNet.py", line 324, in load_tfrecords</w:t>
+      </w:r>
+    </w:p>
+    <w:p>
+      <w:pPr>
+        <w:pStyle w:val="PargrafodaLista"/>
+        <w:ind w:left="1440"/>
+        <w:jc w:val="both"/>
         <w:rPr>
           <w:i/>
           <w:iCs/>
         </w:rPr>
-        <w:t>acc</w:t>
-      </w:r>
-      <w:proofErr w:type="spellEnd"/>
+      </w:pPr>
       <w:r>
         <w:rPr>
           <w:i/>
           <w:iCs/>
         </w:rPr>
-        <w:t>=0.5625</w:t>
+        <w:t xml:space="preserve">    raise ValueError(f"Nenhum TFRecord encontrado em: {tfrecord_dir}/{split}")</w:t>
       </w:r>
     </w:p>
     <w:p>
@@ -552,433 +511,36 @@
           <w:i/>
           <w:iCs/>
         </w:rPr>
-        <w:t xml:space="preserve">[004900/10000] </w:t>
-      </w:r>
-      <w:proofErr w:type="spellStart"/>
-      <w:r>
+        <w:t>ValueError: Nenhum TFRecord encontrado em: &lt;tensorflow.python.data.ops.iterator_ops.OwnedIterator object at 0x000001BDCDA64430&gt;/validation</w:t>
+      </w:r>
+    </w:p>
+    <w:p>
+      <w:pPr>
+        <w:pStyle w:val="PargrafodaLista"/>
+        <w:ind w:left="1440"/>
+        <w:jc w:val="both"/>
         <w:rPr>
           <w:i/>
           <w:iCs/>
         </w:rPr>
-        <w:t>loss</w:t>
-      </w:r>
-      <w:proofErr w:type="spellEnd"/>
-      <w:r>
+      </w:pPr>
+    </w:p>
+    <w:p>
+      <w:pPr>
+        <w:pStyle w:val="PargrafodaLista"/>
+        <w:ind w:left="1440"/>
+        <w:jc w:val="both"/>
         <w:rPr>
           <w:i/>
           <w:iCs/>
         </w:rPr>
-        <w:t xml:space="preserve">=0.6557, </w:t>
-      </w:r>
-      <w:proofErr w:type="spellStart"/>
+      </w:pPr>
       <w:r>
         <w:rPr>
           <w:i/>
           <w:iCs/>
         </w:rPr>
-        <w:t>acc</w:t>
-      </w:r>
-      <w:proofErr w:type="spellEnd"/>
-      <w:r>
-        <w:rPr>
-          <w:i/>
-          <w:iCs/>
-        </w:rPr>
-        <w:t>=0.8750</w:t>
-      </w:r>
-    </w:p>
-    <w:p>
-      <w:pPr>
-        <w:pStyle w:val="PargrafodaLista"/>
-        <w:ind w:left="1440"/>
-        <w:jc w:val="both"/>
-        <w:rPr>
-          <w:i/>
-          <w:iCs/>
-        </w:rPr>
-      </w:pPr>
-      <w:r>
-        <w:rPr>
-          <w:i/>
-          <w:iCs/>
-        </w:rPr>
-        <w:t xml:space="preserve">[005000/10000] </w:t>
-      </w:r>
-      <w:proofErr w:type="spellStart"/>
-      <w:r>
-        <w:rPr>
-          <w:i/>
-          <w:iCs/>
-        </w:rPr>
-        <w:t>loss</w:t>
-      </w:r>
-      <w:proofErr w:type="spellEnd"/>
-      <w:r>
-        <w:rPr>
-          <w:i/>
-          <w:iCs/>
-        </w:rPr>
-        <w:t xml:space="preserve">=1.9197, </w:t>
-      </w:r>
-      <w:proofErr w:type="spellStart"/>
-      <w:r>
-        <w:rPr>
-          <w:i/>
-          <w:iCs/>
-        </w:rPr>
-        <w:t>acc</w:t>
-      </w:r>
-      <w:proofErr w:type="spellEnd"/>
-      <w:r>
-        <w:rPr>
-          <w:i/>
-          <w:iCs/>
-        </w:rPr>
-        <w:t>=0.4375</w:t>
-      </w:r>
-    </w:p>
-    <w:p>
-      <w:pPr>
-        <w:pStyle w:val="PargrafodaLista"/>
-        <w:ind w:left="1440"/>
-        <w:jc w:val="both"/>
-        <w:rPr>
-          <w:i/>
-          <w:iCs/>
-        </w:rPr>
-      </w:pPr>
-      <w:r>
-        <w:rPr>
-          <w:i/>
-          <w:iCs/>
-        </w:rPr>
-        <w:lastRenderedPageBreak/>
-        <w:t xml:space="preserve">  File "C:\Users\marci_plgx30x\Desktop\Arquivos\Projetos do Mestrado (Git)\Projeto-Classificadores\Network_Validation\Process_ImageNet.py", </w:t>
-      </w:r>
-      <w:proofErr w:type="spellStart"/>
-      <w:r>
-        <w:rPr>
-          <w:i/>
-          <w:iCs/>
-        </w:rPr>
-        <w:t>line</w:t>
-      </w:r>
-      <w:proofErr w:type="spellEnd"/>
-      <w:r>
-        <w:rPr>
-          <w:i/>
-          <w:iCs/>
-        </w:rPr>
-        <w:t xml:space="preserve"> 324, in </w:t>
-      </w:r>
-      <w:proofErr w:type="spellStart"/>
-      <w:r>
-        <w:rPr>
-          <w:i/>
-          <w:iCs/>
-        </w:rPr>
-        <w:t>load_tfrecords</w:t>
-      </w:r>
-      <w:proofErr w:type="spellEnd"/>
-    </w:p>
-    <w:p>
-      <w:pPr>
-        <w:pStyle w:val="PargrafodaLista"/>
-        <w:ind w:left="1440"/>
-        <w:jc w:val="both"/>
-        <w:rPr>
-          <w:i/>
-          <w:iCs/>
-        </w:rPr>
-      </w:pPr>
-      <w:r>
-        <w:rPr>
-          <w:i/>
-          <w:iCs/>
-        </w:rPr>
-        <w:t xml:space="preserve">    </w:t>
-      </w:r>
-      <w:proofErr w:type="spellStart"/>
-      <w:r>
-        <w:rPr>
-          <w:i/>
-          <w:iCs/>
-        </w:rPr>
-        <w:t>raise</w:t>
-      </w:r>
-      <w:proofErr w:type="spellEnd"/>
-      <w:r>
-        <w:rPr>
-          <w:i/>
-          <w:iCs/>
-        </w:rPr>
-        <w:t xml:space="preserve"> </w:t>
-      </w:r>
-      <w:proofErr w:type="spellStart"/>
-      <w:r>
-        <w:rPr>
-          <w:i/>
-          <w:iCs/>
-        </w:rPr>
-        <w:t>ValueError</w:t>
-      </w:r>
-      <w:proofErr w:type="spellEnd"/>
-      <w:r>
-        <w:rPr>
-          <w:i/>
-          <w:iCs/>
-        </w:rPr>
-        <w:t>(</w:t>
-      </w:r>
-      <w:proofErr w:type="spellStart"/>
-      <w:r>
-        <w:rPr>
-          <w:i/>
-          <w:iCs/>
-        </w:rPr>
-        <w:t>f"Nenhum</w:t>
-      </w:r>
-      <w:proofErr w:type="spellEnd"/>
-      <w:r>
-        <w:rPr>
-          <w:i/>
-          <w:iCs/>
-        </w:rPr>
-        <w:t xml:space="preserve"> </w:t>
-      </w:r>
-      <w:proofErr w:type="spellStart"/>
-      <w:r>
-        <w:rPr>
-          <w:i/>
-          <w:iCs/>
-        </w:rPr>
-        <w:t>TFRecord</w:t>
-      </w:r>
-      <w:proofErr w:type="spellEnd"/>
-      <w:r>
-        <w:rPr>
-          <w:i/>
-          <w:iCs/>
-        </w:rPr>
-        <w:t xml:space="preserve"> encontrado em: {</w:t>
-      </w:r>
-      <w:proofErr w:type="spellStart"/>
-      <w:r>
-        <w:rPr>
-          <w:i/>
-          <w:iCs/>
-        </w:rPr>
-        <w:t>tfrecord_dir</w:t>
-      </w:r>
-      <w:proofErr w:type="spellEnd"/>
-      <w:r>
-        <w:rPr>
-          <w:i/>
-          <w:iCs/>
-        </w:rPr>
-        <w:t>}/{split}")</w:t>
-      </w:r>
-    </w:p>
-    <w:p>
-      <w:pPr>
-        <w:pStyle w:val="PargrafodaLista"/>
-        <w:ind w:left="1440"/>
-        <w:jc w:val="both"/>
-        <w:rPr>
-          <w:i/>
-          <w:iCs/>
-        </w:rPr>
-      </w:pPr>
-      <w:proofErr w:type="spellStart"/>
-      <w:r>
-        <w:rPr>
-          <w:i/>
-          <w:iCs/>
-        </w:rPr>
-        <w:t>ValueError</w:t>
-      </w:r>
-      <w:proofErr w:type="spellEnd"/>
-      <w:r>
-        <w:rPr>
-          <w:i/>
-          <w:iCs/>
-        </w:rPr>
-        <w:t xml:space="preserve">: Nenhum </w:t>
-      </w:r>
-      <w:proofErr w:type="spellStart"/>
-      <w:r>
-        <w:rPr>
-          <w:i/>
-          <w:iCs/>
-        </w:rPr>
-        <w:t>TFRecord</w:t>
-      </w:r>
-      <w:proofErr w:type="spellEnd"/>
-      <w:r>
-        <w:rPr>
-          <w:i/>
-          <w:iCs/>
-        </w:rPr>
-        <w:t xml:space="preserve"> encontrado em: &lt;</w:t>
-      </w:r>
-      <w:proofErr w:type="spellStart"/>
-      <w:r>
-        <w:rPr>
-          <w:i/>
-          <w:iCs/>
-        </w:rPr>
-        <w:t>tensorflow.python.data.ops.iterator_ops.OwnedIterator</w:t>
-      </w:r>
-      <w:proofErr w:type="spellEnd"/>
-      <w:r>
-        <w:rPr>
-          <w:i/>
-          <w:iCs/>
-        </w:rPr>
-        <w:t xml:space="preserve"> </w:t>
-      </w:r>
-      <w:proofErr w:type="spellStart"/>
-      <w:r>
-        <w:rPr>
-          <w:i/>
-          <w:iCs/>
-        </w:rPr>
-        <w:t>object</w:t>
-      </w:r>
-      <w:proofErr w:type="spellEnd"/>
-      <w:r>
-        <w:rPr>
-          <w:i/>
-          <w:iCs/>
-        </w:rPr>
-        <w:t xml:space="preserve"> </w:t>
-      </w:r>
-      <w:proofErr w:type="spellStart"/>
-      <w:r>
-        <w:rPr>
-          <w:i/>
-          <w:iCs/>
-        </w:rPr>
-        <w:t>at</w:t>
-      </w:r>
-      <w:proofErr w:type="spellEnd"/>
-      <w:r>
-        <w:rPr>
-          <w:i/>
-          <w:iCs/>
-        </w:rPr>
-        <w:t xml:space="preserve"> 0x000001BDCDA64430&gt;/</w:t>
-      </w:r>
-      <w:proofErr w:type="spellStart"/>
-      <w:r>
-        <w:rPr>
-          <w:i/>
-          <w:iCs/>
-        </w:rPr>
-        <w:t>validation</w:t>
-      </w:r>
-      <w:proofErr w:type="spellEnd"/>
-    </w:p>
-    <w:p>
-      <w:pPr>
-        <w:pStyle w:val="PargrafodaLista"/>
-        <w:ind w:left="1440"/>
-        <w:jc w:val="both"/>
-        <w:rPr>
-          <w:i/>
-          <w:iCs/>
-        </w:rPr>
-      </w:pPr>
-    </w:p>
-    <w:p>
-      <w:pPr>
-        <w:pStyle w:val="PargrafodaLista"/>
-        <w:ind w:left="1440"/>
-        <w:jc w:val="both"/>
-        <w:rPr>
-          <w:i/>
-          <w:iCs/>
-        </w:rPr>
-      </w:pPr>
-      <w:proofErr w:type="spellStart"/>
-      <w:r>
-        <w:rPr>
-          <w:i/>
-          <w:iCs/>
-        </w:rPr>
-        <w:t>Process</w:t>
-      </w:r>
-      <w:proofErr w:type="spellEnd"/>
-      <w:r>
-        <w:rPr>
-          <w:i/>
-          <w:iCs/>
-        </w:rPr>
-        <w:t xml:space="preserve"> </w:t>
-      </w:r>
-      <w:proofErr w:type="spellStart"/>
-      <w:r>
-        <w:rPr>
-          <w:i/>
-          <w:iCs/>
-        </w:rPr>
-        <w:t>finished</w:t>
-      </w:r>
-      <w:proofErr w:type="spellEnd"/>
-      <w:r>
-        <w:rPr>
-          <w:i/>
-          <w:iCs/>
-        </w:rPr>
-        <w:t xml:space="preserve"> </w:t>
-      </w:r>
-      <w:proofErr w:type="spellStart"/>
-      <w:r>
-        <w:rPr>
-          <w:i/>
-          <w:iCs/>
-        </w:rPr>
-        <w:t>with</w:t>
-      </w:r>
-      <w:proofErr w:type="spellEnd"/>
-      <w:r>
-        <w:rPr>
-          <w:i/>
-          <w:iCs/>
-        </w:rPr>
-        <w:t xml:space="preserve"> </w:t>
-      </w:r>
-      <w:proofErr w:type="spellStart"/>
-      <w:r>
-        <w:rPr>
-          <w:i/>
-          <w:iCs/>
-        </w:rPr>
-        <w:t>exit</w:t>
-      </w:r>
-      <w:proofErr w:type="spellEnd"/>
-      <w:r>
-        <w:rPr>
-          <w:i/>
-          <w:iCs/>
-        </w:rPr>
-        <w:t xml:space="preserve"> </w:t>
-      </w:r>
-      <w:proofErr w:type="spellStart"/>
-      <w:r>
-        <w:rPr>
-          <w:i/>
-          <w:iCs/>
-        </w:rPr>
-        <w:t>code</w:t>
-      </w:r>
-      <w:proofErr w:type="spellEnd"/>
-      <w:r>
-        <w:rPr>
-          <w:i/>
-          <w:iCs/>
-        </w:rPr>
-        <w:t xml:space="preserve"> 1</w:t>
+        <w:t>Process finished with exit code 1</w:t>
       </w:r>
     </w:p>
     <w:p>
@@ -1024,21 +586,12 @@
       <w:r>
         <w:t xml:space="preserve">O erro ocorre na função </w:t>
       </w:r>
-      <w:proofErr w:type="spellStart"/>
       <w:r>
         <w:rPr>
           <w:i/>
           <w:iCs/>
         </w:rPr>
-        <w:t>train_vit</w:t>
-      </w:r>
-      <w:proofErr w:type="spellEnd"/>
-      <w:r>
-        <w:rPr>
-          <w:i/>
-          <w:iCs/>
-        </w:rPr>
-        <w:t>(</w:t>
+        <w:t>train_vit(</w:t>
       </w:r>
       <w:r>
         <w:rPr>
@@ -1088,15 +641,7 @@
         <w:jc w:val="both"/>
       </w:pPr>
       <w:r>
-        <w:t xml:space="preserve">Avaliação </w:t>
-      </w:r>
-      <w:proofErr w:type="spellStart"/>
-      <w:r>
-        <w:t>standalone</w:t>
-      </w:r>
-      <w:proofErr w:type="spellEnd"/>
-      <w:r>
-        <w:t xml:space="preserve"> (checkpoint + path)</w:t>
+        <w:t>Avaliação standalone (checkpoint + path)</w:t>
       </w:r>
       <w:r>
         <w:t>, comumente utilizada</w:t>
@@ -1118,15 +663,7 @@
         <w:jc w:val="both"/>
       </w:pPr>
       <w:r>
-        <w:t>Avaliação durante treino (</w:t>
-      </w:r>
-      <w:proofErr w:type="spellStart"/>
-      <w:r>
-        <w:t>iterator</w:t>
-      </w:r>
-      <w:proofErr w:type="spellEnd"/>
-      <w:r>
-        <w:t>)</w:t>
+        <w:t>Avaliação durante treino (iterator)</w:t>
       </w:r>
       <w:r>
         <w:t>, comumente utilizada</w:t>
@@ -1317,60 +854,49 @@
       <w:r>
         <w:t xml:space="preserve">A correção deste problema envolve a criação de uma nova função: </w:t>
       </w:r>
-      <w:proofErr w:type="spellStart"/>
       <w:r>
         <w:rPr>
           <w:i/>
           <w:iCs/>
         </w:rPr>
-        <w:t>evaluate_vit_from_iterator</w:t>
-      </w:r>
-      <w:proofErr w:type="spellEnd"/>
+        <w:t>evaluate_vit_from_iterator(</w:t>
+      </w:r>
       <w:r>
         <w:rPr>
           <w:i/>
           <w:iCs/>
         </w:rPr>
-        <w:t>(</w:t>
+        <w:t>...</w:t>
       </w:r>
       <w:r>
         <w:rPr>
           <w:i/>
           <w:iCs/>
         </w:rPr>
-        <w:t>...</w:t>
+        <w:t>)</w:t>
+      </w:r>
+      <w:r>
+        <w:t>, a qual u</w:t>
+      </w:r>
+      <w:r>
+        <w:t>tiliza a base de dados</w:t>
+      </w:r>
+      <w:r>
+        <w:t xml:space="preserve"> já carregad</w:t>
+      </w:r>
+      <w:r>
+        <w:t>a, sem interferir com a função</w:t>
+      </w:r>
+      <w:r>
+        <w:t xml:space="preserve"> </w:t>
       </w:r>
       <w:r>
         <w:rPr>
           <w:i/>
           <w:iCs/>
         </w:rPr>
-        <w:t>)</w:t>
-      </w:r>
-      <w:r>
-        <w:t>, a qual u</w:t>
-      </w:r>
-      <w:r>
-        <w:t>tiliza a base de dados</w:t>
-      </w:r>
-      <w:r>
-        <w:t xml:space="preserve"> já carregad</w:t>
-      </w:r>
-      <w:r>
-        <w:t>a, sem interferir com a função</w:t>
-      </w:r>
-      <w:r>
-        <w:t xml:space="preserve"> </w:t>
-      </w:r>
-      <w:proofErr w:type="spellStart"/>
-      <w:r>
-        <w:rPr>
-          <w:i/>
-          <w:iCs/>
-        </w:rPr>
         <w:t>load_tfrecords</w:t>
       </w:r>
-      <w:proofErr w:type="spellEnd"/>
       <w:r>
         <w:rPr>
           <w:i/>
@@ -1394,10 +920,6 @@
           <w:numId w:val="2"/>
         </w:numPr>
         <w:jc w:val="both"/>
-        <w:rPr>
-          <w:b/>
-          <w:bCs/>
-        </w:rPr>
       </w:pPr>
       <w:r>
         <w:rPr>
@@ -1438,7 +960,19 @@
         <w:t>Os resultados obtidos até o momento não estão errados, mas sim, coerentes com a configuração atual do treinamento</w:t>
       </w:r>
       <w:r>
-        <w:t xml:space="preserve">. A figura 3 apresenta a explicação para tais valores: </w:t>
+        <w:t xml:space="preserve">. </w:t>
+      </w:r>
+      <w:r>
+        <w:t xml:space="preserve">logs do treinamento podem ser conferidos arquivo ‘logs pycharm.txt’ no diretório </w:t>
+      </w:r>
+      <w:r>
+        <w:t>"\Projeto-Classificadores\Main_Validation\Vision Transformers\Results\Experimento 1 - ViT\Experimento 1 -ViT- Sanity Check - LOG.txt"</w:t>
+      </w:r>
+      <w:r>
+        <w:t xml:space="preserve">. </w:t>
+      </w:r>
+      <w:r>
+        <w:t xml:space="preserve">A figura 3 apresenta a explicação para tais valores: </w:t>
       </w:r>
     </w:p>
     <w:p>
@@ -1471,29 +1005,6 @@
     </w:p>
     <w:p>
       <w:pPr>
-        <w:pStyle w:val="PargrafodaLista"/>
-        <w:ind w:left="1440"/>
-        <w:jc w:val="both"/>
-      </w:pPr>
-    </w:p>
-    <w:p>
-      <w:pPr>
-        <w:pStyle w:val="PargrafodaLista"/>
-        <w:ind w:left="1440"/>
-        <w:jc w:val="both"/>
-      </w:pPr>
-    </w:p>
-    <w:p>
-      <w:pPr>
-        <w:pStyle w:val="PargrafodaLista"/>
-        <w:ind w:left="1440"/>
-        <w:jc w:val="both"/>
-      </w:pPr>
-    </w:p>
-    <w:p>
-      <w:pPr>
-        <w:pStyle w:val="PargrafodaLista"/>
-        <w:ind w:left="1440"/>
         <w:jc w:val="both"/>
       </w:pPr>
     </w:p>
@@ -1678,7 +1189,6 @@
         <w:lastRenderedPageBreak/>
         <w:t xml:space="preserve">Comportamento esperado para </w:t>
       </w:r>
-      <w:proofErr w:type="spellStart"/>
       <w:r>
         <w:rPr>
           <w:b/>
@@ -1686,29 +1196,8 @@
           <w:i/>
           <w:iCs/>
         </w:rPr>
-        <w:t>loss</w:t>
-      </w:r>
-      <w:proofErr w:type="spellEnd"/>
-      <w:r>
-        <w:rPr>
-          <w:b/>
-          <w:bCs/>
-          <w:i/>
-          <w:iCs/>
-        </w:rPr>
-        <w:t xml:space="preserve"> e </w:t>
-      </w:r>
-      <w:proofErr w:type="spellStart"/>
-      <w:r>
-        <w:rPr>
-          <w:b/>
-          <w:bCs/>
-          <w:i/>
-          <w:iCs/>
-        </w:rPr>
-        <w:t>accuracy</w:t>
-      </w:r>
-      <w:proofErr w:type="spellEnd"/>
+        <w:t>loss e accuracy</w:t>
+      </w:r>
       <w:r>
         <w:rPr>
           <w:b/>
@@ -1876,37 +1365,13 @@
         <w:t xml:space="preserve"> </w:t>
       </w:r>
       <w:r>
-        <w:t xml:space="preserve">Rodar </w:t>
-      </w:r>
-      <w:proofErr w:type="spellStart"/>
-      <w:r>
-        <w:t>ViT</w:t>
-      </w:r>
-      <w:proofErr w:type="spellEnd"/>
-      <w:r>
-        <w:t xml:space="preserve">-B/16 “fiel ao </w:t>
-      </w:r>
-      <w:proofErr w:type="spellStart"/>
-      <w:r>
-        <w:t>paper</w:t>
-      </w:r>
-      <w:proofErr w:type="spellEnd"/>
-      <w:r>
-        <w:t>” em hardware comum é naturalmente lento.</w:t>
+        <w:t>Rodar ViT-B/16 “fiel ao paper” em hardware comum é naturalmente lento.</w:t>
       </w:r>
       <w:r>
         <w:t xml:space="preserve"> </w:t>
       </w:r>
       <w:r>
-        <w:t xml:space="preserve">O artigo foi feito em </w:t>
-      </w:r>
-      <w:proofErr w:type="spellStart"/>
-      <w:r>
-        <w:t>TPUs</w:t>
-      </w:r>
-      <w:proofErr w:type="spellEnd"/>
-      <w:r>
-        <w:t xml:space="preserve"> v3, com batch gigantesco. Dito isso, há otimizações seguras que não quebram a fidelidade científica para serem implementadas:</w:t>
+        <w:t>O artigo foi feito em TPUs v3, com batch gigantesco. Dito isso, há otimizações seguras que não quebram a fidelidade científica para serem implementadas:</w:t>
       </w:r>
     </w:p>
     <w:p>
@@ -1976,7 +1441,6 @@
       <w:r>
         <w:t xml:space="preserve">Utilização de </w:t>
       </w:r>
-      <w:proofErr w:type="spellStart"/>
       <w:r>
         <w:rPr>
           <w:i/>
@@ -1984,7 +1448,6 @@
         </w:rPr>
         <w:t>Mixed-precision</w:t>
       </w:r>
-      <w:proofErr w:type="spellEnd"/>
       <w:r>
         <w:t>, que consiste em</w:t>
       </w:r>
@@ -2058,31 +1521,7 @@
         <w:t xml:space="preserve"> </w:t>
       </w:r>
       <w:r>
-        <w:t xml:space="preserve">Como o batch é menor que o do artigo, o LR precisa ser menor. A sugestão é que </w:t>
-      </w:r>
-      <w:proofErr w:type="spellStart"/>
-      <w:r>
-        <w:t>base_lr</w:t>
-      </w:r>
-      <w:proofErr w:type="spellEnd"/>
-      <w:r>
-        <w:t xml:space="preserve"> = 3e-4 * (</w:t>
-      </w:r>
-      <w:proofErr w:type="spellStart"/>
-      <w:r>
-        <w:t>batch_size</w:t>
-      </w:r>
-      <w:proofErr w:type="spellEnd"/>
-      <w:r>
-        <w:t xml:space="preserve"> / 4096), o que melhora estabilidade sem trair o </w:t>
-      </w:r>
-      <w:proofErr w:type="spellStart"/>
-      <w:r>
-        <w:t>paper</w:t>
-      </w:r>
-      <w:proofErr w:type="spellEnd"/>
-      <w:r>
-        <w:t>.</w:t>
+        <w:t>Como o batch é menor que o do artigo, o LR precisa ser menor. A sugestão é que base_lr = 3e-4 * (batch_size / 4096), o que melhora estabilidade sem trair o paper.</w:t>
       </w:r>
     </w:p>
     <w:p>
@@ -2544,7 +1983,6 @@
       <w:r>
         <w:t xml:space="preserve">Utilização de </w:t>
       </w:r>
-      <w:proofErr w:type="spellStart"/>
       <w:r>
         <w:rPr>
           <w:i/>
@@ -2566,7 +2004,6 @@
         </w:rPr>
         <w:t>Precision</w:t>
       </w:r>
-      <w:proofErr w:type="spellEnd"/>
       <w:r>
         <w:t xml:space="preserve">, consiste em utilizar </w:t>
       </w:r>
@@ -2660,15 +2097,7 @@
         <w:t xml:space="preserve"> Menos memória: </w:t>
       </w:r>
       <w:r>
-        <w:t xml:space="preserve">números menores ocupam menos espaço, permitindo treinar modelos maiores ou usar batch </w:t>
-      </w:r>
-      <w:proofErr w:type="spellStart"/>
-      <w:r>
-        <w:t>sizes</w:t>
-      </w:r>
-      <w:proofErr w:type="spellEnd"/>
-      <w:r>
-        <w:t xml:space="preserve"> maiores.</w:t>
+        <w:t>números menores ocupam menos espaço, permitindo treinar modelos maiores ou usar batch sizes maiores.</w:t>
       </w:r>
     </w:p>
     <w:p>
@@ -2768,7 +2197,6 @@
       <w:r>
         <w:t>“</w:t>
       </w:r>
-      <w:proofErr w:type="spellStart"/>
       <w:r>
         <w:rPr>
           <w:i/>
@@ -2776,7 +2204,6 @@
         </w:rPr>
         <w:t>base_lr</w:t>
       </w:r>
-      <w:proofErr w:type="spellEnd"/>
       <w:r>
         <w:rPr>
           <w:i/>
@@ -2806,7 +2233,6 @@
       <w:r>
         <w:t>“</w:t>
       </w:r>
-      <w:proofErr w:type="spellStart"/>
       <w:r>
         <w:rPr>
           <w:i/>
@@ -2814,7 +2240,6 @@
         </w:rPr>
         <w:t>base_lr</w:t>
       </w:r>
-      <w:proofErr w:type="spellEnd"/>
       <w:r>
         <w:rPr>
           <w:i/>
@@ -2840,39 +2265,7 @@
         <w:t xml:space="preserve"> </w:t>
       </w:r>
       <w:r>
-        <w:t xml:space="preserve">dentro de um </w:t>
-      </w:r>
-      <w:proofErr w:type="spellStart"/>
-      <w:r>
-        <w:t>scheduler</w:t>
-      </w:r>
-      <w:proofErr w:type="spellEnd"/>
-      <w:r>
-        <w:t xml:space="preserve"> (</w:t>
-      </w:r>
-      <w:proofErr w:type="spellStart"/>
-      <w:r>
-        <w:t>warmup</w:t>
-      </w:r>
-      <w:proofErr w:type="spellEnd"/>
-      <w:r>
-        <w:t xml:space="preserve"> + </w:t>
-      </w:r>
-      <w:proofErr w:type="spellStart"/>
-      <w:r>
-        <w:t>cosine</w:t>
-      </w:r>
-      <w:proofErr w:type="spellEnd"/>
-      <w:r>
-        <w:t xml:space="preserve"> </w:t>
-      </w:r>
-      <w:proofErr w:type="spellStart"/>
-      <w:r>
-        <w:t>decay</w:t>
-      </w:r>
-      <w:proofErr w:type="spellEnd"/>
-      <w:r>
-        <w:t>).</w:t>
+        <w:t>dentro de um scheduler (warmup + cosine decay).</w:t>
       </w:r>
     </w:p>
     <w:p>
@@ -2926,7 +2319,6 @@
         </w:rPr>
         <w:t>-</w:t>
       </w:r>
-      <w:proofErr w:type="spellStart"/>
       <w:r>
         <w:rPr>
           <w:i/>
@@ -2934,7 +2326,6 @@
         </w:rPr>
         <w:t>tunning</w:t>
       </w:r>
-      <w:proofErr w:type="spellEnd"/>
       <w:r>
         <w:t xml:space="preserve">, o artigo não fixa um único LR universal, porque ele depende do </w:t>
       </w:r>
@@ -2943,83 +2334,59 @@
           <w:i/>
           <w:iCs/>
         </w:rPr>
-        <w:t xml:space="preserve">batch </w:t>
-      </w:r>
-      <w:proofErr w:type="spellStart"/>
+        <w:t>batch size</w:t>
+      </w:r>
+      <w:r>
+        <w:t xml:space="preserve">, </w:t>
+      </w:r>
+      <w:r>
+        <w:t>d</w:t>
+      </w:r>
+      <w:r>
+        <w:t>o</w:t>
+      </w:r>
+      <w:r>
+        <w:t xml:space="preserve"> congelamento do</w:t>
+      </w:r>
+      <w:r>
+        <w:t xml:space="preserve"> </w:t>
+      </w:r>
       <w:r>
         <w:rPr>
           <w:i/>
           <w:iCs/>
         </w:rPr>
-        <w:t>size</w:t>
-      </w:r>
-      <w:proofErr w:type="spellEnd"/>
+        <w:t>backbone</w:t>
+      </w:r>
+      <w:r>
+        <w:t>, d</w:t>
+      </w:r>
+      <w:r>
+        <w:t>a inicializa</w:t>
+      </w:r>
+      <w:r>
+        <w:t>ção</w:t>
+      </w:r>
+      <w:r>
+        <w:t xml:space="preserve"> zer</w:t>
+      </w:r>
+      <w:r>
+        <w:t>ada da head</w:t>
+      </w:r>
+      <w:r>
+        <w:t xml:space="preserve"> e da resolução da imagem</w:t>
+      </w:r>
+      <w:r>
+        <w:t xml:space="preserve">. No teste atual </w:t>
+      </w:r>
+      <w:r>
+        <w:t>0.01 é um LR muito alto</w:t>
+      </w:r>
       <w:r>
         <w:t xml:space="preserve">, </w:t>
       </w:r>
       <w:r>
-        <w:t>d</w:t>
-      </w:r>
-      <w:r>
-        <w:t>o</w:t>
-      </w:r>
-      <w:r>
-        <w:t xml:space="preserve"> congelamento do</w:t>
-      </w:r>
-      <w:r>
-        <w:t xml:space="preserve"> </w:t>
-      </w:r>
-      <w:proofErr w:type="spellStart"/>
-      <w:r>
-        <w:rPr>
-          <w:i/>
-          <w:iCs/>
-        </w:rPr>
-        <w:t>backbone</w:t>
-      </w:r>
-      <w:proofErr w:type="spellEnd"/>
-      <w:r>
-        <w:t>, d</w:t>
-      </w:r>
-      <w:r>
-        <w:t>a inicializa</w:t>
-      </w:r>
-      <w:r>
-        <w:t>ção</w:t>
-      </w:r>
-      <w:r>
-        <w:t xml:space="preserve"> zer</w:t>
-      </w:r>
-      <w:r>
-        <w:t xml:space="preserve">ada da </w:t>
-      </w:r>
-      <w:proofErr w:type="spellStart"/>
-      <w:r>
-        <w:t>head</w:t>
-      </w:r>
-      <w:proofErr w:type="spellEnd"/>
-      <w:r>
-        <w:t xml:space="preserve"> e da resolução da imagem</w:t>
-      </w:r>
-      <w:r>
-        <w:t xml:space="preserve">. No teste atual </w:t>
-      </w:r>
-      <w:r>
-        <w:t>0.01 é um LR muito alto</w:t>
-      </w:r>
-      <w:r>
-        <w:t xml:space="preserve">, </w:t>
-      </w:r>
-      <w:r>
-        <w:t xml:space="preserve">o que leva o gradiente a destruir as features </w:t>
-      </w:r>
-      <w:proofErr w:type="spellStart"/>
-      <w:r>
-        <w:t>pré</w:t>
-      </w:r>
-      <w:proofErr w:type="spellEnd"/>
-      <w:r>
-        <w:t>-treinadas, com isso, o modelo entra em um regime parecido com treino do zero</w:t>
+        <w:t>o que leva o gradiente a destruir as features pré-treinadas, com isso, o modelo entra em um regime parecido com treino do zero</w:t>
       </w:r>
       <w:r>
         <w:t>.</w:t>
@@ -3209,17 +2576,8 @@
           <w:sz w:val="18"/>
           <w:szCs w:val="18"/>
         </w:rPr>
-        <w:t xml:space="preserve">Explicação para o uso do </w:t>
-      </w:r>
-      <w:proofErr w:type="spellStart"/>
-      <w:r>
-        <w:rPr>
-          <w:sz w:val="18"/>
-          <w:szCs w:val="18"/>
-        </w:rPr>
-        <w:t>Scheduler</w:t>
-      </w:r>
-      <w:proofErr w:type="spellEnd"/>
+        <w:t>Explicação para o uso do Scheduler</w:t>
+      </w:r>
     </w:p>
     <w:p>
       <w:pPr>
@@ -3428,23 +2786,7 @@
           <w:bCs/>
         </w:rPr>
         <w:lastRenderedPageBreak/>
-        <w:t>Configuração do treinamento (Fine-</w:t>
-      </w:r>
-      <w:proofErr w:type="spellStart"/>
-      <w:r>
-        <w:rPr>
-          <w:b/>
-          <w:bCs/>
-        </w:rPr>
-        <w:t>Tunning</w:t>
-      </w:r>
-      <w:proofErr w:type="spellEnd"/>
-      <w:r>
-        <w:rPr>
-          <w:b/>
-          <w:bCs/>
-        </w:rPr>
-        <w:t>):</w:t>
+        <w:t>Configuração do treinamento (Fine-Tunning):</w:t>
       </w:r>
       <w:r>
         <w:rPr>
@@ -3631,39 +2973,7 @@
           <w:i/>
           <w:iCs/>
         </w:rPr>
-        <w:t>\Projeto-Classificadores\</w:t>
-      </w:r>
-      <w:proofErr w:type="spellStart"/>
-      <w:r>
-        <w:rPr>
-          <w:i/>
-          <w:iCs/>
-        </w:rPr>
-        <w:t>Main_Validation</w:t>
-      </w:r>
-      <w:proofErr w:type="spellEnd"/>
-      <w:r>
-        <w:rPr>
-          <w:i/>
-          <w:iCs/>
-        </w:rPr>
-        <w:t xml:space="preserve">\Vision Transformers\Checkpoints\Treino 2 - 20K – </w:t>
-      </w:r>
-      <w:proofErr w:type="spellStart"/>
-      <w:r>
-        <w:rPr>
-          <w:i/>
-          <w:iCs/>
-        </w:rPr>
-        <w:t>FineTunning</w:t>
-      </w:r>
-      <w:proofErr w:type="spellEnd"/>
-      <w:r>
-        <w:rPr>
-          <w:i/>
-          <w:iCs/>
-        </w:rPr>
-        <w:t>.</w:t>
+        <w:t>"\Projeto-Classificadores\Main_Validation\Vision Transformers\Results\Experimento 2 - ViT\Experimento 2 -ViT- Sanity Check - LOG.txt"</w:t>
       </w:r>
     </w:p>
     <w:p>
@@ -3703,31 +3013,14 @@
         <w:t>O início do treinamento apresenta</w:t>
       </w:r>
       <w:r>
-        <w:t xml:space="preserve"> </w:t>
-      </w:r>
-      <w:proofErr w:type="spellStart"/>
-      <w:r>
-        <w:t>loss</w:t>
-      </w:r>
-      <w:proofErr w:type="spellEnd"/>
-      <w:r>
-        <w:t xml:space="preserve"> ≈ 6.90, que é exatamente o valor esperado para </w:t>
-      </w:r>
-      <w:proofErr w:type="spellStart"/>
+        <w:t xml:space="preserve"> loss ≈ 6.90, que é exatamente o valor esperado para </w:t>
+      </w:r>
       <w:r>
         <w:rPr>
           <w:i/>
           <w:iCs/>
         </w:rPr>
-        <w:t>cross-entropy</w:t>
-      </w:r>
-      <w:proofErr w:type="spellEnd"/>
-      <w:r>
-        <w:rPr>
-          <w:i/>
-          <w:iCs/>
-        </w:rPr>
-        <w:t xml:space="preserve"> com 1000</w:t>
+        <w:t>cross-entropy com 1000</w:t>
       </w:r>
       <w:r>
         <w:t>. A</w:t>
@@ -3751,21 +3044,12 @@
       <w:r>
         <w:t xml:space="preserve">curva </w:t>
       </w:r>
-      <w:proofErr w:type="spellStart"/>
-      <w:r>
-        <w:rPr>
-          <w:b/>
-          <w:bCs/>
-        </w:rPr>
-        <w:t>monotonicamente</w:t>
-      </w:r>
-      <w:proofErr w:type="spellEnd"/>
-      <w:r>
-        <w:rPr>
-          <w:b/>
-          <w:bCs/>
-        </w:rPr>
-        <w:t xml:space="preserve"> decrescente</w:t>
+      <w:r>
+        <w:rPr>
+          <w:b/>
+          <w:bCs/>
+        </w:rPr>
+        <w:t>monotonicamente decrescente</w:t>
       </w:r>
       <w:r>
         <w:t>, sem explosão</w:t>
@@ -3936,7 +3220,6 @@
       <w:r>
         <w:t xml:space="preserve">A acurácia de treino oscila entre 50% e 90% em batches pequenos. Isso é esperado, uma vez que este valor NÃO representa a acurácia global, mas sim a acurácia por batch. </w:t>
       </w:r>
-      <w:proofErr w:type="spellStart"/>
       <w:r>
         <w:rPr>
           <w:i/>
@@ -3944,11 +3227,9 @@
         </w:rPr>
         <w:t>Accuracy</w:t>
       </w:r>
-      <w:proofErr w:type="spellEnd"/>
       <w:r>
         <w:t xml:space="preserve"> de batch em </w:t>
       </w:r>
-      <w:proofErr w:type="spellStart"/>
       <w:r>
         <w:rPr>
           <w:i/>
@@ -3956,7 +3237,6 @@
         </w:rPr>
         <w:t>ImageNet</w:t>
       </w:r>
-      <w:proofErr w:type="spellEnd"/>
       <w:r>
         <w:t xml:space="preserve"> já é extremamente ruidosa e um batch pequeno piora ainda mais este resultado.</w:t>
       </w:r>
@@ -4405,17 +3685,9 @@
         <w:jc w:val="both"/>
       </w:pPr>
       <w:r>
-        <w:t xml:space="preserve">Os experimentos voltados para a validação da arquitetura </w:t>
-      </w:r>
-      <w:proofErr w:type="spellStart"/>
-      <w:r>
-        <w:t>ViT</w:t>
-      </w:r>
-      <w:proofErr w:type="spellEnd"/>
-      <w:r>
-        <w:t xml:space="preserve"> utilizaram os </w:t>
-      </w:r>
-      <w:proofErr w:type="spellStart"/>
+        <w:lastRenderedPageBreak/>
+        <w:t xml:space="preserve">Os experimentos voltados para a validação da arquitetura ViT utilizaram os </w:t>
+      </w:r>
       <w:r>
         <w:rPr>
           <w:i/>
@@ -4423,11 +3695,9 @@
         </w:rPr>
         <w:t>TFRecords</w:t>
       </w:r>
-      <w:proofErr w:type="spellEnd"/>
       <w:r>
         <w:t xml:space="preserve"> da </w:t>
       </w:r>
-      <w:proofErr w:type="spellStart"/>
       <w:r>
         <w:rPr>
           <w:i/>
@@ -4435,11 +3705,9 @@
         </w:rPr>
         <w:t>ImageNet</w:t>
       </w:r>
-      <w:proofErr w:type="spellEnd"/>
       <w:r>
         <w:t xml:space="preserve"> como entrada. O </w:t>
       </w:r>
-      <w:proofErr w:type="spellStart"/>
       <w:r>
         <w:rPr>
           <w:i/>
@@ -4447,21 +3715,8 @@
         </w:rPr>
         <w:t>TFRecord</w:t>
       </w:r>
-      <w:proofErr w:type="spellEnd"/>
-      <w:r>
-        <w:t xml:space="preserve"> é um formato binário de </w:t>
-      </w:r>
-      <w:r>
-        <w:lastRenderedPageBreak/>
-        <w:t xml:space="preserve">armazenamento de dados criado pelo </w:t>
-      </w:r>
-      <w:proofErr w:type="spellStart"/>
-      <w:r>
-        <w:t>TensorFlow</w:t>
-      </w:r>
-      <w:proofErr w:type="spellEnd"/>
-      <w:r>
-        <w:t xml:space="preserve"> para</w:t>
+      <w:r>
+        <w:t xml:space="preserve"> é um formato binário de armazenamento de dados criado pelo TensorFlow para</w:t>
       </w:r>
       <w:r>
         <w:t xml:space="preserve"> a leitura de</w:t>
@@ -4515,15 +3770,7 @@
         <w:t xml:space="preserve"> </w:t>
       </w:r>
       <w:r>
-        <w:t xml:space="preserve">Um </w:t>
-      </w:r>
-      <w:proofErr w:type="spellStart"/>
-      <w:r>
-        <w:t>TFRecord</w:t>
-      </w:r>
-      <w:proofErr w:type="spellEnd"/>
-      <w:r>
-        <w:t xml:space="preserve"> é basicamente uma lista de exemplos serializados, onde cada exemplo contém </w:t>
+        <w:t xml:space="preserve">Um TFRecord é basicamente uma lista de exemplos serializados, onde cada exemplo contém </w:t>
       </w:r>
       <w:r>
         <w:rPr>
@@ -4589,17 +3836,8 @@
           <w:sz w:val="18"/>
           <w:szCs w:val="18"/>
         </w:rPr>
-        <w:t xml:space="preserve">Exemplo da estrutura de um </w:t>
-      </w:r>
-      <w:proofErr w:type="spellStart"/>
-      <w:r>
-        <w:rPr>
-          <w:sz w:val="18"/>
-          <w:szCs w:val="18"/>
-        </w:rPr>
-        <w:t>TFRecord</w:t>
-      </w:r>
-      <w:proofErr w:type="spellEnd"/>
+        <w:t>Exemplo da estrutura de um TFRecord</w:t>
+      </w:r>
     </w:p>
     <w:p>
       <w:pPr>
@@ -4671,45 +3909,34 @@
       <w:r>
         <w:t xml:space="preserve"> </w:t>
       </w:r>
-      <w:proofErr w:type="spellStart"/>
       <w:r>
         <w:rPr>
           <w:i/>
           <w:iCs/>
         </w:rPr>
-        <w:t>Protocol</w:t>
-      </w:r>
-      <w:proofErr w:type="spellEnd"/>
+        <w:t>Protocol Buffers</w:t>
+      </w:r>
       <w:r>
         <w:rPr>
           <w:i/>
           <w:iCs/>
         </w:rPr>
-        <w:t xml:space="preserve"> Buffers</w:t>
+        <w:t xml:space="preserve"> </w:t>
       </w:r>
       <w:r>
         <w:rPr>
           <w:i/>
           <w:iCs/>
         </w:rPr>
-        <w:t xml:space="preserve"> </w:t>
+        <w:t>(</w:t>
       </w:r>
       <w:r>
         <w:rPr>
           <w:i/>
           <w:iCs/>
         </w:rPr>
-        <w:t>(</w:t>
-      </w:r>
-      <w:proofErr w:type="spellStart"/>
-      <w:r>
-        <w:rPr>
-          <w:i/>
-          <w:iCs/>
-        </w:rPr>
         <w:t>Protobuf</w:t>
       </w:r>
-      <w:proofErr w:type="spellEnd"/>
       <w:r>
         <w:t>)</w:t>
       </w:r>
@@ -4717,15 +3944,7 @@
         <w:t xml:space="preserve"> é um formato de serialização de dados criado pelo Google</w:t>
       </w:r>
       <w:r>
-        <w:t xml:space="preserve"> e utilizado na criação dos </w:t>
-      </w:r>
-      <w:proofErr w:type="spellStart"/>
-      <w:r>
-        <w:t>TFRecords</w:t>
-      </w:r>
-      <w:proofErr w:type="spellEnd"/>
-      <w:r>
-        <w:t xml:space="preserve"> que busca </w:t>
+        <w:t xml:space="preserve"> e utilizado na criação dos TFRecords que busca </w:t>
       </w:r>
       <w:r>
         <w:t>transformar estruturas de dados (listas, dicionários, tensores, objetos) em bytes binários</w:t>
@@ -4790,23 +4009,7 @@
           <w:b/>
           <w:bCs/>
         </w:rPr>
-        <w:t>“</w:t>
-      </w:r>
-      <w:proofErr w:type="spellStart"/>
-      <w:r>
-        <w:rPr>
-          <w:b/>
-          <w:bCs/>
-        </w:rPr>
-        <w:t>image</w:t>
-      </w:r>
-      <w:proofErr w:type="spellEnd"/>
-      <w:r>
-        <w:rPr>
-          <w:b/>
-          <w:bCs/>
-        </w:rPr>
-        <w:t>”:&lt;bytes&gt;,</w:t>
+        <w:t>“image”:&lt;bytes&gt;,</w:t>
       </w:r>
     </w:p>
     <w:p>
@@ -4824,23 +4027,7 @@
           <w:b/>
           <w:bCs/>
         </w:rPr>
-        <w:t>“</w:t>
-      </w:r>
-      <w:proofErr w:type="spellStart"/>
-      <w:r>
-        <w:rPr>
-          <w:b/>
-          <w:bCs/>
-        </w:rPr>
-        <w:t>label</w:t>
-      </w:r>
-      <w:proofErr w:type="spellEnd"/>
-      <w:r>
-        <w:rPr>
-          <w:b/>
-          <w:bCs/>
-        </w:rPr>
-        <w:t>” : 281,</w:t>
+        <w:t>“label” : 281,</w:t>
       </w:r>
     </w:p>
     <w:p>
@@ -4858,23 +4045,7 @@
           <w:b/>
           <w:bCs/>
         </w:rPr>
-        <w:t>“</w:t>
-      </w:r>
-      <w:proofErr w:type="spellStart"/>
-      <w:r>
-        <w:rPr>
-          <w:b/>
-          <w:bCs/>
-        </w:rPr>
-        <w:t>height</w:t>
-      </w:r>
-      <w:proofErr w:type="spellEnd"/>
-      <w:r>
-        <w:rPr>
-          <w:b/>
-          <w:bCs/>
-        </w:rPr>
-        <w:t>” : 224,</w:t>
+        <w:t>“height” : 224,</w:t>
       </w:r>
     </w:p>
     <w:p>
@@ -4892,23 +4063,7 @@
           <w:b/>
           <w:bCs/>
         </w:rPr>
-        <w:t>“</w:t>
-      </w:r>
-      <w:proofErr w:type="spellStart"/>
-      <w:r>
-        <w:rPr>
-          <w:b/>
-          <w:bCs/>
-        </w:rPr>
-        <w:t>width</w:t>
-      </w:r>
-      <w:proofErr w:type="spellEnd"/>
-      <w:r>
-        <w:rPr>
-          <w:b/>
-          <w:bCs/>
-        </w:rPr>
-        <w:t>” : 224</w:t>
+        <w:t>“width” : 224</w:t>
       </w:r>
     </w:p>
     <w:p>
@@ -5016,7 +4171,6 @@
           <w:sz w:val="18"/>
           <w:szCs w:val="18"/>
         </w:rPr>
-        <w:lastRenderedPageBreak/>
         <w:t>Figura</w:t>
       </w:r>
       <w:r>
@@ -5031,23 +4185,7 @@
           <w:sz w:val="18"/>
           <w:szCs w:val="18"/>
         </w:rPr>
-        <w:t xml:space="preserve">: Exemplificação da utilização do </w:t>
-      </w:r>
-      <w:proofErr w:type="spellStart"/>
-      <w:r>
-        <w:rPr>
-          <w:sz w:val="18"/>
-          <w:szCs w:val="18"/>
-        </w:rPr>
-        <w:t>ProtoBuf</w:t>
-      </w:r>
-      <w:proofErr w:type="spellEnd"/>
-      <w:r>
-        <w:rPr>
-          <w:sz w:val="18"/>
-          <w:szCs w:val="18"/>
-        </w:rPr>
-        <w:t>.</w:t>
+        <w:t>: Exemplificação da utilização do ProtoBuf.</w:t>
       </w:r>
     </w:p>
     <w:p>
@@ -5173,26 +4311,10 @@
         <w:t xml:space="preserve"> estimada</w:t>
       </w:r>
       <w:r>
-        <w:t xml:space="preserve"> entre o tamanho e complexidade da base de dados com a conversão prévia para </w:t>
-      </w:r>
-      <w:proofErr w:type="spellStart"/>
-      <w:r>
-        <w:t>TFRecords</w:t>
-      </w:r>
-      <w:proofErr w:type="spellEnd"/>
-      <w:r>
-        <w:t>.</w:t>
-      </w:r>
-      <w:r>
-        <w:t xml:space="preserve"> De modo geral, a conversão para </w:t>
-      </w:r>
-      <w:proofErr w:type="spellStart"/>
-      <w:r>
-        <w:t>TFRecords</w:t>
-      </w:r>
-      <w:proofErr w:type="spellEnd"/>
-      <w:r>
-        <w:t xml:space="preserve"> se mostra apenas vantajoso para casos onde a base de dados é extensa, ou quando houver treinamento distribuído.</w:t>
+        <w:t xml:space="preserve"> entre o tamanho e complexidade da base de dados com a conversão prévia para TFRecords.</w:t>
+      </w:r>
+      <w:r>
+        <w:t xml:space="preserve"> De modo geral, a conversão para TFRecords se mostra apenas vantajoso para casos onde a base de dados é extensa, ou quando houver treinamento distribuído.</w:t>
       </w:r>
     </w:p>
     <w:p>
@@ -5234,39 +4356,7 @@
           <w:sz w:val="18"/>
           <w:szCs w:val="18"/>
         </w:rPr>
-        <w:t xml:space="preserve">Relação entre o tamanho/complexidade de um </w:t>
-      </w:r>
-      <w:proofErr w:type="spellStart"/>
-      <w:r>
-        <w:rPr>
-          <w:sz w:val="18"/>
-          <w:szCs w:val="18"/>
-        </w:rPr>
-        <w:t>dataset</w:t>
-      </w:r>
-      <w:proofErr w:type="spellEnd"/>
-      <w:r>
-        <w:rPr>
-          <w:sz w:val="18"/>
-          <w:szCs w:val="18"/>
-        </w:rPr>
-        <w:t xml:space="preserve"> com o uso do </w:t>
-      </w:r>
-      <w:proofErr w:type="spellStart"/>
-      <w:r>
-        <w:rPr>
-          <w:sz w:val="18"/>
-          <w:szCs w:val="18"/>
-        </w:rPr>
-        <w:t>TFRecords</w:t>
-      </w:r>
-      <w:proofErr w:type="spellEnd"/>
-      <w:r>
-        <w:rPr>
-          <w:sz w:val="18"/>
-          <w:szCs w:val="18"/>
-        </w:rPr>
-        <w:t xml:space="preserve"> </w:t>
+        <w:t xml:space="preserve">Relação entre o tamanho/complexidade de um dataset com o uso do TFRecords </w:t>
       </w:r>
     </w:p>
     <w:p>
@@ -5333,46 +4423,18 @@
         <w:jc w:val="both"/>
       </w:pPr>
       <w:r>
-        <w:t xml:space="preserve">Utilizar diretamente as imagens PNG é a abordagem mais simples e comum para </w:t>
-      </w:r>
-      <w:proofErr w:type="spellStart"/>
-      <w:r>
-        <w:t>datasets</w:t>
-      </w:r>
-      <w:proofErr w:type="spellEnd"/>
-      <w:r>
-        <w:t xml:space="preserve"> pequenos e médios. Nesse caso, o </w:t>
-      </w:r>
-      <w:proofErr w:type="spellStart"/>
-      <w:r>
-        <w:t>TensorFlow</w:t>
-      </w:r>
-      <w:proofErr w:type="spellEnd"/>
-      <w:r>
-        <w:t xml:space="preserve"> faz a leitura dos arquivos individuais, decodifica o PNG, aplica os pré-processamentos necessários e envia os tensores para a GPU. </w:t>
-      </w:r>
-      <w:r>
-        <w:rPr>
-          <w:b/>
-          <w:bCs/>
-        </w:rPr>
-        <w:t xml:space="preserve">Para um </w:t>
-      </w:r>
-      <w:proofErr w:type="spellStart"/>
-      <w:r>
-        <w:rPr>
-          <w:b/>
-          <w:bCs/>
-        </w:rPr>
-        <w:t>dataset</w:t>
-      </w:r>
-      <w:proofErr w:type="spellEnd"/>
-      <w:r>
-        <w:rPr>
-          <w:b/>
-          <w:bCs/>
-        </w:rPr>
-        <w:t xml:space="preserve"> com 13.000 imagens, esse pipeline é mais do que suficiente.</w:t>
+        <w:t xml:space="preserve">Utilizar diretamente as imagens PNG é a abordagem mais simples e comum para datasets pequenos e médios. Nesse caso, o TensorFlow faz a leitura dos arquivos individuais, decodifica o PNG, aplica os pré-processamentos necessários e envia </w:t>
+      </w:r>
+      <w:r>
+        <w:lastRenderedPageBreak/>
+        <w:t xml:space="preserve">os tensores para a GPU. </w:t>
+      </w:r>
+      <w:r>
+        <w:rPr>
+          <w:b/>
+          <w:bCs/>
+        </w:rPr>
+        <w:t>Para um dataset com 13.000 imagens, esse pipeline é mais do que suficiente.</w:t>
       </w:r>
     </w:p>
     <w:p>
@@ -5392,7 +4454,6 @@
         <w:jc w:val="both"/>
       </w:pPr>
       <w:r>
-        <w:lastRenderedPageBreak/>
         <w:t>O custo de abrir arquivos individuais no disco não tende a se tornar um gargalo significativo. Além disso, essa abordagem facilita muito a depuração, a visualização dos dados, a remoção ou correção de amostras e a rápida iteração durante o desenvolvimento do modelo.</w:t>
       </w:r>
     </w:p>
@@ -5408,7 +4469,6 @@
       <w:r>
         <w:t xml:space="preserve">A principal desvantagem dessa opção é a baixa escalabilidade. Caso o </w:t>
       </w:r>
-      <w:proofErr w:type="spellStart"/>
       <w:r>
         <w:rPr>
           <w:i/>
@@ -5416,7 +4476,6 @@
         </w:rPr>
         <w:t>dataset</w:t>
       </w:r>
-      <w:proofErr w:type="spellEnd"/>
       <w:r>
         <w:t xml:space="preserve"> cresça </w:t>
       </w:r>
@@ -5452,7 +4511,6 @@
       <w:r>
         <w:t xml:space="preserve">É importante destacar que </w:t>
       </w:r>
-      <w:proofErr w:type="spellStart"/>
       <w:r>
         <w:rPr>
           <w:i/>
@@ -5460,11 +4518,9 @@
         </w:rPr>
         <w:t>TFRecords</w:t>
       </w:r>
-      <w:proofErr w:type="spellEnd"/>
       <w:r>
         <w:t xml:space="preserve"> não alteram a qualidade do treinamento. Eles não melhoram </w:t>
       </w:r>
-      <w:proofErr w:type="spellStart"/>
       <w:r>
         <w:rPr>
           <w:i/>
@@ -5472,11 +4528,9 @@
         </w:rPr>
         <w:t>accuracy</w:t>
       </w:r>
-      <w:proofErr w:type="spellEnd"/>
       <w:r>
         <w:t xml:space="preserve">, </w:t>
       </w:r>
-      <w:proofErr w:type="spellStart"/>
       <w:r>
         <w:rPr>
           <w:i/>
@@ -5484,7 +4538,6 @@
         </w:rPr>
         <w:t>loss</w:t>
       </w:r>
-      <w:proofErr w:type="spellEnd"/>
       <w:r>
         <w:t xml:space="preserve"> ou capacidade de generalização do modelo. O conteúdo do dado é exatamente o mesmo; o que muda é apenas a forma como ele é carregado.</w:t>
       </w:r>
@@ -5496,23 +4549,7 @@
           <w:b/>
           <w:bCs/>
         </w:rPr>
-        <w:t xml:space="preserve">Como conclusão, a base de dados dos camundongos para este projeto NÃO será convertida em </w:t>
-      </w:r>
-      <w:proofErr w:type="spellStart"/>
-      <w:r>
-        <w:rPr>
-          <w:b/>
-          <w:bCs/>
-        </w:rPr>
-        <w:t>TFRecords</w:t>
-      </w:r>
-      <w:proofErr w:type="spellEnd"/>
-      <w:r>
-        <w:rPr>
-          <w:b/>
-          <w:bCs/>
-        </w:rPr>
-        <w:t xml:space="preserve"> para o treinamento.</w:t>
+        <w:t>Como conclusão, a base de dados dos camundongos para este projeto NÃO será convertida em TFRecords para o treinamento.</w:t>
       </w:r>
     </w:p>
     <w:p>
@@ -5795,15 +4832,7 @@
         <w:jc w:val="both"/>
       </w:pPr>
       <w:r>
-        <w:t xml:space="preserve">Definição de Steps e </w:t>
-      </w:r>
-      <w:proofErr w:type="spellStart"/>
-      <w:r>
-        <w:t>Epochs</w:t>
-      </w:r>
-      <w:proofErr w:type="spellEnd"/>
-      <w:r>
-        <w:t>:</w:t>
+        <w:t>Definição de Steps e Epochs:</w:t>
       </w:r>
     </w:p>
     <w:p>
@@ -5847,24 +4876,11 @@
       <w:r>
         <w:t xml:space="preserve">1 </w:t>
       </w:r>
-      <w:proofErr w:type="spellStart"/>
       <w:r>
         <w:t>E</w:t>
       </w:r>
       <w:r>
-        <w:t>poch</w:t>
-      </w:r>
-      <w:proofErr w:type="spellEnd"/>
-      <w:r>
-        <w:t xml:space="preserve"> = “passar” pelo </w:t>
-      </w:r>
-      <w:proofErr w:type="spellStart"/>
-      <w:r>
-        <w:t>dataset</w:t>
-      </w:r>
-      <w:proofErr w:type="spellEnd"/>
-      <w:r>
-        <w:t xml:space="preserve"> inteiro uma vez</w:t>
+        <w:t>poch = “passar” pelo dataset inteiro uma vez</w:t>
       </w:r>
       <w:r>
         <w:t>.</w:t>
@@ -5996,6 +5012,7 @@
           <w:b/>
           <w:bCs/>
         </w:rPr>
+        <w:lastRenderedPageBreak/>
         <w:t>Regra de ouro para a condução do experimento</w:t>
       </w:r>
       <w:r>
@@ -6066,40 +5083,7 @@
           <w:b/>
           <w:bCs/>
         </w:rPr>
-        <w:lastRenderedPageBreak/>
-        <w:t xml:space="preserve">Fase 1 — </w:t>
-      </w:r>
-      <w:proofErr w:type="spellStart"/>
-      <w:r>
-        <w:rPr>
-          <w:b/>
-          <w:bCs/>
-        </w:rPr>
-        <w:t>Sanity</w:t>
-      </w:r>
-      <w:proofErr w:type="spellEnd"/>
-      <w:r>
-        <w:rPr>
-          <w:b/>
-          <w:bCs/>
-        </w:rPr>
-        <w:t xml:space="preserve"> </w:t>
-      </w:r>
-      <w:proofErr w:type="spellStart"/>
-      <w:r>
-        <w:rPr>
-          <w:b/>
-          <w:bCs/>
-        </w:rPr>
-        <w:t>Check</w:t>
-      </w:r>
-      <w:proofErr w:type="spellEnd"/>
-      <w:r>
-        <w:rPr>
-          <w:b/>
-          <w:bCs/>
-        </w:rPr>
-        <w:t xml:space="preserve"> (obrigatória)</w:t>
+        <w:t>Fase 1 — Sanity Check (obrigatória)</w:t>
       </w:r>
       <w:r>
         <w:rPr>
@@ -6217,45 +5201,13 @@
           <w:b/>
           <w:bCs/>
         </w:rPr>
-        <w:t xml:space="preserve"> Exploração de </w:t>
-      </w:r>
-      <w:proofErr w:type="spellStart"/>
-      <w:r>
-        <w:rPr>
-          <w:b/>
-          <w:bCs/>
-        </w:rPr>
-        <w:t>hiperparâmetros</w:t>
-      </w:r>
-      <w:proofErr w:type="spellEnd"/>
-      <w:r>
-        <w:rPr>
-          <w:b/>
-          <w:bCs/>
-        </w:rPr>
-        <w:t xml:space="preserve">: </w:t>
+        <w:t xml:space="preserve"> Exploração de hiperparâmetros: </w:t>
       </w:r>
       <w:r>
         <w:t>S</w:t>
       </w:r>
       <w:r>
-        <w:t xml:space="preserve">erve para avaliar </w:t>
-      </w:r>
-      <w:proofErr w:type="spellStart"/>
-      <w:r>
-        <w:t>overfitting</w:t>
-      </w:r>
-      <w:proofErr w:type="spellEnd"/>
-      <w:r>
-        <w:t xml:space="preserve"> e definir valores de Learning Rate e Batch </w:t>
-      </w:r>
-      <w:proofErr w:type="spellStart"/>
-      <w:r>
-        <w:t>Size</w:t>
-      </w:r>
-      <w:proofErr w:type="spellEnd"/>
-      <w:r>
-        <w:t xml:space="preserve">. A ideia é observar o comportamento do treinamento, avaliar curvas, otimizar a arquitetura e salvar o melhor checkpoint. </w:t>
+        <w:t xml:space="preserve">erve para avaliar overfitting e definir valores de Learning Rate e Batch Size. A ideia é observar o comportamento do treinamento, avaliar curvas, otimizar a arquitetura e salvar o melhor checkpoint. </w:t>
       </w:r>
     </w:p>
     <w:p>
@@ -6375,15 +5327,7 @@
         <w:t xml:space="preserve">: </w:t>
       </w:r>
       <w:r>
-        <w:t xml:space="preserve">Tem o objetivo de obter a melhor generalização possível para o modelo, possibilitando a coleta de um resultado verdadeiramente científico. Para </w:t>
-      </w:r>
-      <w:proofErr w:type="spellStart"/>
-      <w:r>
-        <w:t>datasets</w:t>
-      </w:r>
-      <w:proofErr w:type="spellEnd"/>
-      <w:r>
-        <w:t xml:space="preserve"> menores (como o caso deste projeto</w:t>
+        <w:t>Tem o objetivo de obter a melhor generalização possível para o modelo, possibilitando a coleta de um resultado verdadeiramente científico. Para datasets menores (como o caso deste projeto</w:t>
       </w:r>
       <w:r>
         <w:t>), o</w:t>
@@ -6726,35 +5670,7 @@
         <w:rPr>
           <w:color w:val="000000" w:themeColor="text1"/>
         </w:rPr>
-        <w:t xml:space="preserve"> </w:t>
-      </w:r>
-      <w:proofErr w:type="spellStart"/>
-      <w:r>
-        <w:rPr>
-          <w:color w:val="000000" w:themeColor="text1"/>
-        </w:rPr>
-        <w:t>sanity</w:t>
-      </w:r>
-      <w:proofErr w:type="spellEnd"/>
-      <w:r>
-        <w:rPr>
-          <w:color w:val="000000" w:themeColor="text1"/>
-        </w:rPr>
-        <w:t xml:space="preserve"> </w:t>
-      </w:r>
-      <w:proofErr w:type="spellStart"/>
-      <w:r>
-        <w:rPr>
-          <w:color w:val="000000" w:themeColor="text1"/>
-        </w:rPr>
-        <w:t>check</w:t>
-      </w:r>
-      <w:proofErr w:type="spellEnd"/>
-      <w:r>
-        <w:rPr>
-          <w:color w:val="000000" w:themeColor="text1"/>
-        </w:rPr>
-        <w:t xml:space="preserve"> serve para verificar</w:t>
+        <w:t xml:space="preserve"> sanity check serve para verificar</w:t>
       </w:r>
       <w:r>
         <w:rPr>
@@ -6834,6 +5750,7 @@
         <w:rPr>
           <w:color w:val="000000" w:themeColor="text1"/>
         </w:rPr>
+        <w:lastRenderedPageBreak/>
         <w:t xml:space="preserve">A </w:t>
       </w:r>
       <w:r>
@@ -6944,7 +5861,6 @@
         <w:rPr>
           <w:color w:val="000000" w:themeColor="text1"/>
         </w:rPr>
-        <w:lastRenderedPageBreak/>
         <w:t xml:space="preserve">O modelo não </w:t>
       </w:r>
       <w:r>
@@ -6969,21 +5885,7 @@
         <w:rPr>
           <w:color w:val="000000" w:themeColor="text1"/>
         </w:rPr>
-        <w:t xml:space="preserve"> pipeline de dados, </w:t>
-      </w:r>
-      <w:proofErr w:type="spellStart"/>
-      <w:r>
-        <w:rPr>
-          <w:color w:val="000000" w:themeColor="text1"/>
-        </w:rPr>
-        <w:t>labels</w:t>
-      </w:r>
-      <w:proofErr w:type="spellEnd"/>
-      <w:r>
-        <w:rPr>
-          <w:color w:val="000000" w:themeColor="text1"/>
-        </w:rPr>
-        <w:t xml:space="preserve"> e gradientes está correto</w:t>
+        <w:t xml:space="preserve"> pipeline de dados, labels e gradientes está correto</w:t>
       </w:r>
       <w:r>
         <w:rPr>
@@ -7004,21 +5906,8 @@
       <w:r>
         <w:t xml:space="preserve"> </w:t>
       </w:r>
-      <w:proofErr w:type="spellStart"/>
-      <w:r>
-        <w:t>Sanity</w:t>
-      </w:r>
-      <w:proofErr w:type="spellEnd"/>
-      <w:r>
-        <w:t xml:space="preserve"> </w:t>
-      </w:r>
-      <w:proofErr w:type="spellStart"/>
-      <w:r>
-        <w:t>Check</w:t>
-      </w:r>
-      <w:proofErr w:type="spellEnd"/>
-      <w:r>
-        <w:t xml:space="preserve"> Básico</w:t>
+      <w:r>
+        <w:t>Sanity Check Básico</w:t>
       </w:r>
       <w:r>
         <w:t xml:space="preserve"> com </w:t>
@@ -7040,15 +5929,7 @@
         <w:t>→</w:t>
       </w:r>
       <w:r>
-        <w:t xml:space="preserve"> Rede </w:t>
-      </w:r>
-      <w:proofErr w:type="spellStart"/>
-      <w:r>
-        <w:t>pré</w:t>
-      </w:r>
-      <w:proofErr w:type="spellEnd"/>
-      <w:r>
-        <w:t>-treinada com a base ImageNet21K</w:t>
+        <w:t xml:space="preserve"> Rede pré-treinada com a base ImageNet21K</w:t>
       </w:r>
     </w:p>
     <w:p>
@@ -7061,21 +5942,8 @@
         <w:t>→</w:t>
       </w:r>
       <w:r>
-        <w:t xml:space="preserve"> Arquitetura </w:t>
-      </w:r>
-      <w:proofErr w:type="spellStart"/>
-      <w:r>
-        <w:t>ViT</w:t>
-      </w:r>
-      <w:proofErr w:type="spellEnd"/>
-      <w:r>
-        <w:t xml:space="preserve"> em conformidade com a implementação Google </w:t>
-      </w:r>
-      <w:proofErr w:type="spellStart"/>
-      <w:r>
-        <w:t>Research</w:t>
-      </w:r>
-      <w:proofErr w:type="spellEnd"/>
+        <w:t xml:space="preserve"> Arquitetura ViT em conformidade com a implementação Google Research</w:t>
+      </w:r>
     </w:p>
     <w:p>
       <w:pPr>
@@ -7280,31 +6148,29 @@
           <w:iCs/>
           <w:color w:val="000000" w:themeColor="text1"/>
         </w:rPr>
-        <w:t xml:space="preserve">Logs do </w:t>
-      </w:r>
-      <w:proofErr w:type="spellStart"/>
+        <w:t>Logs do Pycharm</w:t>
+      </w:r>
       <w:r>
         <w:rPr>
           <w:i/>
           <w:iCs/>
           <w:color w:val="000000" w:themeColor="text1"/>
         </w:rPr>
-        <w:t>Pycharm</w:t>
-      </w:r>
-      <w:proofErr w:type="spellEnd"/>
+        <w:t xml:space="preserve"> </w:t>
+      </w:r>
+      <w:r>
+        <w:rPr>
+          <w:color w:val="000000" w:themeColor="text1"/>
+        </w:rPr>
+        <w:t xml:space="preserve">estão </w:t>
+      </w:r>
       <w:r>
         <w:rPr>
           <w:i/>
           <w:iCs/>
           <w:color w:val="000000" w:themeColor="text1"/>
         </w:rPr>
-        <w:t xml:space="preserve"> </w:t>
-      </w:r>
-      <w:r>
-        <w:rPr>
-          <w:color w:val="000000" w:themeColor="text1"/>
-        </w:rPr>
-        <w:t xml:space="preserve">estão </w:t>
+        <w:t xml:space="preserve">localizados em </w:t>
       </w:r>
       <w:r>
         <w:rPr>
@@ -7312,105 +6178,7 @@
           <w:iCs/>
           <w:color w:val="000000" w:themeColor="text1"/>
         </w:rPr>
-        <w:t xml:space="preserve">localizados em </w:t>
-      </w:r>
-      <w:r>
-        <w:rPr>
-          <w:i/>
-          <w:iCs/>
-          <w:color w:val="000000" w:themeColor="text1"/>
-        </w:rPr>
-        <w:t>"\Projeto-Classificadores\</w:t>
-      </w:r>
-      <w:proofErr w:type="spellStart"/>
-      <w:r>
-        <w:rPr>
-          <w:i/>
-          <w:iCs/>
-          <w:color w:val="000000" w:themeColor="text1"/>
-        </w:rPr>
-        <w:t>Documentation</w:t>
-      </w:r>
-      <w:proofErr w:type="spellEnd"/>
-      <w:r>
-        <w:rPr>
-          <w:i/>
-          <w:iCs/>
-          <w:color w:val="000000" w:themeColor="text1"/>
-        </w:rPr>
-        <w:t>\</w:t>
-      </w:r>
-      <w:proofErr w:type="spellStart"/>
-      <w:r>
-        <w:rPr>
-          <w:i/>
-          <w:iCs/>
-          <w:color w:val="000000" w:themeColor="text1"/>
-        </w:rPr>
-        <w:t>Main</w:t>
-      </w:r>
-      <w:proofErr w:type="spellEnd"/>
-      <w:r>
-        <w:rPr>
-          <w:i/>
-          <w:iCs/>
-          <w:color w:val="000000" w:themeColor="text1"/>
-        </w:rPr>
-        <w:t xml:space="preserve"> </w:t>
-      </w:r>
-      <w:proofErr w:type="spellStart"/>
-      <w:r>
-        <w:rPr>
-          <w:i/>
-          <w:iCs/>
-          <w:color w:val="000000" w:themeColor="text1"/>
-        </w:rPr>
-        <w:t>ViT</w:t>
-      </w:r>
-      <w:proofErr w:type="spellEnd"/>
-      <w:r>
-        <w:rPr>
-          <w:i/>
-          <w:iCs/>
-          <w:color w:val="000000" w:themeColor="text1"/>
-        </w:rPr>
-        <w:t xml:space="preserve"> </w:t>
-      </w:r>
-      <w:proofErr w:type="spellStart"/>
-      <w:r>
-        <w:rPr>
-          <w:i/>
-          <w:iCs/>
-          <w:color w:val="000000" w:themeColor="text1"/>
-        </w:rPr>
-        <w:t>Sanity</w:t>
-      </w:r>
-      <w:proofErr w:type="spellEnd"/>
-      <w:r>
-        <w:rPr>
-          <w:i/>
-          <w:iCs/>
-          <w:color w:val="000000" w:themeColor="text1"/>
-        </w:rPr>
-        <w:t xml:space="preserve"> </w:t>
-      </w:r>
-      <w:proofErr w:type="spellStart"/>
-      <w:r>
-        <w:rPr>
-          <w:i/>
-          <w:iCs/>
-          <w:color w:val="000000" w:themeColor="text1"/>
-        </w:rPr>
-        <w:t>Check</w:t>
-      </w:r>
-      <w:proofErr w:type="spellEnd"/>
-      <w:r>
-        <w:rPr>
-          <w:i/>
-          <w:iCs/>
-          <w:color w:val="000000" w:themeColor="text1"/>
-        </w:rPr>
-        <w:t xml:space="preserve"> - LOG.txt"</w:t>
+        <w:t>"\Projeto-Classificadores\Main_Project\VisionTransformers\Results\Experimento 3 - ViT\Experimento 3 -ViT- Sanity Check - LOG.txt"</w:t>
       </w:r>
     </w:p>
     <w:p>
@@ -7463,19 +6231,11 @@
         </w:rPr>
         <w:t>(</w:t>
       </w:r>
-      <w:proofErr w:type="spellStart"/>
-      <w:r>
-        <w:rPr>
-          <w:color w:val="000000" w:themeColor="text1"/>
-        </w:rPr>
-        <w:t>loss</w:t>
-      </w:r>
-      <w:proofErr w:type="spellEnd"/>
-      <w:r>
-        <w:rPr>
-          <w:color w:val="000000" w:themeColor="text1"/>
-        </w:rPr>
-        <w:t>=1.0986</w:t>
+      <w:r>
+        <w:rPr>
+          <w:color w:val="000000" w:themeColor="text1"/>
+        </w:rPr>
+        <w:t>loss=1.0986</w:t>
       </w:r>
       <w:r>
         <w:rPr>
@@ -7514,21 +6274,7 @@
         <w:rPr>
           <w:color w:val="000000" w:themeColor="text1"/>
         </w:rPr>
-        <w:t xml:space="preserve">Para uma amostra, a </w:t>
-      </w:r>
-      <w:proofErr w:type="spellStart"/>
-      <w:r>
-        <w:rPr>
-          <w:color w:val="000000" w:themeColor="text1"/>
-        </w:rPr>
-        <w:t>cross-entropy</w:t>
-      </w:r>
-      <w:proofErr w:type="spellEnd"/>
-      <w:r>
-        <w:rPr>
-          <w:color w:val="000000" w:themeColor="text1"/>
-        </w:rPr>
-        <w:t xml:space="preserve"> (utilizada neste modelo) é calculada </w:t>
+        <w:t xml:space="preserve">Para uma amostra, a cross-entropy (utilizada neste modelo) é calculada </w:t>
       </w:r>
       <m:oMath>
         <m:r>
@@ -7553,7 +6299,6 @@
         </w:rPr>
         <w:t>‘</w:t>
       </w:r>
-      <w:proofErr w:type="spellStart"/>
       <w:r>
         <w:rPr>
           <w:rFonts w:eastAsiaTheme="minorEastAsia"/>
@@ -7563,7 +6308,6 @@
         </w:rPr>
         <w:t>py</w:t>
       </w:r>
-      <w:proofErr w:type="spellEnd"/>
       <w:r>
         <w:rPr>
           <w:rFonts w:eastAsiaTheme="minorEastAsia"/>
@@ -7641,6 +6385,7 @@
           <w:noProof/>
           <w:color w:val="000000" w:themeColor="text1"/>
         </w:rPr>
+        <w:lastRenderedPageBreak/>
         <w:drawing>
           <wp:inline distT="0" distB="0" distL="0" distR="0" wp14:anchorId="30815363" wp14:editId="69B187D2">
             <wp:extent cx="3211726" cy="1729740"/>
@@ -7731,21 +6476,7 @@
         <w:rPr>
           <w:color w:val="000000" w:themeColor="text1"/>
         </w:rPr>
-        <w:t>Usando log natural (</w:t>
-      </w:r>
-      <w:proofErr w:type="spellStart"/>
-      <w:r>
-        <w:rPr>
-          <w:color w:val="000000" w:themeColor="text1"/>
-        </w:rPr>
-        <w:t>ln</w:t>
-      </w:r>
-      <w:proofErr w:type="spellEnd"/>
-      <w:r>
-        <w:rPr>
-          <w:color w:val="000000" w:themeColor="text1"/>
-        </w:rPr>
-        <w:t>), que é o padrão em ML</w:t>
+        <w:t>Usando log natural (ln), que é o padrão em ML</w:t>
       </w:r>
       <w:r>
         <w:rPr>
@@ -8183,31 +6914,27 @@
           <w:iCs/>
           <w:color w:val="000000" w:themeColor="text1"/>
         </w:rPr>
+        <w:t xml:space="preserve"> accuracy</w:t>
+      </w:r>
+      <w:r>
+        <w:rPr>
+          <w:color w:val="000000" w:themeColor="text1"/>
+        </w:rPr>
         <w:t xml:space="preserve"> </w:t>
       </w:r>
-      <w:proofErr w:type="spellStart"/>
-      <w:r>
-        <w:rPr>
-          <w:b/>
-          <w:bCs/>
+      <w:r>
+        <w:rPr>
+          <w:color w:val="000000" w:themeColor="text1"/>
+        </w:rPr>
+        <w:t>responde ao seguinte questionamento “</w:t>
+      </w:r>
+      <w:r>
+        <w:rPr>
           <w:i/>
           <w:iCs/>
           <w:color w:val="000000" w:themeColor="text1"/>
         </w:rPr>
-        <w:t>accuracy</w:t>
-      </w:r>
-      <w:proofErr w:type="spellEnd"/>
-      <w:r>
-        <w:rPr>
-          <w:color w:val="000000" w:themeColor="text1"/>
-        </w:rPr>
-        <w:t xml:space="preserve"> </w:t>
-      </w:r>
-      <w:r>
-        <w:rPr>
-          <w:color w:val="000000" w:themeColor="text1"/>
-        </w:rPr>
-        <w:t>responde ao seguinte questionamento “</w:t>
+        <w:t>A classe correta está entre as 5 maiores probabilidades?”</w:t>
       </w:r>
       <w:r>
         <w:rPr>
@@ -8215,71 +6942,51 @@
           <w:iCs/>
           <w:color w:val="000000" w:themeColor="text1"/>
         </w:rPr>
-        <w:t>A classe correta está entre as 5 maiores probabilidades?”</w:t>
-      </w:r>
-      <w:r>
-        <w:rPr>
+        <w:t xml:space="preserve">. </w:t>
+      </w:r>
+      <w:r>
+        <w:rPr>
+          <w:color w:val="000000" w:themeColor="text1"/>
+        </w:rPr>
+        <w:t xml:space="preserve">Contudo, uma vez que a classificação é feita apenas para 3 classes, Top-5 será sempre 100%, o que torna essa métrica inútil (necessário corrigir isso em treinos futuros). </w:t>
+      </w:r>
+    </w:p>
+    <w:p>
+      <w:pPr>
+        <w:pStyle w:val="PargrafodaLista"/>
+        <w:spacing w:line="240" w:lineRule="auto"/>
+        <w:ind w:left="2160"/>
+        <w:jc w:val="both"/>
+        <w:rPr>
+          <w:color w:val="000000" w:themeColor="text1"/>
+        </w:rPr>
+      </w:pPr>
+    </w:p>
+    <w:p>
+      <w:pPr>
+        <w:pStyle w:val="PargrafodaLista"/>
+        <w:ind w:left="2160"/>
+        <w:jc w:val="both"/>
+        <w:rPr>
+          <w:color w:val="000000" w:themeColor="text1"/>
+        </w:rPr>
+      </w:pPr>
+      <w:r>
+        <w:rPr>
+          <w:color w:val="000000" w:themeColor="text1"/>
+        </w:rPr>
+        <w:t xml:space="preserve">A métrica </w:t>
+      </w:r>
+      <w:r>
+        <w:rPr>
+          <w:b/>
+          <w:bCs/>
           <w:i/>
           <w:iCs/>
           <w:color w:val="000000" w:themeColor="text1"/>
         </w:rPr>
-        <w:t xml:space="preserve">. </w:t>
-      </w:r>
-      <w:r>
-        <w:rPr>
-          <w:color w:val="000000" w:themeColor="text1"/>
-        </w:rPr>
-        <w:t xml:space="preserve">Contudo, uma vez que a classificação é feita apenas para 3 classes, Top-5 será sempre 100%, o que torna essa métrica inútil (necessário corrigir isso em treinos futuros). </w:t>
-      </w:r>
-    </w:p>
-    <w:p>
-      <w:pPr>
-        <w:pStyle w:val="PargrafodaLista"/>
-        <w:spacing w:line="240" w:lineRule="auto"/>
-        <w:ind w:left="2160"/>
-        <w:jc w:val="both"/>
-        <w:rPr>
-          <w:color w:val="000000" w:themeColor="text1"/>
-        </w:rPr>
-      </w:pPr>
-    </w:p>
-    <w:p>
-      <w:pPr>
-        <w:pStyle w:val="PargrafodaLista"/>
-        <w:ind w:left="2160"/>
-        <w:jc w:val="both"/>
-        <w:rPr>
-          <w:color w:val="000000" w:themeColor="text1"/>
-        </w:rPr>
-      </w:pPr>
-      <w:r>
-        <w:rPr>
-          <w:color w:val="000000" w:themeColor="text1"/>
-        </w:rPr>
-        <w:t xml:space="preserve">A métrica </w:t>
-      </w:r>
-      <w:r>
-        <w:rPr>
-          <w:b/>
-          <w:bCs/>
-          <w:i/>
-          <w:iCs/>
-          <w:color w:val="000000" w:themeColor="text1"/>
-        </w:rPr>
-        <w:t xml:space="preserve">Top-1 </w:t>
-      </w:r>
-      <w:proofErr w:type="spellStart"/>
-      <w:r>
-        <w:rPr>
-          <w:b/>
-          <w:bCs/>
-          <w:i/>
-          <w:iCs/>
-          <w:color w:val="000000" w:themeColor="text1"/>
-        </w:rPr>
-        <w:t>accuracy</w:t>
-      </w:r>
-      <w:proofErr w:type="spellEnd"/>
+        <w:t>Top-1 accuracy</w:t>
+      </w:r>
       <w:r>
         <w:rPr>
           <w:color w:val="000000" w:themeColor="text1"/>
@@ -8322,7 +7029,6 @@
           <w:bCs/>
           <w:color w:val="000000" w:themeColor="text1"/>
         </w:rPr>
-        <w:lastRenderedPageBreak/>
         <w:t>Avaliação final do modelo:</w:t>
       </w:r>
       <w:r>
@@ -8333,7 +7039,6 @@
         </w:rPr>
         <w:t xml:space="preserve"> </w:t>
       </w:r>
-      <w:proofErr w:type="spellStart"/>
       <w:r>
         <w:rPr>
           <w:i/>
@@ -8342,14 +7047,12 @@
         </w:rPr>
         <w:t>Val_Loss</w:t>
       </w:r>
-      <w:proofErr w:type="spellEnd"/>
       <w:r>
         <w:rPr>
           <w:color w:val="000000" w:themeColor="text1"/>
         </w:rPr>
         <w:t xml:space="preserve"> tem um valor próximo da </w:t>
       </w:r>
-      <w:proofErr w:type="spellStart"/>
       <w:r>
         <w:rPr>
           <w:i/>
@@ -8358,14 +7061,12 @@
         </w:rPr>
         <w:t>Train_loss</w:t>
       </w:r>
-      <w:proofErr w:type="spellEnd"/>
       <w:r>
         <w:rPr>
           <w:color w:val="000000" w:themeColor="text1"/>
         </w:rPr>
         <w:t xml:space="preserve">, o que indica que não há um </w:t>
       </w:r>
-      <w:proofErr w:type="spellStart"/>
       <w:r>
         <w:rPr>
           <w:i/>
@@ -8374,7 +7075,6 @@
         </w:rPr>
         <w:t>overfitting</w:t>
       </w:r>
-      <w:proofErr w:type="spellEnd"/>
       <w:r>
         <w:rPr>
           <w:color w:val="000000" w:themeColor="text1"/>
@@ -8413,35 +7113,21 @@
           <w:sz w:val="18"/>
           <w:szCs w:val="18"/>
         </w:rPr>
-        <w:t xml:space="preserve"> 1</w:t>
+        <w:t xml:space="preserve"> 17</w:t>
       </w:r>
       <w:r>
         <w:rPr>
           <w:sz w:val="18"/>
           <w:szCs w:val="18"/>
         </w:rPr>
-        <w:t>7</w:t>
+        <w:t xml:space="preserve">: </w:t>
       </w:r>
       <w:r>
         <w:rPr>
           <w:sz w:val="18"/>
           <w:szCs w:val="18"/>
         </w:rPr>
-        <w:t xml:space="preserve">: </w:t>
-      </w:r>
-      <w:r>
-        <w:rPr>
-          <w:sz w:val="18"/>
-          <w:szCs w:val="18"/>
-        </w:rPr>
-        <w:t xml:space="preserve">Resultados da avalição </w:t>
-      </w:r>
-      <w:r>
-        <w:rPr>
-          <w:sz w:val="18"/>
-          <w:szCs w:val="18"/>
-        </w:rPr>
-        <w:t>final</w:t>
+        <w:t>Resultados da avalição final</w:t>
       </w:r>
     </w:p>
     <w:p>
@@ -8564,21 +7250,7 @@
         <w:rPr>
           <w:color w:val="000000" w:themeColor="text1"/>
         </w:rPr>
-        <w:t xml:space="preserve"> funcional. Agora, as próximas etapas devem focar na correção de erros (Retirada total da métrica Top-5, que foi apenas um remanescente utilizado pela implementação original pela equipe do Google), e na condução de novos treinamentos voltados para a definição dos </w:t>
-      </w:r>
-      <w:proofErr w:type="spellStart"/>
-      <w:r>
-        <w:rPr>
-          <w:color w:val="000000" w:themeColor="text1"/>
-        </w:rPr>
-        <w:t>hiperparâmetros</w:t>
-      </w:r>
-      <w:proofErr w:type="spellEnd"/>
-      <w:r>
-        <w:rPr>
-          <w:color w:val="000000" w:themeColor="text1"/>
-        </w:rPr>
-        <w:t xml:space="preserve"> ideais.</w:t>
+        <w:t xml:space="preserve"> funcional. Agora, as próximas etapas devem focar na correção de erros (Retirada total da métrica Top-5, que foi apenas um remanescente utilizado pela implementação original pela equipe do Google), e na condução de novos treinamentos voltados para a definição dos hiperparâmetros ideais.</w:t>
       </w:r>
     </w:p>
     <w:p>
@@ -8707,14 +7379,7 @@
           <w:b/>
           <w:bCs/>
         </w:rPr>
-        <w:t>C</w:t>
-      </w:r>
-      <w:r>
-        <w:rPr>
-          <w:b/>
-          <w:bCs/>
-        </w:rPr>
-        <w:t>ORREÇÃO DO</w:t>
+        <w:t>EXPERIMENTO IV</w:t>
       </w:r>
       <w:r>
         <w:rPr>
@@ -8723,21 +7388,19 @@
         </w:rPr>
         <w:t xml:space="preserve"> </w:t>
       </w:r>
-      <w:proofErr w:type="spellStart"/>
-      <w:r>
-        <w:rPr>
-          <w:b/>
-          <w:bCs/>
-        </w:rPr>
-        <w:t>DO</w:t>
-      </w:r>
-      <w:proofErr w:type="spellEnd"/>
-      <w:r>
-        <w:rPr>
-          <w:b/>
-          <w:bCs/>
-        </w:rPr>
-        <w:t xml:space="preserve"> EXPERIMENTO </w:t>
+      <w:r>
+        <w:rPr>
+          <w:b/>
+          <w:bCs/>
+        </w:rPr>
+        <w:t>– Correção do experimento</w:t>
+      </w:r>
+      <w:r>
+        <w:rPr>
+          <w:b/>
+          <w:bCs/>
+        </w:rPr>
+        <w:t xml:space="preserve"> </w:t>
       </w:r>
       <w:r>
         <w:rPr>
@@ -8751,31 +7414,49 @@
           <w:b/>
           <w:bCs/>
         </w:rPr>
-        <w:t xml:space="preserve"> – ANÁLISE DOS RÓTULOS DE VALIDAÇÃO:</w:t>
-      </w:r>
-      <w:r>
-        <w:rPr>
-          <w:b/>
-          <w:bCs/>
-        </w:rPr>
         <w:t xml:space="preserve"> </w:t>
       </w:r>
       <w:r>
+        <w:rPr>
+          <w:b/>
+          <w:bCs/>
+        </w:rPr>
+        <w:t>(Análise dos rótulos de validação)</w:t>
+      </w:r>
+      <w:r>
+        <w:rPr>
+          <w:b/>
+          <w:bCs/>
+        </w:rPr>
+        <w:t>:</w:t>
+      </w:r>
+      <w:r>
+        <w:rPr>
+          <w:b/>
+          <w:bCs/>
+        </w:rPr>
+        <w:t xml:space="preserve"> </w:t>
+      </w:r>
+      <w:r>
         <w:t xml:space="preserve">Conforme observado no Experimento II, conduzido com a arquitetura ResNet-50, a acurácia de validação próxima de zero sugere um possível desalinhamento entre os rótulos e as predições no conjunto de validação. Embora esse problema não tenha sido discutido na conclusão do experimento anterior (Experimento III – </w:t>
       </w:r>
-      <w:proofErr w:type="spellStart"/>
-      <w:r>
+      <w:r>
+        <w:rPr>
+          <w:i/>
+          <w:iCs/>
+        </w:rPr>
         <w:t>ViT</w:t>
       </w:r>
-      <w:proofErr w:type="spellEnd"/>
       <w:r>
         <w:t xml:space="preserve">), em razão do uso da métrica top-1 em vez da acurácia, recomenda-se a aplicação, da mesma abordagem adotada na correção do Experimento II com a arquitetura </w:t>
       </w:r>
-      <w:proofErr w:type="spellStart"/>
-      <w:r>
+      <w:r>
+        <w:rPr>
+          <w:i/>
+          <w:iCs/>
+        </w:rPr>
         <w:t>ResNet</w:t>
       </w:r>
-      <w:proofErr w:type="spellEnd"/>
       <w:r>
         <w:t>.</w:t>
       </w:r>
@@ -8815,113 +7496,29 @@
         <w:t xml:space="preserve">: </w:t>
       </w:r>
       <w:r>
-        <w:t>Os scripts de carregamento de dados foram reescritos, evitando os erros previamente discutidos. Adicionalmente, as funções definidas</w:t>
-      </w:r>
-      <w:r>
-        <w:t xml:space="preserve"> para divisão correta da base de dados</w:t>
-      </w:r>
-      <w:r>
-        <w:t xml:space="preserve"> foram alocadas no arquivo Utils.py, separando-a do arquivo </w:t>
-      </w:r>
-      <w:proofErr w:type="spellStart"/>
-      <w:r>
+        <w:t>Os scripts de carregamento de dados foram reescritos, evitando os erros previamente discutidos. Adicionalmente, as funções definidas para divisão correta da base de dados foram alocadas no arquivo Utils.py, separando-</w:t>
+      </w:r>
+      <w:r>
+        <w:lastRenderedPageBreak/>
+        <w:t xml:space="preserve">a do arquivo </w:t>
+      </w:r>
+      <w:r>
+        <w:rPr>
+          <w:i/>
+          <w:iCs/>
+        </w:rPr>
         <w:t>DataLoader</w:t>
       </w:r>
-      <w:proofErr w:type="spellEnd"/>
-      <w:r>
-        <w:t xml:space="preserve"> </w:t>
-      </w:r>
-      <w:r>
-        <w:t>específico da arquitetura.</w:t>
-      </w:r>
-      <w:r>
-        <w:t xml:space="preserve"> Agora, a estrutura esperada segue conforme ilustrado pela figura </w:t>
-      </w:r>
-      <w:r>
-        <w:t>18</w:t>
-      </w:r>
-      <w:r>
-        <w:t>.</w:t>
-      </w:r>
+      <w:r>
+        <w:t xml:space="preserve"> específico da arquitetura. Agora, a estrutura esperada segue conforme ilustrado pela figura 18.</w:t>
+      </w:r>
+      <w:bookmarkEnd w:id="0"/>
     </w:p>
     <w:p>
       <w:pPr>
         <w:pStyle w:val="PargrafodaLista"/>
         <w:ind w:left="1488"/>
         <w:jc w:val="both"/>
-      </w:pPr>
-    </w:p>
-    <w:p>
-      <w:pPr>
-        <w:pStyle w:val="PargrafodaLista"/>
-        <w:numPr>
-          <w:ilvl w:val="0"/>
-          <w:numId w:val="19"/>
-        </w:numPr>
-        <w:jc w:val="both"/>
-      </w:pPr>
-      <w:r>
-        <w:rPr>
-          <w:b/>
-          <w:bCs/>
-        </w:rPr>
-        <w:t xml:space="preserve">Condução de um novo teste de sanidade: </w:t>
-      </w:r>
-      <w:r>
-        <w:t>Levando em consideração as correções aplicadas, foi necessária a condução de um novo teste de sanidade a fim de garantir o pleno funcionamento da rede, bem como a viabilizar a comparação dos resultados entre os experimentos (Avaliando possíveis impactos das modificações aplicadas).</w:t>
-      </w:r>
-      <w:bookmarkEnd w:id="0"/>
-    </w:p>
-    <w:p>
-      <w:pPr>
-        <w:pStyle w:val="PargrafodaLista"/>
-      </w:pPr>
-    </w:p>
-    <w:p>
-      <w:pPr>
-        <w:pStyle w:val="PargrafodaLista"/>
-        <w:ind w:left="1488"/>
-        <w:jc w:val="both"/>
-      </w:pPr>
-    </w:p>
-    <w:p>
-      <w:pPr>
-        <w:pStyle w:val="PargrafodaLista"/>
-        <w:jc w:val="both"/>
-        <w:rPr>
-          <w:b/>
-          <w:bCs/>
-        </w:rPr>
-      </w:pPr>
-    </w:p>
-    <w:p>
-      <w:pPr>
-        <w:pStyle w:val="PargrafodaLista"/>
-        <w:jc w:val="both"/>
-        <w:rPr>
-          <w:b/>
-          <w:bCs/>
-        </w:rPr>
-      </w:pPr>
-    </w:p>
-    <w:p>
-      <w:pPr>
-        <w:pStyle w:val="PargrafodaLista"/>
-        <w:jc w:val="both"/>
-        <w:rPr>
-          <w:b/>
-          <w:bCs/>
-        </w:rPr>
-      </w:pPr>
-    </w:p>
-    <w:p>
-      <w:pPr>
-        <w:pStyle w:val="PargrafodaLista"/>
-        <w:jc w:val="both"/>
-        <w:rPr>
-          <w:b/>
-          <w:bCs/>
-        </w:rPr>
       </w:pPr>
     </w:p>
     <w:p>
@@ -8942,14 +7539,7 @@
           <w:sz w:val="18"/>
           <w:szCs w:val="18"/>
         </w:rPr>
-        <w:t xml:space="preserve"> </w:t>
-      </w:r>
-      <w:r>
-        <w:rPr>
-          <w:sz w:val="18"/>
-          <w:szCs w:val="18"/>
-        </w:rPr>
-        <w:t>18</w:t>
+        <w:t xml:space="preserve"> 18</w:t>
       </w:r>
       <w:r>
         <w:rPr>
@@ -9023,6 +7613,7 @@
       <w:pPr>
         <w:pStyle w:val="PargrafodaLista"/>
         <w:ind w:left="1416"/>
+        <w:jc w:val="center"/>
         <w:rPr>
           <w:b/>
           <w:bCs/>
@@ -9043,6 +7634,34 @@
           <w:b/>
           <w:bCs/>
         </w:rPr>
+        <w:t xml:space="preserve">Condução de um novo teste de sanidade: </w:t>
+      </w:r>
+      <w:r>
+        <w:t>Levando em consideração as correções aplicadas, foi necessária a condução de um novo teste de sanidade a fim de garantir o pleno funcionamento da rede, bem como a viabilizar a comparação dos resultados entre os experimentos (Avaliando possíveis impactos das modificações aplicadas).</w:t>
+      </w:r>
+    </w:p>
+    <w:p>
+      <w:pPr>
+        <w:pStyle w:val="PargrafodaLista"/>
+        <w:ind w:left="1488"/>
+        <w:jc w:val="both"/>
+      </w:pPr>
+    </w:p>
+    <w:p>
+      <w:pPr>
+        <w:pStyle w:val="PargrafodaLista"/>
+        <w:numPr>
+          <w:ilvl w:val="0"/>
+          <w:numId w:val="19"/>
+        </w:numPr>
+        <w:ind w:left="1416"/>
+        <w:jc w:val="both"/>
+      </w:pPr>
+      <w:r>
+        <w:rPr>
+          <w:b/>
+          <w:bCs/>
+        </w:rPr>
         <w:t>Resultados</w:t>
       </w:r>
       <w:r>
@@ -9050,32 +7669,641 @@
           <w:b/>
           <w:bCs/>
         </w:rPr>
+        <w:t xml:space="preserve"> obtidos</w:t>
+      </w:r>
+      <w:r>
+        <w:rPr>
+          <w:b/>
+          <w:bCs/>
+        </w:rPr>
+        <w:t>:</w:t>
+      </w:r>
+      <w:r>
+        <w:rPr>
+          <w:b/>
+          <w:bCs/>
+        </w:rPr>
+        <w:t xml:space="preserve"> </w:t>
+      </w:r>
+      <w:r>
+        <w:rPr>
+          <w:i/>
+          <w:iCs/>
+        </w:rPr>
+        <w:t>Os</w:t>
+      </w:r>
+      <w:r>
+        <w:rPr>
+          <w:b/>
+          <w:bCs/>
+          <w:i/>
+          <w:iCs/>
+        </w:rPr>
+        <w:t xml:space="preserve"> </w:t>
+      </w:r>
+      <w:r>
+        <w:rPr>
+          <w:i/>
+          <w:iCs/>
+          <w:color w:val="000000" w:themeColor="text1"/>
+        </w:rPr>
+        <w:t>Logs do Pycharm estão localizados em</w:t>
+      </w:r>
+      <w:r>
+        <w:rPr>
+          <w:i/>
+          <w:iCs/>
+          <w:color w:val="000000" w:themeColor="text1"/>
+        </w:rPr>
+        <w:t xml:space="preserve"> </w:t>
+      </w:r>
+      <w:r>
+        <w:rPr>
+          <w:i/>
+          <w:iCs/>
+        </w:rPr>
+        <w:t>"\Projeto-Classificadores\Main_Project\VisionTransformers\Results\Experimento 4 - ViT (</w:t>
+      </w:r>
+      <w:r>
+        <w:rPr>
+          <w:i/>
+          <w:iCs/>
+        </w:rPr>
+        <w:t>Correção</w:t>
+      </w:r>
+      <w:r>
+        <w:rPr>
+          <w:i/>
+          <w:iCs/>
+        </w:rPr>
+        <w:t xml:space="preserve"> 1</w:t>
+      </w:r>
+      <w:r>
+        <w:rPr>
+          <w:i/>
+          <w:iCs/>
+        </w:rPr>
+        <w:t>)\Experimento 4 -ViT- Sanity Check - LOG.txt"</w:t>
+      </w:r>
+    </w:p>
+    <w:p>
+      <w:pPr>
+        <w:pStyle w:val="PargrafodaLista"/>
+        <w:ind w:left="1416"/>
+      </w:pPr>
+    </w:p>
+    <w:p>
+      <w:pPr>
+        <w:pStyle w:val="PargrafodaLista"/>
+        <w:numPr>
+          <w:ilvl w:val="0"/>
+          <w:numId w:val="19"/>
+        </w:numPr>
+        <w:ind w:left="1416"/>
+        <w:jc w:val="both"/>
+      </w:pPr>
+      <w:r>
+        <w:t xml:space="preserve">No início do treinamento, a </w:t>
+      </w:r>
+      <w:r>
+        <w:rPr>
+          <w:i/>
+          <w:iCs/>
+        </w:rPr>
+        <w:t>loss</w:t>
+      </w:r>
+      <w:r>
+        <w:t xml:space="preserve"> em torno de 1.0986 é um sinal positivo</w:t>
+      </w:r>
+      <w:r>
+        <w:t xml:space="preserve"> (Figura 19)</w:t>
+      </w:r>
+      <w:r>
+        <w:t xml:space="preserve">. Esse valor corresponde a </w:t>
+      </w:r>
+      <w:r>
+        <w:rPr>
+          <w:i/>
+          <w:iCs/>
+        </w:rPr>
+        <w:t>log (</w:t>
+      </w:r>
+      <w:r>
+        <w:rPr>
+          <w:i/>
+          <w:iCs/>
+        </w:rPr>
+        <w:t>3)</w:t>
+      </w:r>
+      <w:r>
+        <w:t>, que é a entropia cruzada esperada quando o modelo faz previsões praticamente uniformes para três classes.</w:t>
+      </w:r>
+    </w:p>
+    <w:p>
+      <w:pPr>
+        <w:pStyle w:val="PargrafodaLista"/>
+        <w:ind w:left="2832"/>
+      </w:pPr>
+    </w:p>
+    <w:p>
+      <w:pPr>
+        <w:pStyle w:val="PargrafodaLista"/>
+        <w:ind w:left="1440"/>
+        <w:jc w:val="center"/>
+      </w:pPr>
+      <w:r>
+        <w:rPr>
+          <w:sz w:val="18"/>
+          <w:szCs w:val="18"/>
+        </w:rPr>
+        <w:t>Figura</w:t>
+      </w:r>
+      <w:r>
+        <w:rPr>
+          <w:sz w:val="18"/>
+          <w:szCs w:val="18"/>
+        </w:rPr>
+        <w:t xml:space="preserve"> 1</w:t>
+      </w:r>
+      <w:r>
+        <w:rPr>
+          <w:sz w:val="18"/>
+          <w:szCs w:val="18"/>
+        </w:rPr>
+        <w:t>9</w:t>
+      </w:r>
+      <w:r>
+        <w:rPr>
+          <w:sz w:val="18"/>
+          <w:szCs w:val="18"/>
+        </w:rPr>
         <w:t xml:space="preserve">: </w:t>
       </w:r>
       <w:r>
-        <w:t xml:space="preserve">Levando </w:t>
-      </w:r>
-    </w:p>
-    <w:p>
-      <w:pPr>
-        <w:pStyle w:val="PargrafodaLista"/>
-        <w:ind w:left="1416"/>
-        <w:rPr>
-          <w:b/>
-          <w:bCs/>
-        </w:rPr>
-      </w:pPr>
+        <w:rPr>
+          <w:sz w:val="18"/>
+          <w:szCs w:val="18"/>
+        </w:rPr>
+        <w:t>Valores iniciais de treinamento</w:t>
+      </w:r>
     </w:p>
     <w:p>
       <w:pPr>
         <w:pStyle w:val="PargrafodaLista"/>
         <w:ind w:left="1416"/>
         <w:jc w:val="center"/>
-        <w:rPr>
-          <w:b/>
-          <w:bCs/>
-        </w:rPr>
-      </w:pPr>
+      </w:pPr>
+      <w:r>
+        <w:drawing>
+          <wp:inline distT="0" distB="0" distL="0" distR="0" wp14:anchorId="65E45F37" wp14:editId="52BF0FA2">
+            <wp:extent cx="2823211" cy="1385752"/>
+            <wp:effectExtent l="0" t="0" r="0" b="5080"/>
+            <wp:docPr id="1488223951" name="Imagem 1"/>
+            <wp:cNvGraphicFramePr>
+              <a:graphicFrameLocks xmlns:a="http://schemas.openxmlformats.org/drawingml/2006/main" noChangeAspect="1"/>
+            </wp:cNvGraphicFramePr>
+            <a:graphic xmlns:a="http://schemas.openxmlformats.org/drawingml/2006/main">
+              <a:graphicData uri="http://schemas.openxmlformats.org/drawingml/2006/picture">
+                <pic:pic xmlns:pic="http://schemas.openxmlformats.org/drawingml/2006/picture">
+                  <pic:nvPicPr>
+                    <pic:cNvPr id="1488223951" name=""/>
+                    <pic:cNvPicPr/>
+                  </pic:nvPicPr>
+                  <pic:blipFill>
+                    <a:blip r:embed="rId34"/>
+                    <a:stretch>
+                      <a:fillRect/>
+                    </a:stretch>
+                  </pic:blipFill>
+                  <pic:spPr>
+                    <a:xfrm>
+                      <a:off x="0" y="0"/>
+                      <a:ext cx="2846949" cy="1397404"/>
+                    </a:xfrm>
+                    <a:prstGeom prst="rect">
+                      <a:avLst/>
+                    </a:prstGeom>
+                  </pic:spPr>
+                </pic:pic>
+              </a:graphicData>
+            </a:graphic>
+          </wp:inline>
+        </w:drawing>
+      </w:r>
+    </w:p>
+    <w:p>
+      <w:pPr>
+        <w:pStyle w:val="PargrafodaLista"/>
+        <w:ind w:left="1416"/>
+        <w:jc w:val="center"/>
+      </w:pPr>
+    </w:p>
+    <w:p>
+      <w:pPr>
+        <w:pStyle w:val="PargrafodaLista"/>
+        <w:numPr>
+          <w:ilvl w:val="0"/>
+          <w:numId w:val="19"/>
+        </w:numPr>
+        <w:ind w:left="1416"/>
+        <w:jc w:val="both"/>
+      </w:pPr>
+      <w:r>
+        <w:t xml:space="preserve">Ao longo das épocas, observa-se uma queda gradual da loss de treino, passando de aproximadamente 1.08 para 1.00. Essa tendência descendente indica que o modelo está aprendendo, ainda que lentamente, o que é esperado em um </w:t>
+      </w:r>
+      <w:r>
+        <w:rPr>
+          <w:i/>
+          <w:iCs/>
+        </w:rPr>
+        <w:t>fine-tuning</w:t>
+      </w:r>
+      <w:r>
+        <w:t xml:space="preserve"> curto, com poucas épocas e um número limitado de steps por época.</w:t>
+      </w:r>
+    </w:p>
+    <w:p>
+      <w:pPr>
+        <w:pStyle w:val="PargrafodaLista"/>
+        <w:ind w:left="1416"/>
+      </w:pPr>
+    </w:p>
+    <w:p>
+      <w:pPr>
+        <w:pStyle w:val="PargrafodaLista"/>
+        <w:ind w:left="1416"/>
+      </w:pPr>
+    </w:p>
+    <w:p>
+      <w:pPr>
+        <w:pStyle w:val="PargrafodaLista"/>
+        <w:ind w:left="1416"/>
+      </w:pPr>
+    </w:p>
+    <w:p/>
+    <w:p/>
+    <w:p>
+      <w:pPr>
+        <w:pStyle w:val="PargrafodaLista"/>
+        <w:ind w:left="1440"/>
+        <w:jc w:val="center"/>
+      </w:pPr>
+      <w:r>
+        <w:rPr>
+          <w:sz w:val="18"/>
+          <w:szCs w:val="18"/>
+        </w:rPr>
+        <w:lastRenderedPageBreak/>
+        <w:t>Figura</w:t>
+      </w:r>
+      <w:r>
+        <w:rPr>
+          <w:sz w:val="18"/>
+          <w:szCs w:val="18"/>
+        </w:rPr>
+        <w:t xml:space="preserve"> </w:t>
+      </w:r>
+      <w:r>
+        <w:rPr>
+          <w:sz w:val="18"/>
+          <w:szCs w:val="18"/>
+        </w:rPr>
+        <w:t>20</w:t>
+      </w:r>
+      <w:r>
+        <w:rPr>
+          <w:sz w:val="18"/>
+          <w:szCs w:val="18"/>
+        </w:rPr>
+        <w:t xml:space="preserve">: </w:t>
+      </w:r>
+      <w:r>
+        <w:rPr>
+          <w:sz w:val="18"/>
+          <w:szCs w:val="18"/>
+        </w:rPr>
+        <w:t>Métricas retornadas por época</w:t>
+      </w:r>
+    </w:p>
+    <w:p>
+      <w:pPr>
+        <w:pStyle w:val="PargrafodaLista"/>
+        <w:ind w:left="1416"/>
+        <w:jc w:val="center"/>
+      </w:pPr>
+      <w:r>
+        <w:drawing>
+          <wp:inline distT="0" distB="0" distL="0" distR="0" wp14:anchorId="427DAE3E" wp14:editId="485A2160">
+            <wp:extent cx="3621549" cy="1031443"/>
+            <wp:effectExtent l="0" t="0" r="0" b="0"/>
+            <wp:docPr id="2126708022" name="Imagem 1"/>
+            <wp:cNvGraphicFramePr>
+              <a:graphicFrameLocks xmlns:a="http://schemas.openxmlformats.org/drawingml/2006/main" noChangeAspect="1"/>
+            </wp:cNvGraphicFramePr>
+            <a:graphic xmlns:a="http://schemas.openxmlformats.org/drawingml/2006/main">
+              <a:graphicData uri="http://schemas.openxmlformats.org/drawingml/2006/picture">
+                <pic:pic xmlns:pic="http://schemas.openxmlformats.org/drawingml/2006/picture">
+                  <pic:nvPicPr>
+                    <pic:cNvPr id="2126708022" name=""/>
+                    <pic:cNvPicPr/>
+                  </pic:nvPicPr>
+                  <pic:blipFill>
+                    <a:blip r:embed="rId35"/>
+                    <a:stretch>
+                      <a:fillRect/>
+                    </a:stretch>
+                  </pic:blipFill>
+                  <pic:spPr>
+                    <a:xfrm>
+                      <a:off x="0" y="0"/>
+                      <a:ext cx="3639245" cy="1036483"/>
+                    </a:xfrm>
+                    <a:prstGeom prst="rect">
+                      <a:avLst/>
+                    </a:prstGeom>
+                  </pic:spPr>
+                </pic:pic>
+              </a:graphicData>
+            </a:graphic>
+          </wp:inline>
+        </w:drawing>
+      </w:r>
+    </w:p>
+    <w:p>
+      <w:pPr>
+        <w:pStyle w:val="PargrafodaLista"/>
+        <w:ind w:left="1416"/>
+      </w:pPr>
+    </w:p>
+    <w:p>
+      <w:pPr>
+        <w:pStyle w:val="PargrafodaLista"/>
+        <w:numPr>
+          <w:ilvl w:val="0"/>
+          <w:numId w:val="19"/>
+        </w:numPr>
+        <w:ind w:left="1416"/>
+        <w:jc w:val="both"/>
+      </w:pPr>
+      <w:r>
+        <w:t xml:space="preserve">A acurácia de treino, por sua vez, permanece relativamente estável, oscilando em torno de 44% a 46%. Esse comportamento é coerente com o contexto do </w:t>
+      </w:r>
+      <w:r>
+        <w:rPr>
+          <w:i/>
+          <w:iCs/>
+        </w:rPr>
+        <w:t>sanity check</w:t>
+      </w:r>
+      <w:r>
+        <w:t xml:space="preserve">: poucas épocas, apenas 100 steps por época e uso de </w:t>
+      </w:r>
+      <w:r>
+        <w:rPr>
+          <w:i/>
+          <w:iCs/>
+        </w:rPr>
+        <w:t>augmentations</w:t>
+      </w:r>
+      <w:r>
+        <w:t xml:space="preserve"> relativamente fortes.</w:t>
+      </w:r>
+    </w:p>
+    <w:p>
+      <w:pPr>
+        <w:pStyle w:val="PargrafodaLista"/>
+        <w:ind w:left="1416"/>
+        <w:jc w:val="both"/>
+      </w:pPr>
+    </w:p>
+    <w:p>
+      <w:pPr>
+        <w:pStyle w:val="PargrafodaLista"/>
+        <w:numPr>
+          <w:ilvl w:val="0"/>
+          <w:numId w:val="19"/>
+        </w:numPr>
+        <w:ind w:left="1416"/>
+        <w:jc w:val="both"/>
+      </w:pPr>
+      <w:r>
+        <w:rPr>
+          <w:b/>
+          <w:bCs/>
+        </w:rPr>
+        <w:t xml:space="preserve">ALERTA: </w:t>
+      </w:r>
+      <w:r>
+        <w:t>Na</w:t>
+      </w:r>
+      <w:r>
+        <w:rPr>
+          <w:b/>
+          <w:bCs/>
+        </w:rPr>
+        <w:t xml:space="preserve"> </w:t>
+      </w:r>
+      <w:r>
+        <w:t xml:space="preserve">avaliação final, </w:t>
+      </w:r>
+      <w:r>
+        <w:t>é</w:t>
+      </w:r>
+      <w:r>
+        <w:t xml:space="preserve"> reporta</w:t>
+      </w:r>
+      <w:r>
+        <w:t>do</w:t>
+      </w:r>
+      <w:r>
+        <w:t xml:space="preserve"> uma acurácia de aproximadamente 78%, enquanto a acurácia de treino permanece próxima de 45%. Em um cenário normal, é improvável que a acurácia de validação seja tão superior à de treino. Isso sugere que a métrica de acurácia na validação pode não estar sendo calculada de forma global, mas sim como uma média de acurácias por batch ou sobre um subconjunto enviesado dos dados</w:t>
+      </w:r>
+      <w:r>
+        <w:t xml:space="preserve"> (Correção Necessária).</w:t>
+      </w:r>
+    </w:p>
+    <w:p>
+      <w:pPr>
+        <w:pStyle w:val="PargrafodaLista"/>
+      </w:pPr>
+    </w:p>
+    <w:p>
+      <w:pPr>
+        <w:pStyle w:val="PargrafodaLista"/>
+        <w:numPr>
+          <w:ilvl w:val="0"/>
+          <w:numId w:val="19"/>
+        </w:numPr>
+        <w:ind w:left="1416"/>
+        <w:jc w:val="both"/>
+        <w:rPr>
+          <w:b/>
+          <w:bCs/>
+        </w:rPr>
+      </w:pPr>
+      <w:r>
+        <w:rPr>
+          <w:b/>
+          <w:bCs/>
+        </w:rPr>
+        <w:t>Resultados da correção aplicada:</w:t>
+      </w:r>
+      <w:r>
+        <w:rPr>
+          <w:b/>
+          <w:bCs/>
+        </w:rPr>
+        <w:t xml:space="preserve"> </w:t>
+      </w:r>
+      <w:r>
+        <w:t xml:space="preserve">O erro </w:t>
+      </w:r>
+      <w:r>
+        <w:t>ocorre em razão do</w:t>
+      </w:r>
+      <w:r>
+        <w:t xml:space="preserve"> </w:t>
+      </w:r>
+      <w:r>
+        <w:t>equivocado da acurácia de validação</w:t>
+      </w:r>
+      <w:r>
+        <w:t xml:space="preserve">, de modo que originalmente era feito o cálculo da média das acurácias por batch e não da acurácia global. A figura 21 demonstra a correção aplicada, de modo que a acurácia seja calculada como </w:t>
+      </w:r>
+      <m:oMath>
+        <m:r>
+          <w:rPr>
+            <w:rFonts w:ascii="Cambria Math" w:hAnsi="Cambria Math"/>
+          </w:rPr>
+          <m:t>(acertos totais) / (amostras totais)</m:t>
+        </m:r>
+      </m:oMath>
+    </w:p>
+    <w:p>
+      <w:pPr>
+        <w:pStyle w:val="PargrafodaLista"/>
+        <w:ind w:left="1056"/>
+        <w:rPr>
+          <w:b/>
+          <w:bCs/>
+        </w:rPr>
+      </w:pPr>
+    </w:p>
+    <w:p>
+      <w:pPr>
+        <w:pStyle w:val="PargrafodaLista"/>
+        <w:ind w:left="1440"/>
+        <w:jc w:val="center"/>
+      </w:pPr>
+      <w:r>
+        <w:rPr>
+          <w:sz w:val="18"/>
+          <w:szCs w:val="18"/>
+        </w:rPr>
+        <w:t>Figura</w:t>
+      </w:r>
+      <w:r>
+        <w:rPr>
+          <w:sz w:val="18"/>
+          <w:szCs w:val="18"/>
+        </w:rPr>
+        <w:t xml:space="preserve"> 2</w:t>
+      </w:r>
+      <w:r>
+        <w:rPr>
+          <w:sz w:val="18"/>
+          <w:szCs w:val="18"/>
+        </w:rPr>
+        <w:t>1</w:t>
+      </w:r>
+      <w:r>
+        <w:rPr>
+          <w:sz w:val="18"/>
+          <w:szCs w:val="18"/>
+        </w:rPr>
+        <w:t xml:space="preserve">: </w:t>
+      </w:r>
+      <w:r>
+        <w:rPr>
+          <w:sz w:val="18"/>
+          <w:szCs w:val="18"/>
+        </w:rPr>
+        <w:t>Correções aplicadas</w:t>
+      </w:r>
+    </w:p>
+    <w:p>
+      <w:pPr>
+        <w:pStyle w:val="PargrafodaLista"/>
+        <w:ind w:left="1416"/>
+        <w:jc w:val="center"/>
+        <w:rPr>
+          <w:b/>
+          <w:bCs/>
+        </w:rPr>
+      </w:pPr>
+      <w:r>
+        <w:rPr>
+          <w:b/>
+          <w:bCs/>
+        </w:rPr>
+        <w:drawing>
+          <wp:inline distT="0" distB="0" distL="0" distR="0" wp14:anchorId="0B42918B" wp14:editId="6B4BE849">
+            <wp:extent cx="2536698" cy="1328228"/>
+            <wp:effectExtent l="0" t="0" r="0" b="5715"/>
+            <wp:docPr id="662499320" name="Imagem 1"/>
+            <wp:cNvGraphicFramePr>
+              <a:graphicFrameLocks xmlns:a="http://schemas.openxmlformats.org/drawingml/2006/main" noChangeAspect="1"/>
+            </wp:cNvGraphicFramePr>
+            <a:graphic xmlns:a="http://schemas.openxmlformats.org/drawingml/2006/main">
+              <a:graphicData uri="http://schemas.openxmlformats.org/drawingml/2006/picture">
+                <pic:pic xmlns:pic="http://schemas.openxmlformats.org/drawingml/2006/picture">
+                  <pic:nvPicPr>
+                    <pic:cNvPr id="662499320" name=""/>
+                    <pic:cNvPicPr/>
+                  </pic:nvPicPr>
+                  <pic:blipFill>
+                    <a:blip r:embed="rId36"/>
+                    <a:stretch>
+                      <a:fillRect/>
+                    </a:stretch>
+                  </pic:blipFill>
+                  <pic:spPr>
+                    <a:xfrm>
+                      <a:off x="0" y="0"/>
+                      <a:ext cx="2560044" cy="1340452"/>
+                    </a:xfrm>
+                    <a:prstGeom prst="rect">
+                      <a:avLst/>
+                    </a:prstGeom>
+                  </pic:spPr>
+                </pic:pic>
+              </a:graphicData>
+            </a:graphic>
+          </wp:inline>
+        </w:drawing>
+      </w:r>
+    </w:p>
+    <w:p>
+      <w:pPr>
+        <w:pStyle w:val="PargrafodaLista"/>
+        <w:ind w:left="1416"/>
+        <w:rPr>
+          <w:b/>
+          <w:bCs/>
+        </w:rPr>
+      </w:pPr>
+    </w:p>
+    <w:p>
+      <w:pPr>
+        <w:pStyle w:val="PargrafodaLista"/>
+        <w:ind w:left="1416"/>
+      </w:pPr>
+      <w:r>
+        <w:t xml:space="preserve">O resultado de validação de um novo teste de sanidade (Seguindo a mesma estrutura do experimento IV) </w:t>
+      </w:r>
+      <w:r>
+        <w:t>é demonstrado a seguir pela figura 22.</w:t>
+      </w:r>
     </w:p>
     <w:p>
       <w:pPr>

--- a/Documentation/Experimentos com Vision Transformer.docx
+++ b/Documentation/Experimentos com Vision Transformer.docx
@@ -80,8 +80,17 @@
           <w:b/>
           <w:bCs/>
         </w:rPr>
-        <w:t>Validação inicial da Vision Transformer</w:t>
-      </w:r>
+        <w:t xml:space="preserve">Validação inicial da Vision </w:t>
+      </w:r>
+      <w:proofErr w:type="spellStart"/>
+      <w:r>
+        <w:rPr>
+          <w:b/>
+          <w:bCs/>
+        </w:rPr>
+        <w:t>Transformer</w:t>
+      </w:r>
+      <w:proofErr w:type="spellEnd"/>
       <w:r>
         <w:rPr>
           <w:b/>
@@ -146,7 +155,15 @@
         <w:jc w:val="both"/>
       </w:pPr>
       <w:r>
-        <w:t>Foram feitas modificações para implementar puramente a Vision Transformer (retirando qua</w:t>
+        <w:t xml:space="preserve">Foram feitas modificações para implementar puramente a Vision </w:t>
+      </w:r>
+      <w:proofErr w:type="spellStart"/>
+      <w:r>
+        <w:t>Transformer</w:t>
+      </w:r>
+      <w:proofErr w:type="spellEnd"/>
+      <w:r>
+        <w:t xml:space="preserve"> (retirando qua</w:t>
       </w:r>
       <w:r>
         <w:t>is</w:t>
@@ -167,10 +184,26 @@
         <w:t xml:space="preserve"> a estrutura </w:t>
       </w:r>
       <w:r>
-        <w:t xml:space="preserve">da ViT permanece </w:t>
-      </w:r>
-      <w:r>
-        <w:t>inalterada (inclusive para manter compatibilidade com os pesos pré-treinados).</w:t>
+        <w:t xml:space="preserve">da </w:t>
+      </w:r>
+      <w:proofErr w:type="spellStart"/>
+      <w:r>
+        <w:t>ViT</w:t>
+      </w:r>
+      <w:proofErr w:type="spellEnd"/>
+      <w:r>
+        <w:t xml:space="preserve"> permanece </w:t>
+      </w:r>
+      <w:r>
+        <w:t xml:space="preserve">inalterada (inclusive para manter compatibilidade com os pesos </w:t>
+      </w:r>
+      <w:proofErr w:type="spellStart"/>
+      <w:r>
+        <w:t>pré</w:t>
+      </w:r>
+      <w:proofErr w:type="spellEnd"/>
+      <w:r>
+        <w:t>-treinados).</w:t>
       </w:r>
     </w:p>
     <w:p>
@@ -185,7 +218,15 @@
         <w:t>Os p</w:t>
       </w:r>
       <w:r>
-        <w:t>esos pré-treinados com a ImageNet-21K também foram retirados</w:t>
+        <w:t xml:space="preserve">esos </w:t>
+      </w:r>
+      <w:proofErr w:type="spellStart"/>
+      <w:r>
+        <w:t>pré</w:t>
+      </w:r>
+      <w:proofErr w:type="spellEnd"/>
+      <w:r>
+        <w:t>-treinados com a ImageNet-21K também foram retirados</w:t>
       </w:r>
       <w:r>
         <w:t xml:space="preserve"> diretamente</w:t>
@@ -252,8 +293,17 @@
           <w:sz w:val="18"/>
           <w:szCs w:val="18"/>
         </w:rPr>
-        <w:t xml:space="preserve"> fine-tunning</w:t>
-      </w:r>
+        <w:t xml:space="preserve"> fine-</w:t>
+      </w:r>
+      <w:proofErr w:type="spellStart"/>
+      <w:r>
+        <w:rPr>
+          <w:sz w:val="18"/>
+          <w:szCs w:val="18"/>
+        </w:rPr>
+        <w:t>tunning</w:t>
+      </w:r>
+      <w:proofErr w:type="spellEnd"/>
     </w:p>
     <w:p>
       <w:pPr>
@@ -402,7 +452,39 @@
           <w:i/>
           <w:iCs/>
         </w:rPr>
-        <w:t>[004700/10000] loss=1.6713, acc=0.5625</w:t>
+        <w:t xml:space="preserve">[004700/10000] </w:t>
+      </w:r>
+      <w:proofErr w:type="spellStart"/>
+      <w:r>
+        <w:rPr>
+          <w:i/>
+          <w:iCs/>
+        </w:rPr>
+        <w:t>loss</w:t>
+      </w:r>
+      <w:proofErr w:type="spellEnd"/>
+      <w:r>
+        <w:rPr>
+          <w:i/>
+          <w:iCs/>
+        </w:rPr>
+        <w:t xml:space="preserve">=1.6713, </w:t>
+      </w:r>
+      <w:proofErr w:type="spellStart"/>
+      <w:r>
+        <w:rPr>
+          <w:i/>
+          <w:iCs/>
+        </w:rPr>
+        <w:t>acc</w:t>
+      </w:r>
+      <w:proofErr w:type="spellEnd"/>
+      <w:r>
+        <w:rPr>
+          <w:i/>
+          <w:iCs/>
+        </w:rPr>
+        <w:t>=0.5625</w:t>
       </w:r>
     </w:p>
     <w:p>
@@ -420,7 +502,39 @@
           <w:i/>
           <w:iCs/>
         </w:rPr>
-        <w:t>[004800/10000] loss=1.9858, acc=0.5625</w:t>
+        <w:t xml:space="preserve">[004800/10000] </w:t>
+      </w:r>
+      <w:proofErr w:type="spellStart"/>
+      <w:r>
+        <w:rPr>
+          <w:i/>
+          <w:iCs/>
+        </w:rPr>
+        <w:t>loss</w:t>
+      </w:r>
+      <w:proofErr w:type="spellEnd"/>
+      <w:r>
+        <w:rPr>
+          <w:i/>
+          <w:iCs/>
+        </w:rPr>
+        <w:t xml:space="preserve">=1.9858, </w:t>
+      </w:r>
+      <w:proofErr w:type="spellStart"/>
+      <w:r>
+        <w:rPr>
+          <w:i/>
+          <w:iCs/>
+        </w:rPr>
+        <w:t>acc</w:t>
+      </w:r>
+      <w:proofErr w:type="spellEnd"/>
+      <w:r>
+        <w:rPr>
+          <w:i/>
+          <w:iCs/>
+        </w:rPr>
+        <w:t>=0.5625</w:t>
       </w:r>
     </w:p>
     <w:p>
@@ -438,7 +552,39 @@
           <w:i/>
           <w:iCs/>
         </w:rPr>
-        <w:t>[004900/10000] loss=0.6557, acc=0.8750</w:t>
+        <w:t xml:space="preserve">[004900/10000] </w:t>
+      </w:r>
+      <w:proofErr w:type="spellStart"/>
+      <w:r>
+        <w:rPr>
+          <w:i/>
+          <w:iCs/>
+        </w:rPr>
+        <w:t>loss</w:t>
+      </w:r>
+      <w:proofErr w:type="spellEnd"/>
+      <w:r>
+        <w:rPr>
+          <w:i/>
+          <w:iCs/>
+        </w:rPr>
+        <w:t xml:space="preserve">=0.6557, </w:t>
+      </w:r>
+      <w:proofErr w:type="spellStart"/>
+      <w:r>
+        <w:rPr>
+          <w:i/>
+          <w:iCs/>
+        </w:rPr>
+        <w:t>acc</w:t>
+      </w:r>
+      <w:proofErr w:type="spellEnd"/>
+      <w:r>
+        <w:rPr>
+          <w:i/>
+          <w:iCs/>
+        </w:rPr>
+        <w:t>=0.8750</w:t>
       </w:r>
     </w:p>
     <w:p>
@@ -456,7 +602,39 @@
           <w:i/>
           <w:iCs/>
         </w:rPr>
-        <w:t>[005000/10000] loss=1.9197, acc=0.4375</w:t>
+        <w:t xml:space="preserve">[005000/10000] </w:t>
+      </w:r>
+      <w:proofErr w:type="spellStart"/>
+      <w:r>
+        <w:rPr>
+          <w:i/>
+          <w:iCs/>
+        </w:rPr>
+        <w:t>loss</w:t>
+      </w:r>
+      <w:proofErr w:type="spellEnd"/>
+      <w:r>
+        <w:rPr>
+          <w:i/>
+          <w:iCs/>
+        </w:rPr>
+        <w:t xml:space="preserve">=1.9197, </w:t>
+      </w:r>
+      <w:proofErr w:type="spellStart"/>
+      <w:r>
+        <w:rPr>
+          <w:i/>
+          <w:iCs/>
+        </w:rPr>
+        <w:t>acc</w:t>
+      </w:r>
+      <w:proofErr w:type="spellEnd"/>
+      <w:r>
+        <w:rPr>
+          <w:i/>
+          <w:iCs/>
+        </w:rPr>
+        <w:t>=0.4375</w:t>
       </w:r>
     </w:p>
     <w:p>
@@ -475,8 +653,33 @@
           <w:iCs/>
         </w:rPr>
         <w:lastRenderedPageBreak/>
-        <w:t xml:space="preserve">  File "C:\Users\marci_plgx30x\Desktop\Arquivos\Projetos do Mestrado (Git)\Projeto-Classificadores\Network_Validation\Process_ImageNet.py", line 324, in load_tfrecords</w:t>
-      </w:r>
+        <w:t xml:space="preserve">  File "C:\Users\marci_plgx30x\Desktop\Arquivos\Projetos do Mestrado (Git)\Projeto-Classificadores\Network_Validation\Process_ImageNet.py", </w:t>
+      </w:r>
+      <w:proofErr w:type="spellStart"/>
+      <w:r>
+        <w:rPr>
+          <w:i/>
+          <w:iCs/>
+        </w:rPr>
+        <w:t>line</w:t>
+      </w:r>
+      <w:proofErr w:type="spellEnd"/>
+      <w:r>
+        <w:rPr>
+          <w:i/>
+          <w:iCs/>
+        </w:rPr>
+        <w:t xml:space="preserve"> 324, in </w:t>
+      </w:r>
+      <w:proofErr w:type="spellStart"/>
+      <w:r>
+        <w:rPr>
+          <w:i/>
+          <w:iCs/>
+        </w:rPr>
+        <w:t>load_tfrecords</w:t>
+      </w:r>
+      <w:proofErr w:type="spellEnd"/>
     </w:p>
     <w:p>
       <w:pPr>
@@ -493,7 +696,87 @@
           <w:i/>
           <w:iCs/>
         </w:rPr>
-        <w:t xml:space="preserve">    raise ValueError(f"Nenhum TFRecord encontrado em: {tfrecord_dir}/{split}")</w:t>
+        <w:t xml:space="preserve">    </w:t>
+      </w:r>
+      <w:proofErr w:type="spellStart"/>
+      <w:r>
+        <w:rPr>
+          <w:i/>
+          <w:iCs/>
+        </w:rPr>
+        <w:t>raise</w:t>
+      </w:r>
+      <w:proofErr w:type="spellEnd"/>
+      <w:r>
+        <w:rPr>
+          <w:i/>
+          <w:iCs/>
+        </w:rPr>
+        <w:t xml:space="preserve"> </w:t>
+      </w:r>
+      <w:proofErr w:type="spellStart"/>
+      <w:r>
+        <w:rPr>
+          <w:i/>
+          <w:iCs/>
+        </w:rPr>
+        <w:t>ValueError</w:t>
+      </w:r>
+      <w:proofErr w:type="spellEnd"/>
+      <w:r>
+        <w:rPr>
+          <w:i/>
+          <w:iCs/>
+        </w:rPr>
+        <w:t>(</w:t>
+      </w:r>
+      <w:proofErr w:type="spellStart"/>
+      <w:r>
+        <w:rPr>
+          <w:i/>
+          <w:iCs/>
+        </w:rPr>
+        <w:t>f"Nenhum</w:t>
+      </w:r>
+      <w:proofErr w:type="spellEnd"/>
+      <w:r>
+        <w:rPr>
+          <w:i/>
+          <w:iCs/>
+        </w:rPr>
+        <w:t xml:space="preserve"> </w:t>
+      </w:r>
+      <w:proofErr w:type="spellStart"/>
+      <w:r>
+        <w:rPr>
+          <w:i/>
+          <w:iCs/>
+        </w:rPr>
+        <w:t>TFRecord</w:t>
+      </w:r>
+      <w:proofErr w:type="spellEnd"/>
+      <w:r>
+        <w:rPr>
+          <w:i/>
+          <w:iCs/>
+        </w:rPr>
+        <w:t xml:space="preserve"> encontrado em: {</w:t>
+      </w:r>
+      <w:proofErr w:type="spellStart"/>
+      <w:r>
+        <w:rPr>
+          <w:i/>
+          <w:iCs/>
+        </w:rPr>
+        <w:t>tfrecord_dir</w:t>
+      </w:r>
+      <w:proofErr w:type="spellEnd"/>
+      <w:r>
+        <w:rPr>
+          <w:i/>
+          <w:iCs/>
+        </w:rPr>
+        <w:t>}/{split}")</w:t>
       </w:r>
     </w:p>
     <w:p>
@@ -506,13 +789,95 @@
           <w:iCs/>
         </w:rPr>
       </w:pPr>
-      <w:r>
-        <w:rPr>
-          <w:i/>
-          <w:iCs/>
-        </w:rPr>
-        <w:t>ValueError: Nenhum TFRecord encontrado em: &lt;tensorflow.python.data.ops.iterator_ops.OwnedIterator object at 0x000001BDCDA64430&gt;/validation</w:t>
-      </w:r>
+      <w:proofErr w:type="spellStart"/>
+      <w:r>
+        <w:rPr>
+          <w:i/>
+          <w:iCs/>
+        </w:rPr>
+        <w:t>ValueError</w:t>
+      </w:r>
+      <w:proofErr w:type="spellEnd"/>
+      <w:r>
+        <w:rPr>
+          <w:i/>
+          <w:iCs/>
+        </w:rPr>
+        <w:t xml:space="preserve">: Nenhum </w:t>
+      </w:r>
+      <w:proofErr w:type="spellStart"/>
+      <w:r>
+        <w:rPr>
+          <w:i/>
+          <w:iCs/>
+        </w:rPr>
+        <w:t>TFRecord</w:t>
+      </w:r>
+      <w:proofErr w:type="spellEnd"/>
+      <w:r>
+        <w:rPr>
+          <w:i/>
+          <w:iCs/>
+        </w:rPr>
+        <w:t xml:space="preserve"> encontrado em: &lt;</w:t>
+      </w:r>
+      <w:proofErr w:type="spellStart"/>
+      <w:r>
+        <w:rPr>
+          <w:i/>
+          <w:iCs/>
+        </w:rPr>
+        <w:t>tensorflow.python.data.ops.iterator_ops.OwnedIterator</w:t>
+      </w:r>
+      <w:proofErr w:type="spellEnd"/>
+      <w:r>
+        <w:rPr>
+          <w:i/>
+          <w:iCs/>
+        </w:rPr>
+        <w:t xml:space="preserve"> </w:t>
+      </w:r>
+      <w:proofErr w:type="spellStart"/>
+      <w:r>
+        <w:rPr>
+          <w:i/>
+          <w:iCs/>
+        </w:rPr>
+        <w:t>object</w:t>
+      </w:r>
+      <w:proofErr w:type="spellEnd"/>
+      <w:r>
+        <w:rPr>
+          <w:i/>
+          <w:iCs/>
+        </w:rPr>
+        <w:t xml:space="preserve"> </w:t>
+      </w:r>
+      <w:proofErr w:type="spellStart"/>
+      <w:r>
+        <w:rPr>
+          <w:i/>
+          <w:iCs/>
+        </w:rPr>
+        <w:t>at</w:t>
+      </w:r>
+      <w:proofErr w:type="spellEnd"/>
+      <w:r>
+        <w:rPr>
+          <w:i/>
+          <w:iCs/>
+        </w:rPr>
+        <w:t xml:space="preserve"> 0x000001BDCDA64430&gt;/</w:t>
+      </w:r>
+      <w:proofErr w:type="spellStart"/>
+      <w:r>
+        <w:rPr>
+          <w:i/>
+          <w:iCs/>
+        </w:rPr>
+        <w:t>validation</w:t>
+      </w:r>
+      <w:proofErr w:type="spellEnd"/>
     </w:p>
     <w:p>
       <w:pPr>
@@ -535,12 +900,85 @@
           <w:iCs/>
         </w:rPr>
       </w:pPr>
-      <w:r>
-        <w:rPr>
-          <w:i/>
-          <w:iCs/>
-        </w:rPr>
-        <w:t>Process finished with exit code 1</w:t>
+      <w:proofErr w:type="spellStart"/>
+      <w:r>
+        <w:rPr>
+          <w:i/>
+          <w:iCs/>
+        </w:rPr>
+        <w:t>Process</w:t>
+      </w:r>
+      <w:proofErr w:type="spellEnd"/>
+      <w:r>
+        <w:rPr>
+          <w:i/>
+          <w:iCs/>
+        </w:rPr>
+        <w:t xml:space="preserve"> </w:t>
+      </w:r>
+      <w:proofErr w:type="spellStart"/>
+      <w:r>
+        <w:rPr>
+          <w:i/>
+          <w:iCs/>
+        </w:rPr>
+        <w:t>finished</w:t>
+      </w:r>
+      <w:proofErr w:type="spellEnd"/>
+      <w:r>
+        <w:rPr>
+          <w:i/>
+          <w:iCs/>
+        </w:rPr>
+        <w:t xml:space="preserve"> </w:t>
+      </w:r>
+      <w:proofErr w:type="spellStart"/>
+      <w:r>
+        <w:rPr>
+          <w:i/>
+          <w:iCs/>
+        </w:rPr>
+        <w:t>with</w:t>
+      </w:r>
+      <w:proofErr w:type="spellEnd"/>
+      <w:r>
+        <w:rPr>
+          <w:i/>
+          <w:iCs/>
+        </w:rPr>
+        <w:t xml:space="preserve"> </w:t>
+      </w:r>
+      <w:proofErr w:type="spellStart"/>
+      <w:r>
+        <w:rPr>
+          <w:i/>
+          <w:iCs/>
+        </w:rPr>
+        <w:t>exit</w:t>
+      </w:r>
+      <w:proofErr w:type="spellEnd"/>
+      <w:r>
+        <w:rPr>
+          <w:i/>
+          <w:iCs/>
+        </w:rPr>
+        <w:t xml:space="preserve"> </w:t>
+      </w:r>
+      <w:proofErr w:type="spellStart"/>
+      <w:r>
+        <w:rPr>
+          <w:i/>
+          <w:iCs/>
+        </w:rPr>
+        <w:t>code</w:t>
+      </w:r>
+      <w:proofErr w:type="spellEnd"/>
+      <w:r>
+        <w:rPr>
+          <w:i/>
+          <w:iCs/>
+        </w:rPr>
+        <w:t xml:space="preserve"> 1</w:t>
       </w:r>
     </w:p>
     <w:p>
@@ -586,12 +1024,21 @@
       <w:r>
         <w:t xml:space="preserve">O erro ocorre na função </w:t>
       </w:r>
-      <w:r>
-        <w:rPr>
-          <w:i/>
-          <w:iCs/>
-        </w:rPr>
-        <w:t>train_vit(</w:t>
+      <w:proofErr w:type="spellStart"/>
+      <w:r>
+        <w:rPr>
+          <w:i/>
+          <w:iCs/>
+        </w:rPr>
+        <w:t>train_vit</w:t>
+      </w:r>
+      <w:proofErr w:type="spellEnd"/>
+      <w:r>
+        <w:rPr>
+          <w:i/>
+          <w:iCs/>
+        </w:rPr>
+        <w:t>(</w:t>
       </w:r>
       <w:r>
         <w:rPr>
@@ -641,7 +1088,15 @@
         <w:jc w:val="both"/>
       </w:pPr>
       <w:r>
-        <w:t>Avaliação standalone (checkpoint + path)</w:t>
+        <w:t xml:space="preserve">Avaliação </w:t>
+      </w:r>
+      <w:proofErr w:type="spellStart"/>
+      <w:r>
+        <w:t>standalone</w:t>
+      </w:r>
+      <w:proofErr w:type="spellEnd"/>
+      <w:r>
+        <w:t xml:space="preserve"> (checkpoint + path)</w:t>
       </w:r>
       <w:r>
         <w:t>, comumente utilizada</w:t>
@@ -663,7 +1118,15 @@
         <w:jc w:val="both"/>
       </w:pPr>
       <w:r>
-        <w:t>Avaliação durante treino (iterator)</w:t>
+        <w:t>Avaliação durante treino (</w:t>
+      </w:r>
+      <w:proofErr w:type="spellStart"/>
+      <w:r>
+        <w:t>iterator</w:t>
+      </w:r>
+      <w:proofErr w:type="spellEnd"/>
+      <w:r>
+        <w:t>)</w:t>
       </w:r>
       <w:r>
         <w:t>, comumente utilizada</w:t>
@@ -854,12 +1317,21 @@
       <w:r>
         <w:t xml:space="preserve">A correção deste problema envolve a criação de uma nova função: </w:t>
       </w:r>
-      <w:r>
-        <w:rPr>
-          <w:i/>
-          <w:iCs/>
-        </w:rPr>
-        <w:t>evaluate_vit_from_iterator(</w:t>
+      <w:proofErr w:type="spellStart"/>
+      <w:r>
+        <w:rPr>
+          <w:i/>
+          <w:iCs/>
+        </w:rPr>
+        <w:t>evaluate_vit_from_iterator</w:t>
+      </w:r>
+      <w:proofErr w:type="spellEnd"/>
+      <w:r>
+        <w:rPr>
+          <w:i/>
+          <w:iCs/>
+        </w:rPr>
+        <w:t>(</w:t>
       </w:r>
       <w:r>
         <w:rPr>
@@ -890,6 +1362,7 @@
       <w:r>
         <w:t xml:space="preserve"> </w:t>
       </w:r>
+      <w:proofErr w:type="spellStart"/>
       <w:r>
         <w:rPr>
           <w:i/>
@@ -897,6 +1370,7 @@
         </w:rPr>
         <w:t>load_tfrecords</w:t>
       </w:r>
+      <w:proofErr w:type="spellEnd"/>
       <w:r>
         <w:rPr>
           <w:i/>
@@ -966,7 +1440,55 @@
         <w:t xml:space="preserve">logs do treinamento podem ser conferidos arquivo ‘logs pycharm.txt’ no diretório </w:t>
       </w:r>
       <w:r>
-        <w:t>"\Projeto-Classificadores\Main_Validation\Vision Transformers\Results\Experimento 1 - ViT\Experimento 1 -ViT- Sanity Check - LOG.txt"</w:t>
+        <w:t>"\Projeto-Classificadores\</w:t>
+      </w:r>
+      <w:proofErr w:type="spellStart"/>
+      <w:r>
+        <w:t>Main_Validation</w:t>
+      </w:r>
+      <w:proofErr w:type="spellEnd"/>
+      <w:r>
+        <w:t>\Vision Transformers\</w:t>
+      </w:r>
+      <w:proofErr w:type="spellStart"/>
+      <w:r>
+        <w:t>Results</w:t>
+      </w:r>
+      <w:proofErr w:type="spellEnd"/>
+      <w:r>
+        <w:t xml:space="preserve">\Experimento 1 - </w:t>
+      </w:r>
+      <w:proofErr w:type="spellStart"/>
+      <w:r>
+        <w:t>ViT</w:t>
+      </w:r>
+      <w:proofErr w:type="spellEnd"/>
+      <w:r>
+        <w:t>\Experimento 1 -</w:t>
+      </w:r>
+      <w:proofErr w:type="spellStart"/>
+      <w:r>
+        <w:t>ViT</w:t>
+      </w:r>
+      <w:proofErr w:type="spellEnd"/>
+      <w:r>
+        <w:t xml:space="preserve">- </w:t>
+      </w:r>
+      <w:proofErr w:type="spellStart"/>
+      <w:r>
+        <w:t>Sanity</w:t>
+      </w:r>
+      <w:proofErr w:type="spellEnd"/>
+      <w:r>
+        <w:t xml:space="preserve"> </w:t>
+      </w:r>
+      <w:proofErr w:type="spellStart"/>
+      <w:r>
+        <w:t>Check</w:t>
+      </w:r>
+      <w:proofErr w:type="spellEnd"/>
+      <w:r>
+        <w:t xml:space="preserve"> - LOG.txt"</w:t>
       </w:r>
       <w:r>
         <w:t xml:space="preserve">. </w:t>
@@ -1189,15 +1711,37 @@
         <w:lastRenderedPageBreak/>
         <w:t xml:space="preserve">Comportamento esperado para </w:t>
       </w:r>
-      <w:r>
-        <w:rPr>
-          <w:b/>
-          <w:bCs/>
-          <w:i/>
-          <w:iCs/>
-        </w:rPr>
-        <w:t>loss e accuracy</w:t>
-      </w:r>
+      <w:proofErr w:type="spellStart"/>
+      <w:r>
+        <w:rPr>
+          <w:b/>
+          <w:bCs/>
+          <w:i/>
+          <w:iCs/>
+        </w:rPr>
+        <w:t>loss</w:t>
+      </w:r>
+      <w:proofErr w:type="spellEnd"/>
+      <w:r>
+        <w:rPr>
+          <w:b/>
+          <w:bCs/>
+          <w:i/>
+          <w:iCs/>
+        </w:rPr>
+        <w:t xml:space="preserve"> e </w:t>
+      </w:r>
+      <w:proofErr w:type="spellStart"/>
+      <w:r>
+        <w:rPr>
+          <w:b/>
+          <w:bCs/>
+          <w:i/>
+          <w:iCs/>
+        </w:rPr>
+        <w:t>accuracy</w:t>
+      </w:r>
+      <w:proofErr w:type="spellEnd"/>
       <w:r>
         <w:rPr>
           <w:b/>
@@ -1365,13 +1909,37 @@
         <w:t xml:space="preserve"> </w:t>
       </w:r>
       <w:r>
-        <w:t>Rodar ViT-B/16 “fiel ao paper” em hardware comum é naturalmente lento.</w:t>
+        <w:t xml:space="preserve">Rodar </w:t>
+      </w:r>
+      <w:proofErr w:type="spellStart"/>
+      <w:r>
+        <w:t>ViT</w:t>
+      </w:r>
+      <w:proofErr w:type="spellEnd"/>
+      <w:r>
+        <w:t xml:space="preserve">-B/16 “fiel ao </w:t>
+      </w:r>
+      <w:proofErr w:type="spellStart"/>
+      <w:r>
+        <w:t>paper</w:t>
+      </w:r>
+      <w:proofErr w:type="spellEnd"/>
+      <w:r>
+        <w:t>” em hardware comum é naturalmente lento.</w:t>
       </w:r>
       <w:r>
         <w:t xml:space="preserve"> </w:t>
       </w:r>
       <w:r>
-        <w:t>O artigo foi feito em TPUs v3, com batch gigantesco. Dito isso, há otimizações seguras que não quebram a fidelidade científica para serem implementadas:</w:t>
+        <w:t xml:space="preserve">O artigo foi feito em </w:t>
+      </w:r>
+      <w:proofErr w:type="spellStart"/>
+      <w:r>
+        <w:t>TPUs</w:t>
+      </w:r>
+      <w:proofErr w:type="spellEnd"/>
+      <w:r>
+        <w:t xml:space="preserve"> v3, com batch gigantesco. Dito isso, há otimizações seguras que não quebram a fidelidade científica para serem implementadas:</w:t>
       </w:r>
     </w:p>
     <w:p>
@@ -1441,6 +2009,7 @@
       <w:r>
         <w:t xml:space="preserve">Utilização de </w:t>
       </w:r>
+      <w:proofErr w:type="spellStart"/>
       <w:r>
         <w:rPr>
           <w:i/>
@@ -1448,6 +2017,7 @@
         </w:rPr>
         <w:t>Mixed-precision</w:t>
       </w:r>
+      <w:proofErr w:type="spellEnd"/>
       <w:r>
         <w:t>, que consiste em</w:t>
       </w:r>
@@ -1521,7 +2091,31 @@
         <w:t xml:space="preserve"> </w:t>
       </w:r>
       <w:r>
-        <w:t>Como o batch é menor que o do artigo, o LR precisa ser menor. A sugestão é que base_lr = 3e-4 * (batch_size / 4096), o que melhora estabilidade sem trair o paper.</w:t>
+        <w:t xml:space="preserve">Como o batch é menor que o do artigo, o LR precisa ser menor. A sugestão é que </w:t>
+      </w:r>
+      <w:proofErr w:type="spellStart"/>
+      <w:r>
+        <w:t>base_lr</w:t>
+      </w:r>
+      <w:proofErr w:type="spellEnd"/>
+      <w:r>
+        <w:t xml:space="preserve"> = 3e-4 * (</w:t>
+      </w:r>
+      <w:proofErr w:type="spellStart"/>
+      <w:r>
+        <w:t>batch_size</w:t>
+      </w:r>
+      <w:proofErr w:type="spellEnd"/>
+      <w:r>
+        <w:t xml:space="preserve"> / 4096), o que melhora estabilidade sem trair o </w:t>
+      </w:r>
+      <w:proofErr w:type="spellStart"/>
+      <w:r>
+        <w:t>paper</w:t>
+      </w:r>
+      <w:proofErr w:type="spellEnd"/>
+      <w:r>
+        <w:t>.</w:t>
       </w:r>
     </w:p>
     <w:p>
@@ -1983,6 +2577,7 @@
       <w:r>
         <w:t xml:space="preserve">Utilização de </w:t>
       </w:r>
+      <w:proofErr w:type="spellStart"/>
       <w:r>
         <w:rPr>
           <w:i/>
@@ -2004,6 +2599,7 @@
         </w:rPr>
         <w:t>Precision</w:t>
       </w:r>
+      <w:proofErr w:type="spellEnd"/>
       <w:r>
         <w:t xml:space="preserve">, consiste em utilizar </w:t>
       </w:r>
@@ -2097,7 +2693,15 @@
         <w:t xml:space="preserve"> Menos memória: </w:t>
       </w:r>
       <w:r>
-        <w:t>números menores ocupam menos espaço, permitindo treinar modelos maiores ou usar batch sizes maiores.</w:t>
+        <w:t xml:space="preserve">números menores ocupam menos espaço, permitindo treinar modelos maiores ou usar batch </w:t>
+      </w:r>
+      <w:proofErr w:type="spellStart"/>
+      <w:r>
+        <w:t>sizes</w:t>
+      </w:r>
+      <w:proofErr w:type="spellEnd"/>
+      <w:r>
+        <w:t xml:space="preserve"> maiores.</w:t>
       </w:r>
     </w:p>
     <w:p>
@@ -2197,6 +2801,7 @@
       <w:r>
         <w:t>“</w:t>
       </w:r>
+      <w:proofErr w:type="spellStart"/>
       <w:r>
         <w:rPr>
           <w:i/>
@@ -2204,6 +2809,7 @@
         </w:rPr>
         <w:t>base_lr</w:t>
       </w:r>
+      <w:proofErr w:type="spellEnd"/>
       <w:r>
         <w:rPr>
           <w:i/>
@@ -2233,6 +2839,7 @@
       <w:r>
         <w:t>“</w:t>
       </w:r>
+      <w:proofErr w:type="spellStart"/>
       <w:r>
         <w:rPr>
           <w:i/>
@@ -2240,6 +2847,7 @@
         </w:rPr>
         <w:t>base_lr</w:t>
       </w:r>
+      <w:proofErr w:type="spellEnd"/>
       <w:r>
         <w:rPr>
           <w:i/>
@@ -2265,7 +2873,39 @@
         <w:t xml:space="preserve"> </w:t>
       </w:r>
       <w:r>
-        <w:t>dentro de um scheduler (warmup + cosine decay).</w:t>
+        <w:t xml:space="preserve">dentro de um </w:t>
+      </w:r>
+      <w:proofErr w:type="spellStart"/>
+      <w:r>
+        <w:t>scheduler</w:t>
+      </w:r>
+      <w:proofErr w:type="spellEnd"/>
+      <w:r>
+        <w:t xml:space="preserve"> (</w:t>
+      </w:r>
+      <w:proofErr w:type="spellStart"/>
+      <w:r>
+        <w:t>warmup</w:t>
+      </w:r>
+      <w:proofErr w:type="spellEnd"/>
+      <w:r>
+        <w:t xml:space="preserve"> + </w:t>
+      </w:r>
+      <w:proofErr w:type="spellStart"/>
+      <w:r>
+        <w:t>cosine</w:t>
+      </w:r>
+      <w:proofErr w:type="spellEnd"/>
+      <w:r>
+        <w:t xml:space="preserve"> </w:t>
+      </w:r>
+      <w:proofErr w:type="spellStart"/>
+      <w:r>
+        <w:t>decay</w:t>
+      </w:r>
+      <w:proofErr w:type="spellEnd"/>
+      <w:r>
+        <w:t>).</w:t>
       </w:r>
     </w:p>
     <w:p>
@@ -2319,6 +2959,7 @@
         </w:rPr>
         <w:t>-</w:t>
       </w:r>
+      <w:proofErr w:type="spellStart"/>
       <w:r>
         <w:rPr>
           <w:i/>
@@ -2326,6 +2967,7 @@
         </w:rPr>
         <w:t>tunning</w:t>
       </w:r>
+      <w:proofErr w:type="spellEnd"/>
       <w:r>
         <w:t xml:space="preserve">, o artigo não fixa um único LR universal, porque ele depende do </w:t>
       </w:r>
@@ -2334,8 +2976,17 @@
           <w:i/>
           <w:iCs/>
         </w:rPr>
-        <w:t>batch size</w:t>
-      </w:r>
+        <w:t xml:space="preserve">batch </w:t>
+      </w:r>
+      <w:proofErr w:type="spellStart"/>
+      <w:r>
+        <w:rPr>
+          <w:i/>
+          <w:iCs/>
+        </w:rPr>
+        <w:t>size</w:t>
+      </w:r>
+      <w:proofErr w:type="spellEnd"/>
       <w:r>
         <w:t xml:space="preserve">, </w:t>
       </w:r>
@@ -2351,6 +3002,7 @@
       <w:r>
         <w:t xml:space="preserve"> </w:t>
       </w:r>
+      <w:proofErr w:type="spellStart"/>
       <w:r>
         <w:rPr>
           <w:i/>
@@ -2358,6 +3010,7 @@
         </w:rPr>
         <w:t>backbone</w:t>
       </w:r>
+      <w:proofErr w:type="spellEnd"/>
       <w:r>
         <w:t>, d</w:t>
       </w:r>
@@ -2371,8 +3024,13 @@
         <w:t xml:space="preserve"> zer</w:t>
       </w:r>
       <w:r>
-        <w:t>ada da head</w:t>
-      </w:r>
+        <w:t xml:space="preserve">ada da </w:t>
+      </w:r>
+      <w:proofErr w:type="spellStart"/>
+      <w:r>
+        <w:t>head</w:t>
+      </w:r>
+      <w:proofErr w:type="spellEnd"/>
       <w:r>
         <w:t xml:space="preserve"> e da resolução da imagem</w:t>
       </w:r>
@@ -2386,7 +3044,15 @@
         <w:t xml:space="preserve">, </w:t>
       </w:r>
       <w:r>
-        <w:t>o que leva o gradiente a destruir as features pré-treinadas, com isso, o modelo entra em um regime parecido com treino do zero</w:t>
+        <w:t xml:space="preserve">o que leva o gradiente a destruir as features </w:t>
+      </w:r>
+      <w:proofErr w:type="spellStart"/>
+      <w:r>
+        <w:t>pré</w:t>
+      </w:r>
+      <w:proofErr w:type="spellEnd"/>
+      <w:r>
+        <w:t>-treinadas, com isso, o modelo entra em um regime parecido com treino do zero</w:t>
       </w:r>
       <w:r>
         <w:t>.</w:t>
@@ -2576,8 +3242,17 @@
           <w:sz w:val="18"/>
           <w:szCs w:val="18"/>
         </w:rPr>
-        <w:t>Explicação para o uso do Scheduler</w:t>
-      </w:r>
+        <w:t xml:space="preserve">Explicação para o uso do </w:t>
+      </w:r>
+      <w:proofErr w:type="spellStart"/>
+      <w:r>
+        <w:rPr>
+          <w:sz w:val="18"/>
+          <w:szCs w:val="18"/>
+        </w:rPr>
+        <w:t>Scheduler</w:t>
+      </w:r>
+      <w:proofErr w:type="spellEnd"/>
     </w:p>
     <w:p>
       <w:pPr>
@@ -2786,7 +3461,23 @@
           <w:bCs/>
         </w:rPr>
         <w:lastRenderedPageBreak/>
-        <w:t>Configuração do treinamento (Fine-Tunning):</w:t>
+        <w:t>Configuração do treinamento (Fine-</w:t>
+      </w:r>
+      <w:proofErr w:type="spellStart"/>
+      <w:r>
+        <w:rPr>
+          <w:b/>
+          <w:bCs/>
+        </w:rPr>
+        <w:t>Tunning</w:t>
+      </w:r>
+      <w:proofErr w:type="spellEnd"/>
+      <w:r>
+        <w:rPr>
+          <w:b/>
+          <w:bCs/>
+        </w:rPr>
+        <w:t>):</w:t>
       </w:r>
       <w:r>
         <w:rPr>
@@ -2973,7 +3664,103 @@
           <w:i/>
           <w:iCs/>
         </w:rPr>
-        <w:t>"\Projeto-Classificadores\Main_Validation\Vision Transformers\Results\Experimento 2 - ViT\Experimento 2 -ViT- Sanity Check - LOG.txt"</w:t>
+        <w:t>"\Projeto-Classificadores\</w:t>
+      </w:r>
+      <w:proofErr w:type="spellStart"/>
+      <w:r>
+        <w:rPr>
+          <w:i/>
+          <w:iCs/>
+        </w:rPr>
+        <w:t>Main_Validation</w:t>
+      </w:r>
+      <w:proofErr w:type="spellEnd"/>
+      <w:r>
+        <w:rPr>
+          <w:i/>
+          <w:iCs/>
+        </w:rPr>
+        <w:t>\Vision Transformers\</w:t>
+      </w:r>
+      <w:proofErr w:type="spellStart"/>
+      <w:r>
+        <w:rPr>
+          <w:i/>
+          <w:iCs/>
+        </w:rPr>
+        <w:t>Results</w:t>
+      </w:r>
+      <w:proofErr w:type="spellEnd"/>
+      <w:r>
+        <w:rPr>
+          <w:i/>
+          <w:iCs/>
+        </w:rPr>
+        <w:t xml:space="preserve">\Experimento 2 - </w:t>
+      </w:r>
+      <w:proofErr w:type="spellStart"/>
+      <w:r>
+        <w:rPr>
+          <w:i/>
+          <w:iCs/>
+        </w:rPr>
+        <w:t>ViT</w:t>
+      </w:r>
+      <w:proofErr w:type="spellEnd"/>
+      <w:r>
+        <w:rPr>
+          <w:i/>
+          <w:iCs/>
+        </w:rPr>
+        <w:t>\Experimento 2 -</w:t>
+      </w:r>
+      <w:proofErr w:type="spellStart"/>
+      <w:r>
+        <w:rPr>
+          <w:i/>
+          <w:iCs/>
+        </w:rPr>
+        <w:t>ViT</w:t>
+      </w:r>
+      <w:proofErr w:type="spellEnd"/>
+      <w:r>
+        <w:rPr>
+          <w:i/>
+          <w:iCs/>
+        </w:rPr>
+        <w:t xml:space="preserve">- </w:t>
+      </w:r>
+      <w:proofErr w:type="spellStart"/>
+      <w:r>
+        <w:rPr>
+          <w:i/>
+          <w:iCs/>
+        </w:rPr>
+        <w:t>Sanity</w:t>
+      </w:r>
+      <w:proofErr w:type="spellEnd"/>
+      <w:r>
+        <w:rPr>
+          <w:i/>
+          <w:iCs/>
+        </w:rPr>
+        <w:t xml:space="preserve"> </w:t>
+      </w:r>
+      <w:proofErr w:type="spellStart"/>
+      <w:r>
+        <w:rPr>
+          <w:i/>
+          <w:iCs/>
+        </w:rPr>
+        <w:t>Check</w:t>
+      </w:r>
+      <w:proofErr w:type="spellEnd"/>
+      <w:r>
+        <w:rPr>
+          <w:i/>
+          <w:iCs/>
+        </w:rPr>
+        <w:t xml:space="preserve"> - LOG.txt"</w:t>
       </w:r>
     </w:p>
     <w:p>
@@ -3013,14 +3800,31 @@
         <w:t>O início do treinamento apresenta</w:t>
       </w:r>
       <w:r>
-        <w:t xml:space="preserve"> loss ≈ 6.90, que é exatamente o valor esperado para </w:t>
-      </w:r>
-      <w:r>
-        <w:rPr>
-          <w:i/>
-          <w:iCs/>
-        </w:rPr>
-        <w:t>cross-entropy com 1000</w:t>
+        <w:t xml:space="preserve"> </w:t>
+      </w:r>
+      <w:proofErr w:type="spellStart"/>
+      <w:r>
+        <w:t>loss</w:t>
+      </w:r>
+      <w:proofErr w:type="spellEnd"/>
+      <w:r>
+        <w:t xml:space="preserve"> ≈ 6.90, que é exatamente o valor esperado para </w:t>
+      </w:r>
+      <w:proofErr w:type="spellStart"/>
+      <w:r>
+        <w:rPr>
+          <w:i/>
+          <w:iCs/>
+        </w:rPr>
+        <w:t>cross-entropy</w:t>
+      </w:r>
+      <w:proofErr w:type="spellEnd"/>
+      <w:r>
+        <w:rPr>
+          <w:i/>
+          <w:iCs/>
+        </w:rPr>
+        <w:t xml:space="preserve"> com 1000</w:t>
       </w:r>
       <w:r>
         <w:t>. A</w:t>
@@ -3044,12 +3848,21 @@
       <w:r>
         <w:t xml:space="preserve">curva </w:t>
       </w:r>
-      <w:r>
-        <w:rPr>
-          <w:b/>
-          <w:bCs/>
-        </w:rPr>
-        <w:t>monotonicamente decrescente</w:t>
+      <w:proofErr w:type="spellStart"/>
+      <w:r>
+        <w:rPr>
+          <w:b/>
+          <w:bCs/>
+        </w:rPr>
+        <w:t>monotonicamente</w:t>
+      </w:r>
+      <w:proofErr w:type="spellEnd"/>
+      <w:r>
+        <w:rPr>
+          <w:b/>
+          <w:bCs/>
+        </w:rPr>
+        <w:t xml:space="preserve"> decrescente</w:t>
       </w:r>
       <w:r>
         <w:t>, sem explosão</w:t>
@@ -3220,6 +4033,7 @@
       <w:r>
         <w:t xml:space="preserve">A acurácia de treino oscila entre 50% e 90% em batches pequenos. Isso é esperado, uma vez que este valor NÃO representa a acurácia global, mas sim a acurácia por batch. </w:t>
       </w:r>
+      <w:proofErr w:type="spellStart"/>
       <w:r>
         <w:rPr>
           <w:i/>
@@ -3227,9 +4041,11 @@
         </w:rPr>
         <w:t>Accuracy</w:t>
       </w:r>
+      <w:proofErr w:type="spellEnd"/>
       <w:r>
         <w:t xml:space="preserve"> de batch em </w:t>
       </w:r>
+      <w:proofErr w:type="spellStart"/>
       <w:r>
         <w:rPr>
           <w:i/>
@@ -3237,6 +4053,7 @@
         </w:rPr>
         <w:t>ImageNet</w:t>
       </w:r>
+      <w:proofErr w:type="spellEnd"/>
       <w:r>
         <w:t xml:space="preserve"> já é extremamente ruidosa e um batch pequeno piora ainda mais este resultado.</w:t>
       </w:r>
@@ -3686,8 +4503,17 @@
       </w:pPr>
       <w:r>
         <w:lastRenderedPageBreak/>
-        <w:t xml:space="preserve">Os experimentos voltados para a validação da arquitetura ViT utilizaram os </w:t>
-      </w:r>
+        <w:t xml:space="preserve">Os experimentos voltados para a validação da arquitetura </w:t>
+      </w:r>
+      <w:proofErr w:type="spellStart"/>
+      <w:r>
+        <w:t>ViT</w:t>
+      </w:r>
+      <w:proofErr w:type="spellEnd"/>
+      <w:r>
+        <w:t xml:space="preserve"> utilizaram os </w:t>
+      </w:r>
+      <w:proofErr w:type="spellStart"/>
       <w:r>
         <w:rPr>
           <w:i/>
@@ -3695,9 +4521,11 @@
         </w:rPr>
         <w:t>TFRecords</w:t>
       </w:r>
+      <w:proofErr w:type="spellEnd"/>
       <w:r>
         <w:t xml:space="preserve"> da </w:t>
       </w:r>
+      <w:proofErr w:type="spellStart"/>
       <w:r>
         <w:rPr>
           <w:i/>
@@ -3705,9 +4533,11 @@
         </w:rPr>
         <w:t>ImageNet</w:t>
       </w:r>
+      <w:proofErr w:type="spellEnd"/>
       <w:r>
         <w:t xml:space="preserve"> como entrada. O </w:t>
       </w:r>
+      <w:proofErr w:type="spellStart"/>
       <w:r>
         <w:rPr>
           <w:i/>
@@ -3715,8 +4545,17 @@
         </w:rPr>
         <w:t>TFRecord</w:t>
       </w:r>
-      <w:r>
-        <w:t xml:space="preserve"> é um formato binário de armazenamento de dados criado pelo TensorFlow para</w:t>
+      <w:proofErr w:type="spellEnd"/>
+      <w:r>
+        <w:t xml:space="preserve"> é um formato binário de armazenamento de dados criado pelo </w:t>
+      </w:r>
+      <w:proofErr w:type="spellStart"/>
+      <w:r>
+        <w:t>TensorFlow</w:t>
+      </w:r>
+      <w:proofErr w:type="spellEnd"/>
+      <w:r>
+        <w:t xml:space="preserve"> para</w:t>
       </w:r>
       <w:r>
         <w:t xml:space="preserve"> a leitura de</w:t>
@@ -3770,7 +4609,15 @@
         <w:t xml:space="preserve"> </w:t>
       </w:r>
       <w:r>
-        <w:t xml:space="preserve">Um TFRecord é basicamente uma lista de exemplos serializados, onde cada exemplo contém </w:t>
+        <w:t xml:space="preserve">Um </w:t>
+      </w:r>
+      <w:proofErr w:type="spellStart"/>
+      <w:r>
+        <w:t>TFRecord</w:t>
+      </w:r>
+      <w:proofErr w:type="spellEnd"/>
+      <w:r>
+        <w:t xml:space="preserve"> é basicamente uma lista de exemplos serializados, onde cada exemplo contém </w:t>
       </w:r>
       <w:r>
         <w:rPr>
@@ -3836,8 +4683,17 @@
           <w:sz w:val="18"/>
           <w:szCs w:val="18"/>
         </w:rPr>
-        <w:t>Exemplo da estrutura de um TFRecord</w:t>
-      </w:r>
+        <w:t xml:space="preserve">Exemplo da estrutura de um </w:t>
+      </w:r>
+      <w:proofErr w:type="spellStart"/>
+      <w:r>
+        <w:rPr>
+          <w:sz w:val="18"/>
+          <w:szCs w:val="18"/>
+        </w:rPr>
+        <w:t>TFRecord</w:t>
+      </w:r>
+      <w:proofErr w:type="spellEnd"/>
     </w:p>
     <w:p>
       <w:pPr>
@@ -3909,12 +4765,21 @@
       <w:r>
         <w:t xml:space="preserve"> </w:t>
       </w:r>
-      <w:r>
-        <w:rPr>
-          <w:i/>
-          <w:iCs/>
-        </w:rPr>
-        <w:t>Protocol Buffers</w:t>
+      <w:proofErr w:type="spellStart"/>
+      <w:r>
+        <w:rPr>
+          <w:i/>
+          <w:iCs/>
+        </w:rPr>
+        <w:t>Protocol</w:t>
+      </w:r>
+      <w:proofErr w:type="spellEnd"/>
+      <w:r>
+        <w:rPr>
+          <w:i/>
+          <w:iCs/>
+        </w:rPr>
+        <w:t xml:space="preserve"> Buffers</w:t>
       </w:r>
       <w:r>
         <w:rPr>
@@ -3930,6 +4795,7 @@
         </w:rPr>
         <w:t>(</w:t>
       </w:r>
+      <w:proofErr w:type="spellStart"/>
       <w:r>
         <w:rPr>
           <w:i/>
@@ -3937,6 +4803,7 @@
         </w:rPr>
         <w:t>Protobuf</w:t>
       </w:r>
+      <w:proofErr w:type="spellEnd"/>
       <w:r>
         <w:t>)</w:t>
       </w:r>
@@ -3944,7 +4811,15 @@
         <w:t xml:space="preserve"> é um formato de serialização de dados criado pelo Google</w:t>
       </w:r>
       <w:r>
-        <w:t xml:space="preserve"> e utilizado na criação dos TFRecords que busca </w:t>
+        <w:t xml:space="preserve"> e utilizado na criação dos </w:t>
+      </w:r>
+      <w:proofErr w:type="spellStart"/>
+      <w:r>
+        <w:t>TFRecords</w:t>
+      </w:r>
+      <w:proofErr w:type="spellEnd"/>
+      <w:r>
+        <w:t xml:space="preserve"> que busca </w:t>
       </w:r>
       <w:r>
         <w:t>transformar estruturas de dados (listas, dicionários, tensores, objetos) em bytes binários</w:t>
@@ -4009,7 +4884,23 @@
           <w:b/>
           <w:bCs/>
         </w:rPr>
-        <w:t>“image”:&lt;bytes&gt;,</w:t>
+        <w:t>“</w:t>
+      </w:r>
+      <w:proofErr w:type="spellStart"/>
+      <w:r>
+        <w:rPr>
+          <w:b/>
+          <w:bCs/>
+        </w:rPr>
+        <w:t>image</w:t>
+      </w:r>
+      <w:proofErr w:type="spellEnd"/>
+      <w:r>
+        <w:rPr>
+          <w:b/>
+          <w:bCs/>
+        </w:rPr>
+        <w:t>”:&lt;bytes&gt;,</w:t>
       </w:r>
     </w:p>
     <w:p>
@@ -4027,7 +4918,23 @@
           <w:b/>
           <w:bCs/>
         </w:rPr>
-        <w:t>“label” : 281,</w:t>
+        <w:t>“</w:t>
+      </w:r>
+      <w:proofErr w:type="spellStart"/>
+      <w:r>
+        <w:rPr>
+          <w:b/>
+          <w:bCs/>
+        </w:rPr>
+        <w:t>label</w:t>
+      </w:r>
+      <w:proofErr w:type="spellEnd"/>
+      <w:r>
+        <w:rPr>
+          <w:b/>
+          <w:bCs/>
+        </w:rPr>
+        <w:t>” : 281,</w:t>
       </w:r>
     </w:p>
     <w:p>
@@ -4045,7 +4952,23 @@
           <w:b/>
           <w:bCs/>
         </w:rPr>
-        <w:t>“height” : 224,</w:t>
+        <w:t>“</w:t>
+      </w:r>
+      <w:proofErr w:type="spellStart"/>
+      <w:r>
+        <w:rPr>
+          <w:b/>
+          <w:bCs/>
+        </w:rPr>
+        <w:t>height</w:t>
+      </w:r>
+      <w:proofErr w:type="spellEnd"/>
+      <w:r>
+        <w:rPr>
+          <w:b/>
+          <w:bCs/>
+        </w:rPr>
+        <w:t>” : 224,</w:t>
       </w:r>
     </w:p>
     <w:p>
@@ -4063,7 +4986,23 @@
           <w:b/>
           <w:bCs/>
         </w:rPr>
-        <w:t>“width” : 224</w:t>
+        <w:t>“</w:t>
+      </w:r>
+      <w:proofErr w:type="spellStart"/>
+      <w:r>
+        <w:rPr>
+          <w:b/>
+          <w:bCs/>
+        </w:rPr>
+        <w:t>width</w:t>
+      </w:r>
+      <w:proofErr w:type="spellEnd"/>
+      <w:r>
+        <w:rPr>
+          <w:b/>
+          <w:bCs/>
+        </w:rPr>
+        <w:t>” : 224</w:t>
       </w:r>
     </w:p>
     <w:p>
@@ -4185,7 +5124,23 @@
           <w:sz w:val="18"/>
           <w:szCs w:val="18"/>
         </w:rPr>
-        <w:t>: Exemplificação da utilização do ProtoBuf.</w:t>
+        <w:t xml:space="preserve">: Exemplificação da utilização do </w:t>
+      </w:r>
+      <w:proofErr w:type="spellStart"/>
+      <w:r>
+        <w:rPr>
+          <w:sz w:val="18"/>
+          <w:szCs w:val="18"/>
+        </w:rPr>
+        <w:t>ProtoBuf</w:t>
+      </w:r>
+      <w:proofErr w:type="spellEnd"/>
+      <w:r>
+        <w:rPr>
+          <w:sz w:val="18"/>
+          <w:szCs w:val="18"/>
+        </w:rPr>
+        <w:t>.</w:t>
       </w:r>
     </w:p>
     <w:p>
@@ -4311,10 +5266,26 @@
         <w:t xml:space="preserve"> estimada</w:t>
       </w:r>
       <w:r>
-        <w:t xml:space="preserve"> entre o tamanho e complexidade da base de dados com a conversão prévia para TFRecords.</w:t>
-      </w:r>
-      <w:r>
-        <w:t xml:space="preserve"> De modo geral, a conversão para TFRecords se mostra apenas vantajoso para casos onde a base de dados é extensa, ou quando houver treinamento distribuído.</w:t>
+        <w:t xml:space="preserve"> entre o tamanho e complexidade da base de dados com a conversão prévia para </w:t>
+      </w:r>
+      <w:proofErr w:type="spellStart"/>
+      <w:r>
+        <w:t>TFRecords</w:t>
+      </w:r>
+      <w:proofErr w:type="spellEnd"/>
+      <w:r>
+        <w:t>.</w:t>
+      </w:r>
+      <w:r>
+        <w:t xml:space="preserve"> De modo geral, a conversão para </w:t>
+      </w:r>
+      <w:proofErr w:type="spellStart"/>
+      <w:r>
+        <w:t>TFRecords</w:t>
+      </w:r>
+      <w:proofErr w:type="spellEnd"/>
+      <w:r>
+        <w:t xml:space="preserve"> se mostra apenas vantajoso para casos onde a base de dados é extensa, ou quando houver treinamento distribuído.</w:t>
       </w:r>
     </w:p>
     <w:p>
@@ -4356,7 +5327,39 @@
           <w:sz w:val="18"/>
           <w:szCs w:val="18"/>
         </w:rPr>
-        <w:t xml:space="preserve">Relação entre o tamanho/complexidade de um dataset com o uso do TFRecords </w:t>
+        <w:t xml:space="preserve">Relação entre o tamanho/complexidade de um </w:t>
+      </w:r>
+      <w:proofErr w:type="spellStart"/>
+      <w:r>
+        <w:rPr>
+          <w:sz w:val="18"/>
+          <w:szCs w:val="18"/>
+        </w:rPr>
+        <w:t>dataset</w:t>
+      </w:r>
+      <w:proofErr w:type="spellEnd"/>
+      <w:r>
+        <w:rPr>
+          <w:sz w:val="18"/>
+          <w:szCs w:val="18"/>
+        </w:rPr>
+        <w:t xml:space="preserve"> com o uso do </w:t>
+      </w:r>
+      <w:proofErr w:type="spellStart"/>
+      <w:r>
+        <w:rPr>
+          <w:sz w:val="18"/>
+          <w:szCs w:val="18"/>
+        </w:rPr>
+        <w:t>TFRecords</w:t>
+      </w:r>
+      <w:proofErr w:type="spellEnd"/>
+      <w:r>
+        <w:rPr>
+          <w:sz w:val="18"/>
+          <w:szCs w:val="18"/>
+        </w:rPr>
+        <w:t xml:space="preserve"> </w:t>
       </w:r>
     </w:p>
     <w:p>
@@ -4423,7 +5426,23 @@
         <w:jc w:val="both"/>
       </w:pPr>
       <w:r>
-        <w:t xml:space="preserve">Utilizar diretamente as imagens PNG é a abordagem mais simples e comum para datasets pequenos e médios. Nesse caso, o TensorFlow faz a leitura dos arquivos individuais, decodifica o PNG, aplica os pré-processamentos necessários e envia </w:t>
+        <w:t xml:space="preserve">Utilizar diretamente as imagens PNG é a abordagem mais simples e comum para </w:t>
+      </w:r>
+      <w:proofErr w:type="spellStart"/>
+      <w:r>
+        <w:t>datasets</w:t>
+      </w:r>
+      <w:proofErr w:type="spellEnd"/>
+      <w:r>
+        <w:t xml:space="preserve"> pequenos e médios. Nesse caso, o </w:t>
+      </w:r>
+      <w:proofErr w:type="spellStart"/>
+      <w:r>
+        <w:t>TensorFlow</w:t>
+      </w:r>
+      <w:proofErr w:type="spellEnd"/>
+      <w:r>
+        <w:t xml:space="preserve"> faz a leitura dos arquivos individuais, decodifica o PNG, aplica os pré-processamentos necessários e envia </w:t>
       </w:r>
       <w:r>
         <w:lastRenderedPageBreak/>
@@ -4434,7 +5453,23 @@
           <w:b/>
           <w:bCs/>
         </w:rPr>
-        <w:t>Para um dataset com 13.000 imagens, esse pipeline é mais do que suficiente.</w:t>
+        <w:t xml:space="preserve">Para um </w:t>
+      </w:r>
+      <w:proofErr w:type="spellStart"/>
+      <w:r>
+        <w:rPr>
+          <w:b/>
+          <w:bCs/>
+        </w:rPr>
+        <w:t>dataset</w:t>
+      </w:r>
+      <w:proofErr w:type="spellEnd"/>
+      <w:r>
+        <w:rPr>
+          <w:b/>
+          <w:bCs/>
+        </w:rPr>
+        <w:t xml:space="preserve"> com 13.000 imagens, esse pipeline é mais do que suficiente.</w:t>
       </w:r>
     </w:p>
     <w:p>
@@ -4469,6 +5504,7 @@
       <w:r>
         <w:t xml:space="preserve">A principal desvantagem dessa opção é a baixa escalabilidade. Caso o </w:t>
       </w:r>
+      <w:proofErr w:type="spellStart"/>
       <w:r>
         <w:rPr>
           <w:i/>
@@ -4476,6 +5512,7 @@
         </w:rPr>
         <w:t>dataset</w:t>
       </w:r>
+      <w:proofErr w:type="spellEnd"/>
       <w:r>
         <w:t xml:space="preserve"> cresça </w:t>
       </w:r>
@@ -4511,6 +5548,7 @@
       <w:r>
         <w:t xml:space="preserve">É importante destacar que </w:t>
       </w:r>
+      <w:proofErr w:type="spellStart"/>
       <w:r>
         <w:rPr>
           <w:i/>
@@ -4518,9 +5556,11 @@
         </w:rPr>
         <w:t>TFRecords</w:t>
       </w:r>
+      <w:proofErr w:type="spellEnd"/>
       <w:r>
         <w:t xml:space="preserve"> não alteram a qualidade do treinamento. Eles não melhoram </w:t>
       </w:r>
+      <w:proofErr w:type="spellStart"/>
       <w:r>
         <w:rPr>
           <w:i/>
@@ -4528,9 +5568,11 @@
         </w:rPr>
         <w:t>accuracy</w:t>
       </w:r>
+      <w:proofErr w:type="spellEnd"/>
       <w:r>
         <w:t xml:space="preserve">, </w:t>
       </w:r>
+      <w:proofErr w:type="spellStart"/>
       <w:r>
         <w:rPr>
           <w:i/>
@@ -4538,6 +5580,7 @@
         </w:rPr>
         <w:t>loss</w:t>
       </w:r>
+      <w:proofErr w:type="spellEnd"/>
       <w:r>
         <w:t xml:space="preserve"> ou capacidade de generalização do modelo. O conteúdo do dado é exatamente o mesmo; o que muda é apenas a forma como ele é carregado.</w:t>
       </w:r>
@@ -4549,7 +5592,23 @@
           <w:b/>
           <w:bCs/>
         </w:rPr>
-        <w:t>Como conclusão, a base de dados dos camundongos para este projeto NÃO será convertida em TFRecords para o treinamento.</w:t>
+        <w:t xml:space="preserve">Como conclusão, a base de dados dos camundongos para este projeto NÃO será convertida em </w:t>
+      </w:r>
+      <w:proofErr w:type="spellStart"/>
+      <w:r>
+        <w:rPr>
+          <w:b/>
+          <w:bCs/>
+        </w:rPr>
+        <w:t>TFRecords</w:t>
+      </w:r>
+      <w:proofErr w:type="spellEnd"/>
+      <w:r>
+        <w:rPr>
+          <w:b/>
+          <w:bCs/>
+        </w:rPr>
+        <w:t xml:space="preserve"> para o treinamento.</w:t>
       </w:r>
     </w:p>
     <w:p>
@@ -4832,7 +5891,15 @@
         <w:jc w:val="both"/>
       </w:pPr>
       <w:r>
-        <w:t>Definição de Steps e Epochs:</w:t>
+        <w:t xml:space="preserve">Definição de Steps e </w:t>
+      </w:r>
+      <w:proofErr w:type="spellStart"/>
+      <w:r>
+        <w:t>Epochs</w:t>
+      </w:r>
+      <w:proofErr w:type="spellEnd"/>
+      <w:r>
+        <w:t>:</w:t>
       </w:r>
     </w:p>
     <w:p>
@@ -4876,11 +5943,24 @@
       <w:r>
         <w:t xml:space="preserve">1 </w:t>
       </w:r>
+      <w:proofErr w:type="spellStart"/>
       <w:r>
         <w:t>E</w:t>
       </w:r>
       <w:r>
-        <w:t>poch = “passar” pelo dataset inteiro uma vez</w:t>
+        <w:t>poch</w:t>
+      </w:r>
+      <w:proofErr w:type="spellEnd"/>
+      <w:r>
+        <w:t xml:space="preserve"> = “passar” pelo </w:t>
+      </w:r>
+      <w:proofErr w:type="spellStart"/>
+      <w:r>
+        <w:t>dataset</w:t>
+      </w:r>
+      <w:proofErr w:type="spellEnd"/>
+      <w:r>
+        <w:t xml:space="preserve"> inteiro uma vez</w:t>
       </w:r>
       <w:r>
         <w:t>.</w:t>
@@ -5083,7 +6163,39 @@
           <w:b/>
           <w:bCs/>
         </w:rPr>
-        <w:t>Fase 1 — Sanity Check (obrigatória)</w:t>
+        <w:t xml:space="preserve">Fase 1 — </w:t>
+      </w:r>
+      <w:proofErr w:type="spellStart"/>
+      <w:r>
+        <w:rPr>
+          <w:b/>
+          <w:bCs/>
+        </w:rPr>
+        <w:t>Sanity</w:t>
+      </w:r>
+      <w:proofErr w:type="spellEnd"/>
+      <w:r>
+        <w:rPr>
+          <w:b/>
+          <w:bCs/>
+        </w:rPr>
+        <w:t xml:space="preserve"> </w:t>
+      </w:r>
+      <w:proofErr w:type="spellStart"/>
+      <w:r>
+        <w:rPr>
+          <w:b/>
+          <w:bCs/>
+        </w:rPr>
+        <w:t>Check</w:t>
+      </w:r>
+      <w:proofErr w:type="spellEnd"/>
+      <w:r>
+        <w:rPr>
+          <w:b/>
+          <w:bCs/>
+        </w:rPr>
+        <w:t xml:space="preserve"> (obrigatória)</w:t>
       </w:r>
       <w:r>
         <w:rPr>
@@ -5201,13 +6313,45 @@
           <w:b/>
           <w:bCs/>
         </w:rPr>
-        <w:t xml:space="preserve"> Exploração de hiperparâmetros: </w:t>
+        <w:t xml:space="preserve"> Exploração de </w:t>
+      </w:r>
+      <w:proofErr w:type="spellStart"/>
+      <w:r>
+        <w:rPr>
+          <w:b/>
+          <w:bCs/>
+        </w:rPr>
+        <w:t>hiperparâmetros</w:t>
+      </w:r>
+      <w:proofErr w:type="spellEnd"/>
+      <w:r>
+        <w:rPr>
+          <w:b/>
+          <w:bCs/>
+        </w:rPr>
+        <w:t xml:space="preserve">: </w:t>
       </w:r>
       <w:r>
         <w:t>S</w:t>
       </w:r>
       <w:r>
-        <w:t xml:space="preserve">erve para avaliar overfitting e definir valores de Learning Rate e Batch Size. A ideia é observar o comportamento do treinamento, avaliar curvas, otimizar a arquitetura e salvar o melhor checkpoint. </w:t>
+        <w:t xml:space="preserve">erve para avaliar </w:t>
+      </w:r>
+      <w:proofErr w:type="spellStart"/>
+      <w:r>
+        <w:t>overfitting</w:t>
+      </w:r>
+      <w:proofErr w:type="spellEnd"/>
+      <w:r>
+        <w:t xml:space="preserve"> e definir valores de Learning Rate e Batch </w:t>
+      </w:r>
+      <w:proofErr w:type="spellStart"/>
+      <w:r>
+        <w:t>Size</w:t>
+      </w:r>
+      <w:proofErr w:type="spellEnd"/>
+      <w:r>
+        <w:t xml:space="preserve">. A ideia é observar o comportamento do treinamento, avaliar curvas, otimizar a arquitetura e salvar o melhor checkpoint. </w:t>
       </w:r>
     </w:p>
     <w:p>
@@ -5327,7 +6471,15 @@
         <w:t xml:space="preserve">: </w:t>
       </w:r>
       <w:r>
-        <w:t>Tem o objetivo de obter a melhor generalização possível para o modelo, possibilitando a coleta de um resultado verdadeiramente científico. Para datasets menores (como o caso deste projeto</w:t>
+        <w:t xml:space="preserve">Tem o objetivo de obter a melhor generalização possível para o modelo, possibilitando a coleta de um resultado verdadeiramente científico. Para </w:t>
+      </w:r>
+      <w:proofErr w:type="spellStart"/>
+      <w:r>
+        <w:t>datasets</w:t>
+      </w:r>
+      <w:proofErr w:type="spellEnd"/>
+      <w:r>
+        <w:t xml:space="preserve"> menores (como o caso deste projeto</w:t>
       </w:r>
       <w:r>
         <w:t>), o</w:t>
@@ -5670,7 +6822,35 @@
         <w:rPr>
           <w:color w:val="000000" w:themeColor="text1"/>
         </w:rPr>
-        <w:t xml:space="preserve"> sanity check serve para verificar</w:t>
+        <w:t xml:space="preserve"> </w:t>
+      </w:r>
+      <w:proofErr w:type="spellStart"/>
+      <w:r>
+        <w:rPr>
+          <w:color w:val="000000" w:themeColor="text1"/>
+        </w:rPr>
+        <w:t>sanity</w:t>
+      </w:r>
+      <w:proofErr w:type="spellEnd"/>
+      <w:r>
+        <w:rPr>
+          <w:color w:val="000000" w:themeColor="text1"/>
+        </w:rPr>
+        <w:t xml:space="preserve"> </w:t>
+      </w:r>
+      <w:proofErr w:type="spellStart"/>
+      <w:r>
+        <w:rPr>
+          <w:color w:val="000000" w:themeColor="text1"/>
+        </w:rPr>
+        <w:t>check</w:t>
+      </w:r>
+      <w:proofErr w:type="spellEnd"/>
+      <w:r>
+        <w:rPr>
+          <w:color w:val="000000" w:themeColor="text1"/>
+        </w:rPr>
+        <w:t xml:space="preserve"> serve para verificar</w:t>
       </w:r>
       <w:r>
         <w:rPr>
@@ -5885,7 +7065,21 @@
         <w:rPr>
           <w:color w:val="000000" w:themeColor="text1"/>
         </w:rPr>
-        <w:t xml:space="preserve"> pipeline de dados, labels e gradientes está correto</w:t>
+        <w:t xml:space="preserve"> pipeline de dados, </w:t>
+      </w:r>
+      <w:proofErr w:type="spellStart"/>
+      <w:r>
+        <w:rPr>
+          <w:color w:val="000000" w:themeColor="text1"/>
+        </w:rPr>
+        <w:t>labels</w:t>
+      </w:r>
+      <w:proofErr w:type="spellEnd"/>
+      <w:r>
+        <w:rPr>
+          <w:color w:val="000000" w:themeColor="text1"/>
+        </w:rPr>
+        <w:t xml:space="preserve"> e gradientes está correto</w:t>
       </w:r>
       <w:r>
         <w:rPr>
@@ -5906,8 +7100,21 @@
       <w:r>
         <w:t xml:space="preserve"> </w:t>
       </w:r>
-      <w:r>
-        <w:t>Sanity Check Básico</w:t>
+      <w:proofErr w:type="spellStart"/>
+      <w:r>
+        <w:t>Sanity</w:t>
+      </w:r>
+      <w:proofErr w:type="spellEnd"/>
+      <w:r>
+        <w:t xml:space="preserve"> </w:t>
+      </w:r>
+      <w:proofErr w:type="spellStart"/>
+      <w:r>
+        <w:t>Check</w:t>
+      </w:r>
+      <w:proofErr w:type="spellEnd"/>
+      <w:r>
+        <w:t xml:space="preserve"> Básico</w:t>
       </w:r>
       <w:r>
         <w:t xml:space="preserve"> com </w:t>
@@ -5929,7 +7136,15 @@
         <w:t>→</w:t>
       </w:r>
       <w:r>
-        <w:t xml:space="preserve"> Rede pré-treinada com a base ImageNet21K</w:t>
+        <w:t xml:space="preserve"> Rede </w:t>
+      </w:r>
+      <w:proofErr w:type="spellStart"/>
+      <w:r>
+        <w:t>pré</w:t>
+      </w:r>
+      <w:proofErr w:type="spellEnd"/>
+      <w:r>
+        <w:t>-treinada com a base ImageNet21K</w:t>
       </w:r>
     </w:p>
     <w:p>
@@ -5942,8 +7157,21 @@
         <w:t>→</w:t>
       </w:r>
       <w:r>
-        <w:t xml:space="preserve"> Arquitetura ViT em conformidade com a implementação Google Research</w:t>
-      </w:r>
+        <w:t xml:space="preserve"> Arquitetura </w:t>
+      </w:r>
+      <w:proofErr w:type="spellStart"/>
+      <w:r>
+        <w:t>ViT</w:t>
+      </w:r>
+      <w:proofErr w:type="spellEnd"/>
+      <w:r>
+        <w:t xml:space="preserve"> em conformidade com a implementação Google </w:t>
+      </w:r>
+      <w:proofErr w:type="spellStart"/>
+      <w:r>
+        <w:t>Research</w:t>
+      </w:r>
+      <w:proofErr w:type="spellEnd"/>
     </w:p>
     <w:p>
       <w:pPr>
@@ -6148,8 +7376,18 @@
           <w:iCs/>
           <w:color w:val="000000" w:themeColor="text1"/>
         </w:rPr>
-        <w:t>Logs do Pycharm</w:t>
-      </w:r>
+        <w:t xml:space="preserve">Logs do </w:t>
+      </w:r>
+      <w:proofErr w:type="spellStart"/>
+      <w:r>
+        <w:rPr>
+          <w:i/>
+          <w:iCs/>
+          <w:color w:val="000000" w:themeColor="text1"/>
+        </w:rPr>
+        <w:t>Pycharm</w:t>
+      </w:r>
+      <w:proofErr w:type="spellEnd"/>
       <w:r>
         <w:rPr>
           <w:i/>
@@ -6178,7 +7416,79 @@
           <w:iCs/>
           <w:color w:val="000000" w:themeColor="text1"/>
         </w:rPr>
-        <w:t>"\Projeto-Classificadores\Main_Project\VisionTransformers\Results\Experimento 3 - ViT\Experimento 3 -ViT- Sanity Check - LOG.txt"</w:t>
+        <w:t xml:space="preserve">"\Projeto-Classificadores\Main_Project\VisionTransformers\Results\Experimento 3 - </w:t>
+      </w:r>
+      <w:proofErr w:type="spellStart"/>
+      <w:r>
+        <w:rPr>
+          <w:i/>
+          <w:iCs/>
+          <w:color w:val="000000" w:themeColor="text1"/>
+        </w:rPr>
+        <w:t>ViT</w:t>
+      </w:r>
+      <w:proofErr w:type="spellEnd"/>
+      <w:r>
+        <w:rPr>
+          <w:i/>
+          <w:iCs/>
+          <w:color w:val="000000" w:themeColor="text1"/>
+        </w:rPr>
+        <w:t>\Experimento 3 -</w:t>
+      </w:r>
+      <w:proofErr w:type="spellStart"/>
+      <w:r>
+        <w:rPr>
+          <w:i/>
+          <w:iCs/>
+          <w:color w:val="000000" w:themeColor="text1"/>
+        </w:rPr>
+        <w:t>ViT</w:t>
+      </w:r>
+      <w:proofErr w:type="spellEnd"/>
+      <w:r>
+        <w:rPr>
+          <w:i/>
+          <w:iCs/>
+          <w:color w:val="000000" w:themeColor="text1"/>
+        </w:rPr>
+        <w:t xml:space="preserve">- </w:t>
+      </w:r>
+      <w:proofErr w:type="spellStart"/>
+      <w:r>
+        <w:rPr>
+          <w:i/>
+          <w:iCs/>
+          <w:color w:val="000000" w:themeColor="text1"/>
+        </w:rPr>
+        <w:t>Sanity</w:t>
+      </w:r>
+      <w:proofErr w:type="spellEnd"/>
+      <w:r>
+        <w:rPr>
+          <w:i/>
+          <w:iCs/>
+          <w:color w:val="000000" w:themeColor="text1"/>
+        </w:rPr>
+        <w:t xml:space="preserve"> </w:t>
+      </w:r>
+      <w:proofErr w:type="spellStart"/>
+      <w:r>
+        <w:rPr>
+          <w:i/>
+          <w:iCs/>
+          <w:color w:val="000000" w:themeColor="text1"/>
+        </w:rPr>
+        <w:t>Check</w:t>
+      </w:r>
+      <w:proofErr w:type="spellEnd"/>
+      <w:r>
+        <w:rPr>
+          <w:i/>
+          <w:iCs/>
+          <w:color w:val="000000" w:themeColor="text1"/>
+        </w:rPr>
+        <w:t xml:space="preserve"> - LOG.txt"</w:t>
       </w:r>
     </w:p>
     <w:p>
@@ -6231,11 +7541,19 @@
         </w:rPr>
         <w:t>(</w:t>
       </w:r>
-      <w:r>
-        <w:rPr>
-          <w:color w:val="000000" w:themeColor="text1"/>
-        </w:rPr>
-        <w:t>loss=1.0986</w:t>
+      <w:proofErr w:type="spellStart"/>
+      <w:r>
+        <w:rPr>
+          <w:color w:val="000000" w:themeColor="text1"/>
+        </w:rPr>
+        <w:t>loss</w:t>
+      </w:r>
+      <w:proofErr w:type="spellEnd"/>
+      <w:r>
+        <w:rPr>
+          <w:color w:val="000000" w:themeColor="text1"/>
+        </w:rPr>
+        <w:t>=1.0986</w:t>
       </w:r>
       <w:r>
         <w:rPr>
@@ -6274,7 +7592,21 @@
         <w:rPr>
           <w:color w:val="000000" w:themeColor="text1"/>
         </w:rPr>
-        <w:t xml:space="preserve">Para uma amostra, a cross-entropy (utilizada neste modelo) é calculada </w:t>
+        <w:t xml:space="preserve">Para uma amostra, a </w:t>
+      </w:r>
+      <w:proofErr w:type="spellStart"/>
+      <w:r>
+        <w:rPr>
+          <w:color w:val="000000" w:themeColor="text1"/>
+        </w:rPr>
+        <w:t>cross-entropy</w:t>
+      </w:r>
+      <w:proofErr w:type="spellEnd"/>
+      <w:r>
+        <w:rPr>
+          <w:color w:val="000000" w:themeColor="text1"/>
+        </w:rPr>
+        <w:t xml:space="preserve"> (utilizada neste modelo) é calculada </w:t>
       </w:r>
       <m:oMath>
         <m:r>
@@ -6299,6 +7631,7 @@
         </w:rPr>
         <w:t>‘</w:t>
       </w:r>
+      <w:proofErr w:type="spellStart"/>
       <w:r>
         <w:rPr>
           <w:rFonts w:eastAsiaTheme="minorEastAsia"/>
@@ -6308,6 +7641,7 @@
         </w:rPr>
         <w:t>py</w:t>
       </w:r>
+      <w:proofErr w:type="spellEnd"/>
       <w:r>
         <w:rPr>
           <w:rFonts w:eastAsiaTheme="minorEastAsia"/>
@@ -6476,7 +7810,21 @@
         <w:rPr>
           <w:color w:val="000000" w:themeColor="text1"/>
         </w:rPr>
-        <w:t>Usando log natural (ln), que é o padrão em ML</w:t>
+        <w:t>Usando log natural (</w:t>
+      </w:r>
+      <w:proofErr w:type="spellStart"/>
+      <w:r>
+        <w:rPr>
+          <w:color w:val="000000" w:themeColor="text1"/>
+        </w:rPr>
+        <w:t>ln</w:t>
+      </w:r>
+      <w:proofErr w:type="spellEnd"/>
+      <w:r>
+        <w:rPr>
+          <w:color w:val="000000" w:themeColor="text1"/>
+        </w:rPr>
+        <w:t>), que é o padrão em ML</w:t>
       </w:r>
       <w:r>
         <w:rPr>
@@ -6914,8 +8262,20 @@
           <w:iCs/>
           <w:color w:val="000000" w:themeColor="text1"/>
         </w:rPr>
-        <w:t xml:space="preserve"> accuracy</w:t>
-      </w:r>
+        <w:t xml:space="preserve"> </w:t>
+      </w:r>
+      <w:proofErr w:type="spellStart"/>
+      <w:r>
+        <w:rPr>
+          <w:b/>
+          <w:bCs/>
+          <w:i/>
+          <w:iCs/>
+          <w:color w:val="000000" w:themeColor="text1"/>
+        </w:rPr>
+        <w:t>accuracy</w:t>
+      </w:r>
+      <w:proofErr w:type="spellEnd"/>
       <w:r>
         <w:rPr>
           <w:color w:val="000000" w:themeColor="text1"/>
@@ -6985,8 +8345,20 @@
           <w:iCs/>
           <w:color w:val="000000" w:themeColor="text1"/>
         </w:rPr>
-        <w:t>Top-1 accuracy</w:t>
-      </w:r>
+        <w:t xml:space="preserve">Top-1 </w:t>
+      </w:r>
+      <w:proofErr w:type="spellStart"/>
+      <w:r>
+        <w:rPr>
+          <w:b/>
+          <w:bCs/>
+          <w:i/>
+          <w:iCs/>
+          <w:color w:val="000000" w:themeColor="text1"/>
+        </w:rPr>
+        <w:t>accuracy</w:t>
+      </w:r>
+      <w:proofErr w:type="spellEnd"/>
       <w:r>
         <w:rPr>
           <w:color w:val="000000" w:themeColor="text1"/>
@@ -7039,6 +8411,7 @@
         </w:rPr>
         <w:t xml:space="preserve"> </w:t>
       </w:r>
+      <w:proofErr w:type="spellStart"/>
       <w:r>
         <w:rPr>
           <w:i/>
@@ -7047,12 +8420,14 @@
         </w:rPr>
         <w:t>Val_Loss</w:t>
       </w:r>
+      <w:proofErr w:type="spellEnd"/>
       <w:r>
         <w:rPr>
           <w:color w:val="000000" w:themeColor="text1"/>
         </w:rPr>
         <w:t xml:space="preserve"> tem um valor próximo da </w:t>
       </w:r>
+      <w:proofErr w:type="spellStart"/>
       <w:r>
         <w:rPr>
           <w:i/>
@@ -7061,12 +8436,14 @@
         </w:rPr>
         <w:t>Train_loss</w:t>
       </w:r>
+      <w:proofErr w:type="spellEnd"/>
       <w:r>
         <w:rPr>
           <w:color w:val="000000" w:themeColor="text1"/>
         </w:rPr>
         <w:t xml:space="preserve">, o que indica que não há um </w:t>
       </w:r>
+      <w:proofErr w:type="spellStart"/>
       <w:r>
         <w:rPr>
           <w:i/>
@@ -7075,6 +8452,7 @@
         </w:rPr>
         <w:t>overfitting</w:t>
       </w:r>
+      <w:proofErr w:type="spellEnd"/>
       <w:r>
         <w:rPr>
           <w:color w:val="000000" w:themeColor="text1"/>
@@ -7250,7 +8628,21 @@
         <w:rPr>
           <w:color w:val="000000" w:themeColor="text1"/>
         </w:rPr>
-        <w:t xml:space="preserve"> funcional. Agora, as próximas etapas devem focar na correção de erros (Retirada total da métrica Top-5, que foi apenas um remanescente utilizado pela implementação original pela equipe do Google), e na condução de novos treinamentos voltados para a definição dos hiperparâmetros ideais.</w:t>
+        <w:t xml:space="preserve"> funcional. Agora, as próximas etapas devem focar na correção de erros (Retirada total da métrica Top-5, que foi apenas um remanescente utilizado pela implementação original pela equipe do Google), e na condução de novos treinamentos voltados para a definição dos </w:t>
+      </w:r>
+      <w:proofErr w:type="spellStart"/>
+      <w:r>
+        <w:rPr>
+          <w:color w:val="000000" w:themeColor="text1"/>
+        </w:rPr>
+        <w:t>hiperparâmetros</w:t>
+      </w:r>
+      <w:proofErr w:type="spellEnd"/>
+      <w:r>
+        <w:rPr>
+          <w:color w:val="000000" w:themeColor="text1"/>
+        </w:rPr>
+        <w:t xml:space="preserve"> ideais.</w:t>
       </w:r>
     </w:p>
     <w:p>
@@ -7440,6 +8832,7 @@
       <w:r>
         <w:t xml:space="preserve">Conforme observado no Experimento II, conduzido com a arquitetura ResNet-50, a acurácia de validação próxima de zero sugere um possível desalinhamento entre os rótulos e as predições no conjunto de validação. Embora esse problema não tenha sido discutido na conclusão do experimento anterior (Experimento III – </w:t>
       </w:r>
+      <w:proofErr w:type="spellStart"/>
       <w:r>
         <w:rPr>
           <w:i/>
@@ -7447,9 +8840,11 @@
         </w:rPr>
         <w:t>ViT</w:t>
       </w:r>
+      <w:proofErr w:type="spellEnd"/>
       <w:r>
         <w:t xml:space="preserve">), em razão do uso da métrica top-1 em vez da acurácia, recomenda-se a aplicação, da mesma abordagem adotada na correção do Experimento II com a arquitetura </w:t>
       </w:r>
+      <w:proofErr w:type="spellStart"/>
       <w:r>
         <w:rPr>
           <w:i/>
@@ -7457,6 +8852,7 @@
         </w:rPr>
         <w:t>ResNet</w:t>
       </w:r>
+      <w:proofErr w:type="spellEnd"/>
       <w:r>
         <w:t>.</w:t>
       </w:r>
@@ -7502,6 +8898,7 @@
         <w:lastRenderedPageBreak/>
         <w:t xml:space="preserve">a do arquivo </w:t>
       </w:r>
+      <w:proofErr w:type="spellStart"/>
       <w:r>
         <w:rPr>
           <w:i/>
@@ -7509,6 +8906,7 @@
         </w:rPr>
         <w:t>DataLoader</w:t>
       </w:r>
+      <w:proofErr w:type="spellEnd"/>
       <w:r>
         <w:t xml:space="preserve"> específico da arquitetura. Agora, a estrutura esperada segue conforme ilustrado pela figura 18.</w:t>
       </w:r>
@@ -7707,43 +9105,117 @@
           <w:iCs/>
           <w:color w:val="000000" w:themeColor="text1"/>
         </w:rPr>
-        <w:t>Logs do Pycharm estão localizados em</w:t>
-      </w:r>
-      <w:r>
-        <w:rPr>
-          <w:i/>
-          <w:iCs/>
-          <w:color w:val="000000" w:themeColor="text1"/>
+        <w:t xml:space="preserve">Logs do </w:t>
+      </w:r>
+      <w:proofErr w:type="spellStart"/>
+      <w:r>
+        <w:rPr>
+          <w:i/>
+          <w:iCs/>
+          <w:color w:val="000000" w:themeColor="text1"/>
+        </w:rPr>
+        <w:t>Pycharm</w:t>
+      </w:r>
+      <w:proofErr w:type="spellEnd"/>
+      <w:r>
+        <w:rPr>
+          <w:i/>
+          <w:iCs/>
+          <w:color w:val="000000" w:themeColor="text1"/>
+        </w:rPr>
+        <w:t xml:space="preserve"> estão localizados em </w:t>
+      </w:r>
+      <w:r>
+        <w:rPr>
+          <w:i/>
+          <w:iCs/>
+        </w:rPr>
+        <w:t xml:space="preserve">"\Projeto-Classificadores\Main_Project\VisionTransformers\Results\Experimento 4 - </w:t>
+      </w:r>
+      <w:proofErr w:type="spellStart"/>
+      <w:r>
+        <w:rPr>
+          <w:i/>
+          <w:iCs/>
+        </w:rPr>
+        <w:t>ViT</w:t>
+      </w:r>
+      <w:proofErr w:type="spellEnd"/>
+      <w:r>
+        <w:rPr>
+          <w:i/>
+          <w:iCs/>
+        </w:rPr>
+        <w:t xml:space="preserve"> (</w:t>
+      </w:r>
+      <w:r>
+        <w:rPr>
+          <w:i/>
+          <w:iCs/>
+        </w:rPr>
+        <w:t>Correção</w:t>
+      </w:r>
+      <w:r>
+        <w:rPr>
+          <w:i/>
+          <w:iCs/>
+        </w:rPr>
+        <w:t xml:space="preserve"> 1</w:t>
+      </w:r>
+      <w:r>
+        <w:rPr>
+          <w:i/>
+          <w:iCs/>
+        </w:rPr>
+        <w:t>)\Experimento 4 -</w:t>
+      </w:r>
+      <w:proofErr w:type="spellStart"/>
+      <w:r>
+        <w:rPr>
+          <w:i/>
+          <w:iCs/>
+        </w:rPr>
+        <w:t>ViT</w:t>
+      </w:r>
+      <w:proofErr w:type="spellEnd"/>
+      <w:r>
+        <w:rPr>
+          <w:i/>
+          <w:iCs/>
+        </w:rPr>
+        <w:t xml:space="preserve">- </w:t>
+      </w:r>
+      <w:proofErr w:type="spellStart"/>
+      <w:r>
+        <w:rPr>
+          <w:i/>
+          <w:iCs/>
+        </w:rPr>
+        <w:t>Sanity</w:t>
+      </w:r>
+      <w:proofErr w:type="spellEnd"/>
+      <w:r>
+        <w:rPr>
+          <w:i/>
+          <w:iCs/>
         </w:rPr>
         <w:t xml:space="preserve"> </w:t>
       </w:r>
-      <w:r>
-        <w:rPr>
-          <w:i/>
-          <w:iCs/>
-        </w:rPr>
-        <w:t>"\Projeto-Classificadores\Main_Project\VisionTransformers\Results\Experimento 4 - ViT (</w:t>
-      </w:r>
-      <w:r>
-        <w:rPr>
-          <w:i/>
-          <w:iCs/>
-        </w:rPr>
-        <w:t>Correção</w:t>
-      </w:r>
-      <w:r>
-        <w:rPr>
-          <w:i/>
-          <w:iCs/>
-        </w:rPr>
-        <w:t xml:space="preserve"> 1</w:t>
-      </w:r>
-      <w:r>
-        <w:rPr>
-          <w:i/>
-          <w:iCs/>
-        </w:rPr>
-        <w:t>)\Experimento 4 -ViT- Sanity Check - LOG.txt"</w:t>
+      <w:proofErr w:type="spellStart"/>
+      <w:r>
+        <w:rPr>
+          <w:i/>
+          <w:iCs/>
+        </w:rPr>
+        <w:t>Check</w:t>
+      </w:r>
+      <w:proofErr w:type="spellEnd"/>
+      <w:r>
+        <w:rPr>
+          <w:i/>
+          <w:iCs/>
+        </w:rPr>
+        <w:t xml:space="preserve"> - LOG.txt"</w:t>
       </w:r>
     </w:p>
     <w:p>
@@ -7765,6 +9237,7 @@
       <w:r>
         <w:t xml:space="preserve">No início do treinamento, a </w:t>
       </w:r>
+      <w:proofErr w:type="spellStart"/>
       <w:r>
         <w:rPr>
           <w:i/>
@@ -7772,6 +9245,7 @@
         </w:rPr>
         <w:t>loss</w:t>
       </w:r>
+      <w:proofErr w:type="spellEnd"/>
       <w:r>
         <w:t xml:space="preserve"> em torno de 1.0986 é um sinal positivo</w:t>
       </w:r>
@@ -7786,14 +9260,7 @@
           <w:i/>
           <w:iCs/>
         </w:rPr>
-        <w:t>log (</w:t>
-      </w:r>
-      <w:r>
-        <w:rPr>
-          <w:i/>
-          <w:iCs/>
-        </w:rPr>
-        <w:t>3)</w:t>
+        <w:t>log (3)</w:t>
       </w:r>
       <w:r>
         <w:t>, que é a entropia cruzada esperada quando o modelo faz previsões praticamente uniformes para três classes.</w:t>
@@ -7823,27 +9290,20 @@
           <w:sz w:val="18"/>
           <w:szCs w:val="18"/>
         </w:rPr>
-        <w:t xml:space="preserve"> 1</w:t>
+        <w:t xml:space="preserve"> 19</w:t>
       </w:r>
       <w:r>
         <w:rPr>
           <w:sz w:val="18"/>
           <w:szCs w:val="18"/>
         </w:rPr>
-        <w:t>9</w:t>
+        <w:t xml:space="preserve">: </w:t>
       </w:r>
       <w:r>
         <w:rPr>
           <w:sz w:val="18"/>
           <w:szCs w:val="18"/>
         </w:rPr>
-        <w:t xml:space="preserve">: </w:t>
-      </w:r>
-      <w:r>
-        <w:rPr>
-          <w:sz w:val="18"/>
-          <w:szCs w:val="18"/>
-        </w:rPr>
         <w:t>Valores iniciais de treinamento</w:t>
       </w:r>
     </w:p>
@@ -7854,6 +9314,9 @@
         <w:jc w:val="center"/>
       </w:pPr>
       <w:r>
+        <w:rPr>
+          <w:noProof/>
+        </w:rPr>
         <w:drawing>
           <wp:inline distT="0" distB="0" distL="0" distR="0" wp14:anchorId="65E45F37" wp14:editId="52BF0FA2">
             <wp:extent cx="2823211" cy="1385752"/>
@@ -7909,15 +9372,32 @@
         <w:jc w:val="both"/>
       </w:pPr>
       <w:r>
-        <w:t xml:space="preserve">Ao longo das épocas, observa-se uma queda gradual da loss de treino, passando de aproximadamente 1.08 para 1.00. Essa tendência descendente indica que o modelo está aprendendo, ainda que lentamente, o que é esperado em um </w:t>
-      </w:r>
-      <w:r>
-        <w:rPr>
-          <w:i/>
-          <w:iCs/>
-        </w:rPr>
-        <w:t>fine-tuning</w:t>
-      </w:r>
+        <w:t xml:space="preserve">Ao longo das épocas, observa-se uma queda gradual da </w:t>
+      </w:r>
+      <w:proofErr w:type="spellStart"/>
+      <w:r>
+        <w:t>loss</w:t>
+      </w:r>
+      <w:proofErr w:type="spellEnd"/>
+      <w:r>
+        <w:t xml:space="preserve"> de treino, passando de aproximadamente 1.08 para 1.00. Essa tendência descendente indica que o modelo está aprendendo, ainda que lentamente, o que é esperado em um </w:t>
+      </w:r>
+      <w:r>
+        <w:rPr>
+          <w:i/>
+          <w:iCs/>
+        </w:rPr>
+        <w:t>fine-</w:t>
+      </w:r>
+      <w:proofErr w:type="spellStart"/>
+      <w:r>
+        <w:rPr>
+          <w:i/>
+          <w:iCs/>
+        </w:rPr>
+        <w:t>tuning</w:t>
+      </w:r>
+      <w:proofErr w:type="spellEnd"/>
       <w:r>
         <w:t xml:space="preserve"> curto, com poucas épocas e um número limitado de steps por época.</w:t>
       </w:r>
@@ -7961,27 +9441,20 @@
           <w:sz w:val="18"/>
           <w:szCs w:val="18"/>
         </w:rPr>
-        <w:t xml:space="preserve"> </w:t>
+        <w:t xml:space="preserve"> 20</w:t>
       </w:r>
       <w:r>
         <w:rPr>
           <w:sz w:val="18"/>
           <w:szCs w:val="18"/>
         </w:rPr>
-        <w:t>20</w:t>
+        <w:t xml:space="preserve">: </w:t>
       </w:r>
       <w:r>
         <w:rPr>
           <w:sz w:val="18"/>
           <w:szCs w:val="18"/>
         </w:rPr>
-        <w:t xml:space="preserve">: </w:t>
-      </w:r>
-      <w:r>
-        <w:rPr>
-          <w:sz w:val="18"/>
-          <w:szCs w:val="18"/>
-        </w:rPr>
         <w:t>Métricas retornadas por época</w:t>
       </w:r>
     </w:p>
@@ -7992,6 +9465,9 @@
         <w:jc w:val="center"/>
       </w:pPr>
       <w:r>
+        <w:rPr>
+          <w:noProof/>
+        </w:rPr>
         <w:drawing>
           <wp:inline distT="0" distB="0" distL="0" distR="0" wp14:anchorId="427DAE3E" wp14:editId="485A2160">
             <wp:extent cx="3621549" cy="1031443"/>
@@ -8048,16 +9524,35 @@
       <w:r>
         <w:t xml:space="preserve">A acurácia de treino, por sua vez, permanece relativamente estável, oscilando em torno de 44% a 46%. Esse comportamento é coerente com o contexto do </w:t>
       </w:r>
-      <w:r>
-        <w:rPr>
-          <w:i/>
-          <w:iCs/>
-        </w:rPr>
-        <w:t>sanity check</w:t>
-      </w:r>
+      <w:proofErr w:type="spellStart"/>
+      <w:r>
+        <w:rPr>
+          <w:i/>
+          <w:iCs/>
+        </w:rPr>
+        <w:t>sanity</w:t>
+      </w:r>
+      <w:proofErr w:type="spellEnd"/>
+      <w:r>
+        <w:rPr>
+          <w:i/>
+          <w:iCs/>
+        </w:rPr>
+        <w:t xml:space="preserve"> </w:t>
+      </w:r>
+      <w:proofErr w:type="spellStart"/>
+      <w:r>
+        <w:rPr>
+          <w:i/>
+          <w:iCs/>
+        </w:rPr>
+        <w:t>check</w:t>
+      </w:r>
+      <w:proofErr w:type="spellEnd"/>
       <w:r>
         <w:t xml:space="preserve">: poucas épocas, apenas 100 steps por época e uso de </w:t>
       </w:r>
+      <w:proofErr w:type="spellStart"/>
       <w:r>
         <w:rPr>
           <w:i/>
@@ -8065,6 +9560,7 @@
         </w:rPr>
         <w:t>augmentations</w:t>
       </w:r>
+      <w:proofErr w:type="spellEnd"/>
       <w:r>
         <w:t xml:space="preserve"> relativamente fortes.</w:t>
       </w:r>
@@ -8207,27 +9703,20 @@
           <w:sz w:val="18"/>
           <w:szCs w:val="18"/>
         </w:rPr>
-        <w:t xml:space="preserve"> 2</w:t>
+        <w:t xml:space="preserve"> 21</w:t>
       </w:r>
       <w:r>
         <w:rPr>
           <w:sz w:val="18"/>
           <w:szCs w:val="18"/>
         </w:rPr>
-        <w:t>1</w:t>
+        <w:t xml:space="preserve">: </w:t>
       </w:r>
       <w:r>
         <w:rPr>
           <w:sz w:val="18"/>
           <w:szCs w:val="18"/>
         </w:rPr>
-        <w:t xml:space="preserve">: </w:t>
-      </w:r>
-      <w:r>
-        <w:rPr>
-          <w:sz w:val="18"/>
-          <w:szCs w:val="18"/>
-        </w:rPr>
         <w:t>Correções aplicadas</w:t>
       </w:r>
     </w:p>
@@ -8245,6 +9734,7 @@
         <w:rPr>
           <w:b/>
           <w:bCs/>
+          <w:noProof/>
         </w:rPr>
         <w:drawing>
           <wp:inline distT="0" distB="0" distL="0" distR="0" wp14:anchorId="0B42918B" wp14:editId="6B4BE849">
@@ -8297,6 +9787,7 @@
       <w:pPr>
         <w:pStyle w:val="PargrafodaLista"/>
         <w:ind w:left="1416"/>
+        <w:jc w:val="both"/>
       </w:pPr>
       <w:r>
         <w:t xml:space="preserve">O resultado de validação de um novo teste de sanidade (Seguindo a mesma estrutura do experimento IV) </w:t>
@@ -8304,6 +9795,253 @@
       <w:r>
         <w:t>é demonstrado a seguir pela figura 22.</w:t>
       </w:r>
+      <w:r>
+        <w:t xml:space="preserve"> Após as correções, o resultado se mantém semelhante</w:t>
+      </w:r>
+      <w:r>
+        <w:t xml:space="preserve">, o que pode ser atribuído ao uso de fortes técnicas de data </w:t>
+      </w:r>
+      <w:proofErr w:type="spellStart"/>
+      <w:r>
+        <w:t>augmentation</w:t>
+      </w:r>
+      <w:proofErr w:type="spellEnd"/>
+      <w:r>
+        <w:t xml:space="preserve"> no treinamento aliadas ao fine-</w:t>
+      </w:r>
+      <w:proofErr w:type="spellStart"/>
+      <w:r>
+        <w:t>tuning</w:t>
+      </w:r>
+      <w:proofErr w:type="spellEnd"/>
+      <w:r>
+        <w:t xml:space="preserve"> de pesos </w:t>
+      </w:r>
+      <w:proofErr w:type="spellStart"/>
+      <w:r>
+        <w:t>pré</w:t>
+      </w:r>
+      <w:proofErr w:type="spellEnd"/>
+      <w:r>
+        <w:t xml:space="preserve">-treinados no </w:t>
+      </w:r>
+      <w:proofErr w:type="spellStart"/>
+      <w:r>
+        <w:t>ImageNet</w:t>
+      </w:r>
+      <w:proofErr w:type="spellEnd"/>
+      <w:r>
+        <w:t>, favorecendo a capacidade de generalização do modelo.</w:t>
+      </w:r>
+      <w:r>
+        <w:t xml:space="preserve"> Como conclusão, pelas limitações impostas pelo teste de sanidade, optou-se por continuar os experimentos e avaliar os comportamentos futuros.</w:t>
+      </w:r>
+    </w:p>
+    <w:p>
+      <w:pPr>
+        <w:pStyle w:val="PargrafodaLista"/>
+        <w:ind w:left="1416"/>
+        <w:jc w:val="both"/>
+      </w:pPr>
+    </w:p>
+    <w:p>
+      <w:pPr>
+        <w:jc w:val="both"/>
+      </w:pPr>
+    </w:p>
+    <w:p>
+      <w:pPr>
+        <w:jc w:val="both"/>
+      </w:pPr>
+    </w:p>
+    <w:p>
+      <w:pPr>
+        <w:pStyle w:val="PargrafodaLista"/>
+        <w:ind w:left="1416"/>
+        <w:jc w:val="both"/>
+      </w:pPr>
+    </w:p>
+    <w:p>
+      <w:pPr>
+        <w:pStyle w:val="PargrafodaLista"/>
+        <w:ind w:left="1440"/>
+        <w:jc w:val="center"/>
+      </w:pPr>
+      <w:r>
+        <w:rPr>
+          <w:sz w:val="18"/>
+          <w:szCs w:val="18"/>
+        </w:rPr>
+        <w:lastRenderedPageBreak/>
+        <w:t>Figura</w:t>
+      </w:r>
+      <w:r>
+        <w:rPr>
+          <w:sz w:val="18"/>
+          <w:szCs w:val="18"/>
+        </w:rPr>
+        <w:t xml:space="preserve"> 2</w:t>
+      </w:r>
+      <w:r>
+        <w:rPr>
+          <w:sz w:val="18"/>
+          <w:szCs w:val="18"/>
+        </w:rPr>
+        <w:t>2</w:t>
+      </w:r>
+      <w:r>
+        <w:rPr>
+          <w:sz w:val="18"/>
+          <w:szCs w:val="18"/>
+        </w:rPr>
+        <w:t xml:space="preserve">: </w:t>
+      </w:r>
+      <w:r>
+        <w:rPr>
+          <w:sz w:val="18"/>
+          <w:szCs w:val="18"/>
+        </w:rPr>
+        <w:t>Resultados obtidos após as correções citadas</w:t>
+      </w:r>
+    </w:p>
+    <w:p>
+      <w:pPr>
+        <w:pStyle w:val="PargrafodaLista"/>
+        <w:ind w:left="1416"/>
+        <w:jc w:val="center"/>
+      </w:pPr>
+      <w:r>
+        <w:drawing>
+          <wp:inline distT="0" distB="0" distL="0" distR="0" wp14:anchorId="12E4AB38" wp14:editId="0F2D7E6E">
+            <wp:extent cx="2787893" cy="1875400"/>
+            <wp:effectExtent l="0" t="0" r="0" b="0"/>
+            <wp:docPr id="1227882979" name="Imagem 1"/>
+            <wp:cNvGraphicFramePr>
+              <a:graphicFrameLocks xmlns:a="http://schemas.openxmlformats.org/drawingml/2006/main" noChangeAspect="1"/>
+            </wp:cNvGraphicFramePr>
+            <a:graphic xmlns:a="http://schemas.openxmlformats.org/drawingml/2006/main">
+              <a:graphicData uri="http://schemas.openxmlformats.org/drawingml/2006/picture">
+                <pic:pic xmlns:pic="http://schemas.openxmlformats.org/drawingml/2006/picture">
+                  <pic:nvPicPr>
+                    <pic:cNvPr id="1227882979" name=""/>
+                    <pic:cNvPicPr/>
+                  </pic:nvPicPr>
+                  <pic:blipFill>
+                    <a:blip r:embed="rId37"/>
+                    <a:stretch>
+                      <a:fillRect/>
+                    </a:stretch>
+                  </pic:blipFill>
+                  <pic:spPr>
+                    <a:xfrm>
+                      <a:off x="0" y="0"/>
+                      <a:ext cx="2794931" cy="1880135"/>
+                    </a:xfrm>
+                    <a:prstGeom prst="rect">
+                      <a:avLst/>
+                    </a:prstGeom>
+                  </pic:spPr>
+                </pic:pic>
+              </a:graphicData>
+            </a:graphic>
+          </wp:inline>
+        </w:drawing>
+      </w:r>
+    </w:p>
+    <w:p>
+      <w:pPr>
+        <w:jc w:val="both"/>
+        <w:rPr>
+          <w:b/>
+          <w:bCs/>
+        </w:rPr>
+      </w:pPr>
+      <w:r>
+        <w:rPr>
+          <w:noProof/>
+        </w:rPr>
+        <mc:AlternateContent>
+          <mc:Choice Requires="wps">
+            <w:drawing>
+              <wp:anchor distT="0" distB="0" distL="114300" distR="114300" simplePos="0" relativeHeight="251671552" behindDoc="0" locked="0" layoutInCell="1" allowOverlap="1" wp14:anchorId="08571F8C" wp14:editId="74A0E0D7">
+                <wp:simplePos x="0" y="0"/>
+                <wp:positionH relativeFrom="margin">
+                  <wp:align>center</wp:align>
+                </wp:positionH>
+                <wp:positionV relativeFrom="paragraph">
+                  <wp:posOffset>268166</wp:posOffset>
+                </wp:positionV>
+                <wp:extent cx="7020000" cy="0"/>
+                <wp:effectExtent l="0" t="0" r="0" b="0"/>
+                <wp:wrapNone/>
+                <wp:docPr id="1845464214" name="Conector reto 1"/>
+                <wp:cNvGraphicFramePr/>
+                <a:graphic xmlns:a="http://schemas.openxmlformats.org/drawingml/2006/main">
+                  <a:graphicData uri="http://schemas.microsoft.com/office/word/2010/wordprocessingShape">
+                    <wps:wsp>
+                      <wps:cNvCnPr/>
+                      <wps:spPr>
+                        <a:xfrm flipV="1">
+                          <a:off x="0" y="0"/>
+                          <a:ext cx="7020000" cy="0"/>
+                        </a:xfrm>
+                        <a:prstGeom prst="line">
+                          <a:avLst/>
+                        </a:prstGeom>
+                        <a:ln w="12700">
+                          <a:solidFill>
+                            <a:schemeClr val="tx1"/>
+                          </a:solidFill>
+                          <a:prstDash val="solid"/>
+                        </a:ln>
+                      </wps:spPr>
+                      <wps:style>
+                        <a:lnRef idx="1">
+                          <a:schemeClr val="accent1"/>
+                        </a:lnRef>
+                        <a:fillRef idx="0">
+                          <a:schemeClr val="accent1"/>
+                        </a:fillRef>
+                        <a:effectRef idx="0">
+                          <a:schemeClr val="accent1"/>
+                        </a:effectRef>
+                        <a:fontRef idx="minor">
+                          <a:schemeClr val="tx1"/>
+                        </a:fontRef>
+                      </wps:style>
+                      <wps:bodyPr/>
+                    </wps:wsp>
+                  </a:graphicData>
+                </a:graphic>
+                <wp14:sizeRelH relativeFrom="margin">
+                  <wp14:pctWidth>0</wp14:pctWidth>
+                </wp14:sizeRelH>
+                <wp14:sizeRelV relativeFrom="margin">
+                  <wp14:pctHeight>0</wp14:pctHeight>
+                </wp14:sizeRelV>
+              </wp:anchor>
+            </w:drawing>
+          </mc:Choice>
+          <mc:Fallback>
+            <w:pict>
+              <v:line w14:anchorId="6C5D5EB3" id="Conector reto 1" o:spid="_x0000_s1026" style="position:absolute;flip:y;z-index:251671552;visibility:visible;mso-wrap-style:square;mso-width-percent:0;mso-height-percent:0;mso-wrap-distance-left:9pt;mso-wrap-distance-top:0;mso-wrap-distance-right:9pt;mso-wrap-distance-bottom:0;mso-position-horizontal:center;mso-position-horizontal-relative:margin;mso-position-vertical:absolute;mso-position-vertical-relative:text;mso-width-percent:0;mso-height-percent:0;mso-width-relative:margin;mso-height-relative:margin" from="0,21.1pt" to="552.75pt,21.1pt" o:gfxdata="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" strokecolor="black [3213]" strokeweight="1pt">
+                <v:stroke joinstyle="miter"/>
+                <w10:wrap anchorx="margin"/>
+              </v:line>
+            </w:pict>
+          </mc:Fallback>
+        </mc:AlternateContent>
+      </w:r>
+    </w:p>
+    <w:p>
+      <w:pPr>
+        <w:pStyle w:val="PargrafodaLista"/>
+        <w:jc w:val="both"/>
+        <w:rPr>
+          <w:b/>
+          <w:bCs/>
+        </w:rPr>
+      </w:pPr>
     </w:p>
     <w:p>
       <w:pPr>
@@ -8386,17 +10124,6 @@
         </w:rPr>
         <w:t>:</w:t>
       </w:r>
-    </w:p>
-    <w:p>
-      <w:pPr>
-        <w:pStyle w:val="PargrafodaLista"/>
-        <w:ind w:left="1440"/>
-        <w:jc w:val="both"/>
-        <w:rPr>
-          <w:b/>
-          <w:bCs/>
-        </w:rPr>
-      </w:pPr>
     </w:p>
     <w:p>
       <w:pPr>
@@ -8527,21 +10254,7 @@
           <w:b/>
           <w:bCs/>
         </w:rPr>
-        <w:t xml:space="preserve">EXPERIMENTO </w:t>
-      </w:r>
-      <w:r>
-        <w:rPr>
-          <w:b/>
-          <w:bCs/>
-        </w:rPr>
-        <w:t>X</w:t>
-      </w:r>
-      <w:r>
-        <w:rPr>
-          <w:b/>
-          <w:bCs/>
-        </w:rPr>
-        <w:t xml:space="preserve"> </w:t>
+        <w:t>.</w:t>
       </w:r>
     </w:p>
     <w:p>
